--- a/writing samples.docx
+++ b/writing samples.docx
@@ -7,10 +7,7 @@
         <w:pStyle w:val="Heading1"/>
       </w:pPr>
       <w:r>
-        <w:t>Example 1</w:t>
-      </w:r>
-      <w:r>
-        <w:t xml:space="preserve"> – Blog </w:t>
+        <w:t xml:space="preserve">Example 1 – Blog </w:t>
       </w:r>
     </w:p>
     <w:p>
@@ -22,25 +19,7 @@
           <w:rPr>
             <w:rStyle w:val="Hyperlink"/>
           </w:rPr>
-          <w:t>https://www.intel</w:t>
-        </w:r>
-        <w:r>
-          <w:rPr>
-            <w:rStyle w:val="Hyperlink"/>
-          </w:rPr>
-          <w:t>.com/content/www/us/en/developer/articles/technical/3-ways-to-get-started</w:t>
-        </w:r>
-        <w:r>
-          <w:rPr>
-            <w:rStyle w:val="Hyperlink"/>
-          </w:rPr>
-          <w:t>-with-oneapi-code-sa</w:t>
-        </w:r>
-        <w:r>
-          <w:rPr>
-            <w:rStyle w:val="Hyperlink"/>
-          </w:rPr>
-          <w:t>mples.html</w:t>
+          <w:t>https://www.intel.com/content/www/us/en/developer/articles/technical/3-ways-to-get-started-with-oneapi-code-samples.html</w:t>
         </w:r>
       </w:hyperlink>
       <w:r>
@@ -59,7 +38,13 @@
         <w:t xml:space="preserve">This web article helped developers quickly locate the oneAPI code samples available for each release. </w:t>
       </w:r>
       <w:r>
-        <w:t xml:space="preserve">According to web telemetry (Abode Analytics) this </w:t>
+        <w:t>According to web telemetry (</w:t>
+      </w:r>
+      <w:r>
+        <w:t>Adobe</w:t>
+      </w:r>
+      <w:r>
+        <w:t xml:space="preserve"> Analytics) this </w:t>
       </w:r>
       <w:r>
         <w:t xml:space="preserve"> article </w:t>
@@ -109,11 +94,9 @@
       <w:r>
         <w:t xml:space="preserve"> I also </w:t>
       </w:r>
-      <w:proofErr w:type="spellStart"/>
-      <w:r>
-        <w:t>launced</w:t>
-      </w:r>
-      <w:proofErr w:type="spellEnd"/>
+      <w:r>
+        <w:t>launched</w:t>
+      </w:r>
       <w:r>
         <w:t xml:space="preserve"> and </w:t>
       </w:r>
@@ -130,13 +113,7 @@
           <w:rPr>
             <w:rStyle w:val="Hyperlink"/>
           </w:rPr>
-          <w:t>https://www.intel.com/content/www/u</w:t>
-        </w:r>
-        <w:r>
-          <w:rPr>
-            <w:rStyle w:val="Hyperlink"/>
-          </w:rPr>
-          <w:t>s/en/developer/tools/oneapi/code-samples.html</w:t>
+          <w:t>https://www.intel.com/content/www/us/en/developer/tools/oneapi/code-samples.html</w:t>
         </w:r>
       </w:hyperlink>
       <w:r>
@@ -150,11 +127,9 @@
       <w:r>
         <w:t xml:space="preserve"> resources drove users to </w:t>
       </w:r>
-      <w:proofErr w:type="gramStart"/>
-      <w:r>
-        <w:t>the GitHub</w:t>
-      </w:r>
-      <w:proofErr w:type="gramEnd"/>
+      <w:r>
+        <w:t>GitHub</w:t>
+      </w:r>
       <w:r>
         <w:t xml:space="preserve"> code samples. </w:t>
       </w:r>
@@ -409,7 +384,6 @@
           <w14:ligatures w14:val="none"/>
         </w:rPr>
       </w:pPr>
-      <w:proofErr w:type="gramStart"/>
       <w:r>
         <w:rPr>
           <w:rFonts w:ascii="Helvetica" w:eastAsia="Times New Roman" w:hAnsi="Helvetica" w:cs="Helvetica"/>
@@ -419,19 +393,7 @@
           <w:szCs w:val="36"/>
           <w14:ligatures w14:val="none"/>
         </w:rPr>
-        <w:t>Solve</w:t>
-      </w:r>
-      <w:proofErr w:type="gramEnd"/>
-      <w:r>
-        <w:rPr>
-          <w:rFonts w:ascii="Helvetica" w:eastAsia="Times New Roman" w:hAnsi="Helvetica" w:cs="Helvetica"/>
-          <w:color w:val="262626"/>
-          <w:kern w:val="0"/>
-          <w:sz w:val="36"/>
-          <w:szCs w:val="36"/>
-          <w14:ligatures w14:val="none"/>
-        </w:rPr>
-        <w:t xml:space="preserve"> Problems with Code Samples</w:t>
+        <w:t>Solve Problems with Code Samples</w:t>
       </w:r>
     </w:p>
     <w:p>
@@ -687,27 +649,7 @@
           <w:kern w:val="0"/>
           <w14:ligatures w14:val="none"/>
         </w:rPr>
-        <w:t xml:space="preserve">The end-to-end process of training models and performing inference using optimizations for </w:t>
-      </w:r>
-      <w:proofErr w:type="spellStart"/>
-      <w:r>
-        <w:rPr>
-          <w:rFonts w:ascii="Tahoma" w:eastAsia="Times New Roman" w:hAnsi="Tahoma" w:cs="Tahoma"/>
-          <w:color w:val="262626"/>
-          <w:kern w:val="0"/>
-          <w14:ligatures w14:val="none"/>
-        </w:rPr>
-        <w:t>PyTorch</w:t>
-      </w:r>
-      <w:proofErr w:type="spellEnd"/>
-      <w:r>
-        <w:rPr>
-          <w:rFonts w:ascii="Tahoma" w:eastAsia="Times New Roman" w:hAnsi="Tahoma" w:cs="Tahoma"/>
-          <w:color w:val="262626"/>
-          <w:kern w:val="0"/>
-          <w14:ligatures w14:val="none"/>
-        </w:rPr>
-        <w:t>* and TensorFlow* or performance increases on various CPUs and GPUs.</w:t>
+        <w:t>The end-to-end process of training models and performing inference using optimizations for PyTorch* and TensorFlow* or performance increases on various CPUs and GPUs.</w:t>
       </w:r>
     </w:p>
     <w:p>
@@ -777,27 +719,7 @@
           <w:kern w:val="0"/>
           <w14:ligatures w14:val="none"/>
         </w:rPr>
-        <w:t xml:space="preserve">Over a hundred samples allowing you to run the code inside </w:t>
-      </w:r>
-      <w:proofErr w:type="spellStart"/>
-      <w:r>
-        <w:rPr>
-          <w:rFonts w:ascii="Tahoma" w:eastAsia="Times New Roman" w:hAnsi="Tahoma" w:cs="Tahoma"/>
-          <w:color w:val="262626"/>
-          <w:kern w:val="0"/>
-          <w14:ligatures w14:val="none"/>
-        </w:rPr>
-        <w:t>Jupyter</w:t>
-      </w:r>
-      <w:proofErr w:type="spellEnd"/>
-      <w:r>
-        <w:rPr>
-          <w:rFonts w:ascii="Tahoma" w:eastAsia="Times New Roman" w:hAnsi="Tahoma" w:cs="Tahoma"/>
-          <w:color w:val="262626"/>
-          <w:kern w:val="0"/>
-          <w14:ligatures w14:val="none"/>
-        </w:rPr>
-        <w:t>* Notebooks while reading about the code run in the cell.</w:t>
+        <w:t>Over a hundred samples allowing you to run the code inside Jupyter* Notebooks while reading about the code run in the cell.</w:t>
       </w:r>
     </w:p>
     <w:p>
@@ -1829,25 +1751,14 @@
           <w14:ligatures w14:val="none"/>
         </w:rPr>
       </w:pPr>
-      <w:proofErr w:type="gramStart"/>
-      <w:r>
-        <w:rPr>
-          <w:rFonts w:ascii="Tahoma" w:eastAsia="Times New Roman" w:hAnsi="Tahoma" w:cs="Tahoma"/>
-          <w:color w:val="262626"/>
-          <w:kern w:val="0"/>
-          <w14:ligatures w14:val="none"/>
-        </w:rPr>
-        <w:t>are</w:t>
-      </w:r>
-      <w:proofErr w:type="gramEnd"/>
-      <w:r>
-        <w:rPr>
-          <w:rFonts w:ascii="Tahoma" w:eastAsia="Times New Roman" w:hAnsi="Tahoma" w:cs="Tahoma"/>
-          <w:color w:val="262626"/>
-          <w:kern w:val="0"/>
-          <w14:ligatures w14:val="none"/>
-        </w:rPr>
-        <w:t xml:space="preserve"> you looking for references to implement a specific use case relevant to your domain</w:t>
+      <w:r>
+        <w:rPr>
+          <w:rFonts w:ascii="Tahoma" w:eastAsia="Times New Roman" w:hAnsi="Tahoma" w:cs="Tahoma"/>
+          <w:color w:val="262626"/>
+          <w:kern w:val="0"/>
+          <w14:ligatures w14:val="none"/>
+        </w:rPr>
+        <w:t>are you looking for references to implement a specific use case relevant to your domain</w:t>
       </w:r>
     </w:p>
     <w:p>
@@ -1865,25 +1776,14 @@
           <w14:ligatures w14:val="none"/>
         </w:rPr>
       </w:pPr>
-      <w:proofErr w:type="gramStart"/>
-      <w:r>
-        <w:rPr>
-          <w:rFonts w:ascii="Tahoma" w:eastAsia="Times New Roman" w:hAnsi="Tahoma" w:cs="Tahoma"/>
-          <w:color w:val="262626"/>
-          <w:kern w:val="0"/>
-          <w14:ligatures w14:val="none"/>
-        </w:rPr>
-        <w:t>want</w:t>
-      </w:r>
-      <w:proofErr w:type="gramEnd"/>
-      <w:r>
-        <w:rPr>
-          <w:rFonts w:ascii="Tahoma" w:eastAsia="Times New Roman" w:hAnsi="Tahoma" w:cs="Tahoma"/>
-          <w:color w:val="262626"/>
-          <w:kern w:val="0"/>
-          <w14:ligatures w14:val="none"/>
-        </w:rPr>
-        <w:t xml:space="preserve"> to find out how to apply heterogenous cross-architecture programming approaches like SYCL and OpenMP* more effectively to your workload</w:t>
+      <w:r>
+        <w:rPr>
+          <w:rFonts w:ascii="Tahoma" w:eastAsia="Times New Roman" w:hAnsi="Tahoma" w:cs="Tahoma"/>
+          <w:color w:val="262626"/>
+          <w:kern w:val="0"/>
+          <w14:ligatures w14:val="none"/>
+        </w:rPr>
+        <w:t>want to find out how to apply heterogenous cross-architecture programming approaches like SYCL and OpenMP* more effectively to your workload</w:t>
       </w:r>
     </w:p>
     <w:p>
@@ -1908,19 +1808,8 @@
           <w:kern w:val="0"/>
           <w14:ligatures w14:val="none"/>
         </w:rPr>
-        <w:t xml:space="preserve">are interested in how to best take advantage of oneAPI components and the oneAPI performance library APIs for the libraries you are using in the context of heterogeneous </w:t>
-      </w:r>
-      <w:proofErr w:type="gramStart"/>
-      <w:r>
-        <w:rPr>
-          <w:rFonts w:ascii="Tahoma" w:eastAsia="Times New Roman" w:hAnsi="Tahoma" w:cs="Tahoma"/>
-          <w:color w:val="262626"/>
-          <w:kern w:val="0"/>
-          <w14:ligatures w14:val="none"/>
-        </w:rPr>
-        <w:t>compute</w:t>
-      </w:r>
-      <w:proofErr w:type="gramEnd"/>
+        <w:t>are interested in how to best take advantage of oneAPI components and the oneAPI performance library APIs for the libraries you are using in the context of heterogeneous compute</w:t>
+      </w:r>
     </w:p>
     <w:p>
       <w:pPr>
@@ -1991,13 +1880,7 @@
           <w:rPr>
             <w:rStyle w:val="Hyperlink"/>
           </w:rPr>
-          <w:t>https://github.com/oneapi-src/oneAPI-samples/blob/main/DirectProgra</w:t>
-        </w:r>
-        <w:r>
-          <w:rPr>
-            <w:rStyle w:val="Hyperlink"/>
-          </w:rPr>
-          <w:t>mming/C%2B%2BSYCL/DenseLinearAlgebra/matrix_mul/README.md</w:t>
+          <w:t>https://github.com/oneapi-src/oneAPI-samples/blob/main/DirectProgramming/C%2B%2BSYCL/DenseLinearAlgebra/matrix_mul/README.md</w:t>
         </w:r>
       </w:hyperlink>
       <w:r>
@@ -2016,33 +1899,25 @@
         <w:t>This readme is an example of a portion of the sample update work I performed</w:t>
       </w:r>
       <w:r>
-        <w:t xml:space="preserve"> as </w:t>
+        <w:t xml:space="preserve"> as an software optimization engineer</w:t>
+      </w:r>
+      <w:r>
+        <w:t xml:space="preserve">. As part of the sample update, I rewrote and clarified the sample readmes, </w:t>
       </w:r>
       <w:proofErr w:type="gramStart"/>
       <w:r>
-        <w:t>an</w:t>
+        <w:t>tested</w:t>
       </w:r>
       <w:proofErr w:type="gramEnd"/>
       <w:r>
-        <w:t xml:space="preserve"> software optimization engineer</w:t>
-      </w:r>
-      <w:r>
-        <w:t xml:space="preserve">. As part of the sample update, I rewrote and clarified the sample readmes, </w:t>
+        <w:t xml:space="preserve"> the samples, reported errors, and in </w:t>
       </w:r>
       <w:proofErr w:type="gramStart"/>
       <w:r>
-        <w:t>tested</w:t>
+        <w:t>some</w:t>
       </w:r>
       <w:proofErr w:type="gramEnd"/>
       <w:r>
-        <w:t xml:space="preserve"> the samples, reported errors, and in </w:t>
-      </w:r>
-      <w:proofErr w:type="gramStart"/>
-      <w:r>
-        <w:t>some</w:t>
-      </w:r>
-      <w:proofErr w:type="gramEnd"/>
-      <w:r>
         <w:t xml:space="preserve"> cases made the code changes myself. </w:t>
       </w:r>
     </w:p>
@@ -2050,11 +1925,9 @@
       <w:r>
         <w:t xml:space="preserve">We use analytics to help track the effectiveness of the changes by tracking the sample </w:t>
       </w:r>
-      <w:proofErr w:type="spellStart"/>
-      <w:r>
-        <w:t>satisfation</w:t>
-      </w:r>
-      <w:proofErr w:type="spellEnd"/>
+      <w:r>
+        <w:t>satisfaction</w:t>
+      </w:r>
       <w:r>
         <w:t xml:space="preserve"> scores over two years. </w:t>
       </w:r>
@@ -2337,15 +2210,7 @@
     <w:p>
       <w:r>
         <w:lastRenderedPageBreak/>
-        <w:t xml:space="preserve">The code will attempt to execute on an available GPU first and </w:t>
-      </w:r>
-      <w:proofErr w:type="gramStart"/>
-      <w:r>
-        <w:t>fallback</w:t>
-      </w:r>
-      <w:proofErr w:type="gramEnd"/>
-      <w:r>
-        <w:t xml:space="preserve"> to the system CPU if a compatible GPU </w:t>
+        <w:t xml:space="preserve">The code will attempt to execute on an available GPU first and fallback to the system CPU if a compatible GPU </w:t>
       </w:r>
       <w:proofErr w:type="gramStart"/>
       <w:r>
@@ -2735,15 +2600,7 @@
     </w:p>
     <w:p>
       <w:r>
-        <w:t>When working with the Command Line Interface (CLI), you should configure the oneAPI toolkits using environment variables. Set up your CLI environment by sourcing the </w:t>
-      </w:r>
-      <w:proofErr w:type="spellStart"/>
-      <w:r>
-        <w:t>setvars</w:t>
-      </w:r>
-      <w:proofErr w:type="spellEnd"/>
-      <w:r>
-        <w:t> script every time you open a new terminal window. This practice ensures your compiler, libraries, and tools are ready for development.</w:t>
+        <w:t>When working with the Command Line Interface (CLI), you should configure the oneAPI toolkits using environment variables. Set up your CLI environment by sourcing the setvars script every time you open a new terminal window. This practice ensures your compiler, libraries, and tools are ready for development.</w:t>
       </w:r>
     </w:p>
     <w:p>
@@ -2755,15 +2612,7 @@
         <w:t>Note</w:t>
       </w:r>
       <w:r>
-        <w:t>: If you have not already done so, set up your CLI environment by sourcing the </w:t>
-      </w:r>
-      <w:proofErr w:type="spellStart"/>
-      <w:r>
-        <w:t>setvars</w:t>
-      </w:r>
-      <w:proofErr w:type="spellEnd"/>
-      <w:r>
-        <w:t> script located in the root of your oneAPI installation.</w:t>
+        <w:t>: If you have not already done so, set up your CLI environment by sourcing the setvars script located in the root of your oneAPI installation.</w:t>
       </w:r>
     </w:p>
     <w:p>
@@ -2802,31 +2651,7 @@
         </w:numPr>
       </w:pPr>
       <w:r>
-        <w:t xml:space="preserve">For non-POSIX shells, like </w:t>
-      </w:r>
-      <w:proofErr w:type="spellStart"/>
-      <w:r>
-        <w:t>csh</w:t>
-      </w:r>
-      <w:proofErr w:type="spellEnd"/>
-      <w:r>
-        <w:t>, use the following command: $ bash -c 'source &lt;install-</w:t>
-      </w:r>
-      <w:proofErr w:type="spellStart"/>
-      <w:r>
-        <w:t>dir</w:t>
-      </w:r>
-      <w:proofErr w:type="spellEnd"/>
-      <w:r>
-        <w:t xml:space="preserve">&gt;/setvars.sh ; exec </w:t>
-      </w:r>
-      <w:proofErr w:type="spellStart"/>
-      <w:r>
-        <w:t>csh</w:t>
-      </w:r>
-      <w:proofErr w:type="spellEnd"/>
-      <w:r>
-        <w:t>'</w:t>
+        <w:t>For non-POSIX shells, like csh, use the following command: $ bash -c 'source &lt;install-dir&gt;/setvars.sh ; exec csh'</w:t>
       </w:r>
     </w:p>
     <w:p>
@@ -2853,23 +2678,7 @@
         </w:numPr>
       </w:pPr>
       <w:r>
-        <w:t>For Windows PowerShell*, use the following command: cmd.exe "/K</w:t>
-      </w:r>
-      <w:proofErr w:type="gramStart"/>
-      <w:r>
-        <w:t>" '"</w:t>
-      </w:r>
-      <w:proofErr w:type="gramEnd"/>
-      <w:r>
-        <w:t xml:space="preserve">C:\Program Files (x86)\Intel\oneAPI\setvars.bat" &amp;&amp; </w:t>
-      </w:r>
-      <w:proofErr w:type="spellStart"/>
-      <w:r>
-        <w:t>powershell</w:t>
-      </w:r>
-      <w:proofErr w:type="spellEnd"/>
-      <w:r>
-        <w:t>'</w:t>
+        <w:t>For Windows PowerShell*, use the following command: cmd.exe "/K" '"C:\Program Files (x86)\Intel\oneAPI\setvars.bat" &amp;&amp; powershell'</w:t>
       </w:r>
     </w:p>
     <w:p>
@@ -2885,23 +2694,7 @@
         </w:numPr>
       </w:pPr>
       <w:r>
-        <w:t>Open a command prompt window and execute </w:t>
-      </w:r>
-      <w:proofErr w:type="spellStart"/>
-      <w:r>
-        <w:t>setx</w:t>
-      </w:r>
-      <w:proofErr w:type="spellEnd"/>
-      <w:r>
-        <w:t xml:space="preserve"> SETVARS_CONFIG " ". This only needs to be set once and will automatically execute the </w:t>
-      </w:r>
-      <w:proofErr w:type="spellStart"/>
-      <w:r>
-        <w:t>setvars</w:t>
-      </w:r>
-      <w:proofErr w:type="spellEnd"/>
-      <w:r>
-        <w:t xml:space="preserve"> script every time Visual Studio </w:t>
+        <w:t xml:space="preserve">Open a command prompt window and execute setx SETVARS_CONFIG " ". This only needs to be set once and will automatically execute the setvars script every time Visual Studio </w:t>
       </w:r>
       <w:proofErr w:type="gramStart"/>
       <w:r>
@@ -2914,15 +2707,7 @@
     </w:p>
     <w:p>
       <w:r>
-        <w:t xml:space="preserve">For more information on environment variables, see "Use the </w:t>
-      </w:r>
-      <w:proofErr w:type="spellStart"/>
-      <w:r>
-        <w:t>setvars</w:t>
-      </w:r>
-      <w:proofErr w:type="spellEnd"/>
-      <w:r>
-        <w:t xml:space="preserve"> Script" for </w:t>
+        <w:t>For more information on environment variables, see "Use the setvars Script" for </w:t>
       </w:r>
       <w:hyperlink r:id="rId19" w:history="1">
         <w:r>
@@ -2951,74 +2736,30 @@
       <w:r>
         <w:t>You can use </w:t>
       </w:r>
-      <w:proofErr w:type="spellStart"/>
-      <w:r>
-        <w:fldChar w:fldCharType="begin"/>
-      </w:r>
-      <w:r>
-        <w:instrText>HYPERLINK "https://www.intel.com/content/www/us/en/develop/documentation/oneapi-programming-guide/top/oneapi-development-environment-setup/use-modulefiles-with-linux.html"</w:instrText>
-      </w:r>
-      <w:r>
-        <w:fldChar w:fldCharType="separate"/>
-      </w:r>
-      <w:r>
-        <w:rPr>
-          <w:rStyle w:val="Hyperlink"/>
-        </w:rPr>
-        <w:t>Modulefiles</w:t>
-      </w:r>
-      <w:proofErr w:type="spellEnd"/>
-      <w:r>
-        <w:rPr>
-          <w:rStyle w:val="Hyperlink"/>
-        </w:rPr>
-        <w:t xml:space="preserve"> scripts</w:t>
-      </w:r>
-      <w:r>
-        <w:fldChar w:fldCharType="end"/>
-      </w:r>
-      <w:r>
-        <w:t xml:space="preserve"> to set up your development environment. The </w:t>
-      </w:r>
-      <w:proofErr w:type="spellStart"/>
-      <w:r>
-        <w:t>modulefiles</w:t>
-      </w:r>
-      <w:proofErr w:type="spellEnd"/>
-      <w:r>
-        <w:t xml:space="preserve"> scripts work with all Linux shells.</w:t>
+      <w:hyperlink r:id="rId21" w:history="1">
+        <w:r>
+          <w:rPr>
+            <w:rStyle w:val="Hyperlink"/>
+          </w:rPr>
+          <w:t>Modulefiles scripts</w:t>
+        </w:r>
+      </w:hyperlink>
+      <w:r>
+        <w:t> to set up your development environment. The modulefiles scripts work with all Linux shells.</w:t>
       </w:r>
     </w:p>
     <w:p>
       <w:r>
         <w:t>If you wish to fine tune the list of components and the version of those components, use a </w:t>
       </w:r>
-      <w:proofErr w:type="spellStart"/>
-      <w:r>
-        <w:fldChar w:fldCharType="begin"/>
-      </w:r>
-      <w:r>
-        <w:instrText>HYPERLINK "https://www.intel.com/content/www/us/en/develop/documentation/oneapi-programming-guide/top/oneapi-development-environment-setup/use-the-setvars-script-with-linux-or-macos/use-a-config-file-for-setvars-sh-on-linux-or-macos.html"</w:instrText>
-      </w:r>
-      <w:r>
-        <w:fldChar w:fldCharType="separate"/>
-      </w:r>
-      <w:r>
-        <w:rPr>
-          <w:rStyle w:val="Hyperlink"/>
-        </w:rPr>
-        <w:t>setvars</w:t>
-      </w:r>
-      <w:proofErr w:type="spellEnd"/>
-      <w:r>
-        <w:rPr>
-          <w:rStyle w:val="Hyperlink"/>
-        </w:rPr>
-        <w:t xml:space="preserve"> config file</w:t>
-      </w:r>
-      <w:r>
-        <w:fldChar w:fldCharType="end"/>
-      </w:r>
+      <w:hyperlink r:id="rId22" w:history="1">
+        <w:r>
+          <w:rPr>
+            <w:rStyle w:val="Hyperlink"/>
+          </w:rPr>
+          <w:t>setvars config file</w:t>
+        </w:r>
+      </w:hyperlink>
       <w:r>
         <w:t> to set up your development environment.</w:t>
       </w:r>
@@ -3127,7 +2868,7 @@
         <w:lastRenderedPageBreak/>
         <w:t>To learn more about the extensions and how to configure the oneAPI environment, see the </w:t>
       </w:r>
-      <w:hyperlink r:id="rId21" w:history="1">
+      <w:hyperlink r:id="rId23" w:history="1">
         <w:r>
           <w:rPr>
             <w:rStyle w:val="Hyperlink"/>
@@ -3225,13 +2966,8 @@
         </w:numPr>
       </w:pPr>
       <w:r>
-        <w:t xml:space="preserve">make </w:t>
-      </w:r>
-      <w:proofErr w:type="spellStart"/>
-      <w:r>
-        <w:t>build_omp</w:t>
-      </w:r>
-      <w:proofErr w:type="spellEnd"/>
+        <w:t>make build_omp</w:t>
+      </w:r>
     </w:p>
     <w:p>
       <w:pPr>
@@ -3291,15 +3027,7 @@
         </w:numPr>
       </w:pPr>
       <w:r>
-        <w:t xml:space="preserve">Build using </w:t>
-      </w:r>
-      <w:proofErr w:type="spellStart"/>
-      <w:r>
-        <w:t>nmake</w:t>
-      </w:r>
-      <w:proofErr w:type="spellEnd"/>
-      <w:r>
-        <w:t>.</w:t>
+        <w:t>Build using nmake.</w:t>
       </w:r>
     </w:p>
     <w:p>
@@ -3309,27 +3037,9 @@
           <w:numId w:val="7"/>
         </w:numPr>
       </w:pPr>
-      <w:proofErr w:type="spellStart"/>
-      <w:r>
-        <w:t>nmake</w:t>
-      </w:r>
-      <w:proofErr w:type="spellEnd"/>
-      <w:r>
-        <w:t xml:space="preserve"> -f </w:t>
-      </w:r>
-      <w:proofErr w:type="spellStart"/>
-      <w:r>
-        <w:t>Makefile.win</w:t>
-      </w:r>
-      <w:proofErr w:type="spellEnd"/>
-      <w:r>
-        <w:t xml:space="preserve"> </w:t>
-      </w:r>
-      <w:proofErr w:type="spellStart"/>
-      <w:r>
-        <w:t>build_sycl</w:t>
-      </w:r>
-      <w:proofErr w:type="spellEnd"/>
+      <w:r>
+        <w:t>nmake -f Makefile.win build_sycl</w:t>
+      </w:r>
     </w:p>
     <w:p>
       <w:pPr>
@@ -3438,15 +3148,7 @@
         </w:numPr>
       </w:pPr>
       <w:r>
-        <w:t xml:space="preserve">Build the program using </w:t>
-      </w:r>
-      <w:proofErr w:type="spellStart"/>
-      <w:r>
-        <w:t>MSBuild</w:t>
-      </w:r>
-      <w:proofErr w:type="spellEnd"/>
-      <w:r>
-        <w:t>.</w:t>
+        <w:t>Build the program using MSBuild.</w:t>
       </w:r>
     </w:p>
     <w:p>
@@ -3541,7 +3243,7 @@
       <w:r>
         <w:t xml:space="preserve"> and other issues. See the </w:t>
       </w:r>
-      <w:hyperlink r:id="rId22" w:history="1">
+      <w:hyperlink r:id="rId24" w:history="1">
         <w:r>
           <w:rPr>
             <w:rStyle w:val="Hyperlink"/>
@@ -3898,18 +3600,12 @@
       <w:r>
         <w:t xml:space="preserve">Source </w:t>
       </w:r>
-      <w:hyperlink r:id="rId23" w:history="1">
+      <w:hyperlink r:id="rId25" w:history="1">
         <w:r>
           <w:rPr>
             <w:rStyle w:val="Hyperlink"/>
           </w:rPr>
-          <w:t>https://www.intel.com/content/www/us/en/docs/mpi-library/get-started-guide-windows/2021-11/overview.h</w:t>
-        </w:r>
-        <w:r>
-          <w:rPr>
-            <w:rStyle w:val="Hyperlink"/>
-          </w:rPr>
-          <w:t>tml</w:t>
+          <w:t>https://www.intel.com/content/www/us/en/docs/mpi-library/get-started-guide-windows/2021-11/overview.html</w:t>
         </w:r>
       </w:hyperlink>
       <w:r>
@@ -3961,48 +3657,46 @@
       <w:r>
         <w:t xml:space="preserve">, </w:t>
       </w:r>
+      <w:r>
+        <w:t>highly invested</w:t>
+      </w:r>
+      <w:r>
+        <w:t xml:space="preserve"> developer and engineering base</w:t>
+      </w:r>
+      <w:r>
+        <w:t xml:space="preserve">. </w:t>
+      </w:r>
+      <w:r>
+        <w:t xml:space="preserve">The software </w:t>
+      </w:r>
+      <w:r>
+        <w:t>was available as a stand-alone software package and as part of all oneAPI toolkit installations</w:t>
+      </w:r>
+      <w:r>
+        <w:t xml:space="preserve">, so it </w:t>
+      </w:r>
       <w:proofErr w:type="gramStart"/>
       <w:r>
-        <w:t>highly-invested</w:t>
+        <w:t>was widely used</w:t>
       </w:r>
       <w:proofErr w:type="gramEnd"/>
       <w:r>
-        <w:t xml:space="preserve"> developer and engineering base</w:t>
-      </w:r>
-      <w:r>
-        <w:t xml:space="preserve">. </w:t>
-      </w:r>
-      <w:r>
-        <w:t xml:space="preserve">The software </w:t>
-      </w:r>
-      <w:r>
-        <w:t>was available as a stand-alone software package and as part of all oneAPI toolkit installations</w:t>
-      </w:r>
-      <w:r>
-        <w:t xml:space="preserve">, so it </w:t>
+        <w:t xml:space="preserve"> by </w:t>
       </w:r>
       <w:proofErr w:type="gramStart"/>
       <w:r>
-        <w:t>was widely used</w:t>
+        <w:t>nearly all</w:t>
       </w:r>
       <w:proofErr w:type="gramEnd"/>
       <w:r>
-        <w:t xml:space="preserve"> by </w:t>
+        <w:t xml:space="preserve"> developers using </w:t>
       </w:r>
       <w:proofErr w:type="gramStart"/>
       <w:r>
-        <w:t>nearly all</w:t>
+        <w:t>most of</w:t>
       </w:r>
       <w:proofErr w:type="gramEnd"/>
       <w:r>
-        <w:t xml:space="preserve"> developers using </w:t>
-      </w:r>
-      <w:proofErr w:type="gramStart"/>
-      <w:r>
-        <w:t>most of</w:t>
-      </w:r>
-      <w:proofErr w:type="gramEnd"/>
-      <w:r>
         <w:t xml:space="preserve"> the Intel developer tools. </w:t>
       </w:r>
     </w:p>
@@ -4010,14 +3704,9 @@
       <w:r>
         <w:t xml:space="preserve">My changes </w:t>
       </w:r>
-      <w:proofErr w:type="gramStart"/>
-      <w:r>
-        <w:t>improve</w:t>
-      </w:r>
-      <w:r>
-        <w:t>s</w:t>
-      </w:r>
-      <w:proofErr w:type="gramEnd"/>
+      <w:r>
+        <w:t>improved</w:t>
+      </w:r>
       <w:r>
         <w:t xml:space="preserve"> the overall customer satisfaction for these documents as measured by Qualtrics developer survey data</w:t>
       </w:r>
@@ -4115,7 +3804,7 @@
         </w:rPr>
         <w:t>The Intel MPI Library is available as a standalone product and as part of the </w:t>
       </w:r>
-      <w:hyperlink r:id="rId24" w:history="1">
+      <w:hyperlink r:id="rId26" w:history="1">
         <w:r>
           <w:rPr>
             <w:rFonts w:ascii="Tahoma" w:eastAsia="Times New Roman" w:hAnsi="Tahoma" w:cs="Tahoma"/>
@@ -4561,7 +4250,7 @@
         </w:rPr>
         <w:t>Intel MPI Library also includes </w:t>
       </w:r>
-      <w:hyperlink r:id="rId25" w:history="1">
+      <w:hyperlink r:id="rId27" w:history="1">
         <w:r>
           <w:rPr>
             <w:rFonts w:ascii="Tahoma" w:eastAsia="Times New Roman" w:hAnsi="Tahoma" w:cs="Tahoma"/>
@@ -4582,7 +4271,7 @@
         </w:rPr>
         <w:t>, which enable you to measure MPI operations on various cluster architectures and MPI implementations. For details, see the </w:t>
       </w:r>
-      <w:hyperlink r:id="rId26" w:history="1">
+      <w:hyperlink r:id="rId28" w:history="1">
         <w:r>
           <w:rPr>
             <w:rFonts w:ascii="Tahoma" w:eastAsia="Times New Roman" w:hAnsi="Tahoma" w:cs="Tahoma"/>
@@ -4604,7 +4293,7 @@
         </w:rPr>
         <w:t>. Source code is available in the </w:t>
       </w:r>
-      <w:hyperlink r:id="rId27" w:history="1">
+      <w:hyperlink r:id="rId29" w:history="1">
         <w:r>
           <w:rPr>
             <w:rFonts w:ascii="Tahoma" w:eastAsia="Times New Roman" w:hAnsi="Tahoma" w:cs="Tahoma"/>
@@ -4646,7 +4335,7 @@
         </w:rPr>
         <w:t>For other more information on using the Intel MPI Library see </w:t>
       </w:r>
-      <w:hyperlink r:id="rId28" w:history="1">
+      <w:hyperlink r:id="rId30" w:history="1">
         <w:r>
           <w:rPr>
             <w:rFonts w:ascii="Tahoma" w:eastAsia="Times New Roman" w:hAnsi="Tahoma" w:cs="Tahoma"/>
@@ -4667,7 +4356,7 @@
         </w:rPr>
         <w:t> and </w:t>
       </w:r>
-      <w:hyperlink r:id="rId29" w:history="1">
+      <w:hyperlink r:id="rId31" w:history="1">
         <w:r>
           <w:rPr>
             <w:rFonts w:ascii="Tahoma" w:eastAsia="Times New Roman" w:hAnsi="Tahoma" w:cs="Tahoma"/>
@@ -5053,7 +4742,7 @@
         </w:rPr>
         <w:t> script instead. To understand more about the Unified Directory Layout, including how the environment is initialized and the advantages of using the layout, see </w:t>
       </w:r>
-      <w:hyperlink r:id="rId30" w:history="1">
+      <w:hyperlink r:id="rId32" w:history="1">
         <w:r>
           <w:rPr>
             <w:rFonts w:ascii="Tahoma" w:eastAsia="Times New Roman" w:hAnsi="Tahoma" w:cs="Tahoma"/>
@@ -5406,7 +5095,7 @@
         </w:rPr>
         <w:t>For detailed system requirements, see </w:t>
       </w:r>
-      <w:hyperlink r:id="rId31" w:history="1">
+      <w:hyperlink r:id="rId33" w:history="1">
         <w:r>
           <w:rPr>
             <w:rFonts w:ascii="Tahoma" w:eastAsia="Times New Roman" w:hAnsi="Tahoma" w:cs="Tahoma"/>
@@ -5823,7 +5512,7 @@
         </w:rPr>
         <w:t>Check known issues and limitations in the </w:t>
       </w:r>
-      <w:hyperlink r:id="rId32" w:history="1">
+      <w:hyperlink r:id="rId34" w:history="1">
         <w:r>
           <w:rPr>
             <w:rFonts w:ascii="Tahoma" w:eastAsia="Times New Roman" w:hAnsi="Tahoma" w:cs="Tahoma"/>
@@ -5954,7 +5643,7 @@
         </w:rPr>
         <w:t>See more details in the “Troubleshooting” section of the </w:t>
       </w:r>
-      <w:hyperlink r:id="rId33" w:history="1">
+      <w:hyperlink r:id="rId35" w:history="1">
         <w:r>
           <w:rPr>
             <w:rFonts w:ascii="Tahoma" w:eastAsia="Times New Roman" w:hAnsi="Tahoma" w:cs="Tahoma"/>
@@ -5998,18 +5687,12 @@
       <w:r>
         <w:t xml:space="preserve">Source </w:t>
       </w:r>
-      <w:hyperlink r:id="rId34" w:history="1">
+      <w:hyperlink r:id="rId36" w:history="1">
         <w:r>
           <w:rPr>
             <w:rStyle w:val="Hyperlink"/>
           </w:rPr>
-          <w:t>https://www.intel.com/content/www/us/en/docs/gpa/user-guide/2024-3/graphics-trace-analyzer-window-open-trace-cap</w:t>
-        </w:r>
-        <w:r>
-          <w:rPr>
-            <w:rStyle w:val="Hyperlink"/>
-          </w:rPr>
-          <w:t>ture.html</w:t>
+          <w:t>https://www.intel.com/content/www/us/en/docs/gpa/user-guide/2024-3/graphics-trace-analyzer-window-open-trace-capture.html</w:t>
         </w:r>
       </w:hyperlink>
       <w:r>
@@ -6025,16 +5708,7 @@
         <w:t>Context:</w:t>
       </w:r>
       <w:r>
-        <w:t xml:space="preserve"> </w:t>
-      </w:r>
-      <w:r>
-        <w:t>This is</w:t>
-      </w:r>
-      <w:r>
-        <w:t xml:space="preserve"> an example </w:t>
-      </w:r>
-      <w:r>
-        <w:t xml:space="preserve">topic from the </w:t>
+        <w:t xml:space="preserve"> This is an example topic from the </w:t>
       </w:r>
       <w:r>
         <w:rPr>
@@ -6076,27 +5750,16 @@
       <w:r>
         <w:t xml:space="preserve"> I cleaned up </w:t>
       </w:r>
-      <w:proofErr w:type="spellStart"/>
-      <w:r>
-        <w:t>out-dated</w:t>
-      </w:r>
-      <w:proofErr w:type="spellEnd"/>
+      <w:r>
+        <w:t>outdated</w:t>
+      </w:r>
       <w:r>
         <w:t xml:space="preserve"> language, updated the overall structure, and made changes consistent with new features. I downloaded the software for each release to ensure content accuracy.</w:t>
       </w:r>
     </w:p>
     <w:p>
       <w:r>
-        <w:t xml:space="preserve">I was able to </w:t>
-      </w:r>
-      <w:r>
-        <w:t>allocate</w:t>
-      </w:r>
-      <w:r>
-        <w:t xml:space="preserve"> about 25% of my time to the project.</w:t>
-      </w:r>
-      <w:r>
-        <w:t xml:space="preserve"> When it became obvious that the time I could allocate was not sufficient for the product team to meet their goals, </w:t>
+        <w:t xml:space="preserve">I was able to allocate about 25% of my time to the project. When it became obvious that the time I could allocate was not sufficient for the product team to meet their goals, </w:t>
       </w:r>
       <w:r>
         <w:t>I suggested migrating the source topics from DITA XML to reStructured Text (rST)</w:t>
@@ -6294,7 +5957,7 @@
                     </pic:cNvPicPr>
                   </pic:nvPicPr>
                   <pic:blipFill>
-                    <a:blip r:embed="rId35" cstate="print">
+                    <a:blip r:embed="rId37" cstate="print">
                       <a:extLst>
                         <a:ext uri="{28A0092B-C50C-407E-A947-70E740481C1C}">
                           <a14:useLocalDpi xmlns:a14="http://schemas.microsoft.com/office/drawing/2010/main" val="0"/>
@@ -6407,7 +6070,7 @@
                           </pic:cNvPicPr>
                         </pic:nvPicPr>
                         <pic:blipFill>
-                          <a:blip r:embed="rId36" cstate="print">
+                          <a:blip r:embed="rId38" cstate="print">
                             <a:extLst>
                               <a:ext uri="{28A0092B-C50C-407E-A947-70E740481C1C}">
                                 <a14:useLocalDpi xmlns:a14="http://schemas.microsoft.com/office/drawing/2010/main" val="0"/>
@@ -6634,7 +6297,7 @@
                           </pic:cNvPicPr>
                         </pic:nvPicPr>
                         <pic:blipFill>
-                          <a:blip r:embed="rId37">
+                          <a:blip r:embed="rId39">
                             <a:extLst>
                               <a:ext uri="{28A0092B-C50C-407E-A947-70E740481C1C}">
                                 <a14:useLocalDpi xmlns:a14="http://schemas.microsoft.com/office/drawing/2010/main" val="0"/>
@@ -6716,7 +6379,7 @@
                           </pic:cNvPicPr>
                         </pic:nvPicPr>
                         <pic:blipFill>
-                          <a:blip r:embed="rId38" cstate="print">
+                          <a:blip r:embed="rId40" cstate="print">
                             <a:extLst>
                               <a:ext uri="{28A0092B-C50C-407E-A947-70E740481C1C}">
                                 <a14:useLocalDpi xmlns:a14="http://schemas.microsoft.com/office/drawing/2010/main" val="0"/>
@@ -6865,7 +6528,7 @@
                           </pic:cNvPicPr>
                         </pic:nvPicPr>
                         <pic:blipFill>
-                          <a:blip r:embed="rId39" cstate="print">
+                          <a:blip r:embed="rId41" cstate="print">
                             <a:extLst>
                               <a:ext uri="{28A0092B-C50C-407E-A947-70E740481C1C}">
                                 <a14:useLocalDpi xmlns:a14="http://schemas.microsoft.com/office/drawing/2010/main" val="0"/>
@@ -7115,7 +6778,7 @@
                           </pic:cNvPicPr>
                         </pic:nvPicPr>
                         <pic:blipFill>
-                          <a:blip r:embed="rId40">
+                          <a:blip r:embed="rId42">
                             <a:extLst>
                               <a:ext uri="{28A0092B-C50C-407E-A947-70E740481C1C}">
                                 <a14:useLocalDpi xmlns:a14="http://schemas.microsoft.com/office/drawing/2010/main" val="0"/>
@@ -7221,7 +6884,7 @@
                           </pic:cNvPicPr>
                         </pic:nvPicPr>
                         <pic:blipFill>
-                          <a:blip r:embed="rId41" cstate="print">
+                          <a:blip r:embed="rId43" cstate="print">
                             <a:extLst>
                               <a:ext uri="{28A0092B-C50C-407E-A947-70E740481C1C}">
                                 <a14:useLocalDpi xmlns:a14="http://schemas.microsoft.com/office/drawing/2010/main" val="0"/>
@@ -7498,7 +7161,7 @@
                           </pic:cNvPicPr>
                         </pic:nvPicPr>
                         <pic:blipFill>
-                          <a:blip r:embed="rId42">
+                          <a:blip r:embed="rId44">
                             <a:extLst>
                               <a:ext uri="{28A0092B-C50C-407E-A947-70E740481C1C}">
                                 <a14:useLocalDpi xmlns:a14="http://schemas.microsoft.com/office/drawing/2010/main" val="0"/>
@@ -7640,7 +7303,7 @@
                           </pic:cNvPicPr>
                         </pic:nvPicPr>
                         <pic:blipFill>
-                          <a:blip r:embed="rId43">
+                          <a:blip r:embed="rId45">
                             <a:extLst>
                               <a:ext uri="{28A0092B-C50C-407E-A947-70E740481C1C}">
                                 <a14:useLocalDpi xmlns:a14="http://schemas.microsoft.com/office/drawing/2010/main" val="0"/>
@@ -7751,7 +7414,7 @@
                           </pic:cNvPicPr>
                         </pic:nvPicPr>
                         <pic:blipFill>
-                          <a:blip r:embed="rId44">
+                          <a:blip r:embed="rId46">
                             <a:extLst>
                               <a:ext uri="{28A0092B-C50C-407E-A947-70E740481C1C}">
                                 <a14:useLocalDpi xmlns:a14="http://schemas.microsoft.com/office/drawing/2010/main" val="0"/>
@@ -8110,7 +7773,7 @@
                           </pic:cNvPicPr>
                         </pic:nvPicPr>
                         <pic:blipFill>
-                          <a:blip r:embed="rId45">
+                          <a:blip r:embed="rId47">
                             <a:extLst>
                               <a:ext uri="{28A0092B-C50C-407E-A947-70E740481C1C}">
                                 <a14:useLocalDpi xmlns:a14="http://schemas.microsoft.com/office/drawing/2010/main" val="0"/>
@@ -12895,6 +12558,7 @@
   <w:style w:type="character" w:default="1" w:styleId="DefaultParagraphFont">
     <w:name w:val="Default Paragraph Font"/>
     <w:uiPriority w:val="1"/>
+    <w:semiHidden/>
     <w:unhideWhenUsed/>
   </w:style>
   <w:style w:type="table" w:default="1" w:styleId="TableNormal">

--- a/writing samples.docx
+++ b/writing samples.docx
@@ -32,10 +32,33 @@
           <w:b/>
           <w:bCs/>
         </w:rPr>
-        <w:t xml:space="preserve">Context: </w:t>
-      </w:r>
-      <w:r>
-        <w:t xml:space="preserve">This web article helped developers quickly locate the oneAPI code samples available for each release. </w:t>
+        <w:t>Context:</w:t>
+      </w:r>
+      <w:r>
+        <w:t xml:space="preserve"> </w:t>
+      </w:r>
+      <w:r>
+        <w:t xml:space="preserve">I wrote this </w:t>
+      </w:r>
+      <w:r>
+        <w:t xml:space="preserve">blog to help </w:t>
+      </w:r>
+      <w:r>
+        <w:t xml:space="preserve">developers quickly locate </w:t>
+      </w:r>
+      <w:r>
+        <w:t xml:space="preserve">and use </w:t>
+      </w:r>
+      <w:r>
+        <w:t xml:space="preserve">the </w:t>
+      </w:r>
+      <w:proofErr w:type="spellStart"/>
+      <w:r>
+        <w:t>oneAPI</w:t>
+      </w:r>
+      <w:proofErr w:type="spellEnd"/>
+      <w:r>
+        <w:t xml:space="preserve"> code samples available for each release. </w:t>
       </w:r>
       <w:r>
         <w:t>According to web telemetry (</w:t>
@@ -58,13 +81,19 @@
         <w:t xml:space="preserve"> often</w:t>
       </w:r>
       <w:r>
+        <w:t xml:space="preserve">. For </w:t>
+      </w:r>
+      <w:r>
+        <w:t>18 months after the initial release</w:t>
+      </w:r>
+      <w:r>
         <w:t xml:space="preserve">, </w:t>
       </w:r>
       <w:r>
-        <w:t xml:space="preserve"> for around 18 months after the initial release</w:t>
-      </w:r>
-      <w:r>
-        <w:t xml:space="preserve">, had </w:t>
+        <w:t xml:space="preserve">it </w:t>
+      </w:r>
+      <w:r>
+        <w:t xml:space="preserve">had </w:t>
       </w:r>
       <w:proofErr w:type="gramStart"/>
       <w:r>
@@ -162,7 +191,35 @@
           <w:szCs w:val="36"/>
           <w14:ligatures w14:val="none"/>
         </w:rPr>
-        <w:t>3 Ways to Get Started with oneAPI Code Samples</w:t>
+        <w:t xml:space="preserve">3 Ways to Get Started with </w:t>
+      </w:r>
+      <w:proofErr w:type="spellStart"/>
+      <w:r>
+        <w:rPr>
+          <w:rFonts w:ascii="Tahoma" w:eastAsia="Times New Roman" w:hAnsi="Tahoma" w:cs="Tahoma"/>
+          <w:b/>
+          <w:bCs/>
+          <w:color w:val="262626"/>
+          <w:kern w:val="0"/>
+          <w:sz w:val="36"/>
+          <w:szCs w:val="36"/>
+          <w14:ligatures w14:val="none"/>
+        </w:rPr>
+        <w:t>oneAPI</w:t>
+      </w:r>
+      <w:proofErr w:type="spellEnd"/>
+      <w:r>
+        <w:rPr>
+          <w:rFonts w:ascii="Tahoma" w:eastAsia="Times New Roman" w:hAnsi="Tahoma" w:cs="Tahoma"/>
+          <w:b/>
+          <w:bCs/>
+          <w:color w:val="262626"/>
+          <w:kern w:val="0"/>
+          <w:sz w:val="36"/>
+          <w:szCs w:val="36"/>
+          <w14:ligatures w14:val="none"/>
+        </w:rPr>
+        <w:t xml:space="preserve"> Code Samples</w:t>
       </w:r>
     </w:p>
     <w:p>
@@ -384,6 +441,7 @@
           <w14:ligatures w14:val="none"/>
         </w:rPr>
       </w:pPr>
+      <w:proofErr w:type="gramStart"/>
       <w:r>
         <w:rPr>
           <w:rFonts w:ascii="Helvetica" w:eastAsia="Times New Roman" w:hAnsi="Helvetica" w:cs="Helvetica"/>
@@ -393,7 +451,19 @@
           <w:szCs w:val="36"/>
           <w14:ligatures w14:val="none"/>
         </w:rPr>
-        <w:t>Solve Problems with Code Samples</w:t>
+        <w:t>Solve</w:t>
+      </w:r>
+      <w:proofErr w:type="gramEnd"/>
+      <w:r>
+        <w:rPr>
+          <w:rFonts w:ascii="Helvetica" w:eastAsia="Times New Roman" w:hAnsi="Helvetica" w:cs="Helvetica"/>
+          <w:color w:val="262626"/>
+          <w:kern w:val="0"/>
+          <w:sz w:val="36"/>
+          <w:szCs w:val="36"/>
+          <w14:ligatures w14:val="none"/>
+        </w:rPr>
+        <w:t xml:space="preserve"> Problems with Code Samples</w:t>
       </w:r>
     </w:p>
     <w:p>
@@ -649,7 +719,27 @@
           <w:kern w:val="0"/>
           <w14:ligatures w14:val="none"/>
         </w:rPr>
-        <w:t>The end-to-end process of training models and performing inference using optimizations for PyTorch* and TensorFlow* or performance increases on various CPUs and GPUs.</w:t>
+        <w:t xml:space="preserve">The end-to-end process of training models and performing inference using optimizations for </w:t>
+      </w:r>
+      <w:proofErr w:type="spellStart"/>
+      <w:r>
+        <w:rPr>
+          <w:rFonts w:ascii="Tahoma" w:eastAsia="Times New Roman" w:hAnsi="Tahoma" w:cs="Tahoma"/>
+          <w:color w:val="262626"/>
+          <w:kern w:val="0"/>
+          <w14:ligatures w14:val="none"/>
+        </w:rPr>
+        <w:t>PyTorch</w:t>
+      </w:r>
+      <w:proofErr w:type="spellEnd"/>
+      <w:r>
+        <w:rPr>
+          <w:rFonts w:ascii="Tahoma" w:eastAsia="Times New Roman" w:hAnsi="Tahoma" w:cs="Tahoma"/>
+          <w:color w:val="262626"/>
+          <w:kern w:val="0"/>
+          <w14:ligatures w14:val="none"/>
+        </w:rPr>
+        <w:t>* and TensorFlow* or performance increases on various CPUs and GPUs.</w:t>
       </w:r>
     </w:p>
     <w:p>
@@ -719,7 +809,27 @@
           <w:kern w:val="0"/>
           <w14:ligatures w14:val="none"/>
         </w:rPr>
-        <w:t>Over a hundred samples allowing you to run the code inside Jupyter* Notebooks while reading about the code run in the cell.</w:t>
+        <w:t xml:space="preserve">Over a hundred samples allowing you to run the code inside </w:t>
+      </w:r>
+      <w:proofErr w:type="spellStart"/>
+      <w:r>
+        <w:rPr>
+          <w:rFonts w:ascii="Tahoma" w:eastAsia="Times New Roman" w:hAnsi="Tahoma" w:cs="Tahoma"/>
+          <w:color w:val="262626"/>
+          <w:kern w:val="0"/>
+          <w14:ligatures w14:val="none"/>
+        </w:rPr>
+        <w:t>Jupyter</w:t>
+      </w:r>
+      <w:proofErr w:type="spellEnd"/>
+      <w:r>
+        <w:rPr>
+          <w:rFonts w:ascii="Tahoma" w:eastAsia="Times New Roman" w:hAnsi="Tahoma" w:cs="Tahoma"/>
+          <w:color w:val="262626"/>
+          <w:kern w:val="0"/>
+          <w14:ligatures w14:val="none"/>
+        </w:rPr>
+        <w:t>* Notebooks while reading about the code run in the cell.</w:t>
       </w:r>
     </w:p>
     <w:p>
@@ -819,7 +929,29 @@
             <w:u w:val="single"/>
             <w14:ligatures w14:val="none"/>
           </w:rPr>
-          <w:t>Intel® oneAPI &amp; AI Tools</w:t>
+          <w:t xml:space="preserve">Intel® </w:t>
+        </w:r>
+        <w:proofErr w:type="spellStart"/>
+        <w:r>
+          <w:rPr>
+            <w:rFonts w:ascii="Tahoma" w:eastAsia="Times New Roman" w:hAnsi="Tahoma" w:cs="Tahoma"/>
+            <w:color w:val="0068B5"/>
+            <w:kern w:val="0"/>
+            <w:u w:val="single"/>
+            <w14:ligatures w14:val="none"/>
+          </w:rPr>
+          <w:t>oneAPI</w:t>
+        </w:r>
+        <w:proofErr w:type="spellEnd"/>
+        <w:r>
+          <w:rPr>
+            <w:rFonts w:ascii="Tahoma" w:eastAsia="Times New Roman" w:hAnsi="Tahoma" w:cs="Tahoma"/>
+            <w:color w:val="0068B5"/>
+            <w:kern w:val="0"/>
+            <w:u w:val="single"/>
+            <w14:ligatures w14:val="none"/>
+          </w:rPr>
+          <w:t xml:space="preserve"> &amp; AI Tools</w:t>
         </w:r>
       </w:hyperlink>
       <w:r>
@@ -986,7 +1118,31 @@
           <w:kern w:val="0"/>
           <w14:ligatures w14:val="none"/>
         </w:rPr>
-        <w:t>Figure 1. Visual Studio Code oneAPI Samples Browser Plugin</w:t>
+        <w:t xml:space="preserve">Figure 1. Visual Studio Code </w:t>
+      </w:r>
+      <w:proofErr w:type="spellStart"/>
+      <w:r>
+        <w:rPr>
+          <w:rFonts w:ascii="Tahoma" w:eastAsia="Times New Roman" w:hAnsi="Tahoma" w:cs="Tahoma"/>
+          <w:b/>
+          <w:bCs/>
+          <w:color w:val="262626"/>
+          <w:kern w:val="0"/>
+          <w14:ligatures w14:val="none"/>
+        </w:rPr>
+        <w:t>oneAPI</w:t>
+      </w:r>
+      <w:proofErr w:type="spellEnd"/>
+      <w:r>
+        <w:rPr>
+          <w:rFonts w:ascii="Tahoma" w:eastAsia="Times New Roman" w:hAnsi="Tahoma" w:cs="Tahoma"/>
+          <w:b/>
+          <w:bCs/>
+          <w:color w:val="262626"/>
+          <w:kern w:val="0"/>
+          <w14:ligatures w14:val="none"/>
+        </w:rPr>
+        <w:t xml:space="preserve"> Samples Browser Plugin</w:t>
       </w:r>
     </w:p>
     <w:p>
@@ -1035,28 +1191,50 @@
         </w:rPr>
         <w:t>We have two ways to navigate the samples in GitHub. First, just by browsing the </w:t>
       </w:r>
+      <w:proofErr w:type="spellStart"/>
+      <w:r>
+        <w:fldChar w:fldCharType="begin"/>
+      </w:r>
+      <w:r>
+        <w:instrText>HYPERLINK "http://github.com/oneapi-src/oneAPI-samples"</w:instrText>
+      </w:r>
+      <w:r>
+        <w:fldChar w:fldCharType="separate"/>
+      </w:r>
+      <w:r>
+        <w:rPr>
+          <w:rFonts w:ascii="Tahoma" w:eastAsia="Times New Roman" w:hAnsi="Tahoma" w:cs="Tahoma"/>
+          <w:color w:val="0068B5"/>
+          <w:kern w:val="0"/>
+          <w:u w:val="single"/>
+          <w14:ligatures w14:val="none"/>
+        </w:rPr>
+        <w:t>oneAPI</w:t>
+      </w:r>
+      <w:proofErr w:type="spellEnd"/>
+      <w:r>
+        <w:rPr>
+          <w:rFonts w:ascii="Tahoma" w:eastAsia="Times New Roman" w:hAnsi="Tahoma" w:cs="Tahoma"/>
+          <w:color w:val="0068B5"/>
+          <w:kern w:val="0"/>
+          <w:u w:val="single"/>
+          <w14:ligatures w14:val="none"/>
+        </w:rPr>
+        <w:t>-samples</w:t>
+      </w:r>
+      <w:r>
+        <w:fldChar w:fldCharType="end"/>
+      </w:r>
+      <w:r>
+        <w:rPr>
+          <w:rFonts w:ascii="Tahoma" w:eastAsia="Times New Roman" w:hAnsi="Tahoma" w:cs="Tahoma"/>
+          <w:color w:val="262626"/>
+          <w:kern w:val="0"/>
+          <w14:ligatures w14:val="none"/>
+        </w:rPr>
+        <w:t> GitHub repository. Second, and for a more dynamic and filterable approach, by visiting the new </w:t>
+      </w:r>
       <w:hyperlink r:id="rId10" w:history="1">
-        <w:r>
-          <w:rPr>
-            <w:rFonts w:ascii="Tahoma" w:eastAsia="Times New Roman" w:hAnsi="Tahoma" w:cs="Tahoma"/>
-            <w:color w:val="0068B5"/>
-            <w:kern w:val="0"/>
-            <w:u w:val="single"/>
-            <w14:ligatures w14:val="none"/>
-          </w:rPr>
-          <w:t>oneAPI-samples</w:t>
-        </w:r>
-      </w:hyperlink>
-      <w:r>
-        <w:rPr>
-          <w:rFonts w:ascii="Tahoma" w:eastAsia="Times New Roman" w:hAnsi="Tahoma" w:cs="Tahoma"/>
-          <w:color w:val="262626"/>
-          <w:kern w:val="0"/>
-          <w14:ligatures w14:val="none"/>
-        </w:rPr>
-        <w:t> GitHub repository. Second, and for a more dynamic and filterable approach, by visiting the new </w:t>
-      </w:r>
-      <w:hyperlink r:id="rId11" w:history="1">
         <w:r>
           <w:rPr>
             <w:rFonts w:ascii="Tahoma" w:eastAsia="Times New Roman" w:hAnsi="Tahoma" w:cs="Tahoma"/>
@@ -1190,7 +1368,7 @@
                     </pic:cNvPicPr>
                   </pic:nvPicPr>
                   <pic:blipFill>
-                    <a:blip r:embed="rId12">
+                    <a:blip r:embed="rId11">
                       <a:extLst>
                         <a:ext uri="{28A0092B-C50C-407E-A947-70E740481C1C}">
                           <a14:useLocalDpi xmlns:a14="http://schemas.microsoft.com/office/drawing/2010/main" val="0"/>
@@ -1243,7 +1421,31 @@
           <w:kern w:val="0"/>
           <w14:ligatures w14:val="none"/>
         </w:rPr>
-        <w:t>Figure 2. oneAPI-Samples GitHub</w:t>
+        <w:t xml:space="preserve">Figure 2. </w:t>
+      </w:r>
+      <w:proofErr w:type="spellStart"/>
+      <w:r>
+        <w:rPr>
+          <w:rFonts w:ascii="Tahoma" w:eastAsia="Times New Roman" w:hAnsi="Tahoma" w:cs="Tahoma"/>
+          <w:b/>
+          <w:bCs/>
+          <w:color w:val="262626"/>
+          <w:kern w:val="0"/>
+          <w14:ligatures w14:val="none"/>
+        </w:rPr>
+        <w:t>oneAPI</w:t>
+      </w:r>
+      <w:proofErr w:type="spellEnd"/>
+      <w:r>
+        <w:rPr>
+          <w:rFonts w:ascii="Tahoma" w:eastAsia="Times New Roman" w:hAnsi="Tahoma" w:cs="Tahoma"/>
+          <w:b/>
+          <w:bCs/>
+          <w:color w:val="262626"/>
+          <w:kern w:val="0"/>
+          <w14:ligatures w14:val="none"/>
+        </w:rPr>
+        <w:t>-Samples GitHub</w:t>
       </w:r>
     </w:p>
     <w:p>
@@ -1284,7 +1486,7 @@
                     </pic:cNvPicPr>
                   </pic:nvPicPr>
                   <pic:blipFill>
-                    <a:blip r:embed="rId13">
+                    <a:blip r:embed="rId12">
                       <a:extLst>
                         <a:ext uri="{28A0092B-C50C-407E-A947-70E740481C1C}">
                           <a14:useLocalDpi xmlns:a14="http://schemas.microsoft.com/office/drawing/2010/main" val="0"/>
@@ -1386,7 +1588,7 @@
         </w:rPr>
         <w:t>As part of a commitment to help developers get to working code as quickly as possible, Intel recently launched a </w:t>
       </w:r>
-      <w:hyperlink r:id="rId14" w:history="1">
+      <w:hyperlink r:id="rId13" w:history="1">
         <w:r>
           <w:rPr>
             <w:rFonts w:ascii="Tahoma" w:eastAsia="Times New Roman" w:hAnsi="Tahoma" w:cs="Tahoma"/>
@@ -1529,9 +1731,29 @@
           <w:kern w:val="0"/>
           <w14:ligatures w14:val="none"/>
         </w:rPr>
-        <w:t>The new page highlights specific samples in the oneAPI-samples GitHub repository and includes a direct link to the </w:t>
-      </w:r>
-      <w:hyperlink r:id="rId15" w:history="1">
+        <w:t xml:space="preserve">The new page highlights specific samples in the </w:t>
+      </w:r>
+      <w:proofErr w:type="spellStart"/>
+      <w:r>
+        <w:rPr>
+          <w:rFonts w:ascii="Tahoma" w:eastAsia="Times New Roman" w:hAnsi="Tahoma" w:cs="Tahoma"/>
+          <w:color w:val="262626"/>
+          <w:kern w:val="0"/>
+          <w14:ligatures w14:val="none"/>
+        </w:rPr>
+        <w:t>oneAPI</w:t>
+      </w:r>
+      <w:proofErr w:type="spellEnd"/>
+      <w:r>
+        <w:rPr>
+          <w:rFonts w:ascii="Tahoma" w:eastAsia="Times New Roman" w:hAnsi="Tahoma" w:cs="Tahoma"/>
+          <w:color w:val="262626"/>
+          <w:kern w:val="0"/>
+          <w14:ligatures w14:val="none"/>
+        </w:rPr>
+        <w:t>-samples GitHub repository and includes a direct link to the </w:t>
+      </w:r>
+      <w:hyperlink r:id="rId14" w:history="1">
         <w:r>
           <w:rPr>
             <w:rFonts w:ascii="Tahoma" w:eastAsia="Times New Roman" w:hAnsi="Tahoma" w:cs="Tahoma"/>
@@ -1633,7 +1855,7 @@
                     </pic:cNvPicPr>
                   </pic:nvPicPr>
                   <pic:blipFill>
-                    <a:blip r:embed="rId16">
+                    <a:blip r:embed="rId15">
                       <a:extLst>
                         <a:ext uri="{28A0092B-C50C-407E-A947-70E740481C1C}">
                           <a14:useLocalDpi xmlns:a14="http://schemas.microsoft.com/office/drawing/2010/main" val="0"/>
@@ -1733,7 +1955,27 @@
           <w:kern w:val="0"/>
           <w14:ligatures w14:val="none"/>
         </w:rPr>
-        <w:t>We want to invite you to check out the oneAPI code samples today if you ...</w:t>
+        <w:t xml:space="preserve">We want to invite you to check out the </w:t>
+      </w:r>
+      <w:proofErr w:type="spellStart"/>
+      <w:r>
+        <w:rPr>
+          <w:rFonts w:ascii="Tahoma" w:eastAsia="Times New Roman" w:hAnsi="Tahoma" w:cs="Tahoma"/>
+          <w:color w:val="262626"/>
+          <w:kern w:val="0"/>
+          <w14:ligatures w14:val="none"/>
+        </w:rPr>
+        <w:t>oneAPI</w:t>
+      </w:r>
+      <w:proofErr w:type="spellEnd"/>
+      <w:r>
+        <w:rPr>
+          <w:rFonts w:ascii="Tahoma" w:eastAsia="Times New Roman" w:hAnsi="Tahoma" w:cs="Tahoma"/>
+          <w:color w:val="262626"/>
+          <w:kern w:val="0"/>
+          <w14:ligatures w14:val="none"/>
+        </w:rPr>
+        <w:t xml:space="preserve"> code samples today if you ...</w:t>
       </w:r>
     </w:p>
     <w:p>
@@ -1751,14 +1993,25 @@
           <w14:ligatures w14:val="none"/>
         </w:rPr>
       </w:pPr>
-      <w:r>
-        <w:rPr>
-          <w:rFonts w:ascii="Tahoma" w:eastAsia="Times New Roman" w:hAnsi="Tahoma" w:cs="Tahoma"/>
-          <w:color w:val="262626"/>
-          <w:kern w:val="0"/>
-          <w14:ligatures w14:val="none"/>
-        </w:rPr>
-        <w:t>are you looking for references to implement a specific use case relevant to your domain</w:t>
+      <w:proofErr w:type="gramStart"/>
+      <w:r>
+        <w:rPr>
+          <w:rFonts w:ascii="Tahoma" w:eastAsia="Times New Roman" w:hAnsi="Tahoma" w:cs="Tahoma"/>
+          <w:color w:val="262626"/>
+          <w:kern w:val="0"/>
+          <w14:ligatures w14:val="none"/>
+        </w:rPr>
+        <w:t>are</w:t>
+      </w:r>
+      <w:proofErr w:type="gramEnd"/>
+      <w:r>
+        <w:rPr>
+          <w:rFonts w:ascii="Tahoma" w:eastAsia="Times New Roman" w:hAnsi="Tahoma" w:cs="Tahoma"/>
+          <w:color w:val="262626"/>
+          <w:kern w:val="0"/>
+          <w14:ligatures w14:val="none"/>
+        </w:rPr>
+        <w:t xml:space="preserve"> you looking for references to implement a specific use case relevant to your domain</w:t>
       </w:r>
     </w:p>
     <w:p>
@@ -1776,14 +2029,25 @@
           <w14:ligatures w14:val="none"/>
         </w:rPr>
       </w:pPr>
-      <w:r>
-        <w:rPr>
-          <w:rFonts w:ascii="Tahoma" w:eastAsia="Times New Roman" w:hAnsi="Tahoma" w:cs="Tahoma"/>
-          <w:color w:val="262626"/>
-          <w:kern w:val="0"/>
-          <w14:ligatures w14:val="none"/>
-        </w:rPr>
-        <w:t>want to find out how to apply heterogenous cross-architecture programming approaches like SYCL and OpenMP* more effectively to your workload</w:t>
+      <w:proofErr w:type="gramStart"/>
+      <w:r>
+        <w:rPr>
+          <w:rFonts w:ascii="Tahoma" w:eastAsia="Times New Roman" w:hAnsi="Tahoma" w:cs="Tahoma"/>
+          <w:color w:val="262626"/>
+          <w:kern w:val="0"/>
+          <w14:ligatures w14:val="none"/>
+        </w:rPr>
+        <w:t>want</w:t>
+      </w:r>
+      <w:proofErr w:type="gramEnd"/>
+      <w:r>
+        <w:rPr>
+          <w:rFonts w:ascii="Tahoma" w:eastAsia="Times New Roman" w:hAnsi="Tahoma" w:cs="Tahoma"/>
+          <w:color w:val="262626"/>
+          <w:kern w:val="0"/>
+          <w14:ligatures w14:val="none"/>
+        </w:rPr>
+        <w:t xml:space="preserve"> to find out how to apply heterogenous cross-architecture programming approaches like SYCL and OpenMP* more effectively to your workload</w:t>
       </w:r>
     </w:p>
     <w:p>
@@ -1808,8 +2072,59 @@
           <w:kern w:val="0"/>
           <w14:ligatures w14:val="none"/>
         </w:rPr>
-        <w:t>are interested in how to best take advantage of oneAPI components and the oneAPI performance library APIs for the libraries you are using in the context of heterogeneous compute</w:t>
-      </w:r>
+        <w:t xml:space="preserve">are interested in how to best take advantage of </w:t>
+      </w:r>
+      <w:proofErr w:type="spellStart"/>
+      <w:r>
+        <w:rPr>
+          <w:rFonts w:ascii="Tahoma" w:eastAsia="Times New Roman" w:hAnsi="Tahoma" w:cs="Tahoma"/>
+          <w:color w:val="262626"/>
+          <w:kern w:val="0"/>
+          <w14:ligatures w14:val="none"/>
+        </w:rPr>
+        <w:t>oneAPI</w:t>
+      </w:r>
+      <w:proofErr w:type="spellEnd"/>
+      <w:r>
+        <w:rPr>
+          <w:rFonts w:ascii="Tahoma" w:eastAsia="Times New Roman" w:hAnsi="Tahoma" w:cs="Tahoma"/>
+          <w:color w:val="262626"/>
+          <w:kern w:val="0"/>
+          <w14:ligatures w14:val="none"/>
+        </w:rPr>
+        <w:t xml:space="preserve"> components and the </w:t>
+      </w:r>
+      <w:proofErr w:type="spellStart"/>
+      <w:r>
+        <w:rPr>
+          <w:rFonts w:ascii="Tahoma" w:eastAsia="Times New Roman" w:hAnsi="Tahoma" w:cs="Tahoma"/>
+          <w:color w:val="262626"/>
+          <w:kern w:val="0"/>
+          <w14:ligatures w14:val="none"/>
+        </w:rPr>
+        <w:t>oneAPI</w:t>
+      </w:r>
+      <w:proofErr w:type="spellEnd"/>
+      <w:r>
+        <w:rPr>
+          <w:rFonts w:ascii="Tahoma" w:eastAsia="Times New Roman" w:hAnsi="Tahoma" w:cs="Tahoma"/>
+          <w:color w:val="262626"/>
+          <w:kern w:val="0"/>
+          <w14:ligatures w14:val="none"/>
+        </w:rPr>
+        <w:t xml:space="preserve"> performance library APIs for the libraries you are using in the context of heterogeneous </w:t>
+      </w:r>
+      <w:proofErr w:type="gramStart"/>
+      <w:r>
+        <w:rPr>
+          <w:rFonts w:ascii="Tahoma" w:eastAsia="Times New Roman" w:hAnsi="Tahoma" w:cs="Tahoma"/>
+          <w:color w:val="262626"/>
+          <w:kern w:val="0"/>
+          <w14:ligatures w14:val="none"/>
+        </w:rPr>
+        <w:t>compute</w:t>
+      </w:r>
+      <w:proofErr w:type="gramEnd"/>
     </w:p>
     <w:p>
       <w:pPr>
@@ -1849,7 +2164,27 @@
           <w:kern w:val="0"/>
           <w14:ligatures w14:val="none"/>
         </w:rPr>
-        <w:t xml:space="preserve"> resources available and are continuing to add more code samples in the future aligned to features and capabilities in future Intel oneAPI and AI tools.</w:t>
+        <w:t xml:space="preserve"> resources available and are continuing to add more code samples in the future aligned to features and capabilities in future Intel </w:t>
+      </w:r>
+      <w:proofErr w:type="spellStart"/>
+      <w:r>
+        <w:rPr>
+          <w:rFonts w:ascii="Tahoma" w:eastAsia="Times New Roman" w:hAnsi="Tahoma" w:cs="Tahoma"/>
+          <w:color w:val="262626"/>
+          <w:kern w:val="0"/>
+          <w14:ligatures w14:val="none"/>
+        </w:rPr>
+        <w:t>oneAPI</w:t>
+      </w:r>
+      <w:proofErr w:type="spellEnd"/>
+      <w:r>
+        <w:rPr>
+          <w:rFonts w:ascii="Tahoma" w:eastAsia="Times New Roman" w:hAnsi="Tahoma" w:cs="Tahoma"/>
+          <w:color w:val="262626"/>
+          <w:kern w:val="0"/>
+          <w14:ligatures w14:val="none"/>
+        </w:rPr>
+        <w:t xml:space="preserve"> and AI tools.</w:t>
       </w:r>
     </w:p>
     <w:p/>
@@ -1875,7 +2210,7 @@
       <w:r>
         <w:t xml:space="preserve">Source </w:t>
       </w:r>
-      <w:hyperlink r:id="rId17" w:history="1">
+      <w:hyperlink r:id="rId16" w:history="1">
         <w:r>
           <w:rPr>
             <w:rStyle w:val="Hyperlink"/>
@@ -1899,18 +2234,41 @@
         <w:t>This readme is an example of a portion of the sample update work I performed</w:t>
       </w:r>
       <w:r>
-        <w:t xml:space="preserve"> as an software optimization engineer</w:t>
-      </w:r>
-      <w:r>
-        <w:t xml:space="preserve">. As part of the sample update, I rewrote and clarified the sample readmes, </w:t>
+        <w:t xml:space="preserve"> as </w:t>
       </w:r>
       <w:proofErr w:type="gramStart"/>
       <w:r>
+        <w:t>an</w:t>
+      </w:r>
+      <w:proofErr w:type="gramEnd"/>
+      <w:r>
+        <w:t xml:space="preserve"> software optimization engineer</w:t>
+      </w:r>
+      <w:r>
+        <w:t xml:space="preserve">. </w:t>
+      </w:r>
+      <w:r>
+        <w:t xml:space="preserve">I restructured the readmes, and rewrote the content for clarity, consistency, and brevity. </w:t>
+      </w:r>
+      <w:r>
+        <w:t xml:space="preserve">As part of </w:t>
+      </w:r>
+      <w:r>
+        <w:t xml:space="preserve">every </w:t>
+      </w:r>
+      <w:r>
+        <w:t xml:space="preserve">sample update, I </w:t>
+      </w:r>
+      <w:proofErr w:type="gramStart"/>
+      <w:r>
         <w:t>tested</w:t>
       </w:r>
       <w:proofErr w:type="gramEnd"/>
       <w:r>
-        <w:t xml:space="preserve"> the samples, reported errors, and in </w:t>
+        <w:t xml:space="preserve"> the samples, validated the code, </w:t>
+      </w:r>
+      <w:r>
+        <w:t xml:space="preserve">rewrote sample readmes, and in </w:t>
       </w:r>
       <w:proofErr w:type="gramStart"/>
       <w:r>
@@ -1919,6 +2277,9 @@
       <w:proofErr w:type="gramEnd"/>
       <w:r>
         <w:t xml:space="preserve"> cases made the code changes myself. </w:t>
+      </w:r>
+      <w:r>
+        <w:t>I worked closely with the sample owners to coordinate all changes through GitHub pull requests.</w:t>
       </w:r>
     </w:p>
     <w:p>
@@ -2210,7 +2571,15 @@
     <w:p>
       <w:r>
         <w:lastRenderedPageBreak/>
-        <w:t xml:space="preserve">The code will attempt to execute on an available GPU first and fallback to the system CPU if a compatible GPU </w:t>
+        <w:t xml:space="preserve">The code will attempt to execute on an available GPU first and </w:t>
+      </w:r>
+      <w:proofErr w:type="gramStart"/>
+      <w:r>
+        <w:t>fallback</w:t>
+      </w:r>
+      <w:proofErr w:type="gramEnd"/>
+      <w:r>
+        <w:t xml:space="preserve"> to the system CPU if a compatible GPU </w:t>
       </w:r>
       <w:proofErr w:type="gramStart"/>
       <w:r>
@@ -2489,11 +2858,27 @@
           </w:tcPr>
           <w:p>
             <w:r>
-              <w:t>Intel® oneAPI DPC++/C++ Compiler</w:t>
+              <w:t xml:space="preserve">Intel® </w:t>
+            </w:r>
+            <w:proofErr w:type="spellStart"/>
+            <w:r>
+              <w:t>oneAPI</w:t>
+            </w:r>
+            <w:proofErr w:type="spellEnd"/>
+            <w:r>
+              <w:t xml:space="preserve"> DPC++/C++ Compiler</w:t>
             </w:r>
             <w:r>
               <w:br/>
-              <w:t>Intel® oneAPI C++ Compiler Classic</w:t>
+              <w:t xml:space="preserve">Intel® </w:t>
+            </w:r>
+            <w:proofErr w:type="spellStart"/>
+            <w:r>
+              <w:t>oneAPI</w:t>
+            </w:r>
+            <w:proofErr w:type="spellEnd"/>
+            <w:r>
+              <w:t xml:space="preserve"> C++ Compiler Classic</w:t>
             </w:r>
             <w:r>
               <w:br/>
@@ -2522,7 +2907,7 @@
       <w:r>
         <w:t>Since the sample multiples two large matrices, this sample is a slightly more complex computation than the </w:t>
       </w:r>
-      <w:hyperlink r:id="rId18" w:history="1">
+      <w:hyperlink r:id="rId17" w:history="1">
         <w:r>
           <w:rPr>
             <w:rStyle w:val="Hyperlink"/>
@@ -2600,7 +2985,23 @@
     </w:p>
     <w:p>
       <w:r>
-        <w:t>When working with the Command Line Interface (CLI), you should configure the oneAPI toolkits using environment variables. Set up your CLI environment by sourcing the setvars script every time you open a new terminal window. This practice ensures your compiler, libraries, and tools are ready for development.</w:t>
+        <w:t xml:space="preserve">When working with the Command Line Interface (CLI), you should configure the </w:t>
+      </w:r>
+      <w:proofErr w:type="spellStart"/>
+      <w:r>
+        <w:t>oneAPI</w:t>
+      </w:r>
+      <w:proofErr w:type="spellEnd"/>
+      <w:r>
+        <w:t xml:space="preserve"> toolkits using environment variables. Set up your CLI environment by sourcing the </w:t>
+      </w:r>
+      <w:proofErr w:type="spellStart"/>
+      <w:r>
+        <w:t>setvars</w:t>
+      </w:r>
+      <w:proofErr w:type="spellEnd"/>
+      <w:r>
+        <w:t> script every time you open a new terminal window. This practice ensures your compiler, libraries, and tools are ready for development.</w:t>
       </w:r>
     </w:p>
     <w:p>
@@ -2612,7 +3013,23 @@
         <w:t>Note</w:t>
       </w:r>
       <w:r>
-        <w:t>: If you have not already done so, set up your CLI environment by sourcing the setvars script located in the root of your oneAPI installation.</w:t>
+        <w:t>: If you have not already done so, set up your CLI environment by sourcing the </w:t>
+      </w:r>
+      <w:proofErr w:type="spellStart"/>
+      <w:r>
+        <w:t>setvars</w:t>
+      </w:r>
+      <w:proofErr w:type="spellEnd"/>
+      <w:r>
+        <w:t xml:space="preserve"> script located in the root of your </w:t>
+      </w:r>
+      <w:proofErr w:type="spellStart"/>
+      <w:r>
+        <w:t>oneAPI</w:t>
+      </w:r>
+      <w:proofErr w:type="spellEnd"/>
+      <w:r>
+        <w:t xml:space="preserve"> installation.</w:t>
       </w:r>
     </w:p>
     <w:p>
@@ -2651,7 +3068,23 @@
         </w:numPr>
       </w:pPr>
       <w:r>
-        <w:t>For non-POSIX shells, like csh, use the following command: $ bash -c 'source &lt;install-dir&gt;/setvars.sh ; exec csh'</w:t>
+        <w:t xml:space="preserve">For non-POSIX shells, like </w:t>
+      </w:r>
+      <w:proofErr w:type="spellStart"/>
+      <w:r>
+        <w:t>csh</w:t>
+      </w:r>
+      <w:proofErr w:type="spellEnd"/>
+      <w:r>
+        <w:t xml:space="preserve">, use the following command: $ bash -c 'source &lt;install-dir&gt;/setvars.sh ; exec </w:t>
+      </w:r>
+      <w:proofErr w:type="spellStart"/>
+      <w:r>
+        <w:t>csh</w:t>
+      </w:r>
+      <w:proofErr w:type="spellEnd"/>
+      <w:r>
+        <w:t>'</w:t>
       </w:r>
     </w:p>
     <w:p>
@@ -2667,7 +3100,15 @@
         </w:numPr>
       </w:pPr>
       <w:r>
-        <w:t>C:\"Program Files (x86)"\Intel\oneAPI\setvars.bat</w:t>
+        <w:t>C:\"Program Files (x86)"\Intel\</w:t>
+      </w:r>
+      <w:proofErr w:type="spellStart"/>
+      <w:r>
+        <w:t>oneAPI</w:t>
+      </w:r>
+      <w:proofErr w:type="spellEnd"/>
+      <w:r>
+        <w:t>\setvars.bat</w:t>
       </w:r>
     </w:p>
     <w:p>
@@ -2678,7 +3119,31 @@
         </w:numPr>
       </w:pPr>
       <w:r>
-        <w:t>For Windows PowerShell*, use the following command: cmd.exe "/K" '"C:\Program Files (x86)\Intel\oneAPI\setvars.bat" &amp;&amp; powershell'</w:t>
+        <w:t>For Windows PowerShell*, use the following command: cmd.exe "/K</w:t>
+      </w:r>
+      <w:proofErr w:type="gramStart"/>
+      <w:r>
+        <w:t>" '"</w:t>
+      </w:r>
+      <w:proofErr w:type="gramEnd"/>
+      <w:r>
+        <w:t>C:\Program Files (x86)\Intel\</w:t>
+      </w:r>
+      <w:proofErr w:type="spellStart"/>
+      <w:r>
+        <w:t>oneAPI</w:t>
+      </w:r>
+      <w:proofErr w:type="spellEnd"/>
+      <w:r>
+        <w:t xml:space="preserve">\setvars.bat" &amp;&amp; </w:t>
+      </w:r>
+      <w:proofErr w:type="spellStart"/>
+      <w:r>
+        <w:t>powershell</w:t>
+      </w:r>
+      <w:proofErr w:type="spellEnd"/>
+      <w:r>
+        <w:t>'</w:t>
       </w:r>
     </w:p>
     <w:p>
@@ -2694,7 +3159,23 @@
         </w:numPr>
       </w:pPr>
       <w:r>
-        <w:t xml:space="preserve">Open a command prompt window and execute setx SETVARS_CONFIG " ". This only needs to be set once and will automatically execute the setvars script every time Visual Studio </w:t>
+        <w:t>Open a command prompt window and execute </w:t>
+      </w:r>
+      <w:proofErr w:type="spellStart"/>
+      <w:r>
+        <w:t>setx</w:t>
+      </w:r>
+      <w:proofErr w:type="spellEnd"/>
+      <w:r>
+        <w:t xml:space="preserve"> SETVARS_CONFIG " ". This only needs to be set once and will automatically execute the </w:t>
+      </w:r>
+      <w:proofErr w:type="spellStart"/>
+      <w:r>
+        <w:t>setvars</w:t>
+      </w:r>
+      <w:proofErr w:type="spellEnd"/>
+      <w:r>
+        <w:t xml:space="preserve"> script every time Visual Studio </w:t>
       </w:r>
       <w:proofErr w:type="gramStart"/>
       <w:r>
@@ -2707,9 +3188,17 @@
     </w:p>
     <w:p>
       <w:r>
-        <w:t>For more information on environment variables, see "Use the setvars Script" for </w:t>
-      </w:r>
-      <w:hyperlink r:id="rId19" w:history="1">
+        <w:t xml:space="preserve">For more information on environment variables, see "Use the </w:t>
+      </w:r>
+      <w:proofErr w:type="spellStart"/>
+      <w:r>
+        <w:t>setvars</w:t>
+      </w:r>
+      <w:proofErr w:type="spellEnd"/>
+      <w:r>
+        <w:t xml:space="preserve"> Script" for </w:t>
+      </w:r>
+      <w:hyperlink r:id="rId18" w:history="1">
         <w:r>
           <w:rPr>
             <w:rStyle w:val="Hyperlink"/>
@@ -2720,7 +3209,7 @@
       <w:r>
         <w:t>, or </w:t>
       </w:r>
-      <w:hyperlink r:id="rId20" w:history="1">
+      <w:hyperlink r:id="rId19" w:history="1">
         <w:r>
           <w:rPr>
             <w:rStyle w:val="Hyperlink"/>
@@ -2736,519 +3225,662 @@
       <w:r>
         <w:t>You can use </w:t>
       </w:r>
+      <w:proofErr w:type="spellStart"/>
+      <w:r>
+        <w:fldChar w:fldCharType="begin"/>
+      </w:r>
+      <w:r>
+        <w:instrText>HYPERLINK "https://www.intel.com/content/www/us/en/develop/documentation/oneapi-programming-guide/top/oneapi-development-environment-setup/use-modulefiles-with-linux.html"</w:instrText>
+      </w:r>
+      <w:r>
+        <w:fldChar w:fldCharType="separate"/>
+      </w:r>
+      <w:r>
+        <w:rPr>
+          <w:rStyle w:val="Hyperlink"/>
+        </w:rPr>
+        <w:t>Modulefiles</w:t>
+      </w:r>
+      <w:proofErr w:type="spellEnd"/>
+      <w:r>
+        <w:rPr>
+          <w:rStyle w:val="Hyperlink"/>
+        </w:rPr>
+        <w:t xml:space="preserve"> scripts</w:t>
+      </w:r>
+      <w:r>
+        <w:fldChar w:fldCharType="end"/>
+      </w:r>
+      <w:r>
+        <w:t xml:space="preserve"> to set up your development environment. The </w:t>
+      </w:r>
+      <w:proofErr w:type="spellStart"/>
+      <w:r>
+        <w:t>modulefiles</w:t>
+      </w:r>
+      <w:proofErr w:type="spellEnd"/>
+      <w:r>
+        <w:t xml:space="preserve"> scripts work with all Linux shells.</w:t>
+      </w:r>
+    </w:p>
+    <w:p>
+      <w:r>
+        <w:t>If you wish to fine tune the list of components and the version of those components, use a </w:t>
+      </w:r>
+      <w:proofErr w:type="spellStart"/>
+      <w:r>
+        <w:fldChar w:fldCharType="begin"/>
+      </w:r>
+      <w:r>
+        <w:instrText>HYPERLINK "https://www.intel.com/content/www/us/en/develop/documentation/oneapi-programming-guide/top/oneapi-development-environment-setup/use-the-setvars-script-with-linux-or-macos/use-a-config-file-for-setvars-sh-on-linux-or-macos.html"</w:instrText>
+      </w:r>
+      <w:r>
+        <w:fldChar w:fldCharType="separate"/>
+      </w:r>
+      <w:r>
+        <w:rPr>
+          <w:rStyle w:val="Hyperlink"/>
+        </w:rPr>
+        <w:t>setvars</w:t>
+      </w:r>
+      <w:proofErr w:type="spellEnd"/>
+      <w:r>
+        <w:rPr>
+          <w:rStyle w:val="Hyperlink"/>
+        </w:rPr>
+        <w:t xml:space="preserve"> config file</w:t>
+      </w:r>
+      <w:r>
+        <w:fldChar w:fldCharType="end"/>
+      </w:r>
+      <w:r>
+        <w:t> to set up your development environment.</w:t>
+      </w:r>
+    </w:p>
+    <w:p>
+      <w:pPr>
+        <w:rPr>
+          <w:b/>
+          <w:bCs/>
+        </w:rPr>
+      </w:pPr>
+      <w:r>
+        <w:rPr>
+          <w:b/>
+          <w:bCs/>
+        </w:rPr>
+        <w:t>Using Visual Studio Code* (Optional)</w:t>
+      </w:r>
+    </w:p>
+    <w:p>
+      <w:r>
+        <w:t>You can use Visual Studio Code (VS Code) extensions to set your environment, create launch configurations, and browse and download samples.</w:t>
+      </w:r>
+    </w:p>
+    <w:p>
+      <w:r>
+        <w:t>The basic steps to build and run a sample using VS Code include:</w:t>
+      </w:r>
+    </w:p>
+    <w:p>
+      <w:pPr>
+        <w:numPr>
+          <w:ilvl w:val="0"/>
+          <w:numId w:val="4"/>
+        </w:numPr>
+      </w:pPr>
+      <w:r>
+        <w:t>Download a sample using the extension </w:t>
+      </w:r>
+      <w:r>
+        <w:rPr>
+          <w:b/>
+          <w:bCs/>
+        </w:rPr>
+        <w:t>Code Sample Browser for Intel Software Developer Tools</w:t>
+      </w:r>
+      <w:r>
+        <w:t>.</w:t>
+      </w:r>
+    </w:p>
+    <w:p>
+      <w:pPr>
+        <w:numPr>
+          <w:ilvl w:val="0"/>
+          <w:numId w:val="4"/>
+        </w:numPr>
+      </w:pPr>
+      <w:r>
+        <w:t xml:space="preserve">Configure the </w:t>
+      </w:r>
+      <w:proofErr w:type="spellStart"/>
+      <w:r>
+        <w:t>oneAPI</w:t>
+      </w:r>
+      <w:proofErr w:type="spellEnd"/>
+      <w:r>
+        <w:t xml:space="preserve"> environment with the extension </w:t>
+      </w:r>
+      <w:r>
+        <w:rPr>
+          <w:b/>
+          <w:bCs/>
+        </w:rPr>
+        <w:t>Environment Configurator for Intel Software Developer Tools</w:t>
+      </w:r>
+      <w:r>
+        <w:t>.</w:t>
+      </w:r>
+    </w:p>
+    <w:p>
+      <w:pPr>
+        <w:numPr>
+          <w:ilvl w:val="0"/>
+          <w:numId w:val="4"/>
+        </w:numPr>
+      </w:pPr>
+      <w:r>
+        <w:t>Open a Terminal in VS Code (</w:t>
+      </w:r>
+      <w:r>
+        <w:rPr>
+          <w:b/>
+          <w:bCs/>
+        </w:rPr>
+        <w:t>Terminal&gt;New Terminal</w:t>
+      </w:r>
+      <w:r>
+        <w:t>).</w:t>
+      </w:r>
+    </w:p>
+    <w:p>
+      <w:pPr>
+        <w:numPr>
+          <w:ilvl w:val="0"/>
+          <w:numId w:val="4"/>
+        </w:numPr>
+      </w:pPr>
+      <w:r>
+        <w:t>Run the sample in the VS Code terminal using instructions below.</w:t>
+      </w:r>
+    </w:p>
+    <w:p>
+      <w:r>
+        <w:lastRenderedPageBreak/>
+        <w:t xml:space="preserve">To learn more about the extensions and how to configure the </w:t>
+      </w:r>
+      <w:proofErr w:type="spellStart"/>
+      <w:r>
+        <w:t>oneAPI</w:t>
+      </w:r>
+      <w:proofErr w:type="spellEnd"/>
+      <w:r>
+        <w:t xml:space="preserve"> environment, see the </w:t>
+      </w:r>
+      <w:hyperlink r:id="rId20" w:history="1">
+        <w:r>
+          <w:rPr>
+            <w:rStyle w:val="Hyperlink"/>
+          </w:rPr>
+          <w:t xml:space="preserve">Using Visual Studio Code with Intel® </w:t>
+        </w:r>
+        <w:proofErr w:type="spellStart"/>
+        <w:r>
+          <w:rPr>
+            <w:rStyle w:val="Hyperlink"/>
+          </w:rPr>
+          <w:t>oneAPI</w:t>
+        </w:r>
+        <w:proofErr w:type="spellEnd"/>
+        <w:r>
+          <w:rPr>
+            <w:rStyle w:val="Hyperlink"/>
+          </w:rPr>
+          <w:t xml:space="preserve"> Toolkits User Guide</w:t>
+        </w:r>
+      </w:hyperlink>
+      <w:r>
+        <w:t>.</w:t>
+      </w:r>
+    </w:p>
+    <w:p>
+      <w:pPr>
+        <w:rPr>
+          <w:b/>
+          <w:bCs/>
+        </w:rPr>
+      </w:pPr>
+      <w:r>
+        <w:rPr>
+          <w:b/>
+          <w:bCs/>
+        </w:rPr>
+        <w:t>On Linux</w:t>
+      </w:r>
+    </w:p>
+    <w:p>
+      <w:pPr>
+        <w:rPr>
+          <w:b/>
+          <w:bCs/>
+        </w:rPr>
+      </w:pPr>
+      <w:r>
+        <w:rPr>
+          <w:b/>
+          <w:bCs/>
+        </w:rPr>
+        <w:t>Build for SYCL*</w:t>
+      </w:r>
+    </w:p>
+    <w:p>
+      <w:pPr>
+        <w:numPr>
+          <w:ilvl w:val="0"/>
+          <w:numId w:val="5"/>
+        </w:numPr>
+      </w:pPr>
+      <w:r>
+        <w:t>Build the program.</w:t>
+      </w:r>
+    </w:p>
+    <w:p>
+      <w:pPr>
+        <w:numPr>
+          <w:ilvl w:val="0"/>
+          <w:numId w:val="5"/>
+        </w:numPr>
+      </w:pPr>
+      <w:r>
+        <w:t>make all</w:t>
+      </w:r>
+    </w:p>
+    <w:p>
+      <w:pPr>
+        <w:rPr>
+          <w:b/>
+          <w:bCs/>
+        </w:rPr>
+      </w:pPr>
+      <w:r>
+        <w:rPr>
+          <w:b/>
+          <w:bCs/>
+        </w:rPr>
+        <w:t>Build for OpenMP</w:t>
+      </w:r>
+    </w:p>
+    <w:p>
+      <w:pPr>
+        <w:numPr>
+          <w:ilvl w:val="0"/>
+          <w:numId w:val="6"/>
+        </w:numPr>
+      </w:pPr>
+      <w:r>
+        <w:t>Build the program using Make</w:t>
+      </w:r>
+    </w:p>
+    <w:p>
+      <w:pPr>
+        <w:numPr>
+          <w:ilvl w:val="0"/>
+          <w:numId w:val="6"/>
+        </w:numPr>
+      </w:pPr>
+      <w:r>
+        <w:t xml:space="preserve">make </w:t>
+      </w:r>
+      <w:proofErr w:type="spellStart"/>
+      <w:r>
+        <w:t>build_omp</w:t>
+      </w:r>
+      <w:proofErr w:type="spellEnd"/>
+    </w:p>
+    <w:p>
+      <w:pPr>
+        <w:rPr>
+          <w:b/>
+          <w:bCs/>
+        </w:rPr>
+      </w:pPr>
+      <w:r>
+        <w:rPr>
+          <w:b/>
+          <w:bCs/>
+        </w:rPr>
+        <w:t>On Windows</w:t>
+      </w:r>
+    </w:p>
+    <w:p>
+      <w:pPr>
+        <w:rPr>
+          <w:b/>
+          <w:bCs/>
+        </w:rPr>
+      </w:pPr>
+      <w:r>
+        <w:rPr>
+          <w:b/>
+          <w:bCs/>
+        </w:rPr>
+        <w:t>Build for SYCL*</w:t>
+      </w:r>
+    </w:p>
+    <w:p>
+      <w:r>
+        <w:rPr>
+          <w:b/>
+          <w:bCs/>
+        </w:rPr>
+        <w:t>Note</w:t>
+      </w:r>
+      <w:r>
+        <w:t xml:space="preserve">: The OpenMP offload target </w:t>
+      </w:r>
+      <w:proofErr w:type="gramStart"/>
+      <w:r>
+        <w:t>is not supported</w:t>
+      </w:r>
+      <w:proofErr w:type="gramEnd"/>
+      <w:r>
+        <w:t xml:space="preserve"> on Windows.</w:t>
+      </w:r>
+    </w:p>
+    <w:p>
+      <w:pPr>
+        <w:numPr>
+          <w:ilvl w:val="0"/>
+          <w:numId w:val="7"/>
+        </w:numPr>
+      </w:pPr>
+      <w:r>
+        <w:t xml:space="preserve">Build using </w:t>
+      </w:r>
+      <w:proofErr w:type="spellStart"/>
+      <w:r>
+        <w:t>nmake</w:t>
+      </w:r>
+      <w:proofErr w:type="spellEnd"/>
+      <w:r>
+        <w:t>.</w:t>
+      </w:r>
+    </w:p>
+    <w:p>
+      <w:pPr>
+        <w:numPr>
+          <w:ilvl w:val="0"/>
+          <w:numId w:val="7"/>
+        </w:numPr>
+      </w:pPr>
+      <w:proofErr w:type="spellStart"/>
+      <w:r>
+        <w:t>nmake</w:t>
+      </w:r>
+      <w:proofErr w:type="spellEnd"/>
+      <w:r>
+        <w:t xml:space="preserve"> -f </w:t>
+      </w:r>
+      <w:proofErr w:type="spellStart"/>
+      <w:r>
+        <w:t>Makefile.win</w:t>
+      </w:r>
+      <w:proofErr w:type="spellEnd"/>
+      <w:r>
+        <w:t xml:space="preserve"> </w:t>
+      </w:r>
+      <w:proofErr w:type="spellStart"/>
+      <w:r>
+        <w:t>build_sycl</w:t>
+      </w:r>
+      <w:proofErr w:type="spellEnd"/>
+    </w:p>
+    <w:p>
+      <w:pPr>
+        <w:rPr>
+          <w:b/>
+          <w:bCs/>
+        </w:rPr>
+      </w:pPr>
+      <w:r>
+        <w:rPr>
+          <w:b/>
+          <w:bCs/>
+        </w:rPr>
+        <w:t>On Windows* Using Visual Studio*</w:t>
+      </w:r>
+    </w:p>
+    <w:p>
+      <w:pPr>
+        <w:numPr>
+          <w:ilvl w:val="0"/>
+          <w:numId w:val="8"/>
+        </w:numPr>
+      </w:pPr>
+      <w:r>
+        <w:t>Build the program using VS2017 or later.</w:t>
+      </w:r>
+    </w:p>
+    <w:p>
+      <w:pPr>
+        <w:numPr>
+          <w:ilvl w:val="1"/>
+          <w:numId w:val="8"/>
+        </w:numPr>
+      </w:pPr>
+      <w:r>
+        <w:t>Right-click on the solution file and open using the IDE.</w:t>
+      </w:r>
+    </w:p>
+    <w:p>
+      <w:pPr>
+        <w:numPr>
+          <w:ilvl w:val="1"/>
+          <w:numId w:val="8"/>
+        </w:numPr>
+      </w:pPr>
+      <w:r>
+        <w:t>Right-click on the project in </w:t>
+      </w:r>
+      <w:r>
+        <w:rPr>
+          <w:b/>
+          <w:bCs/>
+        </w:rPr>
+        <w:t>Solution Explorer</w:t>
+      </w:r>
+      <w:r>
+        <w:t> and select </w:t>
+      </w:r>
+      <w:r>
+        <w:rPr>
+          <w:b/>
+          <w:bCs/>
+        </w:rPr>
+        <w:t>Rebuild</w:t>
+      </w:r>
+      <w:r>
+        <w:t>.</w:t>
+      </w:r>
+    </w:p>
+    <w:p>
+      <w:pPr>
+        <w:numPr>
+          <w:ilvl w:val="1"/>
+          <w:numId w:val="8"/>
+        </w:numPr>
+      </w:pPr>
+      <w:r>
+        <w:t>From the top menu, select </w:t>
+      </w:r>
+      <w:r>
+        <w:rPr>
+          <w:b/>
+          <w:bCs/>
+        </w:rPr>
+        <w:t>Debug</w:t>
+      </w:r>
+      <w:r>
+        <w:t> &gt; </w:t>
+      </w:r>
+      <w:r>
+        <w:rPr>
+          <w:b/>
+          <w:bCs/>
+        </w:rPr>
+        <w:t>Start without Debugging</w:t>
+      </w:r>
+      <w:r>
+        <w:t>.</w:t>
+      </w:r>
+    </w:p>
+    <w:p>
+      <w:pPr>
+        <w:numPr>
+          <w:ilvl w:val="0"/>
+          <w:numId w:val="8"/>
+        </w:numPr>
+      </w:pPr>
+      <w:r>
+        <w:t xml:space="preserve">Build the program using </w:t>
+      </w:r>
+      <w:proofErr w:type="spellStart"/>
+      <w:r>
+        <w:t>MSBuild</w:t>
+      </w:r>
+      <w:proofErr w:type="spellEnd"/>
+      <w:r>
+        <w:t>.</w:t>
+      </w:r>
+    </w:p>
+    <w:p>
+      <w:pPr>
+        <w:numPr>
+          <w:ilvl w:val="1"/>
+          <w:numId w:val="8"/>
+        </w:numPr>
+      </w:pPr>
+      <w:r>
+        <w:t>Open "x64 Native Tools Command Prompt for VS2017" or "x64 Native Tools Command Prompt for VS2019" or whatever is appropriate for your Visual Studio version.</w:t>
+      </w:r>
+    </w:p>
+    <w:p>
+      <w:pPr>
+        <w:numPr>
+          <w:ilvl w:val="1"/>
+          <w:numId w:val="8"/>
+        </w:numPr>
+      </w:pPr>
+      <w:r>
+        <w:t>Run the following command: </w:t>
+      </w:r>
+      <w:proofErr w:type="spellStart"/>
+      <w:r>
+        <w:t>MSBuild</w:t>
+      </w:r>
+      <w:proofErr w:type="spellEnd"/>
+      <w:r>
+        <w:t xml:space="preserve"> matrix_mul.sln /</w:t>
+      </w:r>
+      <w:proofErr w:type="spellStart"/>
+      <w:r>
+        <w:t>t:Rebuild</w:t>
+      </w:r>
+      <w:proofErr w:type="spellEnd"/>
+      <w:r>
+        <w:t xml:space="preserve"> /</w:t>
+      </w:r>
+      <w:proofErr w:type="spellStart"/>
+      <w:r>
+        <w:t>p:Configuration</w:t>
+      </w:r>
+      <w:proofErr w:type="spellEnd"/>
+      <w:r>
+        <w:t>="release"</w:t>
+      </w:r>
+    </w:p>
+    <w:p>
+      <w:pPr>
+        <w:rPr>
+          <w:b/>
+          <w:bCs/>
+        </w:rPr>
+      </w:pPr>
+      <w:r>
+        <w:rPr>
+          <w:b/>
+          <w:bCs/>
+        </w:rPr>
+        <w:t>Troubleshooting</w:t>
+      </w:r>
+    </w:p>
+    <w:p>
+      <w:r>
+        <w:lastRenderedPageBreak/>
+        <w:t>If you receive an error message, troubleshoot the problem using the </w:t>
+      </w:r>
+      <w:r>
+        <w:rPr>
+          <w:b/>
+          <w:bCs/>
+        </w:rPr>
+        <w:t xml:space="preserve">Diagnostics Utility for Intel® </w:t>
+      </w:r>
+      <w:proofErr w:type="spellStart"/>
+      <w:r>
+        <w:rPr>
+          <w:b/>
+          <w:bCs/>
+        </w:rPr>
+        <w:t>oneAPI</w:t>
+      </w:r>
+      <w:proofErr w:type="spellEnd"/>
+      <w:r>
+        <w:rPr>
+          <w:b/>
+          <w:bCs/>
+        </w:rPr>
+        <w:t xml:space="preserve"> Toolkits</w:t>
+      </w:r>
+      <w:r>
+        <w:t xml:space="preserve">. The diagnostic utility provides </w:t>
+      </w:r>
+      <w:proofErr w:type="gramStart"/>
+      <w:r>
+        <w:t>configuration</w:t>
+      </w:r>
+      <w:proofErr w:type="gramEnd"/>
+      <w:r>
+        <w:t xml:space="preserve"> and system checks to help find missing dependencies, permissions </w:t>
+      </w:r>
+      <w:proofErr w:type="gramStart"/>
+      <w:r>
+        <w:t>errors</w:t>
+      </w:r>
+      <w:proofErr w:type="gramEnd"/>
+      <w:r>
+        <w:t xml:space="preserve"> and other issues. See the </w:t>
+      </w:r>
       <w:hyperlink r:id="rId21" w:history="1">
         <w:r>
           <w:rPr>
             <w:rStyle w:val="Hyperlink"/>
           </w:rPr>
-          <w:t>Modulefiles scripts</w:t>
+          <w:t xml:space="preserve">Diagnostics Utility for Intel® </w:t>
         </w:r>
-      </w:hyperlink>
-      <w:r>
-        <w:t> to set up your development environment. The modulefiles scripts work with all Linux shells.</w:t>
-      </w:r>
-    </w:p>
-    <w:p>
-      <w:r>
-        <w:t>If you wish to fine tune the list of components and the version of those components, use a </w:t>
-      </w:r>
-      <w:hyperlink r:id="rId22" w:history="1">
+        <w:proofErr w:type="spellStart"/>
         <w:r>
           <w:rPr>
             <w:rStyle w:val="Hyperlink"/>
           </w:rPr>
-          <w:t>setvars config file</w:t>
+          <w:t>oneAPI</w:t>
         </w:r>
-      </w:hyperlink>
-      <w:r>
-        <w:t> to set up your development environment.</w:t>
-      </w:r>
-    </w:p>
-    <w:p>
-      <w:pPr>
-        <w:rPr>
-          <w:b/>
-          <w:bCs/>
-        </w:rPr>
-      </w:pPr>
-      <w:r>
-        <w:rPr>
-          <w:b/>
-          <w:bCs/>
-        </w:rPr>
-        <w:t>Using Visual Studio Code* (Optional)</w:t>
-      </w:r>
-    </w:p>
-    <w:p>
-      <w:r>
-        <w:t>You can use Visual Studio Code (VS Code) extensions to set your environment, create launch configurations, and browse and download samples.</w:t>
-      </w:r>
-    </w:p>
-    <w:p>
-      <w:r>
-        <w:t>The basic steps to build and run a sample using VS Code include:</w:t>
-      </w:r>
-    </w:p>
-    <w:p>
-      <w:pPr>
-        <w:numPr>
-          <w:ilvl w:val="0"/>
-          <w:numId w:val="4"/>
-        </w:numPr>
-      </w:pPr>
-      <w:r>
-        <w:t>Download a sample using the extension </w:t>
-      </w:r>
-      <w:r>
-        <w:rPr>
-          <w:b/>
-          <w:bCs/>
-        </w:rPr>
-        <w:t>Code Sample Browser for Intel Software Developer Tools</w:t>
-      </w:r>
-      <w:r>
-        <w:t>.</w:t>
-      </w:r>
-    </w:p>
-    <w:p>
-      <w:pPr>
-        <w:numPr>
-          <w:ilvl w:val="0"/>
-          <w:numId w:val="4"/>
-        </w:numPr>
-      </w:pPr>
-      <w:r>
-        <w:t>Configure the oneAPI environment with the extension </w:t>
-      </w:r>
-      <w:r>
-        <w:rPr>
-          <w:b/>
-          <w:bCs/>
-        </w:rPr>
-        <w:t>Environment Configurator for Intel Software Developer Tools</w:t>
-      </w:r>
-      <w:r>
-        <w:t>.</w:t>
-      </w:r>
-    </w:p>
-    <w:p>
-      <w:pPr>
-        <w:numPr>
-          <w:ilvl w:val="0"/>
-          <w:numId w:val="4"/>
-        </w:numPr>
-      </w:pPr>
-      <w:r>
-        <w:t>Open a Terminal in VS Code (</w:t>
-      </w:r>
-      <w:r>
-        <w:rPr>
-          <w:b/>
-          <w:bCs/>
-        </w:rPr>
-        <w:t>Terminal&gt;New Terminal</w:t>
-      </w:r>
-      <w:r>
-        <w:t>).</w:t>
-      </w:r>
-    </w:p>
-    <w:p>
-      <w:pPr>
-        <w:numPr>
-          <w:ilvl w:val="0"/>
-          <w:numId w:val="4"/>
-        </w:numPr>
-      </w:pPr>
-      <w:r>
-        <w:t>Run the sample in the VS Code terminal using instructions below.</w:t>
-      </w:r>
-    </w:p>
-    <w:p>
-      <w:r>
-        <w:lastRenderedPageBreak/>
-        <w:t>To learn more about the extensions and how to configure the oneAPI environment, see the </w:t>
-      </w:r>
-      <w:hyperlink r:id="rId23" w:history="1">
+        <w:proofErr w:type="spellEnd"/>
         <w:r>
           <w:rPr>
             <w:rStyle w:val="Hyperlink"/>
           </w:rPr>
-          <w:t>Using Visual Studio Code with Intel® oneAPI Toolkits User Guide</w:t>
-        </w:r>
-      </w:hyperlink>
-      <w:r>
-        <w:t>.</w:t>
-      </w:r>
-    </w:p>
-    <w:p>
-      <w:pPr>
-        <w:rPr>
-          <w:b/>
-          <w:bCs/>
-        </w:rPr>
-      </w:pPr>
-      <w:r>
-        <w:rPr>
-          <w:b/>
-          <w:bCs/>
-        </w:rPr>
-        <w:t>On Linux</w:t>
-      </w:r>
-    </w:p>
-    <w:p>
-      <w:pPr>
-        <w:rPr>
-          <w:b/>
-          <w:bCs/>
-        </w:rPr>
-      </w:pPr>
-      <w:r>
-        <w:rPr>
-          <w:b/>
-          <w:bCs/>
-        </w:rPr>
-        <w:t>Build for SYCL*</w:t>
-      </w:r>
-    </w:p>
-    <w:p>
-      <w:pPr>
-        <w:numPr>
-          <w:ilvl w:val="0"/>
-          <w:numId w:val="5"/>
-        </w:numPr>
-      </w:pPr>
-      <w:r>
-        <w:t>Build the program.</w:t>
-      </w:r>
-    </w:p>
-    <w:p>
-      <w:pPr>
-        <w:numPr>
-          <w:ilvl w:val="0"/>
-          <w:numId w:val="5"/>
-        </w:numPr>
-      </w:pPr>
-      <w:r>
-        <w:t>make all</w:t>
-      </w:r>
-    </w:p>
-    <w:p>
-      <w:pPr>
-        <w:rPr>
-          <w:b/>
-          <w:bCs/>
-        </w:rPr>
-      </w:pPr>
-      <w:r>
-        <w:rPr>
-          <w:b/>
-          <w:bCs/>
-        </w:rPr>
-        <w:t>Build for OpenMP</w:t>
-      </w:r>
-    </w:p>
-    <w:p>
-      <w:pPr>
-        <w:numPr>
-          <w:ilvl w:val="0"/>
-          <w:numId w:val="6"/>
-        </w:numPr>
-      </w:pPr>
-      <w:r>
-        <w:t>Build the program using Make</w:t>
-      </w:r>
-    </w:p>
-    <w:p>
-      <w:pPr>
-        <w:numPr>
-          <w:ilvl w:val="0"/>
-          <w:numId w:val="6"/>
-        </w:numPr>
-      </w:pPr>
-      <w:r>
-        <w:t>make build_omp</w:t>
-      </w:r>
-    </w:p>
-    <w:p>
-      <w:pPr>
-        <w:rPr>
-          <w:b/>
-          <w:bCs/>
-        </w:rPr>
-      </w:pPr>
-      <w:r>
-        <w:rPr>
-          <w:b/>
-          <w:bCs/>
-        </w:rPr>
-        <w:t>On Windows</w:t>
-      </w:r>
-    </w:p>
-    <w:p>
-      <w:pPr>
-        <w:rPr>
-          <w:b/>
-          <w:bCs/>
-        </w:rPr>
-      </w:pPr>
-      <w:r>
-        <w:rPr>
-          <w:b/>
-          <w:bCs/>
-        </w:rPr>
-        <w:t>Build for SYCL*</w:t>
-      </w:r>
-    </w:p>
-    <w:p>
-      <w:r>
-        <w:rPr>
-          <w:b/>
-          <w:bCs/>
-        </w:rPr>
-        <w:t>Note</w:t>
-      </w:r>
-      <w:r>
-        <w:t xml:space="preserve">: The OpenMP offload target </w:t>
-      </w:r>
-      <w:proofErr w:type="gramStart"/>
-      <w:r>
-        <w:t>is not supported</w:t>
-      </w:r>
-      <w:proofErr w:type="gramEnd"/>
-      <w:r>
-        <w:t xml:space="preserve"> on Windows.</w:t>
-      </w:r>
-    </w:p>
-    <w:p>
-      <w:pPr>
-        <w:numPr>
-          <w:ilvl w:val="0"/>
-          <w:numId w:val="7"/>
-        </w:numPr>
-      </w:pPr>
-      <w:r>
-        <w:t>Build using nmake.</w:t>
-      </w:r>
-    </w:p>
-    <w:p>
-      <w:pPr>
-        <w:numPr>
-          <w:ilvl w:val="0"/>
-          <w:numId w:val="7"/>
-        </w:numPr>
-      </w:pPr>
-      <w:r>
-        <w:t>nmake -f Makefile.win build_sycl</w:t>
-      </w:r>
-    </w:p>
-    <w:p>
-      <w:pPr>
-        <w:rPr>
-          <w:b/>
-          <w:bCs/>
-        </w:rPr>
-      </w:pPr>
-      <w:r>
-        <w:rPr>
-          <w:b/>
-          <w:bCs/>
-        </w:rPr>
-        <w:t>On Windows* Using Visual Studio*</w:t>
-      </w:r>
-    </w:p>
-    <w:p>
-      <w:pPr>
-        <w:numPr>
-          <w:ilvl w:val="0"/>
-          <w:numId w:val="8"/>
-        </w:numPr>
-      </w:pPr>
-      <w:r>
-        <w:t>Build the program using VS2017 or later.</w:t>
-      </w:r>
-    </w:p>
-    <w:p>
-      <w:pPr>
-        <w:numPr>
-          <w:ilvl w:val="1"/>
-          <w:numId w:val="8"/>
-        </w:numPr>
-      </w:pPr>
-      <w:r>
-        <w:t>Right-click on the solution file and open using the IDE.</w:t>
-      </w:r>
-    </w:p>
-    <w:p>
-      <w:pPr>
-        <w:numPr>
-          <w:ilvl w:val="1"/>
-          <w:numId w:val="8"/>
-        </w:numPr>
-      </w:pPr>
-      <w:r>
-        <w:t>Right-click on the project in </w:t>
-      </w:r>
-      <w:r>
-        <w:rPr>
-          <w:b/>
-          <w:bCs/>
-        </w:rPr>
-        <w:t>Solution Explorer</w:t>
-      </w:r>
-      <w:r>
-        <w:t> and select </w:t>
-      </w:r>
-      <w:r>
-        <w:rPr>
-          <w:b/>
-          <w:bCs/>
-        </w:rPr>
-        <w:t>Rebuild</w:t>
-      </w:r>
-      <w:r>
-        <w:t>.</w:t>
-      </w:r>
-    </w:p>
-    <w:p>
-      <w:pPr>
-        <w:numPr>
-          <w:ilvl w:val="1"/>
-          <w:numId w:val="8"/>
-        </w:numPr>
-      </w:pPr>
-      <w:r>
-        <w:t>From the top menu, select </w:t>
-      </w:r>
-      <w:r>
-        <w:rPr>
-          <w:b/>
-          <w:bCs/>
-        </w:rPr>
-        <w:t>Debug</w:t>
-      </w:r>
-      <w:r>
-        <w:t> &gt; </w:t>
-      </w:r>
-      <w:r>
-        <w:rPr>
-          <w:b/>
-          <w:bCs/>
-        </w:rPr>
-        <w:t>Start without Debugging</w:t>
-      </w:r>
-      <w:r>
-        <w:t>.</w:t>
-      </w:r>
-    </w:p>
-    <w:p>
-      <w:pPr>
-        <w:numPr>
-          <w:ilvl w:val="0"/>
-          <w:numId w:val="8"/>
-        </w:numPr>
-      </w:pPr>
-      <w:r>
-        <w:t>Build the program using MSBuild.</w:t>
-      </w:r>
-    </w:p>
-    <w:p>
-      <w:pPr>
-        <w:numPr>
-          <w:ilvl w:val="1"/>
-          <w:numId w:val="8"/>
-        </w:numPr>
-      </w:pPr>
-      <w:r>
-        <w:t>Open "x64 Native Tools Command Prompt for VS2017" or "x64 Native Tools Command Prompt for VS2019" or whatever is appropriate for your Visual Studio version.</w:t>
-      </w:r>
-    </w:p>
-    <w:p>
-      <w:pPr>
-        <w:numPr>
-          <w:ilvl w:val="1"/>
-          <w:numId w:val="8"/>
-        </w:numPr>
-      </w:pPr>
-      <w:r>
-        <w:t>Run the following command: </w:t>
-      </w:r>
-      <w:proofErr w:type="spellStart"/>
-      <w:r>
-        <w:t>MSBuild</w:t>
-      </w:r>
-      <w:proofErr w:type="spellEnd"/>
-      <w:r>
-        <w:t xml:space="preserve"> matrix_mul.sln /</w:t>
-      </w:r>
-      <w:proofErr w:type="spellStart"/>
-      <w:r>
-        <w:t>t:Rebuild</w:t>
-      </w:r>
-      <w:proofErr w:type="spellEnd"/>
-      <w:r>
-        <w:t xml:space="preserve"> /</w:t>
-      </w:r>
-      <w:proofErr w:type="spellStart"/>
-      <w:r>
-        <w:t>p:Configuration</w:t>
-      </w:r>
-      <w:proofErr w:type="spellEnd"/>
-      <w:r>
-        <w:t>="release"</w:t>
-      </w:r>
-    </w:p>
-    <w:p>
-      <w:pPr>
-        <w:rPr>
-          <w:b/>
-          <w:bCs/>
-        </w:rPr>
-      </w:pPr>
-      <w:r>
-        <w:rPr>
-          <w:b/>
-          <w:bCs/>
-        </w:rPr>
-        <w:t>Troubleshooting</w:t>
-      </w:r>
-    </w:p>
-    <w:p>
-      <w:r>
-        <w:lastRenderedPageBreak/>
-        <w:t>If you receive an error message, troubleshoot the problem using the </w:t>
-      </w:r>
-      <w:r>
-        <w:rPr>
-          <w:b/>
-          <w:bCs/>
-        </w:rPr>
-        <w:t>Diagnostics Utility for Intel® oneAPI Toolkits</w:t>
-      </w:r>
-      <w:r>
-        <w:t xml:space="preserve">. The diagnostic utility provides </w:t>
-      </w:r>
-      <w:proofErr w:type="gramStart"/>
-      <w:r>
-        <w:t>configuration</w:t>
-      </w:r>
-      <w:proofErr w:type="gramEnd"/>
-      <w:r>
-        <w:t xml:space="preserve"> and system checks to help find missing dependencies, permissions </w:t>
-      </w:r>
-      <w:proofErr w:type="gramStart"/>
-      <w:r>
-        <w:t>errors</w:t>
-      </w:r>
-      <w:proofErr w:type="gramEnd"/>
-      <w:r>
-        <w:t xml:space="preserve"> and other issues. See the </w:t>
-      </w:r>
-      <w:hyperlink r:id="rId24" w:history="1">
-        <w:r>
-          <w:rPr>
-            <w:rStyle w:val="Hyperlink"/>
-          </w:rPr>
-          <w:t>Diagnostics Utility for Intel® oneAPI Toolkits User Guide</w:t>
+          <w:t xml:space="preserve"> Toolkits User Guide</w:t>
         </w:r>
       </w:hyperlink>
       <w:r>
@@ -3600,7 +4232,7 @@
       <w:r>
         <w:t xml:space="preserve">Source </w:t>
       </w:r>
-      <w:hyperlink r:id="rId25" w:history="1">
+      <w:hyperlink r:id="rId22" w:history="1">
         <w:r>
           <w:rPr>
             <w:rStyle w:val="Hyperlink"/>
@@ -3621,7 +4253,13 @@
         <w:t xml:space="preserve">Context: </w:t>
       </w:r>
       <w:r>
-        <w:t xml:space="preserve">This is an example topic from the </w:t>
+        <w:t>This is a</w:t>
+      </w:r>
+      <w:r>
+        <w:t xml:space="preserve"> single </w:t>
+      </w:r>
+      <w:r>
+        <w:t xml:space="preserve">topic from the </w:t>
       </w:r>
       <w:r>
         <w:rPr>
@@ -3639,12 +4277,74 @@
       </w:r>
       <w:proofErr w:type="gramEnd"/>
       <w:r>
-        <w:t xml:space="preserve"> by operating system due to technical constraints.)</w:t>
-      </w:r>
-    </w:p>
-    <w:p>
-      <w:r>
-        <w:t>This topic is an example of inheriting existing content and restructuring or rewriting for clarity for a specific audience. At the time, the Intel MPI Library was the largest product Intel released, measured by install volume</w:t>
+        <w:t xml:space="preserve"> by operating system due to technical constraints</w:t>
+      </w:r>
+      <w:r>
+        <w:t xml:space="preserve"> in the publishing platform</w:t>
+      </w:r>
+      <w:r>
+        <w:t>.)</w:t>
+      </w:r>
+    </w:p>
+    <w:p>
+      <w:r>
+        <w:t xml:space="preserve">This topic is an example </w:t>
+      </w:r>
+      <w:r>
+        <w:t xml:space="preserve">where I </w:t>
+      </w:r>
+      <w:r>
+        <w:t>inherit</w:t>
+      </w:r>
+      <w:r>
+        <w:t>ed</w:t>
+      </w:r>
+      <w:r>
+        <w:t xml:space="preserve"> existing </w:t>
+      </w:r>
+      <w:proofErr w:type="gramStart"/>
+      <w:r>
+        <w:t>content</w:t>
+      </w:r>
+      <w:proofErr w:type="gramEnd"/>
+      <w:r>
+        <w:t xml:space="preserve"> and </w:t>
+      </w:r>
+      <w:r>
+        <w:t xml:space="preserve">I </w:t>
+      </w:r>
+      <w:r>
+        <w:t>restructur</w:t>
+      </w:r>
+      <w:r>
+        <w:t>ed</w:t>
+      </w:r>
+      <w:r>
+        <w:t xml:space="preserve"> </w:t>
+      </w:r>
+      <w:r>
+        <w:t>and</w:t>
+      </w:r>
+      <w:r>
+        <w:t xml:space="preserve"> rew</w:t>
+      </w:r>
+      <w:r>
+        <w:t>rote</w:t>
+      </w:r>
+      <w:r>
+        <w:t xml:space="preserve"> for clarity </w:t>
+      </w:r>
+      <w:r>
+        <w:t xml:space="preserve">assuming a </w:t>
+      </w:r>
+      <w:r>
+        <w:t xml:space="preserve">specific audience. At the time, the Intel MPI Library was the largest product Intel released, </w:t>
+      </w:r>
+      <w:r>
+        <w:t xml:space="preserve">as </w:t>
+      </w:r>
+      <w:r>
+        <w:t>measured by install volume</w:t>
       </w:r>
       <w:r>
         <w:t xml:space="preserve">, with a </w:t>
@@ -3666,11 +4366,21 @@
       <w:r>
         <w:t xml:space="preserve">. </w:t>
       </w:r>
+    </w:p>
+    <w:p>
       <w:r>
         <w:t xml:space="preserve">The software </w:t>
       </w:r>
       <w:r>
-        <w:t>was available as a stand-alone software package and as part of all oneAPI toolkit installations</w:t>
+        <w:t xml:space="preserve">was available as a stand-alone software package and as part of all </w:t>
+      </w:r>
+      <w:proofErr w:type="spellStart"/>
+      <w:r>
+        <w:t>oneAPI</w:t>
+      </w:r>
+      <w:proofErr w:type="spellEnd"/>
+      <w:r>
+        <w:t xml:space="preserve"> toolkit installations</w:t>
       </w:r>
       <w:r>
         <w:t xml:space="preserve">, so it </w:t>
@@ -3740,7 +4450,31 @@
           <w:szCs w:val="36"/>
           <w14:ligatures w14:val="none"/>
         </w:rPr>
-        <w:t>Get Started with Intel® MPI Library for Intel® oneAPI on Windows* OS</w:t>
+        <w:t xml:space="preserve">Get Started with Intel® MPI Library for Intel® </w:t>
+      </w:r>
+      <w:proofErr w:type="spellStart"/>
+      <w:r>
+        <w:rPr>
+          <w:rFonts w:ascii="Helvetica" w:eastAsia="Times New Roman" w:hAnsi="Helvetica" w:cs="Helvetica"/>
+          <w:color w:val="262626"/>
+          <w:kern w:val="0"/>
+          <w:sz w:val="36"/>
+          <w:szCs w:val="36"/>
+          <w14:ligatures w14:val="none"/>
+        </w:rPr>
+        <w:t>oneAPI</w:t>
+      </w:r>
+      <w:proofErr w:type="spellEnd"/>
+      <w:r>
+        <w:rPr>
+          <w:rFonts w:ascii="Helvetica" w:eastAsia="Times New Roman" w:hAnsi="Helvetica" w:cs="Helvetica"/>
+          <w:color w:val="262626"/>
+          <w:kern w:val="0"/>
+          <w:sz w:val="36"/>
+          <w:szCs w:val="36"/>
+          <w14:ligatures w14:val="none"/>
+        </w:rPr>
+        <w:t xml:space="preserve"> on Windows* OS</w:t>
       </w:r>
     </w:p>
     <w:p>
@@ -3804,7 +4538,7 @@
         </w:rPr>
         <w:t>The Intel MPI Library is available as a standalone product and as part of the </w:t>
       </w:r>
-      <w:hyperlink r:id="rId26" w:history="1">
+      <w:hyperlink r:id="rId23" w:history="1">
         <w:r>
           <w:rPr>
             <w:rFonts w:ascii="Tahoma" w:eastAsia="Times New Roman" w:hAnsi="Tahoma" w:cs="Tahoma"/>
@@ -4017,27 +4751,7 @@
           <w:kern w:val="0"/>
           <w14:ligatures w14:val="none"/>
         </w:rPr>
-        <w:t xml:space="preserve">Compilation tools, including compiler drivers such as </w:t>
-      </w:r>
-      <w:proofErr w:type="spellStart"/>
-      <w:r>
-        <w:rPr>
-          <w:rFonts w:ascii="Tahoma" w:eastAsia="Times New Roman" w:hAnsi="Tahoma" w:cs="Tahoma"/>
-          <w:color w:val="262626"/>
-          <w:kern w:val="0"/>
-          <w14:ligatures w14:val="none"/>
-        </w:rPr>
-        <w:t>mpiicc</w:t>
-      </w:r>
-      <w:proofErr w:type="spellEnd"/>
-      <w:r>
-        <w:rPr>
-          <w:rFonts w:ascii="Tahoma" w:eastAsia="Times New Roman" w:hAnsi="Tahoma" w:cs="Tahoma"/>
-          <w:color w:val="262626"/>
-          <w:kern w:val="0"/>
-          <w14:ligatures w14:val="none"/>
-        </w:rPr>
-        <w:t xml:space="preserve"> and </w:t>
+        <w:t xml:space="preserve">Compilation tools, including compiler drivers such as mpiicc and </w:t>
       </w:r>
       <w:proofErr w:type="spellStart"/>
       <w:r>
@@ -4073,6 +4787,7 @@
           <w:kern w:val="0"/>
           <w14:ligatures w14:val="none"/>
         </w:rPr>
+        <w:lastRenderedPageBreak/>
         <w:t>Include files and modules</w:t>
       </w:r>
     </w:p>
@@ -4099,7 +4814,6 @@
           <w:kern w:val="0"/>
           <w14:ligatures w14:val="none"/>
         </w:rPr>
-        <w:lastRenderedPageBreak/>
         <w:t>Dynamic (.</w:t>
       </w:r>
       <w:proofErr w:type="spellStart"/>
@@ -4250,7 +4964,7 @@
         </w:rPr>
         <w:t>Intel MPI Library also includes </w:t>
       </w:r>
-      <w:hyperlink r:id="rId27" w:history="1">
+      <w:hyperlink r:id="rId24" w:history="1">
         <w:r>
           <w:rPr>
             <w:rFonts w:ascii="Tahoma" w:eastAsia="Times New Roman" w:hAnsi="Tahoma" w:cs="Tahoma"/>
@@ -4271,7 +4985,7 @@
         </w:rPr>
         <w:t>, which enable you to measure MPI operations on various cluster architectures and MPI implementations. For details, see the </w:t>
       </w:r>
-      <w:hyperlink r:id="rId28" w:history="1">
+      <w:hyperlink r:id="rId25" w:history="1">
         <w:r>
           <w:rPr>
             <w:rFonts w:ascii="Tahoma" w:eastAsia="Times New Roman" w:hAnsi="Tahoma" w:cs="Tahoma"/>
@@ -4293,7 +5007,7 @@
         </w:rPr>
         <w:t>. Source code is available in the </w:t>
       </w:r>
-      <w:hyperlink r:id="rId29" w:history="1">
+      <w:hyperlink r:id="rId26" w:history="1">
         <w:r>
           <w:rPr>
             <w:rFonts w:ascii="Tahoma" w:eastAsia="Times New Roman" w:hAnsi="Tahoma" w:cs="Tahoma"/>
@@ -4335,7 +5049,7 @@
         </w:rPr>
         <w:t>For other more information on using the Intel MPI Library see </w:t>
       </w:r>
-      <w:hyperlink r:id="rId30" w:history="1">
+      <w:hyperlink r:id="rId27" w:history="1">
         <w:r>
           <w:rPr>
             <w:rFonts w:ascii="Tahoma" w:eastAsia="Times New Roman" w:hAnsi="Tahoma" w:cs="Tahoma"/>
@@ -4356,7 +5070,7 @@
         </w:rPr>
         <w:t> and </w:t>
       </w:r>
-      <w:hyperlink r:id="rId31" w:history="1">
+      <w:hyperlink r:id="rId28" w:history="1">
         <w:r>
           <w:rPr>
             <w:rFonts w:ascii="Tahoma" w:eastAsia="Times New Roman" w:hAnsi="Tahoma" w:cs="Tahoma"/>
@@ -4667,8 +5381,19 @@
           <w:kern w:val="0"/>
           <w14:ligatures w14:val="none"/>
         </w:rPr>
-        <w:t>C:\Program Files (x86)\Intel\oneAPI</w:t>
-      </w:r>
+        <w:t>C:\Program Files (x86)\Intel\</w:t>
+      </w:r>
+      <w:proofErr w:type="spellStart"/>
+      <w:r>
+        <w:rPr>
+          <w:rFonts w:ascii="Courier New" w:eastAsia="Times New Roman" w:hAnsi="Courier New" w:cs="Courier New"/>
+          <w:color w:val="262626"/>
+          <w:kern w:val="0"/>
+          <w14:ligatures w14:val="none"/>
+        </w:rPr>
+        <w:t>oneAPI</w:t>
+      </w:r>
+      <w:proofErr w:type="spellEnd"/>
       <w:r>
         <w:rPr>
           <w:rFonts w:ascii="Tahoma" w:eastAsia="Times New Roman" w:hAnsi="Tahoma" w:cs="Tahoma"/>
@@ -4742,7 +5467,7 @@
         </w:rPr>
         <w:t> script instead. To understand more about the Unified Directory Layout, including how the environment is initialized and the advantages of using the layout, see </w:t>
       </w:r>
-      <w:hyperlink r:id="rId32" w:history="1">
+      <w:hyperlink r:id="rId29" w:history="1">
         <w:r>
           <w:rPr>
             <w:rFonts w:ascii="Tahoma" w:eastAsia="Times New Roman" w:hAnsi="Tahoma" w:cs="Tahoma"/>
@@ -4875,21 +5600,9 @@
           <w:szCs w:val="21"/>
           <w14:ligatures w14:val="none"/>
         </w:rPr>
-        <w:t xml:space="preserve">&gt; </w:t>
-      </w:r>
-      <w:proofErr w:type="spellStart"/>
-      <w:r>
-        <w:rPr>
-          <w:rFonts w:ascii="Consolas" w:eastAsia="Times New Roman" w:hAnsi="Consolas" w:cs="Courier New"/>
-          <w:color w:val="000000"/>
-          <w:kern w:val="0"/>
-          <w:sz w:val="21"/>
-          <w:szCs w:val="21"/>
-          <w14:ligatures w14:val="none"/>
-        </w:rPr>
-        <w:t>icl</w:t>
-      </w:r>
-      <w:proofErr w:type="spellEnd"/>
+        <w:lastRenderedPageBreak/>
+        <w:t>&gt; icl</w:t>
+      </w:r>
     </w:p>
     <w:p>
       <w:pPr>
@@ -4909,7 +5622,6 @@
           <w:kern w:val="0"/>
           <w14:ligatures w14:val="none"/>
         </w:rPr>
-        <w:lastRenderedPageBreak/>
         <w:t xml:space="preserve">If the command </w:t>
       </w:r>
       <w:proofErr w:type="gramStart"/>
@@ -5000,79 +5712,7 @@
           <w:szCs w:val="21"/>
           <w14:ligatures w14:val="none"/>
         </w:rPr>
-        <w:t xml:space="preserve">&gt; </w:t>
-      </w:r>
-      <w:proofErr w:type="spellStart"/>
-      <w:r>
-        <w:rPr>
-          <w:rFonts w:ascii="Consolas" w:eastAsia="Times New Roman" w:hAnsi="Consolas" w:cs="Courier New"/>
-          <w:color w:val="000000"/>
-          <w:kern w:val="0"/>
-          <w:sz w:val="21"/>
-          <w:szCs w:val="21"/>
-          <w14:ligatures w14:val="none"/>
-        </w:rPr>
-        <w:t>mpiicc</w:t>
-      </w:r>
-      <w:proofErr w:type="spellEnd"/>
-      <w:r>
-        <w:rPr>
-          <w:rFonts w:ascii="Consolas" w:eastAsia="Times New Roman" w:hAnsi="Consolas" w:cs="Courier New"/>
-          <w:color w:val="000000"/>
-          <w:kern w:val="0"/>
-          <w:sz w:val="21"/>
-          <w:szCs w:val="21"/>
-          <w14:ligatures w14:val="none"/>
-        </w:rPr>
-        <w:t xml:space="preserve"> -o test.exe &lt;install-</w:t>
-      </w:r>
-      <w:proofErr w:type="spellStart"/>
-      <w:r>
-        <w:rPr>
-          <w:rFonts w:ascii="Consolas" w:eastAsia="Times New Roman" w:hAnsi="Consolas" w:cs="Courier New"/>
-          <w:color w:val="000000"/>
-          <w:kern w:val="0"/>
-          <w:sz w:val="21"/>
-          <w:szCs w:val="21"/>
-          <w14:ligatures w14:val="none"/>
-        </w:rPr>
-        <w:t>dir</w:t>
-      </w:r>
-      <w:proofErr w:type="spellEnd"/>
-      <w:r>
-        <w:rPr>
-          <w:rFonts w:ascii="Consolas" w:eastAsia="Times New Roman" w:hAnsi="Consolas" w:cs="Courier New"/>
-          <w:color w:val="000000"/>
-          <w:kern w:val="0"/>
-          <w:sz w:val="21"/>
-          <w:szCs w:val="21"/>
-          <w14:ligatures w14:val="none"/>
-        </w:rPr>
-        <w:t>&gt;\test\</w:t>
-      </w:r>
-      <w:proofErr w:type="spellStart"/>
-      <w:r>
-        <w:rPr>
-          <w:rFonts w:ascii="Consolas" w:eastAsia="Times New Roman" w:hAnsi="Consolas" w:cs="Courier New"/>
-          <w:color w:val="000000"/>
-          <w:kern w:val="0"/>
-          <w:sz w:val="21"/>
-          <w:szCs w:val="21"/>
-          <w14:ligatures w14:val="none"/>
-        </w:rPr>
-        <w:t>test.c</w:t>
-      </w:r>
-      <w:proofErr w:type="spellEnd"/>
-      <w:r>
-        <w:rPr>
-          <w:rFonts w:ascii="Consolas" w:eastAsia="Times New Roman" w:hAnsi="Consolas" w:cs="Courier New"/>
-          <w:color w:val="000000"/>
-          <w:kern w:val="0"/>
-          <w:sz w:val="21"/>
-          <w:szCs w:val="21"/>
-          <w14:ligatures w14:val="none"/>
-        </w:rPr>
-        <w:t xml:space="preserve"> </w:t>
+        <w:t xml:space="preserve">&gt; mpiicc -o test.exe &lt;install-dir&gt;\test\test.c </w:t>
       </w:r>
     </w:p>
     <w:p>
@@ -5095,7 +5735,7 @@
         </w:rPr>
         <w:t>For detailed system requirements, see </w:t>
       </w:r>
-      <w:hyperlink r:id="rId33" w:history="1">
+      <w:hyperlink r:id="rId30" w:history="1">
         <w:r>
           <w:rPr>
             <w:rFonts w:ascii="Tahoma" w:eastAsia="Times New Roman" w:hAnsi="Tahoma" w:cs="Tahoma"/>
@@ -5512,7 +6152,7 @@
         </w:rPr>
         <w:t>Check known issues and limitations in the </w:t>
       </w:r>
-      <w:hyperlink r:id="rId34" w:history="1">
+      <w:hyperlink r:id="rId31" w:history="1">
         <w:r>
           <w:rPr>
             <w:rFonts w:ascii="Tahoma" w:eastAsia="Times New Roman" w:hAnsi="Tahoma" w:cs="Tahoma"/>
@@ -5643,7 +6283,7 @@
         </w:rPr>
         <w:t>See more details in the “Troubleshooting” section of the </w:t>
       </w:r>
-      <w:hyperlink r:id="rId35" w:history="1">
+      <w:hyperlink r:id="rId32" w:history="1">
         <w:r>
           <w:rPr>
             <w:rFonts w:ascii="Tahoma" w:eastAsia="Times New Roman" w:hAnsi="Tahoma" w:cs="Tahoma"/>
@@ -5687,7 +6327,7 @@
       <w:r>
         <w:t xml:space="preserve">Source </w:t>
       </w:r>
-      <w:hyperlink r:id="rId36" w:history="1">
+      <w:hyperlink r:id="rId33" w:history="1">
         <w:r>
           <w:rPr>
             <w:rStyle w:val="Hyperlink"/>
@@ -5723,7 +6363,16 @@
     </w:p>
     <w:p>
       <w:r>
-        <w:t xml:space="preserve">I inherited a documentation set </w:t>
+        <w:t xml:space="preserve">This is another example where </w:t>
+      </w:r>
+      <w:r>
+        <w:t>I inherited</w:t>
+      </w:r>
+      <w:r>
+        <w:t xml:space="preserve"> the</w:t>
+      </w:r>
+      <w:r>
+        <w:t xml:space="preserve"> documentation set </w:t>
       </w:r>
       <w:r>
         <w:t xml:space="preserve">that had </w:t>
@@ -5748,21 +6397,66 @@
         <w:t>.</w:t>
       </w:r>
       <w:r>
-        <w:t xml:space="preserve"> I cleaned up </w:t>
+        <w:t xml:space="preserve"> I </w:t>
+      </w:r>
+      <w:r>
+        <w:t>removed</w:t>
+      </w:r>
+      <w:r>
+        <w:t xml:space="preserve"> </w:t>
       </w:r>
       <w:r>
         <w:t>outdated</w:t>
       </w:r>
       <w:r>
-        <w:t xml:space="preserve"> language, updated the overall structure, and made changes consistent with new features. I downloaded the software for each release to ensure content accuracy.</w:t>
-      </w:r>
-    </w:p>
-    <w:p>
-      <w:r>
-        <w:t xml:space="preserve">I was able to allocate about 25% of my time to the project. When it became obvious that the time I could allocate was not sufficient for the product team to meet their goals, </w:t>
-      </w:r>
-      <w:r>
-        <w:t>I suggested migrating the source topics from DITA XML to reStructured Text (rST)</w:t>
+        <w:t xml:space="preserve"> language, updated the overall structure, and made changes consistent with new features. I downloaded </w:t>
+      </w:r>
+      <w:r>
+        <w:t xml:space="preserve">and </w:t>
+      </w:r>
+      <w:proofErr w:type="gramStart"/>
+      <w:r>
+        <w:t>tested</w:t>
+      </w:r>
+      <w:proofErr w:type="gramEnd"/>
+      <w:r>
+        <w:t xml:space="preserve"> the prerelease </w:t>
+      </w:r>
+      <w:r>
+        <w:t>software to ensure content accuracy.</w:t>
+      </w:r>
+    </w:p>
+    <w:p>
+      <w:r>
+        <w:t xml:space="preserve">I was able to allocate about 25% of my time to the project. </w:t>
+      </w:r>
+      <w:r>
+        <w:t>I</w:t>
+      </w:r>
+      <w:r>
+        <w:t xml:space="preserve">t became obvious the time I could allocate was not sufficient for the product team to meet their goals, </w:t>
+      </w:r>
+      <w:r>
+        <w:t xml:space="preserve">so </w:t>
+      </w:r>
+      <w:r>
+        <w:t xml:space="preserve">I suggested migrating the source topics from DITA XML to </w:t>
+      </w:r>
+      <w:proofErr w:type="spellStart"/>
+      <w:r>
+        <w:t>reStructured</w:t>
+      </w:r>
+      <w:proofErr w:type="spellEnd"/>
+      <w:r>
+        <w:t xml:space="preserve"> Text (</w:t>
+      </w:r>
+      <w:proofErr w:type="spellStart"/>
+      <w:r>
+        <w:t>rST</w:t>
+      </w:r>
+      <w:proofErr w:type="spellEnd"/>
+      <w:r>
+        <w:t>)</w:t>
       </w:r>
       <w:r>
         <w:t xml:space="preserve"> to allow engineering-directed publishing</w:t>
@@ -5776,7 +6470,31 @@
       </w:r>
       <w:proofErr w:type="gramEnd"/>
       <w:r>
-        <w:t xml:space="preserve"> hundred topics, from XML to rST, created makefile build scripts, and documented the process of building the new documents using Sphinx. The changes helped engineering own the content changes. Technical writers reviewed and approved the changes. The automated build</w:t>
+        <w:t xml:space="preserve"> hundred topics, from XML to </w:t>
+      </w:r>
+      <w:proofErr w:type="spellStart"/>
+      <w:r>
+        <w:t>rST</w:t>
+      </w:r>
+      <w:proofErr w:type="spellEnd"/>
+      <w:r>
+        <w:t xml:space="preserve">, created </w:t>
+      </w:r>
+      <w:proofErr w:type="spellStart"/>
+      <w:r>
+        <w:t>makefile</w:t>
+      </w:r>
+      <w:proofErr w:type="spellEnd"/>
+      <w:r>
+        <w:t xml:space="preserve"> build scripts, and documented the process of building the new documents using Sphinx. The changes helped engineering own the content changes. Technical writers reviewed and </w:t>
+      </w:r>
+      <w:proofErr w:type="gramStart"/>
+      <w:r>
+        <w:t>approved</w:t>
+      </w:r>
+      <w:proofErr w:type="gramEnd"/>
+      <w:r>
+        <w:t xml:space="preserve"> the changes. The automated build</w:t>
       </w:r>
       <w:r>
         <w:t xml:space="preserve"> framework </w:t>
@@ -5957,7 +6675,7 @@
                     </pic:cNvPicPr>
                   </pic:nvPicPr>
                   <pic:blipFill>
-                    <a:blip r:embed="rId37" cstate="print">
+                    <a:blip r:embed="rId34" cstate="print">
                       <a:extLst>
                         <a:ext uri="{28A0092B-C50C-407E-A947-70E740481C1C}">
                           <a14:useLocalDpi xmlns:a14="http://schemas.microsoft.com/office/drawing/2010/main" val="0"/>
@@ -6070,7 +6788,7 @@
                           </pic:cNvPicPr>
                         </pic:nvPicPr>
                         <pic:blipFill>
-                          <a:blip r:embed="rId38" cstate="print">
+                          <a:blip r:embed="rId35" cstate="print">
                             <a:extLst>
                               <a:ext uri="{28A0092B-C50C-407E-A947-70E740481C1C}">
                                 <a14:useLocalDpi xmlns:a14="http://schemas.microsoft.com/office/drawing/2010/main" val="0"/>
@@ -6297,7 +7015,7 @@
                           </pic:cNvPicPr>
                         </pic:nvPicPr>
                         <pic:blipFill>
-                          <a:blip r:embed="rId39">
+                          <a:blip r:embed="rId36">
                             <a:extLst>
                               <a:ext uri="{28A0092B-C50C-407E-A947-70E740481C1C}">
                                 <a14:useLocalDpi xmlns:a14="http://schemas.microsoft.com/office/drawing/2010/main" val="0"/>
@@ -6379,7 +7097,7 @@
                           </pic:cNvPicPr>
                         </pic:nvPicPr>
                         <pic:blipFill>
-                          <a:blip r:embed="rId40" cstate="print">
+                          <a:blip r:embed="rId37" cstate="print">
                             <a:extLst>
                               <a:ext uri="{28A0092B-C50C-407E-A947-70E740481C1C}">
                                 <a14:useLocalDpi xmlns:a14="http://schemas.microsoft.com/office/drawing/2010/main" val="0"/>
@@ -6528,7 +7246,7 @@
                           </pic:cNvPicPr>
                         </pic:nvPicPr>
                         <pic:blipFill>
-                          <a:blip r:embed="rId41" cstate="print">
+                          <a:blip r:embed="rId38" cstate="print">
                             <a:extLst>
                               <a:ext uri="{28A0092B-C50C-407E-A947-70E740481C1C}">
                                 <a14:useLocalDpi xmlns:a14="http://schemas.microsoft.com/office/drawing/2010/main" val="0"/>
@@ -6778,7 +7496,7 @@
                           </pic:cNvPicPr>
                         </pic:nvPicPr>
                         <pic:blipFill>
-                          <a:blip r:embed="rId42">
+                          <a:blip r:embed="rId39">
                             <a:extLst>
                               <a:ext uri="{28A0092B-C50C-407E-A947-70E740481C1C}">
                                 <a14:useLocalDpi xmlns:a14="http://schemas.microsoft.com/office/drawing/2010/main" val="0"/>
@@ -6884,7 +7602,7 @@
                           </pic:cNvPicPr>
                         </pic:nvPicPr>
                         <pic:blipFill>
-                          <a:blip r:embed="rId43" cstate="print">
+                          <a:blip r:embed="rId40" cstate="print">
                             <a:extLst>
                               <a:ext uri="{28A0092B-C50C-407E-A947-70E740481C1C}">
                                 <a14:useLocalDpi xmlns:a14="http://schemas.microsoft.com/office/drawing/2010/main" val="0"/>
@@ -7161,7 +7879,7 @@
                           </pic:cNvPicPr>
                         </pic:nvPicPr>
                         <pic:blipFill>
-                          <a:blip r:embed="rId44">
+                          <a:blip r:embed="rId41">
                             <a:extLst>
                               <a:ext uri="{28A0092B-C50C-407E-A947-70E740481C1C}">
                                 <a14:useLocalDpi xmlns:a14="http://schemas.microsoft.com/office/drawing/2010/main" val="0"/>
@@ -7303,7 +8021,7 @@
                           </pic:cNvPicPr>
                         </pic:nvPicPr>
                         <pic:blipFill>
-                          <a:blip r:embed="rId45">
+                          <a:blip r:embed="rId42">
                             <a:extLst>
                               <a:ext uri="{28A0092B-C50C-407E-A947-70E740481C1C}">
                                 <a14:useLocalDpi xmlns:a14="http://schemas.microsoft.com/office/drawing/2010/main" val="0"/>
@@ -7414,7 +8132,7 @@
                           </pic:cNvPicPr>
                         </pic:nvPicPr>
                         <pic:blipFill>
-                          <a:blip r:embed="rId46">
+                          <a:blip r:embed="rId43">
                             <a:extLst>
                               <a:ext uri="{28A0092B-C50C-407E-A947-70E740481C1C}">
                                 <a14:useLocalDpi xmlns:a14="http://schemas.microsoft.com/office/drawing/2010/main" val="0"/>
@@ -7773,7 +8491,7 @@
                           </pic:cNvPicPr>
                         </pic:nvPicPr>
                         <pic:blipFill>
-                          <a:blip r:embed="rId47">
+                          <a:blip r:embed="rId44">
                             <a:extLst>
                               <a:ext uri="{28A0092B-C50C-407E-A947-70E740481C1C}">
                                 <a14:useLocalDpi xmlns:a14="http://schemas.microsoft.com/office/drawing/2010/main" val="0"/>

--- a/writing samples.docx
+++ b/writing samples.docx
@@ -4,17 +4,560 @@
   <w:body>
     <w:p>
       <w:pPr>
+        <w:pStyle w:val="Title"/>
+      </w:pPr>
+      <w:r>
+        <w:t xml:space="preserve">John Kinsky </w:t>
+      </w:r>
+      <w:r>
+        <w:t>Writing</w:t>
+      </w:r>
+      <w:r>
+        <w:t xml:space="preserve"> Sample Portfolio </w:t>
+      </w:r>
+    </w:p>
+    <w:p>
+      <w:pPr>
+        <w:rPr>
+          <w:rFonts w:ascii="Calibri" w:hAnsi="Calibri" w:cs="Calibri"/>
+          <w:b/>
+          <w:bCs/>
+          <w:sz w:val="40"/>
+          <w:szCs w:val="40"/>
+        </w:rPr>
+      </w:pPr>
+    </w:p>
+    <w:p>
+      <w:pPr>
+        <w:rPr>
+          <w:rFonts w:ascii="Calibri" w:hAnsi="Calibri" w:cs="Calibri"/>
+          <w:b/>
+          <w:bCs/>
+          <w:sz w:val="40"/>
+          <w:szCs w:val="40"/>
+        </w:rPr>
+      </w:pPr>
+      <w:r>
+        <w:rPr>
+          <w:rFonts w:ascii="Calibri" w:hAnsi="Calibri" w:cs="Calibri"/>
+          <w:b/>
+          <w:bCs/>
+          <w:sz w:val="40"/>
+          <w:szCs w:val="40"/>
+        </w:rPr>
+        <w:t>Table of Contents</w:t>
+      </w:r>
+    </w:p>
+    <w:p>
+      <w:pPr>
+        <w:pStyle w:val="TOC1"/>
+        <w:tabs>
+          <w:tab w:val="right" w:leader="dot" w:pos="9350"/>
+        </w:tabs>
+        <w:rPr>
+          <w:rFonts w:eastAsiaTheme="minorEastAsia"/>
+          <w:noProof/>
+        </w:rPr>
+      </w:pPr>
+      <w:r>
+        <w:fldChar w:fldCharType="begin"/>
+      </w:r>
+      <w:r>
+        <w:instrText xml:space="preserve"> TOC \o "1-1" \f \h \z \u </w:instrText>
+      </w:r>
+      <w:r>
+        <w:fldChar w:fldCharType="separate"/>
+      </w:r>
+      <w:hyperlink w:anchor="_Toc214008531" w:history="1">
+        <w:r>
+          <w:rPr>
+            <w:rStyle w:val="Hyperlink"/>
+            <w:noProof/>
+          </w:rPr>
+          <w:t>Portfolio Location</w:t>
+        </w:r>
+        <w:r>
+          <w:rPr>
+            <w:noProof/>
+            <w:webHidden/>
+          </w:rPr>
+          <w:tab/>
+        </w:r>
+        <w:r>
+          <w:rPr>
+            <w:noProof/>
+            <w:webHidden/>
+          </w:rPr>
+          <w:fldChar w:fldCharType="begin"/>
+        </w:r>
+        <w:r>
+          <w:rPr>
+            <w:noProof/>
+            <w:webHidden/>
+          </w:rPr>
+          <w:instrText xml:space="preserve"> PAGEREF _Toc214008531 \h </w:instrText>
+        </w:r>
+        <w:r>
+          <w:rPr>
+            <w:noProof/>
+            <w:webHidden/>
+          </w:rPr>
+        </w:r>
+        <w:r>
+          <w:rPr>
+            <w:noProof/>
+            <w:webHidden/>
+          </w:rPr>
+          <w:fldChar w:fldCharType="separate"/>
+        </w:r>
+        <w:r>
+          <w:rPr>
+            <w:noProof/>
+            <w:webHidden/>
+          </w:rPr>
+          <w:t>1</w:t>
+        </w:r>
+        <w:r>
+          <w:rPr>
+            <w:noProof/>
+            <w:webHidden/>
+          </w:rPr>
+          <w:fldChar w:fldCharType="end"/>
+        </w:r>
+      </w:hyperlink>
+    </w:p>
+    <w:p>
+      <w:pPr>
+        <w:pStyle w:val="TOC1"/>
+        <w:tabs>
+          <w:tab w:val="right" w:leader="dot" w:pos="9350"/>
+        </w:tabs>
+        <w:rPr>
+          <w:rFonts w:eastAsiaTheme="minorEastAsia"/>
+          <w:noProof/>
+        </w:rPr>
+      </w:pPr>
+      <w:hyperlink w:anchor="_Toc214008532" w:history="1">
+        <w:r>
+          <w:rPr>
+            <w:rStyle w:val="Hyperlink"/>
+            <w:noProof/>
+          </w:rPr>
+          <w:t>Example 1 – Blog for Developers</w:t>
+        </w:r>
+        <w:r>
+          <w:rPr>
+            <w:noProof/>
+            <w:webHidden/>
+          </w:rPr>
+          <w:tab/>
+        </w:r>
+        <w:r>
+          <w:rPr>
+            <w:noProof/>
+            <w:webHidden/>
+          </w:rPr>
+          <w:fldChar w:fldCharType="begin"/>
+        </w:r>
+        <w:r>
+          <w:rPr>
+            <w:noProof/>
+            <w:webHidden/>
+          </w:rPr>
+          <w:instrText xml:space="preserve"> PAGEREF _Toc214008532 \h </w:instrText>
+        </w:r>
+        <w:r>
+          <w:rPr>
+            <w:noProof/>
+            <w:webHidden/>
+          </w:rPr>
+        </w:r>
+        <w:r>
+          <w:rPr>
+            <w:noProof/>
+            <w:webHidden/>
+          </w:rPr>
+          <w:fldChar w:fldCharType="separate"/>
+        </w:r>
+        <w:r>
+          <w:rPr>
+            <w:noProof/>
+            <w:webHidden/>
+          </w:rPr>
+          <w:t>2</w:t>
+        </w:r>
+        <w:r>
+          <w:rPr>
+            <w:noProof/>
+            <w:webHidden/>
+          </w:rPr>
+          <w:fldChar w:fldCharType="end"/>
+        </w:r>
+      </w:hyperlink>
+    </w:p>
+    <w:p>
+      <w:pPr>
+        <w:pStyle w:val="TOC1"/>
+        <w:tabs>
+          <w:tab w:val="right" w:leader="dot" w:pos="9350"/>
+        </w:tabs>
+        <w:rPr>
+          <w:rFonts w:eastAsiaTheme="minorEastAsia"/>
+          <w:noProof/>
+        </w:rPr>
+      </w:pPr>
+      <w:hyperlink w:anchor="_Toc214008533" w:history="1">
+        <w:r>
+          <w:rPr>
+            <w:rStyle w:val="Hyperlink"/>
+            <w:noProof/>
+          </w:rPr>
+          <w:t>Example 2 – GitHub Readme for Sample Application</w:t>
+        </w:r>
+        <w:r>
+          <w:rPr>
+            <w:noProof/>
+            <w:webHidden/>
+          </w:rPr>
+          <w:tab/>
+        </w:r>
+        <w:r>
+          <w:rPr>
+            <w:noProof/>
+            <w:webHidden/>
+          </w:rPr>
+          <w:fldChar w:fldCharType="begin"/>
+        </w:r>
+        <w:r>
+          <w:rPr>
+            <w:noProof/>
+            <w:webHidden/>
+          </w:rPr>
+          <w:instrText xml:space="preserve"> PAGEREF _Toc214008533 \h </w:instrText>
+        </w:r>
+        <w:r>
+          <w:rPr>
+            <w:noProof/>
+            <w:webHidden/>
+          </w:rPr>
+        </w:r>
+        <w:r>
+          <w:rPr>
+            <w:noProof/>
+            <w:webHidden/>
+          </w:rPr>
+          <w:fldChar w:fldCharType="separate"/>
+        </w:r>
+        <w:r>
+          <w:rPr>
+            <w:noProof/>
+            <w:webHidden/>
+          </w:rPr>
+          <w:t>7</w:t>
+        </w:r>
+        <w:r>
+          <w:rPr>
+            <w:noProof/>
+            <w:webHidden/>
+          </w:rPr>
+          <w:fldChar w:fldCharType="end"/>
+        </w:r>
+      </w:hyperlink>
+    </w:p>
+    <w:p>
+      <w:pPr>
+        <w:pStyle w:val="TOC1"/>
+        <w:tabs>
+          <w:tab w:val="right" w:leader="dot" w:pos="9350"/>
+        </w:tabs>
+        <w:rPr>
+          <w:rFonts w:eastAsiaTheme="minorEastAsia"/>
+          <w:noProof/>
+        </w:rPr>
+      </w:pPr>
+      <w:hyperlink w:anchor="_Toc214008534" w:history="1">
+        <w:r>
+          <w:rPr>
+            <w:rStyle w:val="Hyperlink"/>
+            <w:noProof/>
+          </w:rPr>
+          <w:t>Example 3 – Get Started Guide For MPI Library</w:t>
+        </w:r>
+        <w:r>
+          <w:rPr>
+            <w:noProof/>
+            <w:webHidden/>
+          </w:rPr>
+          <w:tab/>
+        </w:r>
+        <w:r>
+          <w:rPr>
+            <w:noProof/>
+            <w:webHidden/>
+          </w:rPr>
+          <w:fldChar w:fldCharType="begin"/>
+        </w:r>
+        <w:r>
+          <w:rPr>
+            <w:noProof/>
+            <w:webHidden/>
+          </w:rPr>
+          <w:instrText xml:space="preserve"> PAGEREF _Toc214008534 \h </w:instrText>
+        </w:r>
+        <w:r>
+          <w:rPr>
+            <w:noProof/>
+            <w:webHidden/>
+          </w:rPr>
+        </w:r>
+        <w:r>
+          <w:rPr>
+            <w:noProof/>
+            <w:webHidden/>
+          </w:rPr>
+          <w:fldChar w:fldCharType="separate"/>
+        </w:r>
+        <w:r>
+          <w:rPr>
+            <w:noProof/>
+            <w:webHidden/>
+          </w:rPr>
+          <w:t>13</w:t>
+        </w:r>
+        <w:r>
+          <w:rPr>
+            <w:noProof/>
+            <w:webHidden/>
+          </w:rPr>
+          <w:fldChar w:fldCharType="end"/>
+        </w:r>
+      </w:hyperlink>
+    </w:p>
+    <w:p>
+      <w:pPr>
+        <w:pStyle w:val="TOC1"/>
+        <w:tabs>
+          <w:tab w:val="right" w:leader="dot" w:pos="9350"/>
+        </w:tabs>
+        <w:rPr>
+          <w:rFonts w:eastAsiaTheme="minorEastAsia"/>
+          <w:noProof/>
+        </w:rPr>
+      </w:pPr>
+      <w:hyperlink w:anchor="_Toc214008535" w:history="1">
+        <w:r>
+          <w:rPr>
+            <w:rStyle w:val="Hyperlink"/>
+            <w:noProof/>
+          </w:rPr>
+          <w:t>Example 4 – User Guide for Analyzer</w:t>
+        </w:r>
+        <w:r>
+          <w:rPr>
+            <w:noProof/>
+            <w:webHidden/>
+          </w:rPr>
+          <w:tab/>
+        </w:r>
+        <w:r>
+          <w:rPr>
+            <w:noProof/>
+            <w:webHidden/>
+          </w:rPr>
+          <w:fldChar w:fldCharType="begin"/>
+        </w:r>
+        <w:r>
+          <w:rPr>
+            <w:noProof/>
+            <w:webHidden/>
+          </w:rPr>
+          <w:instrText xml:space="preserve"> PAGEREF _Toc214008535 \h </w:instrText>
+        </w:r>
+        <w:r>
+          <w:rPr>
+            <w:noProof/>
+            <w:webHidden/>
+          </w:rPr>
+        </w:r>
+        <w:r>
+          <w:rPr>
+            <w:noProof/>
+            <w:webHidden/>
+          </w:rPr>
+          <w:fldChar w:fldCharType="separate"/>
+        </w:r>
+        <w:r>
+          <w:rPr>
+            <w:noProof/>
+            <w:webHidden/>
+          </w:rPr>
+          <w:t>16</w:t>
+        </w:r>
+        <w:r>
+          <w:rPr>
+            <w:noProof/>
+            <w:webHidden/>
+          </w:rPr>
+          <w:fldChar w:fldCharType="end"/>
+        </w:r>
+      </w:hyperlink>
+    </w:p>
+    <w:p>
+      <w:pPr>
+        <w:pStyle w:val="TOC1"/>
+        <w:tabs>
+          <w:tab w:val="right" w:leader="dot" w:pos="9350"/>
+        </w:tabs>
+        <w:rPr>
+          <w:rFonts w:eastAsiaTheme="minorEastAsia"/>
+          <w:noProof/>
+        </w:rPr>
+      </w:pPr>
+      <w:hyperlink w:anchor="_Toc214008536" w:history="1">
+        <w:r>
+          <w:rPr>
+            <w:rStyle w:val="Hyperlink"/>
+            <w:noProof/>
+          </w:rPr>
+          <w:t>Example 5 – Compiler Developer Guide Overview</w:t>
+        </w:r>
+        <w:r>
+          <w:rPr>
+            <w:noProof/>
+            <w:webHidden/>
+          </w:rPr>
+          <w:tab/>
+        </w:r>
+        <w:r>
+          <w:rPr>
+            <w:noProof/>
+            <w:webHidden/>
+          </w:rPr>
+          <w:fldChar w:fldCharType="begin"/>
+        </w:r>
+        <w:r>
+          <w:rPr>
+            <w:noProof/>
+            <w:webHidden/>
+          </w:rPr>
+          <w:instrText xml:space="preserve"> PAGEREF _Toc214008536 \h </w:instrText>
+        </w:r>
+        <w:r>
+          <w:rPr>
+            <w:noProof/>
+            <w:webHidden/>
+          </w:rPr>
+        </w:r>
+        <w:r>
+          <w:rPr>
+            <w:noProof/>
+            <w:webHidden/>
+          </w:rPr>
+          <w:fldChar w:fldCharType="separate"/>
+        </w:r>
+        <w:r>
+          <w:rPr>
+            <w:noProof/>
+            <w:webHidden/>
+          </w:rPr>
+          <w:t>20</w:t>
+        </w:r>
+        <w:r>
+          <w:rPr>
+            <w:noProof/>
+            <w:webHidden/>
+          </w:rPr>
+          <w:fldChar w:fldCharType="end"/>
+        </w:r>
+      </w:hyperlink>
+    </w:p>
+    <w:p>
+      <w:pPr>
+        <w:outlineLvl w:val="0"/>
+      </w:pPr>
+      <w:r>
+        <w:fldChar w:fldCharType="end"/>
+      </w:r>
+    </w:p>
+    <w:p>
+      <w:pPr>
         <w:pStyle w:val="Heading1"/>
       </w:pPr>
-      <w:r>
+      <w:bookmarkStart w:id="0" w:name="_Toc214008531"/>
+      <w:r>
+        <w:t xml:space="preserve">Portfolio </w:t>
+      </w:r>
+      <w:r>
+        <w:t>Location</w:t>
+      </w:r>
+      <w:bookmarkEnd w:id="0"/>
+    </w:p>
+    <w:p>
+      <w:r>
+        <w:t xml:space="preserve">This sample file is available from </w:t>
+      </w:r>
+      <w:hyperlink r:id="rId8" w:history="1">
+        <w:r>
+          <w:rPr>
+            <w:rStyle w:val="Hyperlink"/>
+          </w:rPr>
+          <w:t>https://github.com/johnkinsky/book/blob/main/writing%20samples.docx</w:t>
+        </w:r>
+      </w:hyperlink>
+      <w:r>
+        <w:t xml:space="preserve">. My GitHub repo </w:t>
+      </w:r>
+      <w:r>
+        <w:t>(</w:t>
+      </w:r>
+      <w:hyperlink r:id="rId9" w:history="1">
+        <w:r>
+          <w:rPr>
+            <w:rStyle w:val="Hyperlink"/>
+          </w:rPr>
+          <w:t>https://github.com/johnkinsky/book</w:t>
+        </w:r>
+      </w:hyperlink>
+      <w:r>
+        <w:t xml:space="preserve">) </w:t>
+      </w:r>
+      <w:r>
+        <w:t xml:space="preserve">includes more information about the tools and technologies I’ve used and </w:t>
+      </w:r>
+      <w:r>
+        <w:t xml:space="preserve">some I’ve </w:t>
+      </w:r>
+      <w:r>
+        <w:t>scripts develop</w:t>
+      </w:r>
+      <w:r>
+        <w:t>ed.</w:t>
+      </w:r>
+    </w:p>
+    <w:p>
+      <w:r>
+        <w:br w:type="page"/>
+      </w:r>
+    </w:p>
+    <w:p>
+      <w:pPr>
+        <w:pStyle w:val="Heading1"/>
+      </w:pPr>
+      <w:bookmarkStart w:id="1" w:name="_Toc214008532"/>
+      <w:r>
+        <w:lastRenderedPageBreak/>
         <w:t xml:space="preserve">Example 1 – Blog </w:t>
       </w:r>
+      <w:r>
+        <w:t>for Developers</w:t>
+      </w:r>
+      <w:bookmarkEnd w:id="1"/>
     </w:p>
     <w:p>
       <w:r>
         <w:t xml:space="preserve">Source </w:t>
       </w:r>
-      <w:hyperlink r:id="rId5" w:history="1">
+      <w:hyperlink r:id="rId10" w:history="1">
         <w:r>
           <w:rPr>
             <w:rStyle w:val="Hyperlink"/>
@@ -32,7 +575,21 @@
           <w:b/>
           <w:bCs/>
         </w:rPr>
-        <w:t>Context:</w:t>
+        <w:t>Context</w:t>
+      </w:r>
+      <w:r>
+        <w:rPr>
+          <w:b/>
+          <w:bCs/>
+        </w:rPr>
+        <w:t xml:space="preserve"> for this example</w:t>
+      </w:r>
+      <w:r>
+        <w:rPr>
+          <w:b/>
+          <w:bCs/>
+        </w:rPr>
+        <w:t>:</w:t>
       </w:r>
       <w:r>
         <w:t xml:space="preserve"> </w:t>
@@ -50,15 +607,7 @@
         <w:t xml:space="preserve">and use </w:t>
       </w:r>
       <w:r>
-        <w:t xml:space="preserve">the </w:t>
-      </w:r>
-      <w:proofErr w:type="spellStart"/>
-      <w:r>
-        <w:t>oneAPI</w:t>
-      </w:r>
-      <w:proofErr w:type="spellEnd"/>
-      <w:r>
-        <w:t xml:space="preserve"> code samples available for each release. </w:t>
+        <w:t xml:space="preserve">the oneAPI code samples available for each release. </w:t>
       </w:r>
       <w:r>
         <w:t>According to web telemetry (</w:t>
@@ -70,15 +619,7 @@
         <w:t xml:space="preserve"> Analytics) this </w:t>
       </w:r>
       <w:r>
-        <w:t xml:space="preserve"> article </w:t>
-      </w:r>
-      <w:proofErr w:type="gramStart"/>
-      <w:r>
-        <w:t>was viewed</w:t>
-      </w:r>
-      <w:proofErr w:type="gramEnd"/>
-      <w:r>
-        <w:t xml:space="preserve"> often</w:t>
+        <w:t xml:space="preserve"> article was viewed often</w:t>
       </w:r>
       <w:r>
         <w:t xml:space="preserve">. For </w:t>
@@ -93,26 +634,10 @@
         <w:t xml:space="preserve">it </w:t>
       </w:r>
       <w:r>
-        <w:t xml:space="preserve">had </w:t>
-      </w:r>
-      <w:proofErr w:type="gramStart"/>
-      <w:r>
-        <w:t>a very low</w:t>
-      </w:r>
-      <w:proofErr w:type="gramEnd"/>
-      <w:r>
-        <w:t xml:space="preserve"> bounce rate</w:t>
-      </w:r>
-      <w:r>
-        <w:t xml:space="preserve">, and it </w:t>
-      </w:r>
-      <w:proofErr w:type="gramStart"/>
-      <w:r>
-        <w:t>was often cited</w:t>
-      </w:r>
-      <w:proofErr w:type="gramEnd"/>
-      <w:r>
-        <w:t xml:space="preserve"> in feedback</w:t>
+        <w:t>had a very low bounce rate</w:t>
+      </w:r>
+      <w:r>
+        <w:t>, and it was often cited in feedback</w:t>
       </w:r>
       <w:r>
         <w:t xml:space="preserve"> as being useful</w:t>
@@ -127,17 +652,9 @@
         <w:t>launched</w:t>
       </w:r>
       <w:r>
-        <w:t xml:space="preserve"> and </w:t>
-      </w:r>
-      <w:proofErr w:type="spellStart"/>
-      <w:r>
-        <w:t>currated</w:t>
-      </w:r>
-      <w:proofErr w:type="spellEnd"/>
-      <w:r>
-        <w:t xml:space="preserve"> the sample page on the Intel Developer Zone (</w:t>
-      </w:r>
-      <w:hyperlink r:id="rId6" w:history="1">
+        <w:t xml:space="preserve"> and currated the sample page on the Intel Developer Zone (</w:t>
+      </w:r>
+      <w:hyperlink r:id="rId11" w:history="1">
         <w:r>
           <w:rPr>
             <w:rStyle w:val="Hyperlink"/>
@@ -146,15 +663,7 @@
         </w:r>
       </w:hyperlink>
       <w:r>
-        <w:t xml:space="preserve">) at the same time. </w:t>
-      </w:r>
-      <w:proofErr w:type="gramStart"/>
-      <w:r>
-        <w:t>Both of these</w:t>
-      </w:r>
-      <w:proofErr w:type="gramEnd"/>
-      <w:r>
-        <w:t xml:space="preserve"> resources drove users to </w:t>
+        <w:t xml:space="preserve">) at the same time. Both of these resources drove users to </w:t>
       </w:r>
       <w:r>
         <w:t>GitHub</w:t>
@@ -173,6 +682,8 @@
           <w:rFonts w:ascii="Tahoma" w:eastAsia="Times New Roman" w:hAnsi="Tahoma" w:cs="Tahoma"/>
           <w:b/>
           <w:bCs/>
+          <w:i/>
+          <w:iCs/>
           <w:color w:val="262626"/>
           <w:kern w:val="0"/>
           <w:sz w:val="36"/>
@@ -185,41 +696,15 @@
           <w:rFonts w:ascii="Tahoma" w:eastAsia="Times New Roman" w:hAnsi="Tahoma" w:cs="Tahoma"/>
           <w:b/>
           <w:bCs/>
+          <w:i/>
+          <w:iCs/>
           <w:color w:val="262626"/>
           <w:kern w:val="0"/>
           <w:sz w:val="36"/>
           <w:szCs w:val="36"/>
           <w14:ligatures w14:val="none"/>
         </w:rPr>
-        <w:t xml:space="preserve">3 Ways to Get Started with </w:t>
-      </w:r>
-      <w:proofErr w:type="spellStart"/>
-      <w:r>
-        <w:rPr>
-          <w:rFonts w:ascii="Tahoma" w:eastAsia="Times New Roman" w:hAnsi="Tahoma" w:cs="Tahoma"/>
-          <w:b/>
-          <w:bCs/>
-          <w:color w:val="262626"/>
-          <w:kern w:val="0"/>
-          <w:sz w:val="36"/>
-          <w:szCs w:val="36"/>
-          <w14:ligatures w14:val="none"/>
-        </w:rPr>
-        <w:t>oneAPI</w:t>
-      </w:r>
-      <w:proofErr w:type="spellEnd"/>
-      <w:r>
-        <w:rPr>
-          <w:rFonts w:ascii="Tahoma" w:eastAsia="Times New Roman" w:hAnsi="Tahoma" w:cs="Tahoma"/>
-          <w:b/>
-          <w:bCs/>
-          <w:color w:val="262626"/>
-          <w:kern w:val="0"/>
-          <w:sz w:val="36"/>
-          <w:szCs w:val="36"/>
-          <w14:ligatures w14:val="none"/>
-        </w:rPr>
-        <w:t xml:space="preserve"> Code Samples</w:t>
+        <w:t>3 Ways to Get Started with oneAPI Code Samples</w:t>
       </w:r>
     </w:p>
     <w:p>
@@ -241,27 +726,7 @@
           <w:kern w:val="0"/>
           <w14:ligatures w14:val="none"/>
         </w:rPr>
-        <w:t xml:space="preserve">If you are like most developers, you </w:t>
-      </w:r>
-      <w:proofErr w:type="gramStart"/>
-      <w:r>
-        <w:rPr>
-          <w:rFonts w:ascii="Tahoma" w:eastAsia="Times New Roman" w:hAnsi="Tahoma" w:cs="Tahoma"/>
-          <w:color w:val="262626"/>
-          <w:kern w:val="0"/>
-          <w14:ligatures w14:val="none"/>
-        </w:rPr>
-        <w:t>don’t</w:t>
-      </w:r>
-      <w:proofErr w:type="gramEnd"/>
-      <w:r>
-        <w:rPr>
-          <w:rFonts w:ascii="Tahoma" w:eastAsia="Times New Roman" w:hAnsi="Tahoma" w:cs="Tahoma"/>
-          <w:color w:val="262626"/>
-          <w:kern w:val="0"/>
-          <w14:ligatures w14:val="none"/>
-        </w:rPr>
-        <w:t xml:space="preserve"> want to wade through descriptions about new features and capabilities written by someone trying to sell you something. Instead, you would like to see code that works and use the working code to help solve specific problems.</w:t>
+        <w:t>If you are like most developers, you don’t want to wade through descriptions about new features and capabilities written by someone trying to sell you something. Instead, you would like to see code that works and use the working code to help solve specific problems.</w:t>
       </w:r>
     </w:p>
     <w:p>
@@ -282,47 +747,7 @@
           <w:kern w:val="0"/>
           <w14:ligatures w14:val="none"/>
         </w:rPr>
-        <w:t xml:space="preserve">Once </w:t>
-      </w:r>
-      <w:proofErr w:type="gramStart"/>
-      <w:r>
-        <w:rPr>
-          <w:rFonts w:ascii="Tahoma" w:eastAsia="Times New Roman" w:hAnsi="Tahoma" w:cs="Tahoma"/>
-          <w:color w:val="262626"/>
-          <w:kern w:val="0"/>
-          <w14:ligatures w14:val="none"/>
-        </w:rPr>
-        <w:t>you’ve</w:t>
-      </w:r>
-      <w:proofErr w:type="gramEnd"/>
-      <w:r>
-        <w:rPr>
-          <w:rFonts w:ascii="Tahoma" w:eastAsia="Times New Roman" w:hAnsi="Tahoma" w:cs="Tahoma"/>
-          <w:color w:val="262626"/>
-          <w:kern w:val="0"/>
-          <w14:ligatures w14:val="none"/>
-        </w:rPr>
-        <w:t xml:space="preserve"> seen the code work, you are willing to spend time reading a description of the code. </w:t>
-      </w:r>
-      <w:proofErr w:type="gramStart"/>
-      <w:r>
-        <w:rPr>
-          <w:rFonts w:ascii="Tahoma" w:eastAsia="Times New Roman" w:hAnsi="Tahoma" w:cs="Tahoma"/>
-          <w:color w:val="262626"/>
-          <w:kern w:val="0"/>
-          <w14:ligatures w14:val="none"/>
-        </w:rPr>
-        <w:t>We’ve</w:t>
-      </w:r>
-      <w:proofErr w:type="gramEnd"/>
-      <w:r>
-        <w:rPr>
-          <w:rFonts w:ascii="Tahoma" w:eastAsia="Times New Roman" w:hAnsi="Tahoma" w:cs="Tahoma"/>
-          <w:color w:val="262626"/>
-          <w:kern w:val="0"/>
-          <w14:ligatures w14:val="none"/>
-        </w:rPr>
-        <w:t xml:space="preserve"> all been there.</w:t>
+        <w:t>Once you’ve seen the code work, you are willing to spend time reading a description of the code. We’ve all been there.</w:t>
       </w:r>
     </w:p>
     <w:p>
@@ -343,27 +768,7 @@
           <w:kern w:val="0"/>
           <w14:ligatures w14:val="none"/>
         </w:rPr>
-        <w:t xml:space="preserve">Unfortunately, it is not easy to find </w:t>
-      </w:r>
-      <w:proofErr w:type="gramStart"/>
-      <w:r>
-        <w:rPr>
-          <w:rFonts w:ascii="Tahoma" w:eastAsia="Times New Roman" w:hAnsi="Tahoma" w:cs="Tahoma"/>
-          <w:color w:val="262626"/>
-          <w:kern w:val="0"/>
-          <w14:ligatures w14:val="none"/>
-        </w:rPr>
-        <w:t>reliable</w:t>
-      </w:r>
-      <w:proofErr w:type="gramEnd"/>
-      <w:r>
-        <w:rPr>
-          <w:rFonts w:ascii="Tahoma" w:eastAsia="Times New Roman" w:hAnsi="Tahoma" w:cs="Tahoma"/>
-          <w:color w:val="262626"/>
-          <w:kern w:val="0"/>
-          <w14:ligatures w14:val="none"/>
-        </w:rPr>
-        <w:t xml:space="preserve"> or useful sample code or good documentation of the examples when you do find it.</w:t>
+        <w:t>Unfortunately, it is not easy to find reliable or useful sample code or good documentation of the examples when you do find it.</w:t>
       </w:r>
     </w:p>
     <w:p>
@@ -404,27 +809,7 @@
           <w:kern w:val="0"/>
           <w14:ligatures w14:val="none"/>
         </w:rPr>
-        <w:t xml:space="preserve"> to develop, offload, and optimize multiarchitecture applications. In this blog, </w:t>
-      </w:r>
-      <w:proofErr w:type="gramStart"/>
-      <w:r>
-        <w:rPr>
-          <w:rFonts w:ascii="Tahoma" w:eastAsia="Times New Roman" w:hAnsi="Tahoma" w:cs="Tahoma"/>
-          <w:color w:val="262626"/>
-          <w:kern w:val="0"/>
-          <w14:ligatures w14:val="none"/>
-        </w:rPr>
-        <w:t>I’ll</w:t>
-      </w:r>
-      <w:proofErr w:type="gramEnd"/>
-      <w:r>
-        <w:rPr>
-          <w:rFonts w:ascii="Tahoma" w:eastAsia="Times New Roman" w:hAnsi="Tahoma" w:cs="Tahoma"/>
-          <w:color w:val="262626"/>
-          <w:kern w:val="0"/>
-          <w14:ligatures w14:val="none"/>
-        </w:rPr>
-        <w:t xml:space="preserve"> introduce them and then offer three ways to easily access them.</w:t>
+        <w:t> to develop, offload, and optimize multiarchitecture applications. In this blog, I’ll introduce them and then offer three ways to easily access them.</w:t>
       </w:r>
     </w:p>
     <w:p>
@@ -441,7 +826,6 @@
           <w14:ligatures w14:val="none"/>
         </w:rPr>
       </w:pPr>
-      <w:proofErr w:type="gramStart"/>
       <w:r>
         <w:rPr>
           <w:rFonts w:ascii="Helvetica" w:eastAsia="Times New Roman" w:hAnsi="Helvetica" w:cs="Helvetica"/>
@@ -451,19 +835,7 @@
           <w:szCs w:val="36"/>
           <w14:ligatures w14:val="none"/>
         </w:rPr>
-        <w:t>Solve</w:t>
-      </w:r>
-      <w:proofErr w:type="gramEnd"/>
-      <w:r>
-        <w:rPr>
-          <w:rFonts w:ascii="Helvetica" w:eastAsia="Times New Roman" w:hAnsi="Helvetica" w:cs="Helvetica"/>
-          <w:color w:val="262626"/>
-          <w:kern w:val="0"/>
-          <w:sz w:val="36"/>
-          <w:szCs w:val="36"/>
-          <w14:ligatures w14:val="none"/>
-        </w:rPr>
-        <w:t xml:space="preserve"> Problems with Code Samples</w:t>
+        <w:t>Solve Problems with Code Samples</w:t>
       </w:r>
     </w:p>
     <w:p>
@@ -484,27 +856,7 @@
           <w:kern w:val="0"/>
           <w14:ligatures w14:val="none"/>
         </w:rPr>
-        <w:t xml:space="preserve">The samples demonstrate how to solve problems in high-performance computing, code and performance optimization, artificial </w:t>
-      </w:r>
-      <w:proofErr w:type="gramStart"/>
-      <w:r>
-        <w:rPr>
-          <w:rFonts w:ascii="Tahoma" w:eastAsia="Times New Roman" w:hAnsi="Tahoma" w:cs="Tahoma"/>
-          <w:color w:val="262626"/>
-          <w:kern w:val="0"/>
-          <w14:ligatures w14:val="none"/>
-        </w:rPr>
-        <w:t>intelligence</w:t>
-      </w:r>
-      <w:proofErr w:type="gramEnd"/>
-      <w:r>
-        <w:rPr>
-          <w:rFonts w:ascii="Tahoma" w:eastAsia="Times New Roman" w:hAnsi="Tahoma" w:cs="Tahoma"/>
-          <w:color w:val="262626"/>
-          <w:kern w:val="0"/>
-          <w14:ligatures w14:val="none"/>
-        </w:rPr>
-        <w:t xml:space="preserve"> and machine learning, and scientific or general graphics rendering.</w:t>
+        <w:t>The samples demonstrate how to solve problems in high-performance computing, code and performance optimization, artificial intelligence and machine learning, and scientific or general graphics rendering.</w:t>
       </w:r>
     </w:p>
     <w:p>
@@ -525,27 +877,7 @@
           <w:kern w:val="0"/>
           <w14:ligatures w14:val="none"/>
         </w:rPr>
-        <w:t xml:space="preserve">In fact, the samples </w:t>
-      </w:r>
-      <w:proofErr w:type="gramStart"/>
-      <w:r>
-        <w:rPr>
-          <w:rFonts w:ascii="Tahoma" w:eastAsia="Times New Roman" w:hAnsi="Tahoma" w:cs="Tahoma"/>
-          <w:color w:val="262626"/>
-          <w:kern w:val="0"/>
-          <w14:ligatures w14:val="none"/>
-        </w:rPr>
-        <w:t>are intended</w:t>
-      </w:r>
-      <w:proofErr w:type="gramEnd"/>
-      <w:r>
-        <w:rPr>
-          <w:rFonts w:ascii="Tahoma" w:eastAsia="Times New Roman" w:hAnsi="Tahoma" w:cs="Tahoma"/>
-          <w:color w:val="262626"/>
-          <w:kern w:val="0"/>
-          <w14:ligatures w14:val="none"/>
-        </w:rPr>
-        <w:t> </w:t>
+        <w:t>In fact, the samples are intended </w:t>
       </w:r>
       <w:r>
         <w:rPr>
@@ -608,27 +940,7 @@
           <w:kern w:val="0"/>
           <w14:ligatures w14:val="none"/>
         </w:rPr>
-        <w:t xml:space="preserve">As an experienced developer, you will find </w:t>
-      </w:r>
-      <w:proofErr w:type="gramStart"/>
-      <w:r>
-        <w:rPr>
-          <w:rFonts w:ascii="Tahoma" w:eastAsia="Times New Roman" w:hAnsi="Tahoma" w:cs="Tahoma"/>
-          <w:color w:val="262626"/>
-          <w:kern w:val="0"/>
-          <w14:ligatures w14:val="none"/>
-        </w:rPr>
-        <w:t>many</w:t>
-      </w:r>
-      <w:proofErr w:type="gramEnd"/>
-      <w:r>
-        <w:rPr>
-          <w:rFonts w:ascii="Tahoma" w:eastAsia="Times New Roman" w:hAnsi="Tahoma" w:cs="Tahoma"/>
-          <w:color w:val="262626"/>
-          <w:kern w:val="0"/>
-          <w14:ligatures w14:val="none"/>
-        </w:rPr>
-        <w:t xml:space="preserve"> samples to ramp on new techniques quickly, particularly if you are attempting to adapt existing code from vendor-specific C++ code to its SYCL*-compliant equivalent.</w:t>
+        <w:t>As an experienced developer, you will find many samples to ramp on new techniques quickly, particularly if you are attempting to adapt existing code from vendor-specific C++ code to its SYCL*-compliant equivalent.</w:t>
       </w:r>
     </w:p>
     <w:p>
@@ -649,27 +961,7 @@
           <w:kern w:val="0"/>
           <w14:ligatures w14:val="none"/>
         </w:rPr>
-        <w:t xml:space="preserve">For example, </w:t>
-      </w:r>
-      <w:proofErr w:type="gramStart"/>
-      <w:r>
-        <w:rPr>
-          <w:rFonts w:ascii="Tahoma" w:eastAsia="Times New Roman" w:hAnsi="Tahoma" w:cs="Tahoma"/>
-          <w:color w:val="262626"/>
-          <w:kern w:val="0"/>
-          <w14:ligatures w14:val="none"/>
-        </w:rPr>
-        <w:t>you’ll</w:t>
-      </w:r>
-      <w:proofErr w:type="gramEnd"/>
-      <w:r>
-        <w:rPr>
-          <w:rFonts w:ascii="Tahoma" w:eastAsia="Times New Roman" w:hAnsi="Tahoma" w:cs="Tahoma"/>
-          <w:color w:val="262626"/>
-          <w:kern w:val="0"/>
-          <w14:ligatures w14:val="none"/>
-        </w:rPr>
-        <w:t xml:space="preserve"> find:</w:t>
+        <w:t>For example, you’ll find:</w:t>
       </w:r>
     </w:p>
     <w:p>
@@ -719,27 +1011,7 @@
           <w:kern w:val="0"/>
           <w14:ligatures w14:val="none"/>
         </w:rPr>
-        <w:t xml:space="preserve">The end-to-end process of training models and performing inference using optimizations for </w:t>
-      </w:r>
-      <w:proofErr w:type="spellStart"/>
-      <w:r>
-        <w:rPr>
-          <w:rFonts w:ascii="Tahoma" w:eastAsia="Times New Roman" w:hAnsi="Tahoma" w:cs="Tahoma"/>
-          <w:color w:val="262626"/>
-          <w:kern w:val="0"/>
-          <w14:ligatures w14:val="none"/>
-        </w:rPr>
-        <w:t>PyTorch</w:t>
-      </w:r>
-      <w:proofErr w:type="spellEnd"/>
-      <w:r>
-        <w:rPr>
-          <w:rFonts w:ascii="Tahoma" w:eastAsia="Times New Roman" w:hAnsi="Tahoma" w:cs="Tahoma"/>
-          <w:color w:val="262626"/>
-          <w:kern w:val="0"/>
-          <w14:ligatures w14:val="none"/>
-        </w:rPr>
-        <w:t>* and TensorFlow* or performance increases on various CPUs and GPUs.</w:t>
+        <w:t>The end-to-end process of training models and performing inference using optimizations for PyTorch* and TensorFlow* or performance increases on various CPUs and GPUs.</w:t>
       </w:r>
     </w:p>
     <w:p>
@@ -764,27 +1036,7 @@
           <w:kern w:val="0"/>
           <w14:ligatures w14:val="none"/>
         </w:rPr>
-        <w:t xml:space="preserve">FPGA reference designs that you can use to implement </w:t>
-      </w:r>
-      <w:proofErr w:type="gramStart"/>
-      <w:r>
-        <w:rPr>
-          <w:rFonts w:ascii="Tahoma" w:eastAsia="Times New Roman" w:hAnsi="Tahoma" w:cs="Tahoma"/>
-          <w:color w:val="262626"/>
-          <w:kern w:val="0"/>
-          <w14:ligatures w14:val="none"/>
-        </w:rPr>
-        <w:t>nearly complete</w:t>
-      </w:r>
-      <w:proofErr w:type="gramEnd"/>
-      <w:r>
-        <w:rPr>
-          <w:rFonts w:ascii="Tahoma" w:eastAsia="Times New Roman" w:hAnsi="Tahoma" w:cs="Tahoma"/>
-          <w:color w:val="262626"/>
-          <w:kern w:val="0"/>
-          <w14:ligatures w14:val="none"/>
-        </w:rPr>
-        <w:t xml:space="preserve"> solutions quickly and tutorials to help you understand FPGA programming.</w:t>
+        <w:t>FPGA reference designs that you can use to implement nearly complete solutions quickly and tutorials to help you understand FPGA programming.</w:t>
       </w:r>
     </w:p>
     <w:p>
@@ -809,27 +1061,7 @@
           <w:kern w:val="0"/>
           <w14:ligatures w14:val="none"/>
         </w:rPr>
-        <w:t xml:space="preserve">Over a hundred samples allowing you to run the code inside </w:t>
-      </w:r>
-      <w:proofErr w:type="spellStart"/>
-      <w:r>
-        <w:rPr>
-          <w:rFonts w:ascii="Tahoma" w:eastAsia="Times New Roman" w:hAnsi="Tahoma" w:cs="Tahoma"/>
-          <w:color w:val="262626"/>
-          <w:kern w:val="0"/>
-          <w14:ligatures w14:val="none"/>
-        </w:rPr>
-        <w:t>Jupyter</w:t>
-      </w:r>
-      <w:proofErr w:type="spellEnd"/>
-      <w:r>
-        <w:rPr>
-          <w:rFonts w:ascii="Tahoma" w:eastAsia="Times New Roman" w:hAnsi="Tahoma" w:cs="Tahoma"/>
-          <w:color w:val="262626"/>
-          <w:kern w:val="0"/>
-          <w14:ligatures w14:val="none"/>
-        </w:rPr>
-        <w:t>* Notebooks while reading about the code run in the cell.</w:t>
+        <w:t>Over a hundred samples allowing you to run the code inside Jupyter* Notebooks while reading about the code run in the cell.</w:t>
       </w:r>
     </w:p>
     <w:p>
@@ -873,6 +1105,30 @@
         </w:rPr>
         <w:t>Ready to dive in? Here are three ways to do it.</w:t>
       </w:r>
+    </w:p>
+    <w:p>
+      <w:pPr>
+        <w:shd w:val="clear" w:color="auto" w:fill="FFFFFF"/>
+        <w:spacing w:after="240" w:line="240" w:lineRule="auto"/>
+        <w:rPr>
+          <w:rFonts w:ascii="Tahoma" w:eastAsia="Times New Roman" w:hAnsi="Tahoma" w:cs="Tahoma"/>
+          <w:color w:val="262626"/>
+          <w:kern w:val="0"/>
+          <w14:ligatures w14:val="none"/>
+        </w:rPr>
+      </w:pPr>
+    </w:p>
+    <w:p>
+      <w:pPr>
+        <w:shd w:val="clear" w:color="auto" w:fill="FFFFFF"/>
+        <w:spacing w:after="240" w:line="240" w:lineRule="auto"/>
+        <w:rPr>
+          <w:rFonts w:ascii="Tahoma" w:eastAsia="Times New Roman" w:hAnsi="Tahoma" w:cs="Tahoma"/>
+          <w:color w:val="262626"/>
+          <w:kern w:val="0"/>
+          <w14:ligatures w14:val="none"/>
+        </w:rPr>
+      </w:pPr>
     </w:p>
     <w:p>
       <w:pPr>
@@ -920,7 +1176,7 @@
         </w:rPr>
         <w:t>If you have used the </w:t>
       </w:r>
-      <w:hyperlink r:id="rId7" w:history="1">
+      <w:hyperlink r:id="rId12" w:history="1">
         <w:r>
           <w:rPr>
             <w:rFonts w:ascii="Tahoma" w:eastAsia="Times New Roman" w:hAnsi="Tahoma" w:cs="Tahoma"/>
@@ -929,29 +1185,7 @@
             <w:u w:val="single"/>
             <w14:ligatures w14:val="none"/>
           </w:rPr>
-          <w:t xml:space="preserve">Intel® </w:t>
-        </w:r>
-        <w:proofErr w:type="spellStart"/>
-        <w:r>
-          <w:rPr>
-            <w:rFonts w:ascii="Tahoma" w:eastAsia="Times New Roman" w:hAnsi="Tahoma" w:cs="Tahoma"/>
-            <w:color w:val="0068B5"/>
-            <w:kern w:val="0"/>
-            <w:u w:val="single"/>
-            <w14:ligatures w14:val="none"/>
-          </w:rPr>
-          <w:t>oneAPI</w:t>
-        </w:r>
-        <w:proofErr w:type="spellEnd"/>
-        <w:r>
-          <w:rPr>
-            <w:rFonts w:ascii="Tahoma" w:eastAsia="Times New Roman" w:hAnsi="Tahoma" w:cs="Tahoma"/>
-            <w:color w:val="0068B5"/>
-            <w:kern w:val="0"/>
-            <w:u w:val="single"/>
-            <w14:ligatures w14:val="none"/>
-          </w:rPr>
-          <w:t xml:space="preserve"> &amp; AI Tools</w:t>
+          <w:t>Intel® oneAPI &amp; AI Tools</w:t>
         </w:r>
       </w:hyperlink>
       <w:r>
@@ -963,7 +1197,7 @@
         </w:rPr>
         <w:t>, you might already know that Intel offers sample browsers that plug into Microsoft Visual Studio Code* (see the </w:t>
       </w:r>
-      <w:hyperlink r:id="rId8" w:history="1">
+      <w:hyperlink r:id="rId13" w:history="1">
         <w:r>
           <w:rPr>
             <w:rFonts w:ascii="Tahoma" w:eastAsia="Times New Roman" w:hAnsi="Tahoma" w:cs="Tahoma"/>
@@ -1003,27 +1237,7 @@
           <w:kern w:val="0"/>
           <w14:ligatures w14:val="none"/>
         </w:rPr>
-        <w:t xml:space="preserve">Intel also provides a command-line version of the code sample browser. While you can search for and download the samples from within an IDE, that approach </w:t>
-      </w:r>
-      <w:proofErr w:type="gramStart"/>
-      <w:r>
-        <w:rPr>
-          <w:rFonts w:ascii="Tahoma" w:eastAsia="Times New Roman" w:hAnsi="Tahoma" w:cs="Tahoma"/>
-          <w:color w:val="262626"/>
-          <w:kern w:val="0"/>
-          <w14:ligatures w14:val="none"/>
-        </w:rPr>
-        <w:t>doesn’t</w:t>
-      </w:r>
-      <w:proofErr w:type="gramEnd"/>
-      <w:r>
-        <w:rPr>
-          <w:rFonts w:ascii="Tahoma" w:eastAsia="Times New Roman" w:hAnsi="Tahoma" w:cs="Tahoma"/>
-          <w:color w:val="262626"/>
-          <w:kern w:val="0"/>
-          <w14:ligatures w14:val="none"/>
-        </w:rPr>
-        <w:t xml:space="preserve"> help much if you are trying to find relevant samples quickly.</w:t>
+        <w:t>Intel also provides a command-line version of the code sample browser. While you can search for and download the samples from within an IDE, that approach doesn’t help much if you are trying to find relevant samples quickly.</w:t>
       </w:r>
     </w:p>
     <w:p>
@@ -1065,7 +1279,7 @@
                     </pic:cNvPicPr>
                   </pic:nvPicPr>
                   <pic:blipFill>
-                    <a:blip r:embed="rId9">
+                    <a:blip r:embed="rId14">
                       <a:extLst>
                         <a:ext uri="{28A0092B-C50C-407E-A947-70E740481C1C}">
                           <a14:useLocalDpi xmlns:a14="http://schemas.microsoft.com/office/drawing/2010/main" val="0"/>
@@ -1118,31 +1332,7 @@
           <w:kern w:val="0"/>
           <w14:ligatures w14:val="none"/>
         </w:rPr>
-        <w:t xml:space="preserve">Figure 1. Visual Studio Code </w:t>
-      </w:r>
-      <w:proofErr w:type="spellStart"/>
-      <w:r>
-        <w:rPr>
-          <w:rFonts w:ascii="Tahoma" w:eastAsia="Times New Roman" w:hAnsi="Tahoma" w:cs="Tahoma"/>
-          <w:b/>
-          <w:bCs/>
-          <w:color w:val="262626"/>
-          <w:kern w:val="0"/>
-          <w14:ligatures w14:val="none"/>
-        </w:rPr>
-        <w:t>oneAPI</w:t>
-      </w:r>
-      <w:proofErr w:type="spellEnd"/>
-      <w:r>
-        <w:rPr>
-          <w:rFonts w:ascii="Tahoma" w:eastAsia="Times New Roman" w:hAnsi="Tahoma" w:cs="Tahoma"/>
-          <w:b/>
-          <w:bCs/>
-          <w:color w:val="262626"/>
-          <w:kern w:val="0"/>
-          <w14:ligatures w14:val="none"/>
-        </w:rPr>
-        <w:t xml:space="preserve"> Samples Browser Plugin</w:t>
+        <w:t>Figure 1. Visual Studio Code oneAPI Samples Browser Plugin</w:t>
       </w:r>
     </w:p>
     <w:p>
@@ -1191,40 +1381,18 @@
         </w:rPr>
         <w:t>We have two ways to navigate the samples in GitHub. First, just by browsing the </w:t>
       </w:r>
-      <w:proofErr w:type="spellStart"/>
-      <w:r>
-        <w:fldChar w:fldCharType="begin"/>
-      </w:r>
-      <w:r>
-        <w:instrText>HYPERLINK "http://github.com/oneapi-src/oneAPI-samples"</w:instrText>
-      </w:r>
-      <w:r>
-        <w:fldChar w:fldCharType="separate"/>
-      </w:r>
-      <w:r>
-        <w:rPr>
-          <w:rFonts w:ascii="Tahoma" w:eastAsia="Times New Roman" w:hAnsi="Tahoma" w:cs="Tahoma"/>
-          <w:color w:val="0068B5"/>
-          <w:kern w:val="0"/>
-          <w:u w:val="single"/>
-          <w14:ligatures w14:val="none"/>
-        </w:rPr>
-        <w:t>oneAPI</w:t>
-      </w:r>
-      <w:proofErr w:type="spellEnd"/>
-      <w:r>
-        <w:rPr>
-          <w:rFonts w:ascii="Tahoma" w:eastAsia="Times New Roman" w:hAnsi="Tahoma" w:cs="Tahoma"/>
-          <w:color w:val="0068B5"/>
-          <w:kern w:val="0"/>
-          <w:u w:val="single"/>
-          <w14:ligatures w14:val="none"/>
-        </w:rPr>
-        <w:t>-samples</w:t>
-      </w:r>
-      <w:r>
-        <w:fldChar w:fldCharType="end"/>
-      </w:r>
+      <w:hyperlink r:id="rId15" w:history="1">
+        <w:r>
+          <w:rPr>
+            <w:rFonts w:ascii="Tahoma" w:eastAsia="Times New Roman" w:hAnsi="Tahoma" w:cs="Tahoma"/>
+            <w:color w:val="0068B5"/>
+            <w:kern w:val="0"/>
+            <w:u w:val="single"/>
+            <w14:ligatures w14:val="none"/>
+          </w:rPr>
+          <w:t>oneAPI-samples</w:t>
+        </w:r>
+      </w:hyperlink>
       <w:r>
         <w:rPr>
           <w:rFonts w:ascii="Tahoma" w:eastAsia="Times New Roman" w:hAnsi="Tahoma" w:cs="Tahoma"/>
@@ -1234,7 +1402,7 @@
         </w:rPr>
         <w:t> GitHub repository. Second, and for a more dynamic and filterable approach, by visiting the new </w:t>
       </w:r>
-      <w:hyperlink r:id="rId10" w:history="1">
+      <w:hyperlink r:id="rId16" w:history="1">
         <w:r>
           <w:rPr>
             <w:rFonts w:ascii="Tahoma" w:eastAsia="Times New Roman" w:hAnsi="Tahoma" w:cs="Tahoma"/>
@@ -1368,7 +1536,7 @@
                     </pic:cNvPicPr>
                   </pic:nvPicPr>
                   <pic:blipFill>
-                    <a:blip r:embed="rId11">
+                    <a:blip r:embed="rId17">
                       <a:extLst>
                         <a:ext uri="{28A0092B-C50C-407E-A947-70E740481C1C}">
                           <a14:useLocalDpi xmlns:a14="http://schemas.microsoft.com/office/drawing/2010/main" val="0"/>
@@ -1421,31 +1589,7 @@
           <w:kern w:val="0"/>
           <w14:ligatures w14:val="none"/>
         </w:rPr>
-        <w:t xml:space="preserve">Figure 2. </w:t>
-      </w:r>
-      <w:proofErr w:type="spellStart"/>
-      <w:r>
-        <w:rPr>
-          <w:rFonts w:ascii="Tahoma" w:eastAsia="Times New Roman" w:hAnsi="Tahoma" w:cs="Tahoma"/>
-          <w:b/>
-          <w:bCs/>
-          <w:color w:val="262626"/>
-          <w:kern w:val="0"/>
-          <w14:ligatures w14:val="none"/>
-        </w:rPr>
-        <w:t>oneAPI</w:t>
-      </w:r>
-      <w:proofErr w:type="spellEnd"/>
-      <w:r>
-        <w:rPr>
-          <w:rFonts w:ascii="Tahoma" w:eastAsia="Times New Roman" w:hAnsi="Tahoma" w:cs="Tahoma"/>
-          <w:b/>
-          <w:bCs/>
-          <w:color w:val="262626"/>
-          <w:kern w:val="0"/>
-          <w14:ligatures w14:val="none"/>
-        </w:rPr>
-        <w:t>-Samples GitHub</w:t>
+        <w:t>Figure 2. oneAPI-Samples GitHub</w:t>
       </w:r>
     </w:p>
     <w:p>
@@ -1486,7 +1630,7 @@
                     </pic:cNvPicPr>
                   </pic:nvPicPr>
                   <pic:blipFill>
-                    <a:blip r:embed="rId12">
+                    <a:blip r:embed="rId18">
                       <a:extLst>
                         <a:ext uri="{28A0092B-C50C-407E-A947-70E740481C1C}">
                           <a14:useLocalDpi xmlns:a14="http://schemas.microsoft.com/office/drawing/2010/main" val="0"/>
@@ -1588,7 +1732,7 @@
         </w:rPr>
         <w:t>As part of a commitment to help developers get to working code as quickly as possible, Intel recently launched a </w:t>
       </w:r>
-      <w:hyperlink r:id="rId13" w:history="1">
+      <w:hyperlink r:id="rId19" w:history="1">
         <w:r>
           <w:rPr>
             <w:rFonts w:ascii="Tahoma" w:eastAsia="Times New Roman" w:hAnsi="Tahoma" w:cs="Tahoma"/>
@@ -1731,29 +1875,9 @@
           <w:kern w:val="0"/>
           <w14:ligatures w14:val="none"/>
         </w:rPr>
-        <w:t xml:space="preserve">The new page highlights specific samples in the </w:t>
-      </w:r>
-      <w:proofErr w:type="spellStart"/>
-      <w:r>
-        <w:rPr>
-          <w:rFonts w:ascii="Tahoma" w:eastAsia="Times New Roman" w:hAnsi="Tahoma" w:cs="Tahoma"/>
-          <w:color w:val="262626"/>
-          <w:kern w:val="0"/>
-          <w14:ligatures w14:val="none"/>
-        </w:rPr>
-        <w:t>oneAPI</w:t>
-      </w:r>
-      <w:proofErr w:type="spellEnd"/>
-      <w:r>
-        <w:rPr>
-          <w:rFonts w:ascii="Tahoma" w:eastAsia="Times New Roman" w:hAnsi="Tahoma" w:cs="Tahoma"/>
-          <w:color w:val="262626"/>
-          <w:kern w:val="0"/>
-          <w14:ligatures w14:val="none"/>
-        </w:rPr>
-        <w:t>-samples GitHub repository and includes a direct link to the </w:t>
-      </w:r>
-      <w:hyperlink r:id="rId14" w:history="1">
+        <w:t>The new page highlights specific samples in the oneAPI-samples GitHub repository and includes a direct link to the </w:t>
+      </w:r>
+      <w:hyperlink r:id="rId20" w:history="1">
         <w:r>
           <w:rPr>
             <w:rFonts w:ascii="Tahoma" w:eastAsia="Times New Roman" w:hAnsi="Tahoma" w:cs="Tahoma"/>
@@ -1855,7 +1979,7 @@
                     </pic:cNvPicPr>
                   </pic:nvPicPr>
                   <pic:blipFill>
-                    <a:blip r:embed="rId15">
+                    <a:blip r:embed="rId21">
                       <a:extLst>
                         <a:ext uri="{28A0092B-C50C-407E-A947-70E740481C1C}">
                           <a14:useLocalDpi xmlns:a14="http://schemas.microsoft.com/office/drawing/2010/main" val="0"/>
@@ -1955,27 +2079,7 @@
           <w:kern w:val="0"/>
           <w14:ligatures w14:val="none"/>
         </w:rPr>
-        <w:t xml:space="preserve">We want to invite you to check out the </w:t>
-      </w:r>
-      <w:proofErr w:type="spellStart"/>
-      <w:r>
-        <w:rPr>
-          <w:rFonts w:ascii="Tahoma" w:eastAsia="Times New Roman" w:hAnsi="Tahoma" w:cs="Tahoma"/>
-          <w:color w:val="262626"/>
-          <w:kern w:val="0"/>
-          <w14:ligatures w14:val="none"/>
-        </w:rPr>
-        <w:t>oneAPI</w:t>
-      </w:r>
-      <w:proofErr w:type="spellEnd"/>
-      <w:r>
-        <w:rPr>
-          <w:rFonts w:ascii="Tahoma" w:eastAsia="Times New Roman" w:hAnsi="Tahoma" w:cs="Tahoma"/>
-          <w:color w:val="262626"/>
-          <w:kern w:val="0"/>
-          <w14:ligatures w14:val="none"/>
-        </w:rPr>
-        <w:t xml:space="preserve"> code samples today if you ...</w:t>
+        <w:t>We want to invite you to check out the oneAPI code samples today if you ...</w:t>
       </w:r>
     </w:p>
     <w:p>
@@ -1993,25 +2097,14 @@
           <w14:ligatures w14:val="none"/>
         </w:rPr>
       </w:pPr>
-      <w:proofErr w:type="gramStart"/>
-      <w:r>
-        <w:rPr>
-          <w:rFonts w:ascii="Tahoma" w:eastAsia="Times New Roman" w:hAnsi="Tahoma" w:cs="Tahoma"/>
-          <w:color w:val="262626"/>
-          <w:kern w:val="0"/>
-          <w14:ligatures w14:val="none"/>
-        </w:rPr>
-        <w:t>are</w:t>
-      </w:r>
-      <w:proofErr w:type="gramEnd"/>
-      <w:r>
-        <w:rPr>
-          <w:rFonts w:ascii="Tahoma" w:eastAsia="Times New Roman" w:hAnsi="Tahoma" w:cs="Tahoma"/>
-          <w:color w:val="262626"/>
-          <w:kern w:val="0"/>
-          <w14:ligatures w14:val="none"/>
-        </w:rPr>
-        <w:t xml:space="preserve"> you looking for references to implement a specific use case relevant to your domain</w:t>
+      <w:r>
+        <w:rPr>
+          <w:rFonts w:ascii="Tahoma" w:eastAsia="Times New Roman" w:hAnsi="Tahoma" w:cs="Tahoma"/>
+          <w:color w:val="262626"/>
+          <w:kern w:val="0"/>
+          <w14:ligatures w14:val="none"/>
+        </w:rPr>
+        <w:t>are you looking for references to implement a specific use case relevant to your domain</w:t>
       </w:r>
     </w:p>
     <w:p>
@@ -2029,25 +2122,14 @@
           <w14:ligatures w14:val="none"/>
         </w:rPr>
       </w:pPr>
-      <w:proofErr w:type="gramStart"/>
-      <w:r>
-        <w:rPr>
-          <w:rFonts w:ascii="Tahoma" w:eastAsia="Times New Roman" w:hAnsi="Tahoma" w:cs="Tahoma"/>
-          <w:color w:val="262626"/>
-          <w:kern w:val="0"/>
-          <w14:ligatures w14:val="none"/>
-        </w:rPr>
-        <w:t>want</w:t>
-      </w:r>
-      <w:proofErr w:type="gramEnd"/>
-      <w:r>
-        <w:rPr>
-          <w:rFonts w:ascii="Tahoma" w:eastAsia="Times New Roman" w:hAnsi="Tahoma" w:cs="Tahoma"/>
-          <w:color w:val="262626"/>
-          <w:kern w:val="0"/>
-          <w14:ligatures w14:val="none"/>
-        </w:rPr>
-        <w:t xml:space="preserve"> to find out how to apply heterogenous cross-architecture programming approaches like SYCL and OpenMP* more effectively to your workload</w:t>
+      <w:r>
+        <w:rPr>
+          <w:rFonts w:ascii="Tahoma" w:eastAsia="Times New Roman" w:hAnsi="Tahoma" w:cs="Tahoma"/>
+          <w:color w:val="262626"/>
+          <w:kern w:val="0"/>
+          <w14:ligatures w14:val="none"/>
+        </w:rPr>
+        <w:t>want to find out how to apply heterogenous cross-architecture programming approaches like SYCL and OpenMP* more effectively to your workload</w:t>
       </w:r>
     </w:p>
     <w:p>
@@ -2072,59 +2154,8 @@
           <w:kern w:val="0"/>
           <w14:ligatures w14:val="none"/>
         </w:rPr>
-        <w:t xml:space="preserve">are interested in how to best take advantage of </w:t>
-      </w:r>
-      <w:proofErr w:type="spellStart"/>
-      <w:r>
-        <w:rPr>
-          <w:rFonts w:ascii="Tahoma" w:eastAsia="Times New Roman" w:hAnsi="Tahoma" w:cs="Tahoma"/>
-          <w:color w:val="262626"/>
-          <w:kern w:val="0"/>
-          <w14:ligatures w14:val="none"/>
-        </w:rPr>
-        <w:t>oneAPI</w:t>
-      </w:r>
-      <w:proofErr w:type="spellEnd"/>
-      <w:r>
-        <w:rPr>
-          <w:rFonts w:ascii="Tahoma" w:eastAsia="Times New Roman" w:hAnsi="Tahoma" w:cs="Tahoma"/>
-          <w:color w:val="262626"/>
-          <w:kern w:val="0"/>
-          <w14:ligatures w14:val="none"/>
-        </w:rPr>
-        <w:t xml:space="preserve"> components and the </w:t>
-      </w:r>
-      <w:proofErr w:type="spellStart"/>
-      <w:r>
-        <w:rPr>
-          <w:rFonts w:ascii="Tahoma" w:eastAsia="Times New Roman" w:hAnsi="Tahoma" w:cs="Tahoma"/>
-          <w:color w:val="262626"/>
-          <w:kern w:val="0"/>
-          <w14:ligatures w14:val="none"/>
-        </w:rPr>
-        <w:t>oneAPI</w:t>
-      </w:r>
-      <w:proofErr w:type="spellEnd"/>
-      <w:r>
-        <w:rPr>
-          <w:rFonts w:ascii="Tahoma" w:eastAsia="Times New Roman" w:hAnsi="Tahoma" w:cs="Tahoma"/>
-          <w:color w:val="262626"/>
-          <w:kern w:val="0"/>
-          <w14:ligatures w14:val="none"/>
-        </w:rPr>
-        <w:t xml:space="preserve"> performance library APIs for the libraries you are using in the context of heterogeneous </w:t>
-      </w:r>
-      <w:proofErr w:type="gramStart"/>
-      <w:r>
-        <w:rPr>
-          <w:rFonts w:ascii="Tahoma" w:eastAsia="Times New Roman" w:hAnsi="Tahoma" w:cs="Tahoma"/>
-          <w:color w:val="262626"/>
-          <w:kern w:val="0"/>
-          <w14:ligatures w14:val="none"/>
-        </w:rPr>
-        <w:t>compute</w:t>
-      </w:r>
-      <w:proofErr w:type="gramEnd"/>
+        <w:t>are interested in how to best take advantage of oneAPI components and the oneAPI performance library APIs for the libraries you are using in the context of heterogeneous compute</w:t>
+      </w:r>
     </w:p>
     <w:p>
       <w:pPr>
@@ -2144,51 +2175,9 @@
           <w:kern w:val="0"/>
           <w14:ligatures w14:val="none"/>
         </w:rPr>
-        <w:t xml:space="preserve">We have </w:t>
-      </w:r>
-      <w:proofErr w:type="gramStart"/>
-      <w:r>
-        <w:rPr>
-          <w:rFonts w:ascii="Tahoma" w:eastAsia="Times New Roman" w:hAnsi="Tahoma" w:cs="Tahoma"/>
-          <w:color w:val="262626"/>
-          <w:kern w:val="0"/>
-          <w14:ligatures w14:val="none"/>
-        </w:rPr>
-        <w:t>many</w:t>
-      </w:r>
-      <w:proofErr w:type="gramEnd"/>
-      <w:r>
-        <w:rPr>
-          <w:rFonts w:ascii="Tahoma" w:eastAsia="Times New Roman" w:hAnsi="Tahoma" w:cs="Tahoma"/>
-          <w:color w:val="262626"/>
-          <w:kern w:val="0"/>
-          <w14:ligatures w14:val="none"/>
-        </w:rPr>
-        <w:t xml:space="preserve"> resources available and are continuing to add more code samples in the future aligned to features and capabilities in future Intel </w:t>
-      </w:r>
-      <w:proofErr w:type="spellStart"/>
-      <w:r>
-        <w:rPr>
-          <w:rFonts w:ascii="Tahoma" w:eastAsia="Times New Roman" w:hAnsi="Tahoma" w:cs="Tahoma"/>
-          <w:color w:val="262626"/>
-          <w:kern w:val="0"/>
-          <w14:ligatures w14:val="none"/>
-        </w:rPr>
-        <w:t>oneAPI</w:t>
-      </w:r>
-      <w:proofErr w:type="spellEnd"/>
-      <w:r>
-        <w:rPr>
-          <w:rFonts w:ascii="Tahoma" w:eastAsia="Times New Roman" w:hAnsi="Tahoma" w:cs="Tahoma"/>
-          <w:color w:val="262626"/>
-          <w:kern w:val="0"/>
-          <w14:ligatures w14:val="none"/>
-        </w:rPr>
-        <w:t xml:space="preserve"> and AI tools.</w:t>
-      </w:r>
-    </w:p>
-    <w:p/>
-    <w:p/>
+        <w:t>We have many resources available and are continuing to add more code samples in the future aligned to features and capabilities in future Intel oneAPI and AI tools.</w:t>
+      </w:r>
+    </w:p>
     <w:p>
       <w:r>
         <w:br w:type="page"/>
@@ -2198,6 +2187,7 @@
       <w:pPr>
         <w:pStyle w:val="Heading1"/>
       </w:pPr>
+      <w:bookmarkStart w:id="2" w:name="_Toc214008533"/>
       <w:r>
         <w:lastRenderedPageBreak/>
         <w:t xml:space="preserve">Example </w:t>
@@ -2205,12 +2195,16 @@
       <w:r>
         <w:t>2 – GitHub Readme</w:t>
       </w:r>
+      <w:r>
+        <w:t xml:space="preserve"> for Sample Application</w:t>
+      </w:r>
+      <w:bookmarkEnd w:id="2"/>
     </w:p>
     <w:p>
       <w:r>
         <w:t xml:space="preserve">Source </w:t>
       </w:r>
-      <w:hyperlink r:id="rId16" w:history="1">
+      <w:hyperlink r:id="rId22" w:history="1">
         <w:r>
           <w:rPr>
             <w:rStyle w:val="Hyperlink"/>
@@ -2228,21 +2222,20 @@
           <w:b/>
           <w:bCs/>
         </w:rPr>
-        <w:t xml:space="preserve">Context: </w:t>
+        <w:t>Context for this example</w:t>
+      </w:r>
+      <w:r>
+        <w:rPr>
+          <w:b/>
+          <w:bCs/>
+        </w:rPr>
+        <w:t xml:space="preserve">: </w:t>
       </w:r>
       <w:r>
         <w:t>This readme is an example of a portion of the sample update work I performed</w:t>
       </w:r>
       <w:r>
-        <w:t xml:space="preserve"> as </w:t>
-      </w:r>
-      <w:proofErr w:type="gramStart"/>
-      <w:r>
-        <w:t>an</w:t>
-      </w:r>
-      <w:proofErr w:type="gramEnd"/>
-      <w:r>
-        <w:t xml:space="preserve"> software optimization engineer</w:t>
+        <w:t xml:space="preserve"> as an software optimization engineer</w:t>
       </w:r>
       <w:r>
         <w:t xml:space="preserve">. </w:t>
@@ -2259,24 +2252,11 @@
       <w:r>
         <w:t xml:space="preserve">sample update, I </w:t>
       </w:r>
-      <w:proofErr w:type="gramStart"/>
-      <w:r>
-        <w:t>tested</w:t>
-      </w:r>
-      <w:proofErr w:type="gramEnd"/>
-      <w:r>
-        <w:t xml:space="preserve"> the samples, validated the code, </w:t>
-      </w:r>
-      <w:r>
-        <w:t xml:space="preserve">rewrote sample readmes, and in </w:t>
-      </w:r>
-      <w:proofErr w:type="gramStart"/>
-      <w:r>
-        <w:t>some</w:t>
-      </w:r>
-      <w:proofErr w:type="gramEnd"/>
-      <w:r>
-        <w:t xml:space="preserve"> cases made the code changes myself. </w:t>
+      <w:r>
+        <w:t xml:space="preserve">tested the samples, validated the code, </w:t>
+      </w:r>
+      <w:r>
+        <w:t xml:space="preserve">rewrote sample readmes, and in some cases made the code changes myself. </w:t>
       </w:r>
       <w:r>
         <w:t>I worked closely with the sample owners to coordinate all changes through GitHub pull requests.</w:t>
@@ -2549,53 +2529,13 @@
     </w:p>
     <w:p>
       <w:r>
-        <w:t xml:space="preserve">The Matrix Multiply sample program includes SYCL*-compliant and OpenMP C++ implementations. Each implementation </w:t>
-      </w:r>
-      <w:proofErr w:type="gramStart"/>
-      <w:r>
-        <w:t>is contained</w:t>
-      </w:r>
-      <w:proofErr w:type="gramEnd"/>
-      <w:r>
-        <w:t xml:space="preserve"> in an appropriately named file: matrix_mul_sycl.cpp and matrix_mul_omp.cpp. The separation provides a way to compare existing offload techniques such as OpenMP with SYCL* within a </w:t>
-      </w:r>
-      <w:proofErr w:type="gramStart"/>
-      <w:r>
-        <w:t>relatively simple</w:t>
-      </w:r>
-      <w:proofErr w:type="gramEnd"/>
-      <w:r>
-        <w:t xml:space="preserve"> sample.</w:t>
+        <w:t>The Matrix Multiply sample program includes SYCL*-compliant and OpenMP C++ implementations. Each implementation is contained in an appropriately named file: matrix_mul_sycl.cpp and matrix_mul_omp.cpp. The separation provides a way to compare existing offload techniques such as OpenMP with SYCL* within a relatively simple sample.</w:t>
       </w:r>
     </w:p>
     <w:p>
       <w:r>
         <w:lastRenderedPageBreak/>
-        <w:t xml:space="preserve">The code will attempt to execute on an available GPU first and </w:t>
-      </w:r>
-      <w:proofErr w:type="gramStart"/>
-      <w:r>
-        <w:t>fallback</w:t>
-      </w:r>
-      <w:proofErr w:type="gramEnd"/>
-      <w:r>
-        <w:t xml:space="preserve"> to the system CPU if a compatible GPU </w:t>
-      </w:r>
-      <w:proofErr w:type="gramStart"/>
-      <w:r>
-        <w:t>is not detected</w:t>
-      </w:r>
-      <w:proofErr w:type="gramEnd"/>
-      <w:r>
-        <w:t xml:space="preserve">. The device used for the compilation </w:t>
-      </w:r>
-      <w:proofErr w:type="gramStart"/>
-      <w:r>
-        <w:t>is displayed</w:t>
-      </w:r>
-      <w:proofErr w:type="gramEnd"/>
-      <w:r>
-        <w:t xml:space="preserve"> in the output.</w:t>
+        <w:t>The code will attempt to execute on an available GPU first and fallback to the system CPU if a compatible GPU is not detected. The device used for the compilation is displayed in the output.</w:t>
       </w:r>
     </w:p>
     <w:p>
@@ -2858,27 +2798,11 @@
           </w:tcPr>
           <w:p>
             <w:r>
-              <w:t xml:space="preserve">Intel® </w:t>
-            </w:r>
-            <w:proofErr w:type="spellStart"/>
-            <w:r>
-              <w:t>oneAPI</w:t>
-            </w:r>
-            <w:proofErr w:type="spellEnd"/>
-            <w:r>
-              <w:t xml:space="preserve"> DPC++/C++ Compiler</w:t>
+              <w:t>Intel® oneAPI DPC++/C++ Compiler</w:t>
             </w:r>
             <w:r>
               <w:br/>
-              <w:t xml:space="preserve">Intel® </w:t>
-            </w:r>
-            <w:proofErr w:type="spellStart"/>
-            <w:r>
-              <w:t>oneAPI</w:t>
-            </w:r>
-            <w:proofErr w:type="spellEnd"/>
-            <w:r>
-              <w:t xml:space="preserve"> C++ Compiler Classic</w:t>
+              <w:t>Intel® oneAPI C++ Compiler Classic</w:t>
             </w:r>
             <w:r>
               <w:br/>
@@ -2907,7 +2831,7 @@
       <w:r>
         <w:t>Since the sample multiples two large matrices, this sample is a slightly more complex computation than the </w:t>
       </w:r>
-      <w:hyperlink r:id="rId17" w:history="1">
+      <w:hyperlink r:id="rId23" w:history="1">
         <w:r>
           <w:rPr>
             <w:rStyle w:val="Hyperlink"/>
@@ -2921,36 +2845,12 @@
     </w:p>
     <w:p>
       <w:r>
-        <w:t xml:space="preserve">The default sample builds the SYCL*-compliant application, and separate OpenMP build instructions </w:t>
-      </w:r>
-      <w:proofErr w:type="gramStart"/>
-      <w:r>
-        <w:t>are included</w:t>
-      </w:r>
-      <w:proofErr w:type="gramEnd"/>
-      <w:r>
-        <w:t xml:space="preserve"> below.</w:t>
-      </w:r>
-    </w:p>
-    <w:p>
-      <w:r>
-        <w:t xml:space="preserve">The code attempts to run the calculation on both the GPU and CPU and verify the results. The size of the computation can </w:t>
-      </w:r>
-      <w:proofErr w:type="gramStart"/>
-      <w:r>
-        <w:t>be adjusted</w:t>
-      </w:r>
-      <w:proofErr w:type="gramEnd"/>
-      <w:r>
-        <w:t xml:space="preserve"> for heavier workloads. If successful, the name of the offload device and a success message </w:t>
-      </w:r>
-      <w:proofErr w:type="gramStart"/>
-      <w:r>
-        <w:t>is displayed</w:t>
-      </w:r>
-      <w:proofErr w:type="gramEnd"/>
-      <w:r>
-        <w:t>.</w:t>
+        <w:t>The default sample builds the SYCL*-compliant application, and separate OpenMP build instructions are included below.</w:t>
+      </w:r>
+    </w:p>
+    <w:p>
+      <w:r>
+        <w:t>The code attempts to run the calculation on both the GPU and CPU and verify the results. The size of the computation can be adjusted for heavier workloads. If successful, the name of the offload device and a success message is displayed.</w:t>
       </w:r>
     </w:p>
     <w:p>
@@ -2985,23 +2885,7 @@
     </w:p>
     <w:p>
       <w:r>
-        <w:t xml:space="preserve">When working with the Command Line Interface (CLI), you should configure the </w:t>
-      </w:r>
-      <w:proofErr w:type="spellStart"/>
-      <w:r>
-        <w:t>oneAPI</w:t>
-      </w:r>
-      <w:proofErr w:type="spellEnd"/>
-      <w:r>
-        <w:t xml:space="preserve"> toolkits using environment variables. Set up your CLI environment by sourcing the </w:t>
-      </w:r>
-      <w:proofErr w:type="spellStart"/>
-      <w:r>
-        <w:t>setvars</w:t>
-      </w:r>
-      <w:proofErr w:type="spellEnd"/>
-      <w:r>
-        <w:t> script every time you open a new terminal window. This practice ensures your compiler, libraries, and tools are ready for development.</w:t>
+        <w:t>When working with the Command Line Interface (CLI), you should configure the oneAPI toolkits using environment variables. Set up your CLI environment by sourcing the setvars script every time you open a new terminal window. This practice ensures your compiler, libraries, and tools are ready for development.</w:t>
       </w:r>
     </w:p>
     <w:p>
@@ -3013,23 +2897,7 @@
         <w:t>Note</w:t>
       </w:r>
       <w:r>
-        <w:t>: If you have not already done so, set up your CLI environment by sourcing the </w:t>
-      </w:r>
-      <w:proofErr w:type="spellStart"/>
-      <w:r>
-        <w:t>setvars</w:t>
-      </w:r>
-      <w:proofErr w:type="spellEnd"/>
-      <w:r>
-        <w:t xml:space="preserve"> script located in the root of your </w:t>
-      </w:r>
-      <w:proofErr w:type="spellStart"/>
-      <w:r>
-        <w:t>oneAPI</w:t>
-      </w:r>
-      <w:proofErr w:type="spellEnd"/>
-      <w:r>
-        <w:t xml:space="preserve"> installation.</w:t>
+        <w:t>: If you have not already done so, set up your CLI environment by sourcing the setvars script located in the root of your oneAPI installation.</w:t>
       </w:r>
     </w:p>
     <w:p>
@@ -3068,23 +2936,7 @@
         </w:numPr>
       </w:pPr>
       <w:r>
-        <w:t xml:space="preserve">For non-POSIX shells, like </w:t>
-      </w:r>
-      <w:proofErr w:type="spellStart"/>
-      <w:r>
-        <w:t>csh</w:t>
-      </w:r>
-      <w:proofErr w:type="spellEnd"/>
-      <w:r>
-        <w:t xml:space="preserve">, use the following command: $ bash -c 'source &lt;install-dir&gt;/setvars.sh ; exec </w:t>
-      </w:r>
-      <w:proofErr w:type="spellStart"/>
-      <w:r>
-        <w:t>csh</w:t>
-      </w:r>
-      <w:proofErr w:type="spellEnd"/>
-      <w:r>
-        <w:t>'</w:t>
+        <w:t>For non-POSIX shells, like csh, use the following command: $ bash -c 'source &lt;install-dir&gt;/setvars.sh ; exec csh'</w:t>
       </w:r>
     </w:p>
     <w:p>
@@ -3100,15 +2952,7 @@
         </w:numPr>
       </w:pPr>
       <w:r>
-        <w:t>C:\"Program Files (x86)"\Intel\</w:t>
-      </w:r>
-      <w:proofErr w:type="spellStart"/>
-      <w:r>
-        <w:t>oneAPI</w:t>
-      </w:r>
-      <w:proofErr w:type="spellEnd"/>
-      <w:r>
-        <w:t>\setvars.bat</w:t>
+        <w:t>C:\"Program Files (x86)"\Intel\oneAPI\setvars.bat</w:t>
       </w:r>
     </w:p>
     <w:p>
@@ -3119,31 +2963,7 @@
         </w:numPr>
       </w:pPr>
       <w:r>
-        <w:t>For Windows PowerShell*, use the following command: cmd.exe "/K</w:t>
-      </w:r>
-      <w:proofErr w:type="gramStart"/>
-      <w:r>
-        <w:t>" '"</w:t>
-      </w:r>
-      <w:proofErr w:type="gramEnd"/>
-      <w:r>
-        <w:t>C:\Program Files (x86)\Intel\</w:t>
-      </w:r>
-      <w:proofErr w:type="spellStart"/>
-      <w:r>
-        <w:t>oneAPI</w:t>
-      </w:r>
-      <w:proofErr w:type="spellEnd"/>
-      <w:r>
-        <w:t xml:space="preserve">\setvars.bat" &amp;&amp; </w:t>
-      </w:r>
-      <w:proofErr w:type="spellStart"/>
-      <w:r>
-        <w:t>powershell</w:t>
-      </w:r>
-      <w:proofErr w:type="spellEnd"/>
-      <w:r>
-        <w:t>'</w:t>
+        <w:t>For Windows PowerShell*, use the following command: cmd.exe "/K" '"C:\Program Files (x86)\Intel\oneAPI\setvars.bat" &amp;&amp; powershell'</w:t>
       </w:r>
     </w:p>
     <w:p>
@@ -3159,46 +2979,14 @@
         </w:numPr>
       </w:pPr>
       <w:r>
-        <w:t>Open a command prompt window and execute </w:t>
-      </w:r>
-      <w:proofErr w:type="spellStart"/>
-      <w:r>
-        <w:t>setx</w:t>
-      </w:r>
-      <w:proofErr w:type="spellEnd"/>
-      <w:r>
-        <w:t xml:space="preserve"> SETVARS_CONFIG " ". This only needs to be set once and will automatically execute the </w:t>
-      </w:r>
-      <w:proofErr w:type="spellStart"/>
-      <w:r>
-        <w:t>setvars</w:t>
-      </w:r>
-      <w:proofErr w:type="spellEnd"/>
-      <w:r>
-        <w:t xml:space="preserve"> script every time Visual Studio </w:t>
-      </w:r>
-      <w:proofErr w:type="gramStart"/>
-      <w:r>
-        <w:t>is launched</w:t>
-      </w:r>
-      <w:proofErr w:type="gramEnd"/>
-      <w:r>
-        <w:t>.</w:t>
-      </w:r>
-    </w:p>
-    <w:p>
-      <w:r>
-        <w:t xml:space="preserve">For more information on environment variables, see "Use the </w:t>
-      </w:r>
-      <w:proofErr w:type="spellStart"/>
-      <w:r>
-        <w:t>setvars</w:t>
-      </w:r>
-      <w:proofErr w:type="spellEnd"/>
-      <w:r>
-        <w:t xml:space="preserve"> Script" for </w:t>
-      </w:r>
-      <w:hyperlink r:id="rId18" w:history="1">
+        <w:t>Open a command prompt window and execute setx SETVARS_CONFIG " ". This only needs to be set once and will automatically execute the setvars script every time Visual Studio is launched.</w:t>
+      </w:r>
+    </w:p>
+    <w:p>
+      <w:r>
+        <w:t>For more information on environment variables, see "Use the setvars Script" for </w:t>
+      </w:r>
+      <w:hyperlink r:id="rId24" w:history="1">
         <w:r>
           <w:rPr>
             <w:rStyle w:val="Hyperlink"/>
@@ -3209,7 +2997,7 @@
       <w:r>
         <w:t>, or </w:t>
       </w:r>
-      <w:hyperlink r:id="rId19" w:history="1">
+      <w:hyperlink r:id="rId25" w:history="1">
         <w:r>
           <w:rPr>
             <w:rStyle w:val="Hyperlink"/>
@@ -3225,74 +3013,30 @@
       <w:r>
         <w:t>You can use </w:t>
       </w:r>
-      <w:proofErr w:type="spellStart"/>
-      <w:r>
-        <w:fldChar w:fldCharType="begin"/>
-      </w:r>
-      <w:r>
-        <w:instrText>HYPERLINK "https://www.intel.com/content/www/us/en/develop/documentation/oneapi-programming-guide/top/oneapi-development-environment-setup/use-modulefiles-with-linux.html"</w:instrText>
-      </w:r>
-      <w:r>
-        <w:fldChar w:fldCharType="separate"/>
-      </w:r>
-      <w:r>
-        <w:rPr>
-          <w:rStyle w:val="Hyperlink"/>
-        </w:rPr>
-        <w:t>Modulefiles</w:t>
-      </w:r>
-      <w:proofErr w:type="spellEnd"/>
-      <w:r>
-        <w:rPr>
-          <w:rStyle w:val="Hyperlink"/>
-        </w:rPr>
-        <w:t xml:space="preserve"> scripts</w:t>
-      </w:r>
-      <w:r>
-        <w:fldChar w:fldCharType="end"/>
-      </w:r>
-      <w:r>
-        <w:t xml:space="preserve"> to set up your development environment. The </w:t>
-      </w:r>
-      <w:proofErr w:type="spellStart"/>
-      <w:r>
-        <w:t>modulefiles</w:t>
-      </w:r>
-      <w:proofErr w:type="spellEnd"/>
-      <w:r>
-        <w:t xml:space="preserve"> scripts work with all Linux shells.</w:t>
+      <w:hyperlink r:id="rId26" w:history="1">
+        <w:r>
+          <w:rPr>
+            <w:rStyle w:val="Hyperlink"/>
+          </w:rPr>
+          <w:t>Modulefiles scripts</w:t>
+        </w:r>
+      </w:hyperlink>
+      <w:r>
+        <w:t> to set up your development environment. The modulefiles scripts work with all Linux shells.</w:t>
       </w:r>
     </w:p>
     <w:p>
       <w:r>
         <w:t>If you wish to fine tune the list of components and the version of those components, use a </w:t>
       </w:r>
-      <w:proofErr w:type="spellStart"/>
-      <w:r>
-        <w:fldChar w:fldCharType="begin"/>
-      </w:r>
-      <w:r>
-        <w:instrText>HYPERLINK "https://www.intel.com/content/www/us/en/develop/documentation/oneapi-programming-guide/top/oneapi-development-environment-setup/use-the-setvars-script-with-linux-or-macos/use-a-config-file-for-setvars-sh-on-linux-or-macos.html"</w:instrText>
-      </w:r>
-      <w:r>
-        <w:fldChar w:fldCharType="separate"/>
-      </w:r>
-      <w:r>
-        <w:rPr>
-          <w:rStyle w:val="Hyperlink"/>
-        </w:rPr>
-        <w:t>setvars</w:t>
-      </w:r>
-      <w:proofErr w:type="spellEnd"/>
-      <w:r>
-        <w:rPr>
-          <w:rStyle w:val="Hyperlink"/>
-        </w:rPr>
-        <w:t xml:space="preserve"> config file</w:t>
-      </w:r>
-      <w:r>
-        <w:fldChar w:fldCharType="end"/>
-      </w:r>
+      <w:hyperlink r:id="rId27" w:history="1">
+        <w:r>
+          <w:rPr>
+            <w:rStyle w:val="Hyperlink"/>
+          </w:rPr>
+          <w:t>setvars config file</w:t>
+        </w:r>
+      </w:hyperlink>
       <w:r>
         <w:t> to set up your development environment.</w:t>
       </w:r>
@@ -3351,15 +3095,7 @@
         </w:numPr>
       </w:pPr>
       <w:r>
-        <w:t xml:space="preserve">Configure the </w:t>
-      </w:r>
-      <w:proofErr w:type="spellStart"/>
-      <w:r>
-        <w:t>oneAPI</w:t>
-      </w:r>
-      <w:proofErr w:type="spellEnd"/>
-      <w:r>
-        <w:t xml:space="preserve"> environment with the extension </w:t>
+        <w:t>Configure the oneAPI environment with the extension </w:t>
       </w:r>
       <w:r>
         <w:rPr>
@@ -3407,480 +3143,341 @@
     <w:p>
       <w:r>
         <w:lastRenderedPageBreak/>
-        <w:t xml:space="preserve">To learn more about the extensions and how to configure the </w:t>
-      </w:r>
-      <w:proofErr w:type="spellStart"/>
-      <w:r>
-        <w:t>oneAPI</w:t>
-      </w:r>
-      <w:proofErr w:type="spellEnd"/>
-      <w:r>
-        <w:t xml:space="preserve"> environment, see the </w:t>
-      </w:r>
-      <w:hyperlink r:id="rId20" w:history="1">
+        <w:t>To learn more about the extensions and how to configure the oneAPI environment, see the </w:t>
+      </w:r>
+      <w:hyperlink r:id="rId28" w:history="1">
         <w:r>
           <w:rPr>
             <w:rStyle w:val="Hyperlink"/>
           </w:rPr>
-          <w:t xml:space="preserve">Using Visual Studio Code with Intel® </w:t>
+          <w:t>Using Visual Studio Code with Intel® oneAPI Toolkits User Guide</w:t>
         </w:r>
-        <w:proofErr w:type="spellStart"/>
+      </w:hyperlink>
+      <w:r>
+        <w:t>.</w:t>
+      </w:r>
+    </w:p>
+    <w:p>
+      <w:pPr>
+        <w:rPr>
+          <w:b/>
+          <w:bCs/>
+        </w:rPr>
+      </w:pPr>
+      <w:r>
+        <w:rPr>
+          <w:b/>
+          <w:bCs/>
+        </w:rPr>
+        <w:t>On Linux</w:t>
+      </w:r>
+    </w:p>
+    <w:p>
+      <w:pPr>
+        <w:rPr>
+          <w:b/>
+          <w:bCs/>
+        </w:rPr>
+      </w:pPr>
+      <w:r>
+        <w:rPr>
+          <w:b/>
+          <w:bCs/>
+        </w:rPr>
+        <w:t>Build for SYCL*</w:t>
+      </w:r>
+    </w:p>
+    <w:p>
+      <w:pPr>
+        <w:numPr>
+          <w:ilvl w:val="0"/>
+          <w:numId w:val="5"/>
+        </w:numPr>
+      </w:pPr>
+      <w:r>
+        <w:t>Build the program.</w:t>
+      </w:r>
+    </w:p>
+    <w:p>
+      <w:pPr>
+        <w:numPr>
+          <w:ilvl w:val="0"/>
+          <w:numId w:val="5"/>
+        </w:numPr>
+      </w:pPr>
+      <w:r>
+        <w:t>make all</w:t>
+      </w:r>
+    </w:p>
+    <w:p>
+      <w:pPr>
+        <w:rPr>
+          <w:b/>
+          <w:bCs/>
+        </w:rPr>
+      </w:pPr>
+      <w:r>
+        <w:rPr>
+          <w:b/>
+          <w:bCs/>
+        </w:rPr>
+        <w:t>Build for OpenMP</w:t>
+      </w:r>
+    </w:p>
+    <w:p>
+      <w:pPr>
+        <w:numPr>
+          <w:ilvl w:val="0"/>
+          <w:numId w:val="6"/>
+        </w:numPr>
+      </w:pPr>
+      <w:r>
+        <w:t>Build the program using Make</w:t>
+      </w:r>
+    </w:p>
+    <w:p>
+      <w:pPr>
+        <w:numPr>
+          <w:ilvl w:val="0"/>
+          <w:numId w:val="6"/>
+        </w:numPr>
+      </w:pPr>
+      <w:r>
+        <w:t>make build_omp</w:t>
+      </w:r>
+    </w:p>
+    <w:p>
+      <w:pPr>
+        <w:rPr>
+          <w:b/>
+          <w:bCs/>
+        </w:rPr>
+      </w:pPr>
+      <w:r>
+        <w:rPr>
+          <w:b/>
+          <w:bCs/>
+        </w:rPr>
+        <w:t>On Windows</w:t>
+      </w:r>
+    </w:p>
+    <w:p>
+      <w:pPr>
+        <w:rPr>
+          <w:b/>
+          <w:bCs/>
+        </w:rPr>
+      </w:pPr>
+      <w:r>
+        <w:rPr>
+          <w:b/>
+          <w:bCs/>
+        </w:rPr>
+        <w:t>Build for SYCL*</w:t>
+      </w:r>
+    </w:p>
+    <w:p>
+      <w:r>
+        <w:rPr>
+          <w:b/>
+          <w:bCs/>
+        </w:rPr>
+        <w:t>Note</w:t>
+      </w:r>
+      <w:r>
+        <w:t>: The OpenMP offload target is not supported on Windows.</w:t>
+      </w:r>
+    </w:p>
+    <w:p>
+      <w:pPr>
+        <w:numPr>
+          <w:ilvl w:val="0"/>
+          <w:numId w:val="7"/>
+        </w:numPr>
+      </w:pPr>
+      <w:r>
+        <w:t>Build using nmake.</w:t>
+      </w:r>
+    </w:p>
+    <w:p>
+      <w:pPr>
+        <w:numPr>
+          <w:ilvl w:val="0"/>
+          <w:numId w:val="7"/>
+        </w:numPr>
+      </w:pPr>
+      <w:r>
+        <w:t>nmake -f Makefile.win build_sycl</w:t>
+      </w:r>
+    </w:p>
+    <w:p>
+      <w:pPr>
+        <w:rPr>
+          <w:b/>
+          <w:bCs/>
+        </w:rPr>
+      </w:pPr>
+      <w:r>
+        <w:rPr>
+          <w:b/>
+          <w:bCs/>
+        </w:rPr>
+        <w:t>On Windows* Using Visual Studio*</w:t>
+      </w:r>
+    </w:p>
+    <w:p>
+      <w:pPr>
+        <w:numPr>
+          <w:ilvl w:val="0"/>
+          <w:numId w:val="8"/>
+        </w:numPr>
+      </w:pPr>
+      <w:r>
+        <w:t>Build the program using VS2017 or later.</w:t>
+      </w:r>
+    </w:p>
+    <w:p>
+      <w:pPr>
+        <w:numPr>
+          <w:ilvl w:val="1"/>
+          <w:numId w:val="8"/>
+        </w:numPr>
+      </w:pPr>
+      <w:r>
+        <w:t>Right-click on the solution file and open using the IDE.</w:t>
+      </w:r>
+    </w:p>
+    <w:p>
+      <w:pPr>
+        <w:numPr>
+          <w:ilvl w:val="1"/>
+          <w:numId w:val="8"/>
+        </w:numPr>
+      </w:pPr>
+      <w:r>
+        <w:t>Right-click on the project in </w:t>
+      </w:r>
+      <w:r>
+        <w:rPr>
+          <w:b/>
+          <w:bCs/>
+        </w:rPr>
+        <w:t>Solution Explorer</w:t>
+      </w:r>
+      <w:r>
+        <w:t> and select </w:t>
+      </w:r>
+      <w:r>
+        <w:rPr>
+          <w:b/>
+          <w:bCs/>
+        </w:rPr>
+        <w:t>Rebuild</w:t>
+      </w:r>
+      <w:r>
+        <w:t>.</w:t>
+      </w:r>
+    </w:p>
+    <w:p>
+      <w:pPr>
+        <w:numPr>
+          <w:ilvl w:val="1"/>
+          <w:numId w:val="8"/>
+        </w:numPr>
+      </w:pPr>
+      <w:r>
+        <w:t>From the top menu, select </w:t>
+      </w:r>
+      <w:r>
+        <w:rPr>
+          <w:b/>
+          <w:bCs/>
+        </w:rPr>
+        <w:t>Debug</w:t>
+      </w:r>
+      <w:r>
+        <w:t> &gt; </w:t>
+      </w:r>
+      <w:r>
+        <w:rPr>
+          <w:b/>
+          <w:bCs/>
+        </w:rPr>
+        <w:t>Start without Debugging</w:t>
+      </w:r>
+      <w:r>
+        <w:t>.</w:t>
+      </w:r>
+    </w:p>
+    <w:p>
+      <w:pPr>
+        <w:numPr>
+          <w:ilvl w:val="0"/>
+          <w:numId w:val="8"/>
+        </w:numPr>
+      </w:pPr>
+      <w:r>
+        <w:t>Build the program using MSBuild.</w:t>
+      </w:r>
+    </w:p>
+    <w:p>
+      <w:pPr>
+        <w:numPr>
+          <w:ilvl w:val="1"/>
+          <w:numId w:val="8"/>
+        </w:numPr>
+      </w:pPr>
+      <w:r>
+        <w:t>Open "x64 Native Tools Command Prompt for VS2017" or "x64 Native Tools Command Prompt for VS2019" or whatever is appropriate for your Visual Studio version.</w:t>
+      </w:r>
+    </w:p>
+    <w:p>
+      <w:pPr>
+        <w:numPr>
+          <w:ilvl w:val="1"/>
+          <w:numId w:val="8"/>
+        </w:numPr>
+      </w:pPr>
+      <w:r>
+        <w:t>Run the following command: MSBuild matrix_mul.sln /t:Rebuild /p:Configuration="release"</w:t>
+      </w:r>
+    </w:p>
+    <w:p>
+      <w:pPr>
+        <w:rPr>
+          <w:b/>
+          <w:bCs/>
+        </w:rPr>
+      </w:pPr>
+      <w:r>
+        <w:rPr>
+          <w:b/>
+          <w:bCs/>
+        </w:rPr>
+        <w:t>Troubleshooting</w:t>
+      </w:r>
+    </w:p>
+    <w:p>
+      <w:r>
+        <w:lastRenderedPageBreak/>
+        <w:t>If you receive an error message, troubleshoot the problem using the </w:t>
+      </w:r>
+      <w:r>
+        <w:rPr>
+          <w:b/>
+          <w:bCs/>
+        </w:rPr>
+        <w:t>Diagnostics Utility for Intel® oneAPI Toolkits</w:t>
+      </w:r>
+      <w:r>
+        <w:t>. The diagnostic utility provides configuration and system checks to help find missing dependencies, permissions errors and other issues. See the </w:t>
+      </w:r>
+      <w:hyperlink r:id="rId29" w:history="1">
         <w:r>
           <w:rPr>
             <w:rStyle w:val="Hyperlink"/>
           </w:rPr>
-          <w:t>oneAPI</w:t>
-        </w:r>
-        <w:proofErr w:type="spellEnd"/>
-        <w:r>
-          <w:rPr>
-            <w:rStyle w:val="Hyperlink"/>
-          </w:rPr>
-          <w:t xml:space="preserve"> Toolkits User Guide</w:t>
-        </w:r>
-      </w:hyperlink>
-      <w:r>
-        <w:t>.</w:t>
-      </w:r>
-    </w:p>
-    <w:p>
-      <w:pPr>
-        <w:rPr>
-          <w:b/>
-          <w:bCs/>
-        </w:rPr>
-      </w:pPr>
-      <w:r>
-        <w:rPr>
-          <w:b/>
-          <w:bCs/>
-        </w:rPr>
-        <w:t>On Linux</w:t>
-      </w:r>
-    </w:p>
-    <w:p>
-      <w:pPr>
-        <w:rPr>
-          <w:b/>
-          <w:bCs/>
-        </w:rPr>
-      </w:pPr>
-      <w:r>
-        <w:rPr>
-          <w:b/>
-          <w:bCs/>
-        </w:rPr>
-        <w:t>Build for SYCL*</w:t>
-      </w:r>
-    </w:p>
-    <w:p>
-      <w:pPr>
-        <w:numPr>
-          <w:ilvl w:val="0"/>
-          <w:numId w:val="5"/>
-        </w:numPr>
-      </w:pPr>
-      <w:r>
-        <w:t>Build the program.</w:t>
-      </w:r>
-    </w:p>
-    <w:p>
-      <w:pPr>
-        <w:numPr>
-          <w:ilvl w:val="0"/>
-          <w:numId w:val="5"/>
-        </w:numPr>
-      </w:pPr>
-      <w:r>
-        <w:t>make all</w:t>
-      </w:r>
-    </w:p>
-    <w:p>
-      <w:pPr>
-        <w:rPr>
-          <w:b/>
-          <w:bCs/>
-        </w:rPr>
-      </w:pPr>
-      <w:r>
-        <w:rPr>
-          <w:b/>
-          <w:bCs/>
-        </w:rPr>
-        <w:t>Build for OpenMP</w:t>
-      </w:r>
-    </w:p>
-    <w:p>
-      <w:pPr>
-        <w:numPr>
-          <w:ilvl w:val="0"/>
-          <w:numId w:val="6"/>
-        </w:numPr>
-      </w:pPr>
-      <w:r>
-        <w:t>Build the program using Make</w:t>
-      </w:r>
-    </w:p>
-    <w:p>
-      <w:pPr>
-        <w:numPr>
-          <w:ilvl w:val="0"/>
-          <w:numId w:val="6"/>
-        </w:numPr>
-      </w:pPr>
-      <w:r>
-        <w:t xml:space="preserve">make </w:t>
-      </w:r>
-      <w:proofErr w:type="spellStart"/>
-      <w:r>
-        <w:t>build_omp</w:t>
-      </w:r>
-      <w:proofErr w:type="spellEnd"/>
-    </w:p>
-    <w:p>
-      <w:pPr>
-        <w:rPr>
-          <w:b/>
-          <w:bCs/>
-        </w:rPr>
-      </w:pPr>
-      <w:r>
-        <w:rPr>
-          <w:b/>
-          <w:bCs/>
-        </w:rPr>
-        <w:t>On Windows</w:t>
-      </w:r>
-    </w:p>
-    <w:p>
-      <w:pPr>
-        <w:rPr>
-          <w:b/>
-          <w:bCs/>
-        </w:rPr>
-      </w:pPr>
-      <w:r>
-        <w:rPr>
-          <w:b/>
-          <w:bCs/>
-        </w:rPr>
-        <w:t>Build for SYCL*</w:t>
-      </w:r>
-    </w:p>
-    <w:p>
-      <w:r>
-        <w:rPr>
-          <w:b/>
-          <w:bCs/>
-        </w:rPr>
-        <w:t>Note</w:t>
-      </w:r>
-      <w:r>
-        <w:t xml:space="preserve">: The OpenMP offload target </w:t>
-      </w:r>
-      <w:proofErr w:type="gramStart"/>
-      <w:r>
-        <w:t>is not supported</w:t>
-      </w:r>
-      <w:proofErr w:type="gramEnd"/>
-      <w:r>
-        <w:t xml:space="preserve"> on Windows.</w:t>
-      </w:r>
-    </w:p>
-    <w:p>
-      <w:pPr>
-        <w:numPr>
-          <w:ilvl w:val="0"/>
-          <w:numId w:val="7"/>
-        </w:numPr>
-      </w:pPr>
-      <w:r>
-        <w:t xml:space="preserve">Build using </w:t>
-      </w:r>
-      <w:proofErr w:type="spellStart"/>
-      <w:r>
-        <w:t>nmake</w:t>
-      </w:r>
-      <w:proofErr w:type="spellEnd"/>
-      <w:r>
-        <w:t>.</w:t>
-      </w:r>
-    </w:p>
-    <w:p>
-      <w:pPr>
-        <w:numPr>
-          <w:ilvl w:val="0"/>
-          <w:numId w:val="7"/>
-        </w:numPr>
-      </w:pPr>
-      <w:proofErr w:type="spellStart"/>
-      <w:r>
-        <w:t>nmake</w:t>
-      </w:r>
-      <w:proofErr w:type="spellEnd"/>
-      <w:r>
-        <w:t xml:space="preserve"> -f </w:t>
-      </w:r>
-      <w:proofErr w:type="spellStart"/>
-      <w:r>
-        <w:t>Makefile.win</w:t>
-      </w:r>
-      <w:proofErr w:type="spellEnd"/>
-      <w:r>
-        <w:t xml:space="preserve"> </w:t>
-      </w:r>
-      <w:proofErr w:type="spellStart"/>
-      <w:r>
-        <w:t>build_sycl</w:t>
-      </w:r>
-      <w:proofErr w:type="spellEnd"/>
-    </w:p>
-    <w:p>
-      <w:pPr>
-        <w:rPr>
-          <w:b/>
-          <w:bCs/>
-        </w:rPr>
-      </w:pPr>
-      <w:r>
-        <w:rPr>
-          <w:b/>
-          <w:bCs/>
-        </w:rPr>
-        <w:t>On Windows* Using Visual Studio*</w:t>
-      </w:r>
-    </w:p>
-    <w:p>
-      <w:pPr>
-        <w:numPr>
-          <w:ilvl w:val="0"/>
-          <w:numId w:val="8"/>
-        </w:numPr>
-      </w:pPr>
-      <w:r>
-        <w:t>Build the program using VS2017 or later.</w:t>
-      </w:r>
-    </w:p>
-    <w:p>
-      <w:pPr>
-        <w:numPr>
-          <w:ilvl w:val="1"/>
-          <w:numId w:val="8"/>
-        </w:numPr>
-      </w:pPr>
-      <w:r>
-        <w:t>Right-click on the solution file and open using the IDE.</w:t>
-      </w:r>
-    </w:p>
-    <w:p>
-      <w:pPr>
-        <w:numPr>
-          <w:ilvl w:val="1"/>
-          <w:numId w:val="8"/>
-        </w:numPr>
-      </w:pPr>
-      <w:r>
-        <w:t>Right-click on the project in </w:t>
-      </w:r>
-      <w:r>
-        <w:rPr>
-          <w:b/>
-          <w:bCs/>
-        </w:rPr>
-        <w:t>Solution Explorer</w:t>
-      </w:r>
-      <w:r>
-        <w:t> and select </w:t>
-      </w:r>
-      <w:r>
-        <w:rPr>
-          <w:b/>
-          <w:bCs/>
-        </w:rPr>
-        <w:t>Rebuild</w:t>
-      </w:r>
-      <w:r>
-        <w:t>.</w:t>
-      </w:r>
-    </w:p>
-    <w:p>
-      <w:pPr>
-        <w:numPr>
-          <w:ilvl w:val="1"/>
-          <w:numId w:val="8"/>
-        </w:numPr>
-      </w:pPr>
-      <w:r>
-        <w:t>From the top menu, select </w:t>
-      </w:r>
-      <w:r>
-        <w:rPr>
-          <w:b/>
-          <w:bCs/>
-        </w:rPr>
-        <w:t>Debug</w:t>
-      </w:r>
-      <w:r>
-        <w:t> &gt; </w:t>
-      </w:r>
-      <w:r>
-        <w:rPr>
-          <w:b/>
-          <w:bCs/>
-        </w:rPr>
-        <w:t>Start without Debugging</w:t>
-      </w:r>
-      <w:r>
-        <w:t>.</w:t>
-      </w:r>
-    </w:p>
-    <w:p>
-      <w:pPr>
-        <w:numPr>
-          <w:ilvl w:val="0"/>
-          <w:numId w:val="8"/>
-        </w:numPr>
-      </w:pPr>
-      <w:r>
-        <w:t xml:space="preserve">Build the program using </w:t>
-      </w:r>
-      <w:proofErr w:type="spellStart"/>
-      <w:r>
-        <w:t>MSBuild</w:t>
-      </w:r>
-      <w:proofErr w:type="spellEnd"/>
-      <w:r>
-        <w:t>.</w:t>
-      </w:r>
-    </w:p>
-    <w:p>
-      <w:pPr>
-        <w:numPr>
-          <w:ilvl w:val="1"/>
-          <w:numId w:val="8"/>
-        </w:numPr>
-      </w:pPr>
-      <w:r>
-        <w:t>Open "x64 Native Tools Command Prompt for VS2017" or "x64 Native Tools Command Prompt for VS2019" or whatever is appropriate for your Visual Studio version.</w:t>
-      </w:r>
-    </w:p>
-    <w:p>
-      <w:pPr>
-        <w:numPr>
-          <w:ilvl w:val="1"/>
-          <w:numId w:val="8"/>
-        </w:numPr>
-      </w:pPr>
-      <w:r>
-        <w:t>Run the following command: </w:t>
-      </w:r>
-      <w:proofErr w:type="spellStart"/>
-      <w:r>
-        <w:t>MSBuild</w:t>
-      </w:r>
-      <w:proofErr w:type="spellEnd"/>
-      <w:r>
-        <w:t xml:space="preserve"> matrix_mul.sln /</w:t>
-      </w:r>
-      <w:proofErr w:type="spellStart"/>
-      <w:r>
-        <w:t>t:Rebuild</w:t>
-      </w:r>
-      <w:proofErr w:type="spellEnd"/>
-      <w:r>
-        <w:t xml:space="preserve"> /</w:t>
-      </w:r>
-      <w:proofErr w:type="spellStart"/>
-      <w:r>
-        <w:t>p:Configuration</w:t>
-      </w:r>
-      <w:proofErr w:type="spellEnd"/>
-      <w:r>
-        <w:t>="release"</w:t>
-      </w:r>
-    </w:p>
-    <w:p>
-      <w:pPr>
-        <w:rPr>
-          <w:b/>
-          <w:bCs/>
-        </w:rPr>
-      </w:pPr>
-      <w:r>
-        <w:rPr>
-          <w:b/>
-          <w:bCs/>
-        </w:rPr>
-        <w:t>Troubleshooting</w:t>
-      </w:r>
-    </w:p>
-    <w:p>
-      <w:r>
-        <w:lastRenderedPageBreak/>
-        <w:t>If you receive an error message, troubleshoot the problem using the </w:t>
-      </w:r>
-      <w:r>
-        <w:rPr>
-          <w:b/>
-          <w:bCs/>
-        </w:rPr>
-        <w:t xml:space="preserve">Diagnostics Utility for Intel® </w:t>
-      </w:r>
-      <w:proofErr w:type="spellStart"/>
-      <w:r>
-        <w:rPr>
-          <w:b/>
-          <w:bCs/>
-        </w:rPr>
-        <w:t>oneAPI</w:t>
-      </w:r>
-      <w:proofErr w:type="spellEnd"/>
-      <w:r>
-        <w:rPr>
-          <w:b/>
-          <w:bCs/>
-        </w:rPr>
-        <w:t xml:space="preserve"> Toolkits</w:t>
-      </w:r>
-      <w:r>
-        <w:t xml:space="preserve">. The diagnostic utility provides </w:t>
-      </w:r>
-      <w:proofErr w:type="gramStart"/>
-      <w:r>
-        <w:t>configuration</w:t>
-      </w:r>
-      <w:proofErr w:type="gramEnd"/>
-      <w:r>
-        <w:t xml:space="preserve"> and system checks to help find missing dependencies, permissions </w:t>
-      </w:r>
-      <w:proofErr w:type="gramStart"/>
-      <w:r>
-        <w:t>errors</w:t>
-      </w:r>
-      <w:proofErr w:type="gramEnd"/>
-      <w:r>
-        <w:t xml:space="preserve"> and other issues. See the </w:t>
-      </w:r>
-      <w:hyperlink r:id="rId21" w:history="1">
-        <w:r>
-          <w:rPr>
-            <w:rStyle w:val="Hyperlink"/>
-          </w:rPr>
-          <w:t xml:space="preserve">Diagnostics Utility for Intel® </w:t>
-        </w:r>
-        <w:proofErr w:type="spellStart"/>
-        <w:r>
-          <w:rPr>
-            <w:rStyle w:val="Hyperlink"/>
-          </w:rPr>
-          <w:t>oneAPI</w:t>
-        </w:r>
-        <w:proofErr w:type="spellEnd"/>
-        <w:r>
-          <w:rPr>
-            <w:rStyle w:val="Hyperlink"/>
-          </w:rPr>
-          <w:t xml:space="preserve"> Toolkits User Guide</w:t>
+          <w:t>Diagnostics Utility for Intel® oneAPI Toolkits User Guide</w:t>
         </w:r>
       </w:hyperlink>
       <w:r>
@@ -3947,13 +3544,8 @@
         </w:numPr>
       </w:pPr>
       <w:r>
-        <w:t xml:space="preserve">make </w:t>
-      </w:r>
-      <w:proofErr w:type="spellStart"/>
-      <w:r>
-        <w:t>run_omp</w:t>
-      </w:r>
-      <w:proofErr w:type="spellEnd"/>
+        <w:t>make run_omp</w:t>
+      </w:r>
     </w:p>
     <w:p>
       <w:pPr>
@@ -3988,27 +3580,9 @@
           <w:numId w:val="10"/>
         </w:numPr>
       </w:pPr>
-      <w:proofErr w:type="spellStart"/>
-      <w:r>
-        <w:t>nmake</w:t>
-      </w:r>
-      <w:proofErr w:type="spellEnd"/>
-      <w:r>
-        <w:t xml:space="preserve"> -f </w:t>
-      </w:r>
-      <w:proofErr w:type="spellStart"/>
-      <w:r>
-        <w:t>Makefile.win</w:t>
-      </w:r>
-      <w:proofErr w:type="spellEnd"/>
-      <w:r>
-        <w:t xml:space="preserve"> </w:t>
-      </w:r>
-      <w:proofErr w:type="spellStart"/>
-      <w:r>
-        <w:t>run_sycl</w:t>
-      </w:r>
-      <w:proofErr w:type="spellEnd"/>
+      <w:r>
+        <w:t>nmake -f Makefile.win run_sycl</w:t>
+      </w:r>
     </w:p>
     <w:p>
       <w:pPr>
@@ -4018,23 +3592,7 @@
         </w:numPr>
       </w:pPr>
       <w:r>
-        <w:t xml:space="preserve">Alternatively, change directory to the output folder and run the .exe file. (Depending on the </w:t>
-      </w:r>
-      <w:proofErr w:type="gramStart"/>
-      <w:r>
-        <w:t>build</w:t>
-      </w:r>
-      <w:proofErr w:type="gramEnd"/>
-      <w:r>
-        <w:t xml:space="preserve"> method you selected, the .exe name could be different from what </w:t>
-      </w:r>
-      <w:proofErr w:type="gramStart"/>
-      <w:r>
-        <w:t>is shown</w:t>
-      </w:r>
-      <w:proofErr w:type="gramEnd"/>
-      <w:r>
-        <w:t>.)</w:t>
+        <w:t>Alternatively, change directory to the output folder and run the .exe file. (Depending on the build method you selected, the .exe name could be different from what is shown.)</w:t>
       </w:r>
     </w:p>
     <w:p>
@@ -4070,70 +3628,23 @@
     </w:p>
     <w:p>
       <w:r>
-        <w:t xml:space="preserve">size = </w:t>
-      </w:r>
-      <w:proofErr w:type="spellStart"/>
-      <w:r>
-        <w:t>m_size</w:t>
-      </w:r>
-      <w:proofErr w:type="spellEnd"/>
-      <w:r>
-        <w:t xml:space="preserve"> = 150*8; // Must be a multiple of 8.</w:t>
-      </w:r>
-    </w:p>
-    <w:p>
-      <w:r>
-        <w:t xml:space="preserve">M = </w:t>
-      </w:r>
-      <w:proofErr w:type="spellStart"/>
-      <w:r>
-        <w:t>m_size</w:t>
-      </w:r>
-      <w:proofErr w:type="spellEnd"/>
-      <w:r>
-        <w:t xml:space="preserve"> / </w:t>
-      </w:r>
-      <w:proofErr w:type="gramStart"/>
-      <w:r>
-        <w:t>8;</w:t>
-      </w:r>
-      <w:proofErr w:type="gramEnd"/>
-    </w:p>
-    <w:p>
-      <w:r>
-        <w:t xml:space="preserve">N = </w:t>
-      </w:r>
-      <w:proofErr w:type="spellStart"/>
-      <w:r>
-        <w:t>m_size</w:t>
-      </w:r>
-      <w:proofErr w:type="spellEnd"/>
-      <w:r>
-        <w:t xml:space="preserve"> / </w:t>
-      </w:r>
-      <w:proofErr w:type="gramStart"/>
-      <w:r>
-        <w:t>4;</w:t>
-      </w:r>
-      <w:proofErr w:type="gramEnd"/>
-    </w:p>
-    <w:p>
-      <w:r>
-        <w:t xml:space="preserve">P = </w:t>
-      </w:r>
-      <w:proofErr w:type="spellStart"/>
-      <w:r>
-        <w:t>m_size</w:t>
-      </w:r>
-      <w:proofErr w:type="spellEnd"/>
-      <w:r>
-        <w:t xml:space="preserve"> / </w:t>
-      </w:r>
-      <w:proofErr w:type="gramStart"/>
-      <w:r>
-        <w:t>2;</w:t>
-      </w:r>
-      <w:proofErr w:type="gramEnd"/>
+        <w:t>size = m_size = 150*8; // Must be a multiple of 8.</w:t>
+      </w:r>
+    </w:p>
+    <w:p>
+      <w:r>
+        <w:t>M = m_size / 8;</w:t>
+      </w:r>
+    </w:p>
+    <w:p>
+      <w:r>
+        <w:t>N = m_size / 4;</w:t>
+      </w:r>
+    </w:p>
+    <w:p>
+      <w:r>
+        <w:t>P = m_size / 2;</w:t>
+      </w:r>
     </w:p>
     <w:p>
       <w:r>
@@ -4144,17 +3655,8 @@
         <w:t>Note</w:t>
       </w:r>
       <w:r>
-        <w:t xml:space="preserve">: The </w:t>
-      </w:r>
-      <w:proofErr w:type="gramStart"/>
-      <w:r>
-        <w:t>size value</w:t>
-      </w:r>
-      <w:proofErr w:type="gramEnd"/>
-      <w:r>
-        <w:t xml:space="preserve"> must be in multiples of </w:t>
-      </w:r>
-      <w:proofErr w:type="gramStart"/>
+        <w:t>: The size value must be in multiples of </w:t>
+      </w:r>
       <w:r>
         <w:rPr>
           <w:b/>
@@ -4162,7 +3664,6 @@
         </w:rPr>
         <w:t>8</w:t>
       </w:r>
-      <w:proofErr w:type="gramEnd"/>
       <w:r>
         <w:t>.</w:t>
       </w:r>
@@ -4184,13 +3685,8 @@
     </w:p>
     <w:p>
       <w:r>
-        <w:t>./</w:t>
-      </w:r>
-      <w:proofErr w:type="spellStart"/>
-      <w:r>
-        <w:t>matrix_mul_dpc</w:t>
-      </w:r>
-      <w:proofErr w:type="spellEnd"/>
+        <w:t>./matrix_mul_dpc</w:t>
+      </w:r>
     </w:p>
     <w:p>
       <w:r>
@@ -4217,6 +3713,7 @@
       <w:pPr>
         <w:pStyle w:val="Heading1"/>
       </w:pPr>
+      <w:bookmarkStart w:id="3" w:name="_Toc214008534"/>
       <w:r>
         <w:lastRenderedPageBreak/>
         <w:t xml:space="preserve">Example </w:t>
@@ -4227,12 +3724,19 @@
       <w:r>
         <w:t xml:space="preserve"> – Get Started Guide</w:t>
       </w:r>
+      <w:r>
+        <w:t xml:space="preserve"> For MPI Library</w:t>
+      </w:r>
+      <w:bookmarkEnd w:id="3"/>
+      <w:r>
+        <w:t xml:space="preserve"> </w:t>
+      </w:r>
     </w:p>
     <w:p>
       <w:r>
         <w:t xml:space="preserve">Source </w:t>
       </w:r>
-      <w:hyperlink r:id="rId22" w:history="1">
+      <w:hyperlink r:id="rId30" w:history="1">
         <w:r>
           <w:rPr>
             <w:rStyle w:val="Hyperlink"/>
@@ -4250,7 +3754,14 @@
           <w:b/>
           <w:bCs/>
         </w:rPr>
-        <w:t xml:space="preserve">Context: </w:t>
+        <w:t>Context for this example</w:t>
+      </w:r>
+      <w:r>
+        <w:rPr>
+          <w:b/>
+          <w:bCs/>
+        </w:rPr>
+        <w:t xml:space="preserve">: </w:t>
       </w:r>
       <w:r>
         <w:t>This is a</w:t>
@@ -4269,15 +3780,7 @@
         <w:t>Get Started with the Intel® MPI Library for Windows* OS</w:t>
       </w:r>
       <w:r>
-        <w:t xml:space="preserve">. (The documentation </w:t>
-      </w:r>
-      <w:proofErr w:type="gramStart"/>
-      <w:r>
-        <w:t>is separated</w:t>
-      </w:r>
-      <w:proofErr w:type="gramEnd"/>
-      <w:r>
-        <w:t xml:space="preserve"> by operating system due to technical constraints</w:t>
+        <w:t>. (The documentation is separated by operating system due to technical constraints</w:t>
       </w:r>
       <w:r>
         <w:t xml:space="preserve"> in the publishing platform</w:t>
@@ -4300,15 +3803,7 @@
         <w:t>ed</w:t>
       </w:r>
       <w:r>
-        <w:t xml:space="preserve"> existing </w:t>
-      </w:r>
-      <w:proofErr w:type="gramStart"/>
-      <w:r>
-        <w:t>content</w:t>
-      </w:r>
-      <w:proofErr w:type="gramEnd"/>
-      <w:r>
-        <w:t xml:space="preserve"> and </w:t>
+        <w:t xml:space="preserve"> existing content and </w:t>
       </w:r>
       <w:r>
         <w:t xml:space="preserve">I </w:t>
@@ -4347,15 +3842,7 @@
         <w:t>measured by install volume</w:t>
       </w:r>
       <w:r>
-        <w:t xml:space="preserve">, with a </w:t>
-      </w:r>
-      <w:proofErr w:type="gramStart"/>
-      <w:r>
-        <w:t>dedicated</w:t>
-      </w:r>
-      <w:proofErr w:type="gramEnd"/>
-      <w:r>
-        <w:t xml:space="preserve">, </w:t>
+        <w:t xml:space="preserve">, with a dedicated, </w:t>
       </w:r>
       <w:r>
         <w:t>highly invested</w:t>
@@ -4372,42 +3859,10 @@
         <w:t xml:space="preserve">The software </w:t>
       </w:r>
       <w:r>
-        <w:t xml:space="preserve">was available as a stand-alone software package and as part of all </w:t>
-      </w:r>
-      <w:proofErr w:type="spellStart"/>
-      <w:r>
-        <w:t>oneAPI</w:t>
-      </w:r>
-      <w:proofErr w:type="spellEnd"/>
-      <w:r>
-        <w:t xml:space="preserve"> toolkit installations</w:t>
-      </w:r>
-      <w:r>
-        <w:t xml:space="preserve">, so it </w:t>
-      </w:r>
-      <w:proofErr w:type="gramStart"/>
-      <w:r>
-        <w:t>was widely used</w:t>
-      </w:r>
-      <w:proofErr w:type="gramEnd"/>
-      <w:r>
-        <w:t xml:space="preserve"> by </w:t>
-      </w:r>
-      <w:proofErr w:type="gramStart"/>
-      <w:r>
-        <w:t>nearly all</w:t>
-      </w:r>
-      <w:proofErr w:type="gramEnd"/>
-      <w:r>
-        <w:t xml:space="preserve"> developers using </w:t>
-      </w:r>
-      <w:proofErr w:type="gramStart"/>
-      <w:r>
-        <w:t>most of</w:t>
-      </w:r>
-      <w:proofErr w:type="gramEnd"/>
-      <w:r>
-        <w:t xml:space="preserve"> the Intel developer tools. </w:t>
+        <w:t>was available as a stand-alone software package and as part of all oneAPI toolkit installations</w:t>
+      </w:r>
+      <w:r>
+        <w:t xml:space="preserve">, so it was widely used by nearly all developers using most of the Intel developer tools. </w:t>
       </w:r>
     </w:p>
     <w:p>
@@ -4418,13 +3873,8 @@
         <w:t>improved</w:t>
       </w:r>
       <w:r>
-        <w:t xml:space="preserve"> the overall customer satisfaction for these documents as measured by Qualtrics developer survey data</w:t>
-      </w:r>
-      <w:proofErr w:type="gramStart"/>
-      <w:r>
-        <w:t xml:space="preserve">.  </w:t>
-      </w:r>
-      <w:proofErr w:type="gramEnd"/>
+        <w:t xml:space="preserve"> the overall customer satisfaction for these documents as measured by Qualtrics developer survey data.  </w:t>
+      </w:r>
     </w:p>
     <w:p/>
     <w:p>
@@ -4450,31 +3900,7 @@
           <w:szCs w:val="36"/>
           <w14:ligatures w14:val="none"/>
         </w:rPr>
-        <w:t xml:space="preserve">Get Started with Intel® MPI Library for Intel® </w:t>
-      </w:r>
-      <w:proofErr w:type="spellStart"/>
-      <w:r>
-        <w:rPr>
-          <w:rFonts w:ascii="Helvetica" w:eastAsia="Times New Roman" w:hAnsi="Helvetica" w:cs="Helvetica"/>
-          <w:color w:val="262626"/>
-          <w:kern w:val="0"/>
-          <w:sz w:val="36"/>
-          <w:szCs w:val="36"/>
-          <w14:ligatures w14:val="none"/>
-        </w:rPr>
-        <w:t>oneAPI</w:t>
-      </w:r>
-      <w:proofErr w:type="spellEnd"/>
-      <w:r>
-        <w:rPr>
-          <w:rFonts w:ascii="Helvetica" w:eastAsia="Times New Roman" w:hAnsi="Helvetica" w:cs="Helvetica"/>
-          <w:color w:val="262626"/>
-          <w:kern w:val="0"/>
-          <w:sz w:val="36"/>
-          <w:szCs w:val="36"/>
-          <w14:ligatures w14:val="none"/>
-        </w:rPr>
-        <w:t xml:space="preserve"> on Windows* OS</w:t>
+        <w:t>Get Started with Intel® MPI Library for Intel® oneAPI on Windows* OS</w:t>
       </w:r>
     </w:p>
     <w:p>
@@ -4495,27 +3921,7 @@
           <w:kern w:val="0"/>
           <w14:ligatures w14:val="none"/>
         </w:rPr>
-        <w:t xml:space="preserve">The Intel® MPI Library enables you to create, maintain, and </w:t>
-      </w:r>
-      <w:proofErr w:type="gramStart"/>
-      <w:r>
-        <w:rPr>
-          <w:rFonts w:ascii="Tahoma" w:eastAsia="Times New Roman" w:hAnsi="Tahoma" w:cs="Tahoma"/>
-          <w:color w:val="262626"/>
-          <w:kern w:val="0"/>
-          <w14:ligatures w14:val="none"/>
-        </w:rPr>
-        <w:t>test</w:t>
-      </w:r>
-      <w:proofErr w:type="gramEnd"/>
-      <w:r>
-        <w:rPr>
-          <w:rFonts w:ascii="Tahoma" w:eastAsia="Times New Roman" w:hAnsi="Tahoma" w:cs="Tahoma"/>
-          <w:color w:val="262626"/>
-          <w:kern w:val="0"/>
-          <w14:ligatures w14:val="none"/>
-        </w:rPr>
-        <w:t xml:space="preserve"> advanced applications that have performance advantages on high-performance computing (HPC) clusters based on Intel® processors.</w:t>
+        <w:t>The Intel® MPI Library enables you to create, maintain, and test advanced applications that have performance advantages on high-performance computing (HPC) clusters based on Intel® processors.</w:t>
       </w:r>
     </w:p>
     <w:p>
@@ -4538,7 +3944,7 @@
         </w:rPr>
         <w:t>The Intel MPI Library is available as a standalone product and as part of the </w:t>
       </w:r>
-      <w:hyperlink r:id="rId23" w:history="1">
+      <w:hyperlink r:id="rId31" w:history="1">
         <w:r>
           <w:rPr>
             <w:rFonts w:ascii="Tahoma" w:eastAsia="Times New Roman" w:hAnsi="Tahoma" w:cs="Tahoma"/>
@@ -4547,18 +3953,7 @@
             <w:u w:val="single"/>
             <w14:ligatures w14:val="none"/>
           </w:rPr>
-          <w:t xml:space="preserve">Intel® HPC </w:t>
-        </w:r>
-        <w:proofErr w:type="spellStart"/>
-        <w:r>
-          <w:rPr>
-            <w:rFonts w:ascii="Tahoma" w:eastAsia="Times New Roman" w:hAnsi="Tahoma" w:cs="Tahoma"/>
-            <w:color w:val="0068B5"/>
-            <w:kern w:val="0"/>
-            <w:u w:val="single"/>
-            <w14:ligatures w14:val="none"/>
-          </w:rPr>
-          <w:t>Toolkit</w:t>
+          <w:t>Intel® HPC Toolkit</w:t>
         </w:r>
       </w:hyperlink>
       <w:r>
@@ -4568,17 +3963,7 @@
           <w:kern w:val="0"/>
           <w14:ligatures w14:val="none"/>
         </w:rPr>
-        <w:t>.The</w:t>
-      </w:r>
-      <w:proofErr w:type="spellEnd"/>
-      <w:r>
-        <w:rPr>
-          <w:rFonts w:ascii="Tahoma" w:eastAsia="Times New Roman" w:hAnsi="Tahoma" w:cs="Tahoma"/>
-          <w:color w:val="262626"/>
-          <w:kern w:val="0"/>
-          <w14:ligatures w14:val="none"/>
-        </w:rPr>
-        <w:t xml:space="preserve"> Intel MPI Library is a multi-fabric message passing library that implements the Message Passing Interface, version 3.1 (MPI-3.1) specification. Use the library to develop applications that can run on multiple cluster interconnects.</w:t>
+        <w:t>.The Intel MPI Library is a multi-fabric message passing library that implements the Message Passing Interface, version 3.1 (MPI-3.1) specification. Use the library to develop applications that can run on multiple cluster interconnects.</w:t>
       </w:r>
     </w:p>
     <w:p>
@@ -4624,27 +4009,7 @@
           <w:kern w:val="0"/>
           <w14:ligatures w14:val="none"/>
         </w:rPr>
-        <w:t xml:space="preserve">Low overhead enables analysis of </w:t>
-      </w:r>
-      <w:proofErr w:type="gramStart"/>
-      <w:r>
-        <w:rPr>
-          <w:rFonts w:ascii="Tahoma" w:eastAsia="Times New Roman" w:hAnsi="Tahoma" w:cs="Tahoma"/>
-          <w:color w:val="262626"/>
-          <w:kern w:val="0"/>
-          <w14:ligatures w14:val="none"/>
-        </w:rPr>
-        <w:t>large amounts</w:t>
-      </w:r>
-      <w:proofErr w:type="gramEnd"/>
-      <w:r>
-        <w:rPr>
-          <w:rFonts w:ascii="Tahoma" w:eastAsia="Times New Roman" w:hAnsi="Tahoma" w:cs="Tahoma"/>
-          <w:color w:val="262626"/>
-          <w:kern w:val="0"/>
-          <w14:ligatures w14:val="none"/>
-        </w:rPr>
-        <w:t xml:space="preserve"> of data</w:t>
+        <w:t>Low overhead enables analysis of large amounts of data</w:t>
       </w:r>
     </w:p>
     <w:p>
@@ -4687,25 +4052,14 @@
           <w14:ligatures w14:val="none"/>
         </w:rPr>
       </w:pPr>
-      <w:proofErr w:type="gramStart"/>
-      <w:r>
-        <w:rPr>
-          <w:rFonts w:ascii="Tahoma" w:eastAsia="Times New Roman" w:hAnsi="Tahoma" w:cs="Tahoma"/>
-          <w:color w:val="262626"/>
-          <w:kern w:val="0"/>
-          <w14:ligatures w14:val="none"/>
-        </w:rPr>
-        <w:t>Interconnect</w:t>
-      </w:r>
-      <w:proofErr w:type="gramEnd"/>
-      <w:r>
-        <w:rPr>
-          <w:rFonts w:ascii="Tahoma" w:eastAsia="Times New Roman" w:hAnsi="Tahoma" w:cs="Tahoma"/>
-          <w:color w:val="262626"/>
-          <w:kern w:val="0"/>
-          <w14:ligatures w14:val="none"/>
-        </w:rPr>
-        <w:t xml:space="preserve"> independence and flexible runtime fabric selection</w:t>
+      <w:r>
+        <w:rPr>
+          <w:rFonts w:ascii="Tahoma" w:eastAsia="Times New Roman" w:hAnsi="Tahoma" w:cs="Tahoma"/>
+          <w:color w:val="262626"/>
+          <w:kern w:val="0"/>
+          <w14:ligatures w14:val="none"/>
+        </w:rPr>
+        <w:t>Interconnect independence and flexible runtime fabric selection</w:t>
       </w:r>
     </w:p>
     <w:p>
@@ -4751,19 +4105,8 @@
           <w:kern w:val="0"/>
           <w14:ligatures w14:val="none"/>
         </w:rPr>
-        <w:t xml:space="preserve">Compilation tools, including compiler drivers such as mpiicc and </w:t>
-      </w:r>
-      <w:proofErr w:type="spellStart"/>
-      <w:r>
-        <w:rPr>
-          <w:rFonts w:ascii="Tahoma" w:eastAsia="Times New Roman" w:hAnsi="Tahoma" w:cs="Tahoma"/>
-          <w:color w:val="262626"/>
-          <w:kern w:val="0"/>
-          <w14:ligatures w14:val="none"/>
-        </w:rPr>
-        <w:t>mpifort</w:t>
-      </w:r>
-      <w:proofErr w:type="spellEnd"/>
+        <w:t>Compilation tools, including compiler drivers such as mpiicc and mpifort</w:t>
+      </w:r>
     </w:p>
     <w:p>
       <w:pPr>
@@ -4806,67 +4149,14 @@
           <w14:ligatures w14:val="none"/>
         </w:rPr>
       </w:pPr>
-      <w:proofErr w:type="gramStart"/>
-      <w:r>
-        <w:rPr>
-          <w:rFonts w:ascii="Tahoma" w:eastAsia="Times New Roman" w:hAnsi="Tahoma" w:cs="Tahoma"/>
-          <w:color w:val="262626"/>
-          <w:kern w:val="0"/>
-          <w14:ligatures w14:val="none"/>
-        </w:rPr>
-        <w:t>Dynamic (.</w:t>
-      </w:r>
-      <w:proofErr w:type="spellStart"/>
-      <w:proofErr w:type="gramEnd"/>
-      <w:r>
-        <w:rPr>
-          <w:rFonts w:ascii="Tahoma" w:eastAsia="Times New Roman" w:hAnsi="Tahoma" w:cs="Tahoma"/>
-          <w:color w:val="262626"/>
-          <w:kern w:val="0"/>
-          <w14:ligatures w14:val="none"/>
-        </w:rPr>
-        <w:t>dll</w:t>
-      </w:r>
-      <w:proofErr w:type="spellEnd"/>
-      <w:r>
-        <w:rPr>
-          <w:rFonts w:ascii="Tahoma" w:eastAsia="Times New Roman" w:hAnsi="Tahoma" w:cs="Tahoma"/>
-          <w:color w:val="262626"/>
-          <w:kern w:val="0"/>
-          <w14:ligatures w14:val="none"/>
-        </w:rPr>
-        <w:t xml:space="preserve">) libraries, debug libraries, interface libraries, and program </w:t>
-      </w:r>
-      <w:proofErr w:type="gramStart"/>
-      <w:r>
-        <w:rPr>
-          <w:rFonts w:ascii="Tahoma" w:eastAsia="Times New Roman" w:hAnsi="Tahoma" w:cs="Tahoma"/>
-          <w:color w:val="262626"/>
-          <w:kern w:val="0"/>
-          <w14:ligatures w14:val="none"/>
-        </w:rPr>
-        <w:t>database(.</w:t>
-      </w:r>
-      <w:proofErr w:type="spellStart"/>
-      <w:proofErr w:type="gramEnd"/>
-      <w:r>
-        <w:rPr>
-          <w:rFonts w:ascii="Tahoma" w:eastAsia="Times New Roman" w:hAnsi="Tahoma" w:cs="Tahoma"/>
-          <w:color w:val="262626"/>
-          <w:kern w:val="0"/>
-          <w14:ligatures w14:val="none"/>
-        </w:rPr>
-        <w:t>pdb</w:t>
-      </w:r>
-      <w:proofErr w:type="spellEnd"/>
-      <w:r>
-        <w:rPr>
-          <w:rFonts w:ascii="Tahoma" w:eastAsia="Times New Roman" w:hAnsi="Tahoma" w:cs="Tahoma"/>
-          <w:color w:val="262626"/>
-          <w:kern w:val="0"/>
-          <w14:ligatures w14:val="none"/>
-        </w:rPr>
-        <w:t>) files</w:t>
+      <w:r>
+        <w:rPr>
+          <w:rFonts w:ascii="Tahoma" w:eastAsia="Times New Roman" w:hAnsi="Tahoma" w:cs="Tahoma"/>
+          <w:color w:val="262626"/>
+          <w:kern w:val="0"/>
+          <w14:ligatures w14:val="none"/>
+        </w:rPr>
+        <w:t>Dynamic (.dll) libraries, debug libraries, interface libraries, and program database(.pdb) files</w:t>
       </w:r>
     </w:p>
     <w:p>
@@ -4964,7 +4254,7 @@
         </w:rPr>
         <w:t>Intel MPI Library also includes </w:t>
       </w:r>
-      <w:hyperlink r:id="rId24" w:history="1">
+      <w:hyperlink r:id="rId32" w:history="1">
         <w:r>
           <w:rPr>
             <w:rFonts w:ascii="Tahoma" w:eastAsia="Times New Roman" w:hAnsi="Tahoma" w:cs="Tahoma"/>
@@ -4985,7 +4275,7 @@
         </w:rPr>
         <w:t>, which enable you to measure MPI operations on various cluster architectures and MPI implementations. For details, see the </w:t>
       </w:r>
-      <w:hyperlink r:id="rId25" w:history="1">
+      <w:hyperlink r:id="rId33" w:history="1">
         <w:r>
           <w:rPr>
             <w:rFonts w:ascii="Tahoma" w:eastAsia="Times New Roman" w:hAnsi="Tahoma" w:cs="Tahoma"/>
@@ -5007,7 +4297,7 @@
         </w:rPr>
         <w:t>. Source code is available in the </w:t>
       </w:r>
-      <w:hyperlink r:id="rId26" w:history="1">
+      <w:hyperlink r:id="rId34" w:history="1">
         <w:r>
           <w:rPr>
             <w:rFonts w:ascii="Tahoma" w:eastAsia="Times New Roman" w:hAnsi="Tahoma" w:cs="Tahoma"/>
@@ -5049,7 +4339,7 @@
         </w:rPr>
         <w:t>For other more information on using the Intel MPI Library see </w:t>
       </w:r>
-      <w:hyperlink r:id="rId27" w:history="1">
+      <w:hyperlink r:id="rId35" w:history="1">
         <w:r>
           <w:rPr>
             <w:rFonts w:ascii="Tahoma" w:eastAsia="Times New Roman" w:hAnsi="Tahoma" w:cs="Tahoma"/>
@@ -5070,7 +4360,7 @@
         </w:rPr>
         <w:t> and </w:t>
       </w:r>
-      <w:hyperlink r:id="rId28" w:history="1">
+      <w:hyperlink r:id="rId36" w:history="1">
         <w:r>
           <w:rPr>
             <w:rFonts w:ascii="Tahoma" w:eastAsia="Times New Roman" w:hAnsi="Tahoma" w:cs="Tahoma"/>
@@ -5352,27 +4642,7 @@
           <w:kern w:val="0"/>
           <w14:ligatures w14:val="none"/>
         </w:rPr>
-        <w:t xml:space="preserve"> script to set the environment variables for the Intel MPI Library. The script </w:t>
-      </w:r>
-      <w:proofErr w:type="gramStart"/>
-      <w:r>
-        <w:rPr>
-          <w:rFonts w:ascii="Tahoma" w:eastAsia="Times New Roman" w:hAnsi="Tahoma" w:cs="Tahoma"/>
-          <w:color w:val="262626"/>
-          <w:kern w:val="0"/>
-          <w14:ligatures w14:val="none"/>
-        </w:rPr>
-        <w:t>is located in</w:t>
-      </w:r>
-      <w:proofErr w:type="gramEnd"/>
-      <w:r>
-        <w:rPr>
-          <w:rFonts w:ascii="Tahoma" w:eastAsia="Times New Roman" w:hAnsi="Tahoma" w:cs="Tahoma"/>
-          <w:color w:val="262626"/>
-          <w:kern w:val="0"/>
-          <w14:ligatures w14:val="none"/>
-        </w:rPr>
-        <w:t xml:space="preserve"> the installation directory (by default, </w:t>
+        <w:t> script to set the environment variables for the Intel MPI Library. The script is located in the installation directory (by default, </w:t>
       </w:r>
       <w:r>
         <w:rPr>
@@ -5381,19 +4651,8 @@
           <w:kern w:val="0"/>
           <w14:ligatures w14:val="none"/>
         </w:rPr>
-        <w:t>C:\Program Files (x86)\Intel\</w:t>
-      </w:r>
-      <w:proofErr w:type="spellStart"/>
-      <w:r>
-        <w:rPr>
-          <w:rFonts w:ascii="Courier New" w:eastAsia="Times New Roman" w:hAnsi="Courier New" w:cs="Courier New"/>
-          <w:color w:val="262626"/>
-          <w:kern w:val="0"/>
-          <w14:ligatures w14:val="none"/>
-        </w:rPr>
-        <w:t>oneAPI</w:t>
-      </w:r>
-      <w:proofErr w:type="spellEnd"/>
+        <w:t>C:\Program Files (x86)\Intel\oneAPI</w:t>
+      </w:r>
       <w:r>
         <w:rPr>
           <w:rFonts w:ascii="Tahoma" w:eastAsia="Times New Roman" w:hAnsi="Tahoma" w:cs="Tahoma"/>
@@ -5467,7 +4726,7 @@
         </w:rPr>
         <w:t> script instead. To understand more about the Unified Directory Layout, including how the environment is initialized and the advantages of using the layout, see </w:t>
       </w:r>
-      <w:hyperlink r:id="rId29" w:history="1">
+      <w:hyperlink r:id="rId37" w:history="1">
         <w:r>
           <w:rPr>
             <w:rFonts w:ascii="Tahoma" w:eastAsia="Times New Roman" w:hAnsi="Tahoma" w:cs="Tahoma"/>
@@ -5476,51 +4735,7 @@
             <w:u w:val="single"/>
             <w14:ligatures w14:val="none"/>
           </w:rPr>
-          <w:t xml:space="preserve">Use the </w:t>
-        </w:r>
-        <w:proofErr w:type="spellStart"/>
-        <w:r>
-          <w:rPr>
-            <w:rFonts w:ascii="Tahoma" w:eastAsia="Times New Roman" w:hAnsi="Tahoma" w:cs="Tahoma"/>
-            <w:color w:val="0068B5"/>
-            <w:kern w:val="0"/>
-            <w:u w:val="single"/>
-            <w14:ligatures w14:val="none"/>
-          </w:rPr>
-          <w:t>setvars</w:t>
-        </w:r>
-        <w:proofErr w:type="spellEnd"/>
-        <w:r>
-          <w:rPr>
-            <w:rFonts w:ascii="Tahoma" w:eastAsia="Times New Roman" w:hAnsi="Tahoma" w:cs="Tahoma"/>
-            <w:color w:val="0068B5"/>
-            <w:kern w:val="0"/>
-            <w:u w:val="single"/>
-            <w14:ligatures w14:val="none"/>
-          </w:rPr>
-          <w:t xml:space="preserve"> and </w:t>
-        </w:r>
-        <w:proofErr w:type="spellStart"/>
-        <w:r>
-          <w:rPr>
-            <w:rFonts w:ascii="Tahoma" w:eastAsia="Times New Roman" w:hAnsi="Tahoma" w:cs="Tahoma"/>
-            <w:color w:val="0068B5"/>
-            <w:kern w:val="0"/>
-            <w:u w:val="single"/>
-            <w14:ligatures w14:val="none"/>
-          </w:rPr>
-          <w:t>oneapi</w:t>
-        </w:r>
-        <w:proofErr w:type="spellEnd"/>
-        <w:r>
-          <w:rPr>
-            <w:rFonts w:ascii="Tahoma" w:eastAsia="Times New Roman" w:hAnsi="Tahoma" w:cs="Tahoma"/>
-            <w:color w:val="0068B5"/>
-            <w:kern w:val="0"/>
-            <w:u w:val="single"/>
-            <w14:ligatures w14:val="none"/>
-          </w:rPr>
-          <w:t>-vars Scripts with Windows*</w:t>
+          <w:t>Use the setvars and oneapi-vars Scripts with Windows*</w:t>
         </w:r>
       </w:hyperlink>
       <w:r>
@@ -5622,27 +4837,7 @@
           <w:kern w:val="0"/>
           <w14:ligatures w14:val="none"/>
         </w:rPr>
-        <w:t xml:space="preserve">If the command </w:t>
-      </w:r>
-      <w:proofErr w:type="gramStart"/>
-      <w:r>
-        <w:rPr>
-          <w:rFonts w:ascii="Tahoma" w:eastAsia="Times New Roman" w:hAnsi="Tahoma" w:cs="Tahoma"/>
-          <w:color w:val="262626"/>
-          <w:kern w:val="0"/>
-          <w14:ligatures w14:val="none"/>
-        </w:rPr>
-        <w:t>is not recognized</w:t>
-      </w:r>
-      <w:proofErr w:type="gramEnd"/>
-      <w:r>
-        <w:rPr>
-          <w:rFonts w:ascii="Tahoma" w:eastAsia="Times New Roman" w:hAnsi="Tahoma" w:cs="Tahoma"/>
-          <w:color w:val="262626"/>
-          <w:kern w:val="0"/>
-          <w14:ligatures w14:val="none"/>
-        </w:rPr>
-        <w:t>, add the compiler to your PATH. For the Intel® compilers, you can run the vars.bat script from corresponding directory.</w:t>
+        <w:t>If the command is not recognized, add the compiler to your PATH. For the Intel® compilers, you can run the vars.bat script from corresponding directory.</w:t>
       </w:r>
     </w:p>
     <w:p>
@@ -5735,7 +4930,7 @@
         </w:rPr>
         <w:t>For detailed system requirements, see </w:t>
       </w:r>
-      <w:hyperlink r:id="rId30" w:history="1">
+      <w:hyperlink r:id="rId38" w:history="1">
         <w:r>
           <w:rPr>
             <w:rFonts w:ascii="Tahoma" w:eastAsia="Times New Roman" w:hAnsi="Tahoma" w:cs="Tahoma"/>
@@ -5803,7 +4998,6 @@
         </w:rPr>
         <w:t>Execute the program using the </w:t>
       </w:r>
-      <w:proofErr w:type="spellStart"/>
       <w:r>
         <w:rPr>
           <w:rFonts w:ascii="Courier New" w:eastAsia="Times New Roman" w:hAnsi="Courier New" w:cs="Courier New"/>
@@ -5813,7 +5007,6 @@
         </w:rPr>
         <w:t>mpiexec</w:t>
       </w:r>
-      <w:proofErr w:type="spellEnd"/>
       <w:r>
         <w:rPr>
           <w:rFonts w:ascii="Tahoma" w:eastAsia="Times New Roman" w:hAnsi="Tahoma" w:cs="Tahoma"/>
@@ -5870,31 +5063,7 @@
           <w:szCs w:val="21"/>
           <w14:ligatures w14:val="none"/>
         </w:rPr>
-        <w:t xml:space="preserve">&gt; </w:t>
-      </w:r>
-      <w:proofErr w:type="spellStart"/>
-      <w:r>
-        <w:rPr>
-          <w:rFonts w:ascii="Consolas" w:eastAsia="Times New Roman" w:hAnsi="Consolas" w:cs="Courier New"/>
-          <w:color w:val="000000"/>
-          <w:kern w:val="0"/>
-          <w:sz w:val="21"/>
-          <w:szCs w:val="21"/>
-          <w14:ligatures w14:val="none"/>
-        </w:rPr>
-        <w:t>mpiexec</w:t>
-      </w:r>
-      <w:proofErr w:type="spellEnd"/>
-      <w:r>
-        <w:rPr>
-          <w:rFonts w:ascii="Consolas" w:eastAsia="Times New Roman" w:hAnsi="Consolas" w:cs="Courier New"/>
-          <w:color w:val="000000"/>
-          <w:kern w:val="0"/>
-          <w:sz w:val="21"/>
-          <w:szCs w:val="21"/>
-          <w14:ligatures w14:val="none"/>
-        </w:rPr>
-        <w:t xml:space="preserve"> -n &lt;# of processes&gt; test.exe </w:t>
+        <w:t xml:space="preserve">&gt; mpiexec -n &lt;# of processes&gt; test.exe </w:t>
       </w:r>
     </w:p>
     <w:p>
@@ -5982,103 +5151,7 @@
           <w:szCs w:val="21"/>
           <w14:ligatures w14:val="none"/>
         </w:rPr>
-        <w:t xml:space="preserve">&gt; </w:t>
-      </w:r>
-      <w:proofErr w:type="spellStart"/>
-      <w:r>
-        <w:rPr>
-          <w:rFonts w:ascii="Consolas" w:eastAsia="Times New Roman" w:hAnsi="Consolas" w:cs="Courier New"/>
-          <w:color w:val="000000"/>
-          <w:kern w:val="0"/>
-          <w:sz w:val="21"/>
-          <w:szCs w:val="21"/>
-          <w14:ligatures w14:val="none"/>
-        </w:rPr>
-        <w:t>mpiexec</w:t>
-      </w:r>
-      <w:proofErr w:type="spellEnd"/>
-      <w:r>
-        <w:rPr>
-          <w:rFonts w:ascii="Consolas" w:eastAsia="Times New Roman" w:hAnsi="Consolas" w:cs="Courier New"/>
-          <w:color w:val="000000"/>
-          <w:kern w:val="0"/>
-          <w:sz w:val="21"/>
-          <w:szCs w:val="21"/>
-          <w14:ligatures w14:val="none"/>
-        </w:rPr>
-        <w:t xml:space="preserve"> -n &lt;# of processes&gt; -</w:t>
-      </w:r>
-      <w:proofErr w:type="spellStart"/>
-      <w:r>
-        <w:rPr>
-          <w:rFonts w:ascii="Consolas" w:eastAsia="Times New Roman" w:hAnsi="Consolas" w:cs="Courier New"/>
-          <w:color w:val="000000"/>
-          <w:kern w:val="0"/>
-          <w:sz w:val="21"/>
-          <w:szCs w:val="21"/>
-          <w14:ligatures w14:val="none"/>
-        </w:rPr>
-        <w:t>ppn</w:t>
-      </w:r>
-      <w:proofErr w:type="spellEnd"/>
-      <w:r>
-        <w:rPr>
-          <w:rFonts w:ascii="Consolas" w:eastAsia="Times New Roman" w:hAnsi="Consolas" w:cs="Courier New"/>
-          <w:color w:val="000000"/>
-          <w:kern w:val="0"/>
-          <w:sz w:val="21"/>
-          <w:szCs w:val="21"/>
-          <w14:ligatures w14:val="none"/>
-        </w:rPr>
-        <w:t xml:space="preserve"> &lt;# of processes per node&gt; -hosts &lt;host1&gt;,&lt;host2</w:t>
-      </w:r>
-      <w:proofErr w:type="gramStart"/>
-      <w:r>
-        <w:rPr>
-          <w:rFonts w:ascii="Consolas" w:eastAsia="Times New Roman" w:hAnsi="Consolas" w:cs="Courier New"/>
-          <w:color w:val="000000"/>
-          <w:kern w:val="0"/>
-          <w:sz w:val="21"/>
-          <w:szCs w:val="21"/>
-          <w14:ligatures w14:val="none"/>
-        </w:rPr>
-        <w:t>&gt;,...</w:t>
-      </w:r>
-      <w:proofErr w:type="gramEnd"/>
-      <w:r>
-        <w:rPr>
-          <w:rFonts w:ascii="Consolas" w:eastAsia="Times New Roman" w:hAnsi="Consolas" w:cs="Courier New"/>
-          <w:color w:val="000000"/>
-          <w:kern w:val="0"/>
-          <w:sz w:val="21"/>
-          <w:szCs w:val="21"/>
-          <w14:ligatures w14:val="none"/>
-        </w:rPr>
-        <w:t>,&lt;</w:t>
-      </w:r>
-      <w:proofErr w:type="spellStart"/>
-      <w:r>
-        <w:rPr>
-          <w:rFonts w:ascii="Consolas" w:eastAsia="Times New Roman" w:hAnsi="Consolas" w:cs="Courier New"/>
-          <w:color w:val="000000"/>
-          <w:kern w:val="0"/>
-          <w:sz w:val="21"/>
-          <w:szCs w:val="21"/>
-          <w14:ligatures w14:val="none"/>
-        </w:rPr>
-        <w:t>hostN</w:t>
-      </w:r>
-      <w:proofErr w:type="spellEnd"/>
-      <w:r>
-        <w:rPr>
-          <w:rFonts w:ascii="Consolas" w:eastAsia="Times New Roman" w:hAnsi="Consolas" w:cs="Courier New"/>
-          <w:color w:val="000000"/>
-          <w:kern w:val="0"/>
-          <w:sz w:val="21"/>
-          <w:szCs w:val="21"/>
-          <w14:ligatures w14:val="none"/>
-        </w:rPr>
-        <w:t>&gt; test.exe</w:t>
+        <w:t>&gt; mpiexec -n &lt;# of processes&gt; -ppn &lt;# of processes per node&gt; -hosts &lt;host1&gt;,&lt;host2&gt;,...,&lt;hostN&gt; test.exe</w:t>
       </w:r>
     </w:p>
     <w:p>
@@ -6152,7 +5225,7 @@
         </w:rPr>
         <w:t>Check known issues and limitations in the </w:t>
       </w:r>
-      <w:hyperlink r:id="rId31" w:history="1">
+      <w:hyperlink r:id="rId39" w:history="1">
         <w:r>
           <w:rPr>
             <w:rFonts w:ascii="Tahoma" w:eastAsia="Times New Roman" w:hAnsi="Tahoma" w:cs="Tahoma"/>
@@ -6217,7 +5290,6 @@
         </w:rPr>
         <w:t>) on the problem hosts with </w:t>
       </w:r>
-      <w:proofErr w:type="spellStart"/>
       <w:r>
         <w:rPr>
           <w:rFonts w:ascii="Courier New" w:eastAsia="Times New Roman" w:hAnsi="Courier New" w:cs="Courier New"/>
@@ -6227,7 +5299,6 @@
         </w:rPr>
         <w:t>mpiexec</w:t>
       </w:r>
-      <w:proofErr w:type="spellEnd"/>
       <w:r>
         <w:rPr>
           <w:rFonts w:ascii="Tahoma" w:eastAsia="Times New Roman" w:hAnsi="Tahoma" w:cs="Tahoma"/>
@@ -6283,7 +5354,7 @@
         </w:rPr>
         <w:t>See more details in the “Troubleshooting” section of the </w:t>
       </w:r>
-      <w:hyperlink r:id="rId32" w:history="1">
+      <w:hyperlink r:id="rId40" w:history="1">
         <w:r>
           <w:rPr>
             <w:rFonts w:ascii="Tahoma" w:eastAsia="Times New Roman" w:hAnsi="Tahoma" w:cs="Tahoma"/>
@@ -6304,6 +5375,18 @@
         </w:rPr>
         <w:t>.</w:t>
       </w:r>
+    </w:p>
+    <w:p>
+      <w:pPr>
+        <w:shd w:val="clear" w:color="auto" w:fill="FFFFFF"/>
+        <w:spacing w:after="165" w:line="240" w:lineRule="auto"/>
+        <w:rPr>
+          <w:rFonts w:ascii="Tahoma" w:eastAsia="Times New Roman" w:hAnsi="Tahoma" w:cs="Tahoma"/>
+          <w:color w:val="262626"/>
+          <w:kern w:val="0"/>
+          <w14:ligatures w14:val="none"/>
+        </w:rPr>
+      </w:pPr>
       <w:r>
         <w:br w:type="page"/>
       </w:r>
@@ -6312,6 +5395,7 @@
       <w:pPr>
         <w:pStyle w:val="Heading1"/>
       </w:pPr>
+      <w:bookmarkStart w:id="4" w:name="_Toc214008535"/>
       <w:r>
         <w:lastRenderedPageBreak/>
         <w:t xml:space="preserve">Example </w:t>
@@ -6322,12 +5406,16 @@
       <w:r>
         <w:t xml:space="preserve"> – User Guide</w:t>
       </w:r>
+      <w:r>
+        <w:t xml:space="preserve"> for Analyzer</w:t>
+      </w:r>
+      <w:bookmarkEnd w:id="4"/>
     </w:p>
     <w:p>
       <w:r>
         <w:t xml:space="preserve">Source </w:t>
       </w:r>
-      <w:hyperlink r:id="rId33" w:history="1">
+      <w:hyperlink r:id="rId41" w:history="1">
         <w:r>
           <w:rPr>
             <w:rStyle w:val="Hyperlink"/>
@@ -6345,7 +5433,14 @@
           <w:b/>
           <w:bCs/>
         </w:rPr>
-        <w:t>Context:</w:t>
+        <w:t>Context for this example</w:t>
+      </w:r>
+      <w:r>
+        <w:rPr>
+          <w:b/>
+          <w:bCs/>
+        </w:rPr>
+        <w:t>:</w:t>
       </w:r>
       <w:r>
         <w:t xml:space="preserve"> This is an example topic from the </w:t>
@@ -6375,23 +5470,7 @@
         <w:t xml:space="preserve"> documentation set </w:t>
       </w:r>
       <w:r>
-        <w:t xml:space="preserve">that had </w:t>
-      </w:r>
-      <w:proofErr w:type="gramStart"/>
-      <w:r>
-        <w:t>been started</w:t>
-      </w:r>
-      <w:proofErr w:type="gramEnd"/>
-      <w:r>
-        <w:t xml:space="preserve"> by product engineers and had occasionally </w:t>
-      </w:r>
-      <w:proofErr w:type="gramStart"/>
-      <w:r>
-        <w:t>been supported</w:t>
-      </w:r>
-      <w:proofErr w:type="gramEnd"/>
-      <w:r>
-        <w:t xml:space="preserve"> by other technical writers</w:t>
+        <w:t>that had been started by product engineers and had occasionally been supported by other technical writers</w:t>
       </w:r>
       <w:r>
         <w:t>.</w:t>
@@ -6412,15 +5491,7 @@
         <w:t xml:space="preserve"> language, updated the overall structure, and made changes consistent with new features. I downloaded </w:t>
       </w:r>
       <w:r>
-        <w:t xml:space="preserve">and </w:t>
-      </w:r>
-      <w:proofErr w:type="gramStart"/>
-      <w:r>
-        <w:t>tested</w:t>
-      </w:r>
-      <w:proofErr w:type="gramEnd"/>
-      <w:r>
-        <w:t xml:space="preserve"> the prerelease </w:t>
+        <w:t xml:space="preserve">and tested the prerelease </w:t>
       </w:r>
       <w:r>
         <w:t>software to ensure content accuracy.</w:t>
@@ -6440,61 +5511,13 @@
         <w:t xml:space="preserve">so </w:t>
       </w:r>
       <w:r>
-        <w:t xml:space="preserve">I suggested migrating the source topics from DITA XML to </w:t>
-      </w:r>
-      <w:proofErr w:type="spellStart"/>
-      <w:r>
-        <w:t>reStructured</w:t>
-      </w:r>
-      <w:proofErr w:type="spellEnd"/>
-      <w:r>
-        <w:t xml:space="preserve"> Text (</w:t>
-      </w:r>
-      <w:proofErr w:type="spellStart"/>
-      <w:r>
-        <w:t>rST</w:t>
-      </w:r>
-      <w:proofErr w:type="spellEnd"/>
-      <w:r>
-        <w:t>)</w:t>
+        <w:t>I suggested migrating the source topics from DITA XML to reStructured Text (rST)</w:t>
       </w:r>
       <w:r>
         <w:t xml:space="preserve"> to allow engineering-directed publishing</w:t>
       </w:r>
       <w:r>
-        <w:t xml:space="preserve">. I migrated multiple documents, comprised </w:t>
-      </w:r>
-      <w:proofErr w:type="gramStart"/>
-      <w:r>
-        <w:t>several</w:t>
-      </w:r>
-      <w:proofErr w:type="gramEnd"/>
-      <w:r>
-        <w:t xml:space="preserve"> hundred topics, from XML to </w:t>
-      </w:r>
-      <w:proofErr w:type="spellStart"/>
-      <w:r>
-        <w:t>rST</w:t>
-      </w:r>
-      <w:proofErr w:type="spellEnd"/>
-      <w:r>
-        <w:t xml:space="preserve">, created </w:t>
-      </w:r>
-      <w:proofErr w:type="spellStart"/>
-      <w:r>
-        <w:t>makefile</w:t>
-      </w:r>
-      <w:proofErr w:type="spellEnd"/>
-      <w:r>
-        <w:t xml:space="preserve"> build scripts, and documented the process of building the new documents using Sphinx. The changes helped engineering own the content changes. Technical writers reviewed and </w:t>
-      </w:r>
-      <w:proofErr w:type="gramStart"/>
-      <w:r>
-        <w:t>approved</w:t>
-      </w:r>
-      <w:proofErr w:type="gramEnd"/>
-      <w:r>
-        <w:t xml:space="preserve"> the changes. The automated build</w:t>
+        <w:t>. I migrated multiple documents, comprised several hundred topics, from XML to rST, created makefile build scripts, and documented the process of building the new documents using Sphinx. The changes helped engineering own the content changes. Technical writers reviewed and approved the changes. The automated build</w:t>
       </w:r>
       <w:r>
         <w:t xml:space="preserve"> framework </w:t>
@@ -6675,7 +5698,7 @@
                     </pic:cNvPicPr>
                   </pic:nvPicPr>
                   <pic:blipFill>
-                    <a:blip r:embed="rId34" cstate="print">
+                    <a:blip r:embed="rId42" cstate="print">
                       <a:extLst>
                         <a:ext uri="{28A0092B-C50C-407E-A947-70E740481C1C}">
                           <a14:useLocalDpi xmlns:a14="http://schemas.microsoft.com/office/drawing/2010/main" val="0"/>
@@ -6788,7 +5811,7 @@
                           </pic:cNvPicPr>
                         </pic:nvPicPr>
                         <pic:blipFill>
-                          <a:blip r:embed="rId35" cstate="print">
+                          <a:blip r:embed="rId43" cstate="print">
                             <a:extLst>
                               <a:ext uri="{28A0092B-C50C-407E-A947-70E740481C1C}">
                                 <a14:useLocalDpi xmlns:a14="http://schemas.microsoft.com/office/drawing/2010/main" val="0"/>
@@ -6916,43 +5939,7 @@
                 <w:kern w:val="0"/>
                 <w14:ligatures w14:val="none"/>
               </w:rPr>
-              <w:t xml:space="preserve"> button. If there are no trace captures on your system, these toggle buttons </w:t>
-            </w:r>
-            <w:proofErr w:type="gramStart"/>
-            <w:r>
-              <w:rPr>
-                <w:rFonts w:ascii="Times New Roman" w:eastAsia="Times New Roman" w:hAnsi="Times New Roman" w:cs="Times New Roman"/>
-                <w:kern w:val="0"/>
-                <w14:ligatures w14:val="none"/>
-              </w:rPr>
-              <w:t>are hidden</w:t>
-            </w:r>
-            <w:proofErr w:type="gramEnd"/>
-            <w:r>
-              <w:rPr>
-                <w:rFonts w:ascii="Times New Roman" w:eastAsia="Times New Roman" w:hAnsi="Times New Roman" w:cs="Times New Roman"/>
-                <w:kern w:val="0"/>
-                <w14:ligatures w14:val="none"/>
-              </w:rPr>
-              <w:t xml:space="preserve">. The currently selected trace capture </w:t>
-            </w:r>
-            <w:proofErr w:type="gramStart"/>
-            <w:r>
-              <w:rPr>
-                <w:rFonts w:ascii="Times New Roman" w:eastAsia="Times New Roman" w:hAnsi="Times New Roman" w:cs="Times New Roman"/>
-                <w:kern w:val="0"/>
-                <w14:ligatures w14:val="none"/>
-              </w:rPr>
-              <w:t>is highlighted</w:t>
-            </w:r>
-            <w:proofErr w:type="gramEnd"/>
-            <w:r>
-              <w:rPr>
-                <w:rFonts w:ascii="Times New Roman" w:eastAsia="Times New Roman" w:hAnsi="Times New Roman" w:cs="Times New Roman"/>
-                <w:kern w:val="0"/>
-                <w14:ligatures w14:val="none"/>
-              </w:rPr>
-              <w:t xml:space="preserve"> with blue borders and appears in the trace preview pane.</w:t>
+              <w:t> button. If there are no trace captures on your system, these toggle buttons are hidden. The currently selected trace capture is highlighted with blue borders and appears in the trace preview pane.</w:t>
             </w:r>
           </w:p>
           <w:p>
@@ -6970,25 +5957,7 @@
                 <w:kern w:val="0"/>
                 <w14:ligatures w14:val="none"/>
               </w:rPr>
-              <w:t xml:space="preserve">Trace file thumbnails </w:t>
-            </w:r>
-            <w:proofErr w:type="gramStart"/>
-            <w:r>
-              <w:rPr>
-                <w:rFonts w:ascii="Times New Roman" w:eastAsia="Times New Roman" w:hAnsi="Times New Roman" w:cs="Times New Roman"/>
-                <w:kern w:val="0"/>
-                <w14:ligatures w14:val="none"/>
-              </w:rPr>
-              <w:t>are marked</w:t>
-            </w:r>
-            <w:proofErr w:type="gramEnd"/>
-            <w:r>
-              <w:rPr>
-                <w:rFonts w:ascii="Times New Roman" w:eastAsia="Times New Roman" w:hAnsi="Times New Roman" w:cs="Times New Roman"/>
-                <w:kern w:val="0"/>
-                <w14:ligatures w14:val="none"/>
-              </w:rPr>
-              <w:t xml:space="preserve"> with the </w:t>
+              <w:t>Trace file thumbnails are marked with the </w:t>
             </w:r>
             <w:r>
               <w:rPr>
@@ -7015,7 +5984,7 @@
                           </pic:cNvPicPr>
                         </pic:nvPicPr>
                         <pic:blipFill>
-                          <a:blip r:embed="rId36">
+                          <a:blip r:embed="rId44">
                             <a:extLst>
                               <a:ext uri="{28A0092B-C50C-407E-A947-70E740481C1C}">
                                 <a14:useLocalDpi xmlns:a14="http://schemas.microsoft.com/office/drawing/2010/main" val="0"/>
@@ -7052,25 +6021,7 @@
                 <w:kern w:val="0"/>
                 <w14:ligatures w14:val="none"/>
               </w:rPr>
-              <w:t xml:space="preserve"> icon. If the captured trace data is invalid, the thumbnail </w:t>
-            </w:r>
-            <w:proofErr w:type="gramStart"/>
-            <w:r>
-              <w:rPr>
-                <w:rFonts w:ascii="Times New Roman" w:eastAsia="Times New Roman" w:hAnsi="Times New Roman" w:cs="Times New Roman"/>
-                <w:kern w:val="0"/>
-                <w14:ligatures w14:val="none"/>
-              </w:rPr>
-              <w:t>is marked</w:t>
-            </w:r>
-            <w:proofErr w:type="gramEnd"/>
-            <w:r>
-              <w:rPr>
-                <w:rFonts w:ascii="Times New Roman" w:eastAsia="Times New Roman" w:hAnsi="Times New Roman" w:cs="Times New Roman"/>
-                <w:kern w:val="0"/>
-                <w14:ligatures w14:val="none"/>
-              </w:rPr>
-              <w:t xml:space="preserve"> with the </w:t>
+              <w:t> icon. If the captured trace data is invalid, the thumbnail is marked with the </w:t>
             </w:r>
             <w:r>
               <w:rPr>
@@ -7097,7 +6048,7 @@
                           </pic:cNvPicPr>
                         </pic:nvPicPr>
                         <pic:blipFill>
-                          <a:blip r:embed="rId37" cstate="print">
+                          <a:blip r:embed="rId45" cstate="print">
                             <a:extLst>
                               <a:ext uri="{28A0092B-C50C-407E-A947-70E740481C1C}">
                                 <a14:useLocalDpi xmlns:a14="http://schemas.microsoft.com/office/drawing/2010/main" val="0"/>
@@ -7246,7 +6197,7 @@
                           </pic:cNvPicPr>
                         </pic:nvPicPr>
                         <pic:blipFill>
-                          <a:blip r:embed="rId38" cstate="print">
+                          <a:blip r:embed="rId46" cstate="print">
                             <a:extLst>
                               <a:ext uri="{28A0092B-C50C-407E-A947-70E740481C1C}">
                                 <a14:useLocalDpi xmlns:a14="http://schemas.microsoft.com/office/drawing/2010/main" val="0"/>
@@ -7322,18 +6273,8 @@
                 <w:kern w:val="0"/>
                 <w14:ligatures w14:val="none"/>
               </w:rPr>
-              <w:t> </w:t>
+              <w:t> pane</w:t>
             </w:r>
-            <w:proofErr w:type="gramStart"/>
-            <w:r>
-              <w:rPr>
-                <w:rFonts w:ascii="Times New Roman" w:eastAsia="Times New Roman" w:hAnsi="Times New Roman" w:cs="Times New Roman"/>
-                <w:kern w:val="0"/>
-                <w14:ligatures w14:val="none"/>
-              </w:rPr>
-              <w:t>pane</w:t>
-            </w:r>
-            <w:proofErr w:type="gramEnd"/>
           </w:p>
           <w:p>
             <w:pPr>
@@ -7423,18 +6364,8 @@
                 <w:kern w:val="0"/>
                 <w14:ligatures w14:val="none"/>
               </w:rPr>
-              <w:t xml:space="preserve">Name of the device on which the trace </w:t>
+              <w:t>Name of the device on which the trace was captured</w:t>
             </w:r>
-            <w:proofErr w:type="gramStart"/>
-            <w:r>
-              <w:rPr>
-                <w:rFonts w:ascii="Times New Roman" w:eastAsia="Times New Roman" w:hAnsi="Times New Roman" w:cs="Times New Roman"/>
-                <w:kern w:val="0"/>
-                <w14:ligatures w14:val="none"/>
-              </w:rPr>
-              <w:t>was captured</w:t>
-            </w:r>
-            <w:proofErr w:type="gramEnd"/>
           </w:p>
           <w:p>
             <w:pPr>
@@ -7496,7 +6427,7 @@
                           </pic:cNvPicPr>
                         </pic:nvPicPr>
                         <pic:blipFill>
-                          <a:blip r:embed="rId39">
+                          <a:blip r:embed="rId47">
                             <a:extLst>
                               <a:ext uri="{28A0092B-C50C-407E-A947-70E740481C1C}">
                                 <a14:useLocalDpi xmlns:a14="http://schemas.microsoft.com/office/drawing/2010/main" val="0"/>
@@ -7602,7 +6533,7 @@
                           </pic:cNvPicPr>
                         </pic:nvPicPr>
                         <pic:blipFill>
-                          <a:blip r:embed="rId40" cstate="print">
+                          <a:blip r:embed="rId48" cstate="print">
                             <a:extLst>
                               <a:ext uri="{28A0092B-C50C-407E-A947-70E740481C1C}">
                                 <a14:useLocalDpi xmlns:a14="http://schemas.microsoft.com/office/drawing/2010/main" val="0"/>
@@ -7678,18 +6609,8 @@
                 <w:kern w:val="0"/>
                 <w14:ligatures w14:val="none"/>
               </w:rPr>
-              <w:t> </w:t>
+              <w:t> pane</w:t>
             </w:r>
-            <w:proofErr w:type="gramStart"/>
-            <w:r>
-              <w:rPr>
-                <w:rFonts w:ascii="Times New Roman" w:eastAsia="Times New Roman" w:hAnsi="Times New Roman" w:cs="Times New Roman"/>
-                <w:kern w:val="0"/>
-                <w14:ligatures w14:val="none"/>
-              </w:rPr>
-              <w:t>pane</w:t>
-            </w:r>
-            <w:proofErr w:type="gramEnd"/>
           </w:p>
           <w:p>
             <w:pPr>
@@ -7879,7 +6800,7 @@
                           </pic:cNvPicPr>
                         </pic:nvPicPr>
                         <pic:blipFill>
-                          <a:blip r:embed="rId41">
+                          <a:blip r:embed="rId49">
                             <a:extLst>
                               <a:ext uri="{28A0092B-C50C-407E-A947-70E740481C1C}">
                                 <a14:useLocalDpi xmlns:a14="http://schemas.microsoft.com/office/drawing/2010/main" val="0"/>
@@ -8021,7 +6942,7 @@
                           </pic:cNvPicPr>
                         </pic:nvPicPr>
                         <pic:blipFill>
-                          <a:blip r:embed="rId42">
+                          <a:blip r:embed="rId50">
                             <a:extLst>
                               <a:ext uri="{28A0092B-C50C-407E-A947-70E740481C1C}">
                                 <a14:useLocalDpi xmlns:a14="http://schemas.microsoft.com/office/drawing/2010/main" val="0"/>
@@ -8132,7 +7053,7 @@
                           </pic:cNvPicPr>
                         </pic:nvPicPr>
                         <pic:blipFill>
-                          <a:blip r:embed="rId43">
+                          <a:blip r:embed="rId51">
                             <a:extLst>
                               <a:ext uri="{28A0092B-C50C-407E-A947-70E740481C1C}">
                                 <a14:useLocalDpi xmlns:a14="http://schemas.microsoft.com/office/drawing/2010/main" val="0"/>
@@ -8197,25 +7118,7 @@
                 <w:kern w:val="0"/>
                 <w14:ligatures w14:val="none"/>
               </w:rPr>
-              <w:t xml:space="preserve"> button </w:t>
-            </w:r>
-            <w:proofErr w:type="gramStart"/>
-            <w:r>
-              <w:rPr>
-                <w:rFonts w:ascii="Times New Roman" w:eastAsia="Times New Roman" w:hAnsi="Times New Roman" w:cs="Times New Roman"/>
-                <w:kern w:val="0"/>
-                <w14:ligatures w14:val="none"/>
-              </w:rPr>
-              <w:t>is marked</w:t>
-            </w:r>
-            <w:proofErr w:type="gramEnd"/>
-            <w:r>
-              <w:rPr>
-                <w:rFonts w:ascii="Times New Roman" w:eastAsia="Times New Roman" w:hAnsi="Times New Roman" w:cs="Times New Roman"/>
-                <w:kern w:val="0"/>
-                <w14:ligatures w14:val="none"/>
-              </w:rPr>
-              <w:t xml:space="preserve"> with the exclamation mark. To download the update, click the </w:t>
+              <w:t> button is marked with the exclamation mark. To download the update, click the </w:t>
             </w:r>
             <w:r>
               <w:rPr>
@@ -8315,25 +7218,7 @@
                 <w:kern w:val="0"/>
                 <w14:ligatures w14:val="none"/>
               </w:rPr>
-              <w:t xml:space="preserve">During this check, Graphics Trace Analyzer collects information about your host system. No personally identifiable information </w:t>
-            </w:r>
-            <w:proofErr w:type="gramStart"/>
-            <w:r>
-              <w:rPr>
-                <w:rFonts w:ascii="Times New Roman" w:eastAsia="Times New Roman" w:hAnsi="Times New Roman" w:cs="Times New Roman"/>
-                <w:kern w:val="0"/>
-                <w14:ligatures w14:val="none"/>
-              </w:rPr>
-              <w:t>is collected</w:t>
-            </w:r>
-            <w:proofErr w:type="gramEnd"/>
-            <w:r>
-              <w:rPr>
-                <w:rFonts w:ascii="Times New Roman" w:eastAsia="Times New Roman" w:hAnsi="Times New Roman" w:cs="Times New Roman"/>
-                <w:kern w:val="0"/>
-                <w14:ligatures w14:val="none"/>
-              </w:rPr>
-              <w:t>.</w:t>
+              <w:t>During this check, Graphics Trace Analyzer collects information about your host system. No personally identifiable information is collected.</w:t>
             </w:r>
           </w:p>
           <w:p>
@@ -8414,25 +7299,7 @@
                 <w:kern w:val="0"/>
                 <w14:ligatures w14:val="none"/>
               </w:rPr>
-              <w:t xml:space="preserve"> setting to change the size of the Graphics Trace Analyzer screen and the screen elements. </w:t>
-            </w:r>
-            <w:proofErr w:type="gramStart"/>
-            <w:r>
-              <w:rPr>
-                <w:rFonts w:ascii="Times New Roman" w:eastAsia="Times New Roman" w:hAnsi="Times New Roman" w:cs="Times New Roman"/>
-                <w:kern w:val="0"/>
-                <w14:ligatures w14:val="none"/>
-              </w:rPr>
-              <w:t>Large size</w:t>
-            </w:r>
-            <w:proofErr w:type="gramEnd"/>
-            <w:r>
-              <w:rPr>
-                <w:rFonts w:ascii="Times New Roman" w:eastAsia="Times New Roman" w:hAnsi="Times New Roman" w:cs="Times New Roman"/>
-                <w:kern w:val="0"/>
-                <w14:ligatures w14:val="none"/>
-              </w:rPr>
-              <w:t xml:space="preserve"> is default.</w:t>
+              <w:t> setting to change the size of the Graphics Trace Analyzer screen and the screen elements. Large size is default.</w:t>
             </w:r>
           </w:p>
         </w:tc>
@@ -8491,7 +7358,7 @@
                           </pic:cNvPicPr>
                         </pic:nvPicPr>
                         <pic:blipFill>
-                          <a:blip r:embed="rId44">
+                          <a:blip r:embed="rId52">
                             <a:extLst>
                               <a:ext uri="{28A0092B-C50C-407E-A947-70E740481C1C}">
                                 <a14:useLocalDpi xmlns:a14="http://schemas.microsoft.com/office/drawing/2010/main" val="0"/>
@@ -8582,7 +7449,1368 @@
       </w:tr>
     </w:tbl>
     <w:p/>
+    <w:p>
+      <w:r>
+        <w:br w:type="page"/>
+      </w:r>
+    </w:p>
+    <w:p>
+      <w:pPr>
+        <w:pStyle w:val="Heading1"/>
+      </w:pPr>
+      <w:bookmarkStart w:id="5" w:name="_Toc214008536"/>
+      <w:r>
+        <w:lastRenderedPageBreak/>
+        <w:t xml:space="preserve">Example 5 – </w:t>
+      </w:r>
+      <w:r>
+        <w:t xml:space="preserve">C++ </w:t>
+      </w:r>
+      <w:r>
+        <w:t>Compiler Developer Guide Overview</w:t>
+      </w:r>
+      <w:bookmarkEnd w:id="5"/>
+    </w:p>
+    <w:p>
+      <w:r>
+        <w:t xml:space="preserve">Source: </w:t>
+      </w:r>
+      <w:hyperlink r:id="rId53" w:history="1">
+        <w:r>
+          <w:rPr>
+            <w:rStyle w:val="Hyperlink"/>
+          </w:rPr>
+          <w:t>https://www.intel.com/content/www/us/en/docs/dpcpp-cpp-compiler/developer-guide-reference/2025-2/</w:t>
+        </w:r>
+      </w:hyperlink>
+      <w:r>
+        <w:t xml:space="preserve"> </w:t>
+      </w:r>
+    </w:p>
+    <w:p>
+      <w:pPr>
+        <w:rPr>
+          <w:rFonts w:ascii="Helvetica" w:eastAsia="Times New Roman" w:hAnsi="Helvetica" w:cs="Helvetica"/>
+          <w:color w:val="262626"/>
+          <w:kern w:val="0"/>
+          <w:sz w:val="36"/>
+          <w:szCs w:val="36"/>
+          <w14:ligatures w14:val="none"/>
+        </w:rPr>
+      </w:pPr>
+      <w:r>
+        <w:rPr>
+          <w:b/>
+          <w:bCs/>
+        </w:rPr>
+        <w:t>Context for this example:</w:t>
+      </w:r>
+      <w:r>
+        <w:t xml:space="preserve"> I owned the C++ Compiler Developer Guide for multiple releases. In response to consistent feedback </w:t>
+      </w:r>
+      <w:r>
+        <w:t>about</w:t>
+      </w:r>
+      <w:r>
+        <w:t xml:space="preserve"> the difficulty of finding </w:t>
+      </w:r>
+      <w:r>
+        <w:t xml:space="preserve">new information or changed </w:t>
+      </w:r>
+      <w:r>
+        <w:t xml:space="preserve">sections in the online version, I updated the overview page for online users to allow developers to quickly find new information and critical sections. The simple change improved feedback scores and resulted in increased </w:t>
+      </w:r>
+      <w:r>
+        <w:t xml:space="preserve">initial and return </w:t>
+      </w:r>
+      <w:r>
+        <w:t>visits</w:t>
+      </w:r>
+      <w:r>
+        <w:t xml:space="preserve">/sessions </w:t>
+      </w:r>
+      <w:r>
+        <w:t>(according to Adobe Analytics tracking data).</w:t>
+      </w:r>
+    </w:p>
+    <w:p>
+      <w:pPr>
+        <w:spacing w:before="100" w:beforeAutospacing="1" w:after="100" w:afterAutospacing="1" w:line="240" w:lineRule="auto"/>
+        <w:outlineLvl w:val="1"/>
+        <w:rPr>
+          <w:rFonts w:ascii="Helvetica" w:eastAsia="Times New Roman" w:hAnsi="Helvetica" w:cs="Helvetica"/>
+          <w:color w:val="262626"/>
+          <w:kern w:val="0"/>
+          <w:sz w:val="36"/>
+          <w:szCs w:val="36"/>
+          <w14:ligatures w14:val="none"/>
+        </w:rPr>
+      </w:pPr>
+      <w:r>
+        <w:rPr>
+          <w:rFonts w:ascii="Helvetica" w:eastAsia="Times New Roman" w:hAnsi="Helvetica" w:cs="Helvetica"/>
+          <w:color w:val="262626"/>
+          <w:kern w:val="0"/>
+          <w:sz w:val="36"/>
+          <w:szCs w:val="36"/>
+          <w14:ligatures w14:val="none"/>
+        </w:rPr>
+        <w:t>Overview</w:t>
+      </w:r>
+    </w:p>
+    <w:p>
+      <w:pPr>
+        <w:spacing w:after="165" w:line="240" w:lineRule="auto"/>
+        <w:rPr>
+          <w:rFonts w:ascii="Tahoma" w:eastAsia="Times New Roman" w:hAnsi="Tahoma" w:cs="Tahoma"/>
+          <w:color w:val="262626"/>
+          <w:kern w:val="0"/>
+          <w14:ligatures w14:val="none"/>
+        </w:rPr>
+      </w:pPr>
+      <w:r>
+        <w:rPr>
+          <w:rFonts w:ascii="Tahoma" w:eastAsia="Times New Roman" w:hAnsi="Tahoma" w:cs="Tahoma"/>
+          <w:color w:val="262626"/>
+          <w:kern w:val="0"/>
+          <w14:ligatures w14:val="none"/>
+        </w:rPr>
+        <w:t>This guide provides information about the Intel® oneAPI DPC++/C++ Compiler and runtime environment. This document is valid for version 2025.2 of the compilers.</w:t>
+      </w:r>
+    </w:p>
+    <w:p>
+      <w:pPr>
+        <w:spacing w:after="165" w:line="240" w:lineRule="auto"/>
+        <w:rPr>
+          <w:rFonts w:ascii="Tahoma" w:eastAsia="Times New Roman" w:hAnsi="Tahoma" w:cs="Tahoma"/>
+          <w:color w:val="262626"/>
+          <w:kern w:val="0"/>
+          <w14:ligatures w14:val="none"/>
+        </w:rPr>
+      </w:pPr>
+      <w:r>
+        <w:rPr>
+          <w:rFonts w:ascii="Tahoma" w:eastAsia="Times New Roman" w:hAnsi="Tahoma" w:cs="Tahoma"/>
+          <w:color w:val="262626"/>
+          <w:kern w:val="0"/>
+          <w14:ligatures w14:val="none"/>
+        </w:rPr>
+        <w:t>The Intel® oneAPI DPC++/C++ Compiler is available as part of the </w:t>
+      </w:r>
+      <w:hyperlink r:id="rId54" w:history="1">
+        <w:r>
+          <w:rPr>
+            <w:rFonts w:ascii="Tahoma" w:eastAsia="Times New Roman" w:hAnsi="Tahoma" w:cs="Tahoma"/>
+            <w:color w:val="0068B5"/>
+            <w:kern w:val="0"/>
+            <w14:ligatures w14:val="none"/>
+          </w:rPr>
+          <w:t>Intel® oneAPI Base Toolkit</w:t>
+        </w:r>
+      </w:hyperlink>
+      <w:r>
+        <w:rPr>
+          <w:rFonts w:ascii="Tahoma" w:eastAsia="Times New Roman" w:hAnsi="Tahoma" w:cs="Tahoma"/>
+          <w:color w:val="262626"/>
+          <w:kern w:val="0"/>
+          <w14:ligatures w14:val="none"/>
+        </w:rPr>
+        <w:t>, </w:t>
+      </w:r>
+      <w:hyperlink r:id="rId55" w:history="1">
+        <w:r>
+          <w:rPr>
+            <w:rFonts w:ascii="Tahoma" w:eastAsia="Times New Roman" w:hAnsi="Tahoma" w:cs="Tahoma"/>
+            <w:color w:val="0068B5"/>
+            <w:kern w:val="0"/>
+            <w14:ligatures w14:val="none"/>
+          </w:rPr>
+          <w:t>Intel® oneAPI HPC Toolkit</w:t>
+        </w:r>
+      </w:hyperlink>
+      <w:r>
+        <w:rPr>
+          <w:rFonts w:ascii="Tahoma" w:eastAsia="Times New Roman" w:hAnsi="Tahoma" w:cs="Tahoma"/>
+          <w:color w:val="262626"/>
+          <w:kern w:val="0"/>
+          <w14:ligatures w14:val="none"/>
+        </w:rPr>
+        <w:t>, </w:t>
+      </w:r>
+      <w:hyperlink r:id="rId56" w:history="1">
+        <w:r>
+          <w:rPr>
+            <w:rFonts w:ascii="Tahoma" w:eastAsia="Times New Roman" w:hAnsi="Tahoma" w:cs="Tahoma"/>
+            <w:color w:val="0068B5"/>
+            <w:kern w:val="0"/>
+            <w14:ligatures w14:val="none"/>
+          </w:rPr>
+          <w:t>Intel® oneAPI IoT Toolkit</w:t>
+        </w:r>
+      </w:hyperlink>
+      <w:r>
+        <w:rPr>
+          <w:rFonts w:ascii="Tahoma" w:eastAsia="Times New Roman" w:hAnsi="Tahoma" w:cs="Tahoma"/>
+          <w:color w:val="262626"/>
+          <w:kern w:val="0"/>
+          <w14:ligatures w14:val="none"/>
+        </w:rPr>
+        <w:t>, or as a </w:t>
+      </w:r>
+      <w:hyperlink r:id="rId57" w:anchor="dpcpp-cpp" w:history="1">
+        <w:r>
+          <w:rPr>
+            <w:rFonts w:ascii="Tahoma" w:eastAsia="Times New Roman" w:hAnsi="Tahoma" w:cs="Tahoma"/>
+            <w:color w:val="0068B5"/>
+            <w:kern w:val="0"/>
+            <w14:ligatures w14:val="none"/>
+          </w:rPr>
+          <w:t>standalone compiler</w:t>
+        </w:r>
+      </w:hyperlink>
+      <w:r>
+        <w:rPr>
+          <w:rFonts w:ascii="Tahoma" w:eastAsia="Times New Roman" w:hAnsi="Tahoma" w:cs="Tahoma"/>
+          <w:color w:val="262626"/>
+          <w:kern w:val="0"/>
+          <w14:ligatures w14:val="none"/>
+        </w:rPr>
+        <w:t>.</w:t>
+      </w:r>
+    </w:p>
+    <w:p>
+      <w:pPr>
+        <w:spacing w:after="165" w:line="240" w:lineRule="auto"/>
+        <w:rPr>
+          <w:rFonts w:ascii="Tahoma" w:eastAsia="Times New Roman" w:hAnsi="Tahoma" w:cs="Tahoma"/>
+          <w:color w:val="262626"/>
+          <w:kern w:val="0"/>
+          <w14:ligatures w14:val="none"/>
+        </w:rPr>
+      </w:pPr>
+      <w:r>
+        <w:rPr>
+          <w:rFonts w:ascii="Tahoma" w:eastAsia="Times New Roman" w:hAnsi="Tahoma" w:cs="Tahoma"/>
+          <w:color w:val="262626"/>
+          <w:kern w:val="0"/>
+          <w14:ligatures w14:val="none"/>
+        </w:rPr>
+        <w:t>Refer to the </w:t>
+      </w:r>
+      <w:hyperlink r:id="rId58" w:history="1">
+        <w:r>
+          <w:rPr>
+            <w:rFonts w:ascii="Tahoma" w:eastAsia="Times New Roman" w:hAnsi="Tahoma" w:cs="Tahoma"/>
+            <w:color w:val="0068B5"/>
+            <w:kern w:val="0"/>
+            <w14:ligatures w14:val="none"/>
+          </w:rPr>
+          <w:t>Intel® oneAPI DPC++/C++ Compiler</w:t>
+        </w:r>
+      </w:hyperlink>
+      <w:r>
+        <w:rPr>
+          <w:rFonts w:ascii="Tahoma" w:eastAsia="Times New Roman" w:hAnsi="Tahoma" w:cs="Tahoma"/>
+          <w:color w:val="262626"/>
+          <w:kern w:val="0"/>
+          <w14:ligatures w14:val="none"/>
+        </w:rPr>
+        <w:t> product page and the </w:t>
+      </w:r>
+      <w:hyperlink r:id="rId59" w:history="1">
+        <w:r>
+          <w:rPr>
+            <w:rFonts w:ascii="Tahoma" w:eastAsia="Times New Roman" w:hAnsi="Tahoma" w:cs="Tahoma"/>
+            <w:color w:val="0068B5"/>
+            <w:kern w:val="0"/>
+            <w14:ligatures w14:val="none"/>
+          </w:rPr>
+          <w:t>Release Notes</w:t>
+        </w:r>
+      </w:hyperlink>
+      <w:r>
+        <w:rPr>
+          <w:rFonts w:ascii="Tahoma" w:eastAsia="Times New Roman" w:hAnsi="Tahoma" w:cs="Tahoma"/>
+          <w:color w:val="262626"/>
+          <w:kern w:val="0"/>
+          <w14:ligatures w14:val="none"/>
+        </w:rPr>
+        <w:t> for more information about features, specifications, and downloads.</w:t>
+      </w:r>
+    </w:p>
+    <w:p>
+      <w:pPr>
+        <w:spacing w:before="100" w:beforeAutospacing="1" w:after="100" w:afterAutospacing="1" w:line="240" w:lineRule="auto"/>
+        <w:outlineLvl w:val="2"/>
+        <w:rPr>
+          <w:rFonts w:ascii="Helvetica" w:eastAsia="Times New Roman" w:hAnsi="Helvetica" w:cs="Helvetica"/>
+          <w:color w:val="262626"/>
+          <w:kern w:val="0"/>
+          <w:sz w:val="27"/>
+          <w:szCs w:val="27"/>
+          <w14:ligatures w14:val="none"/>
+        </w:rPr>
+      </w:pPr>
+      <w:r>
+        <w:rPr>
+          <w:rFonts w:ascii="Helvetica" w:eastAsia="Times New Roman" w:hAnsi="Helvetica" w:cs="Helvetica"/>
+          <w:color w:val="262626"/>
+          <w:kern w:val="0"/>
+          <w:sz w:val="27"/>
+          <w:szCs w:val="27"/>
+          <w14:ligatures w14:val="none"/>
+        </w:rPr>
+        <w:t>Key Features</w:t>
+      </w:r>
+    </w:p>
+    <w:p>
+      <w:pPr>
+        <w:spacing w:after="165" w:line="240" w:lineRule="auto"/>
+        <w:rPr>
+          <w:rFonts w:ascii="Tahoma" w:eastAsia="Times New Roman" w:hAnsi="Tahoma" w:cs="Tahoma"/>
+          <w:color w:val="262626"/>
+          <w:kern w:val="0"/>
+          <w14:ligatures w14:val="none"/>
+        </w:rPr>
+      </w:pPr>
+      <w:r>
+        <w:rPr>
+          <w:rFonts w:ascii="Tahoma" w:eastAsia="Times New Roman" w:hAnsi="Tahoma" w:cs="Tahoma"/>
+          <w:color w:val="262626"/>
+          <w:kern w:val="0"/>
+          <w14:ligatures w14:val="none"/>
+        </w:rPr>
+        <w:t>The compiler supports these key features:</w:t>
+      </w:r>
+    </w:p>
+    <w:p>
+      <w:pPr>
+        <w:numPr>
+          <w:ilvl w:val="0"/>
+          <w:numId w:val="29"/>
+        </w:numPr>
+        <w:spacing w:before="100" w:beforeAutospacing="1" w:after="100" w:afterAutospacing="1" w:line="240" w:lineRule="auto"/>
+        <w:rPr>
+          <w:rFonts w:ascii="Tahoma" w:eastAsia="Times New Roman" w:hAnsi="Tahoma" w:cs="Tahoma"/>
+          <w:color w:val="262626"/>
+          <w:kern w:val="0"/>
+          <w14:ligatures w14:val="none"/>
+        </w:rPr>
+      </w:pPr>
+      <w:hyperlink r:id="rId60" w:history="1">
+        <w:r>
+          <w:rPr>
+            <w:rFonts w:ascii="Tahoma" w:eastAsia="Times New Roman" w:hAnsi="Tahoma" w:cs="Tahoma"/>
+            <w:b/>
+            <w:bCs/>
+            <w:color w:val="0068B5"/>
+            <w:kern w:val="0"/>
+            <w14:ligatures w14:val="none"/>
+          </w:rPr>
+          <w:t>Intel® oneAPI Level Zero</w:t>
+        </w:r>
+      </w:hyperlink>
+      <w:r>
+        <w:rPr>
+          <w:rFonts w:ascii="Tahoma" w:eastAsia="Times New Roman" w:hAnsi="Tahoma" w:cs="Tahoma"/>
+          <w:color w:val="262626"/>
+          <w:kern w:val="0"/>
+          <w14:ligatures w14:val="none"/>
+        </w:rPr>
+        <w:t>: The Intel® oneAPI Level Zero (Level Zero) Application Programming Interface (API) provides direct-to-metal interfaces to offload accelerator devices.</w:t>
+      </w:r>
+    </w:p>
+    <w:p>
+      <w:pPr>
+        <w:numPr>
+          <w:ilvl w:val="0"/>
+          <w:numId w:val="29"/>
+        </w:numPr>
+        <w:spacing w:before="100" w:beforeAutospacing="1" w:after="100" w:afterAutospacing="1" w:line="240" w:lineRule="auto"/>
+        <w:rPr>
+          <w:rFonts w:ascii="Tahoma" w:eastAsia="Times New Roman" w:hAnsi="Tahoma" w:cs="Tahoma"/>
+          <w:color w:val="262626"/>
+          <w:kern w:val="0"/>
+          <w14:ligatures w14:val="none"/>
+        </w:rPr>
+      </w:pPr>
+      <w:hyperlink r:id="rId61" w:history="1">
+        <w:r>
+          <w:rPr>
+            <w:rFonts w:ascii="Tahoma" w:eastAsia="Times New Roman" w:hAnsi="Tahoma" w:cs="Tahoma"/>
+            <w:b/>
+            <w:bCs/>
+            <w:color w:val="0068B5"/>
+            <w:kern w:val="0"/>
+            <w14:ligatures w14:val="none"/>
+          </w:rPr>
+          <w:t>OpenMP* Support</w:t>
+        </w:r>
+      </w:hyperlink>
+      <w:r>
+        <w:rPr>
+          <w:rFonts w:ascii="Tahoma" w:eastAsia="Times New Roman" w:hAnsi="Tahoma" w:cs="Tahoma"/>
+          <w:color w:val="262626"/>
+          <w:kern w:val="0"/>
+          <w14:ligatures w14:val="none"/>
+        </w:rPr>
+        <w:t>: Compiler support for OpenMP 5.0 Version TR4 features and some OpenMP Version 5.1 features.</w:t>
+      </w:r>
+    </w:p>
+    <w:p>
+      <w:pPr>
+        <w:numPr>
+          <w:ilvl w:val="0"/>
+          <w:numId w:val="29"/>
+        </w:numPr>
+        <w:spacing w:before="100" w:beforeAutospacing="1" w:after="100" w:afterAutospacing="1" w:line="240" w:lineRule="auto"/>
+        <w:rPr>
+          <w:rFonts w:ascii="Tahoma" w:eastAsia="Times New Roman" w:hAnsi="Tahoma" w:cs="Tahoma"/>
+          <w:color w:val="262626"/>
+          <w:kern w:val="0"/>
+          <w14:ligatures w14:val="none"/>
+        </w:rPr>
+      </w:pPr>
+      <w:hyperlink r:id="rId62" w:history="1">
+        <w:r>
+          <w:rPr>
+            <w:rFonts w:ascii="Tahoma" w:eastAsia="Times New Roman" w:hAnsi="Tahoma" w:cs="Tahoma"/>
+            <w:b/>
+            <w:bCs/>
+            <w:color w:val="0068B5"/>
+            <w:kern w:val="0"/>
+            <w14:ligatures w14:val="none"/>
+          </w:rPr>
+          <w:t>Pragmas</w:t>
+        </w:r>
+      </w:hyperlink>
+      <w:r>
+        <w:rPr>
+          <w:rFonts w:ascii="Tahoma" w:eastAsia="Times New Roman" w:hAnsi="Tahoma" w:cs="Tahoma"/>
+          <w:color w:val="262626"/>
+          <w:kern w:val="0"/>
+          <w14:ligatures w14:val="none"/>
+        </w:rPr>
+        <w:t>: Information about directives to provide the compiler with instructions for specific tasks, including splitting large loops into smaller ones, enabling or disabling optimization for code, or offloading computation to the target.</w:t>
+      </w:r>
+    </w:p>
+    <w:p>
+      <w:pPr>
+        <w:numPr>
+          <w:ilvl w:val="0"/>
+          <w:numId w:val="29"/>
+        </w:numPr>
+        <w:spacing w:before="100" w:beforeAutospacing="1" w:after="100" w:afterAutospacing="1" w:line="240" w:lineRule="auto"/>
+        <w:rPr>
+          <w:rFonts w:ascii="Tahoma" w:eastAsia="Times New Roman" w:hAnsi="Tahoma" w:cs="Tahoma"/>
+          <w:color w:val="262626"/>
+          <w:kern w:val="0"/>
+          <w14:ligatures w14:val="none"/>
+        </w:rPr>
+      </w:pPr>
+      <w:hyperlink r:id="rId63" w:history="1">
+        <w:r>
+          <w:rPr>
+            <w:rFonts w:ascii="Tahoma" w:eastAsia="Times New Roman" w:hAnsi="Tahoma" w:cs="Tahoma"/>
+            <w:b/>
+            <w:bCs/>
+            <w:color w:val="0068B5"/>
+            <w:kern w:val="0"/>
+            <w14:ligatures w14:val="none"/>
+          </w:rPr>
+          <w:t>Offload Support</w:t>
+        </w:r>
+      </w:hyperlink>
+      <w:r>
+        <w:rPr>
+          <w:rFonts w:ascii="Tahoma" w:eastAsia="Times New Roman" w:hAnsi="Tahoma" w:cs="Tahoma"/>
+          <w:color w:val="262626"/>
+          <w:kern w:val="0"/>
+          <w14:ligatures w14:val="none"/>
+        </w:rPr>
+        <w:t>: Information about SYCL*, OpenMP, and parallel processing options you can use to affect optimization, code generation, and more.</w:t>
+      </w:r>
+    </w:p>
+    <w:p>
+      <w:pPr>
+        <w:numPr>
+          <w:ilvl w:val="0"/>
+          <w:numId w:val="29"/>
+        </w:numPr>
+        <w:spacing w:before="100" w:beforeAutospacing="1" w:after="100" w:afterAutospacing="1" w:line="240" w:lineRule="auto"/>
+        <w:rPr>
+          <w:rFonts w:ascii="Tahoma" w:eastAsia="Times New Roman" w:hAnsi="Tahoma" w:cs="Tahoma"/>
+          <w:color w:val="262626"/>
+          <w:kern w:val="0"/>
+          <w14:ligatures w14:val="none"/>
+        </w:rPr>
+      </w:pPr>
+      <w:hyperlink r:id="rId64" w:history="1">
+        <w:r>
+          <w:rPr>
+            <w:rFonts w:ascii="Tahoma" w:eastAsia="Times New Roman" w:hAnsi="Tahoma" w:cs="Tahoma"/>
+            <w:b/>
+            <w:bCs/>
+            <w:color w:val="0068B5"/>
+            <w:kern w:val="0"/>
+            <w14:ligatures w14:val="none"/>
+          </w:rPr>
+          <w:t>Latest Standards</w:t>
+        </w:r>
+      </w:hyperlink>
+      <w:r>
+        <w:rPr>
+          <w:rFonts w:ascii="Tahoma" w:eastAsia="Times New Roman" w:hAnsi="Tahoma" w:cs="Tahoma"/>
+          <w:color w:val="262626"/>
+          <w:kern w:val="0"/>
+          <w14:ligatures w14:val="none"/>
+        </w:rPr>
+        <w:t>: Use the latest standards including C++ 20, SYCL, and OpenMP 5.0 and 5.1 for GPU offload.</w:t>
+      </w:r>
+    </w:p>
+    <w:p>
+      <w:pPr>
+        <w:spacing w:after="165" w:line="240" w:lineRule="auto"/>
+        <w:rPr>
+          <w:rFonts w:ascii="Tahoma" w:eastAsia="Times New Roman" w:hAnsi="Tahoma" w:cs="Tahoma"/>
+          <w:color w:val="262626"/>
+          <w:kern w:val="0"/>
+          <w14:ligatures w14:val="none"/>
+        </w:rPr>
+      </w:pPr>
+      <w:r>
+        <w:rPr>
+          <w:rFonts w:ascii="Tahoma" w:eastAsia="Times New Roman" w:hAnsi="Tahoma" w:cs="Tahoma"/>
+          <w:color w:val="262626"/>
+          <w:kern w:val="0"/>
+          <w14:ligatures w14:val="none"/>
+        </w:rPr>
+        <w:t>For more information, refer to the </w:t>
+      </w:r>
+      <w:hyperlink r:id="rId65" w:history="1">
+        <w:r>
+          <w:rPr>
+            <w:rFonts w:ascii="Tahoma" w:eastAsia="Times New Roman" w:hAnsi="Tahoma" w:cs="Tahoma"/>
+            <w:color w:val="0068B5"/>
+            <w:kern w:val="0"/>
+            <w14:ligatures w14:val="none"/>
+          </w:rPr>
+          <w:t>Intel® oneAPI DPC++/C++ Compiler Introduction</w:t>
+        </w:r>
+      </w:hyperlink>
+      <w:r>
+        <w:rPr>
+          <w:rFonts w:ascii="Tahoma" w:eastAsia="Times New Roman" w:hAnsi="Tahoma" w:cs="Tahoma"/>
+          <w:color w:val="262626"/>
+          <w:kern w:val="0"/>
+          <w14:ligatures w14:val="none"/>
+        </w:rPr>
+        <w:t>.</w:t>
+      </w:r>
+    </w:p>
+    <w:p>
+      <w:pPr>
+        <w:spacing w:after="165" w:line="240" w:lineRule="auto"/>
+        <w:rPr>
+          <w:rFonts w:ascii="Tahoma" w:eastAsia="Times New Roman" w:hAnsi="Tahoma" w:cs="Tahoma"/>
+          <w:color w:val="262626"/>
+          <w:kern w:val="0"/>
+          <w14:ligatures w14:val="none"/>
+        </w:rPr>
+      </w:pPr>
+      <w:r>
+        <w:rPr>
+          <w:rFonts w:ascii="Tahoma" w:eastAsia="Times New Roman" w:hAnsi="Tahoma" w:cs="Tahoma"/>
+          <w:color w:val="262626"/>
+          <w:kern w:val="0"/>
+          <w14:ligatures w14:val="none"/>
+        </w:rPr>
+        <w:t>For information about Intel intrinsics, visit </w:t>
+      </w:r>
+      <w:hyperlink r:id="rId66" w:history="1">
+        <w:r>
+          <w:rPr>
+            <w:rFonts w:ascii="Tahoma" w:eastAsia="Times New Roman" w:hAnsi="Tahoma" w:cs="Tahoma"/>
+            <w:color w:val="0068B5"/>
+            <w:kern w:val="0"/>
+            <w14:ligatures w14:val="none"/>
+          </w:rPr>
+          <w:t>Intel® Intrinsics Guide</w:t>
+        </w:r>
+      </w:hyperlink>
+      <w:r>
+        <w:rPr>
+          <w:rFonts w:ascii="Tahoma" w:eastAsia="Times New Roman" w:hAnsi="Tahoma" w:cs="Tahoma"/>
+          <w:color w:val="262626"/>
+          <w:kern w:val="0"/>
+          <w14:ligatures w14:val="none"/>
+        </w:rPr>
+        <w:t>.</w:t>
+      </w:r>
+    </w:p>
+    <w:p>
+      <w:pPr>
+        <w:spacing w:before="100" w:beforeAutospacing="1" w:after="100" w:afterAutospacing="1" w:line="240" w:lineRule="auto"/>
+        <w:outlineLvl w:val="2"/>
+        <w:rPr>
+          <w:rFonts w:ascii="Helvetica" w:eastAsia="Times New Roman" w:hAnsi="Helvetica" w:cs="Helvetica"/>
+          <w:color w:val="262626"/>
+          <w:kern w:val="0"/>
+          <w:sz w:val="27"/>
+          <w:szCs w:val="27"/>
+          <w14:ligatures w14:val="none"/>
+        </w:rPr>
+      </w:pPr>
+      <w:r>
+        <w:rPr>
+          <w:rFonts w:ascii="Helvetica" w:eastAsia="Times New Roman" w:hAnsi="Helvetica" w:cs="Helvetica"/>
+          <w:color w:val="262626"/>
+          <w:kern w:val="0"/>
+          <w:sz w:val="27"/>
+          <w:szCs w:val="27"/>
+          <w14:ligatures w14:val="none"/>
+        </w:rPr>
+        <w:lastRenderedPageBreak/>
+        <w:t>Key Sections</w:t>
+      </w:r>
+    </w:p>
+    <w:p>
+      <w:pPr>
+        <w:spacing w:after="165" w:line="240" w:lineRule="auto"/>
+        <w:rPr>
+          <w:rFonts w:ascii="Tahoma" w:eastAsia="Times New Roman" w:hAnsi="Tahoma" w:cs="Tahoma"/>
+          <w:color w:val="262626"/>
+          <w:kern w:val="0"/>
+          <w14:ligatures w14:val="none"/>
+        </w:rPr>
+      </w:pPr>
+      <w:r>
+        <w:rPr>
+          <w:rFonts w:ascii="Tahoma" w:eastAsia="Times New Roman" w:hAnsi="Tahoma" w:cs="Tahoma"/>
+          <w:color w:val="262626"/>
+          <w:kern w:val="0"/>
+          <w14:ligatures w14:val="none"/>
+        </w:rPr>
+        <w:t>Visit these key sections for more information on the compiler:</w:t>
+      </w:r>
+    </w:p>
+    <w:p>
+      <w:pPr>
+        <w:numPr>
+          <w:ilvl w:val="0"/>
+          <w:numId w:val="30"/>
+        </w:numPr>
+        <w:spacing w:before="100" w:beforeAutospacing="1" w:after="100" w:afterAutospacing="1" w:line="240" w:lineRule="auto"/>
+        <w:rPr>
+          <w:rFonts w:ascii="Tahoma" w:eastAsia="Times New Roman" w:hAnsi="Tahoma" w:cs="Tahoma"/>
+          <w:color w:val="262626"/>
+          <w:kern w:val="0"/>
+          <w14:ligatures w14:val="none"/>
+        </w:rPr>
+      </w:pPr>
+      <w:hyperlink r:id="rId67" w:history="1">
+        <w:r>
+          <w:rPr>
+            <w:rFonts w:ascii="Tahoma" w:eastAsia="Times New Roman" w:hAnsi="Tahoma" w:cs="Tahoma"/>
+            <w:b/>
+            <w:bCs/>
+            <w:color w:val="0068B5"/>
+            <w:kern w:val="0"/>
+            <w14:ligatures w14:val="none"/>
+          </w:rPr>
+          <w:t>Introduction</w:t>
+        </w:r>
+      </w:hyperlink>
+      <w:r>
+        <w:rPr>
+          <w:rFonts w:ascii="Tahoma" w:eastAsia="Times New Roman" w:hAnsi="Tahoma" w:cs="Tahoma"/>
+          <w:color w:val="262626"/>
+          <w:kern w:val="0"/>
+          <w14:ligatures w14:val="none"/>
+        </w:rPr>
+        <w:t>: Information on the compiler, including: feature requirements, support, and related information.</w:t>
+      </w:r>
+    </w:p>
+    <w:p>
+      <w:pPr>
+        <w:numPr>
+          <w:ilvl w:val="0"/>
+          <w:numId w:val="30"/>
+        </w:numPr>
+        <w:spacing w:before="100" w:beforeAutospacing="1" w:after="100" w:afterAutospacing="1" w:line="240" w:lineRule="auto"/>
+        <w:rPr>
+          <w:rFonts w:ascii="Tahoma" w:eastAsia="Times New Roman" w:hAnsi="Tahoma" w:cs="Tahoma"/>
+          <w:color w:val="262626"/>
+          <w:kern w:val="0"/>
+          <w14:ligatures w14:val="none"/>
+        </w:rPr>
+      </w:pPr>
+      <w:hyperlink r:id="rId68" w:history="1">
+        <w:r>
+          <w:rPr>
+            <w:rFonts w:ascii="Tahoma" w:eastAsia="Times New Roman" w:hAnsi="Tahoma" w:cs="Tahoma"/>
+            <w:b/>
+            <w:bCs/>
+            <w:color w:val="0068B5"/>
+            <w:kern w:val="0"/>
+            <w14:ligatures w14:val="none"/>
+          </w:rPr>
+          <w:t>Compiler Setup</w:t>
+        </w:r>
+      </w:hyperlink>
+      <w:r>
+        <w:rPr>
+          <w:rFonts w:ascii="Tahoma" w:eastAsia="Times New Roman" w:hAnsi="Tahoma" w:cs="Tahoma"/>
+          <w:color w:val="262626"/>
+          <w:kern w:val="0"/>
+          <w14:ligatures w14:val="none"/>
+        </w:rPr>
+        <w:t>: Information on how to invoke the compiler on the command line or from within an IDE.</w:t>
+      </w:r>
+    </w:p>
+    <w:p>
+      <w:pPr>
+        <w:numPr>
+          <w:ilvl w:val="0"/>
+          <w:numId w:val="30"/>
+        </w:numPr>
+        <w:spacing w:before="100" w:beforeAutospacing="1" w:after="100" w:afterAutospacing="1" w:line="240" w:lineRule="auto"/>
+        <w:rPr>
+          <w:rFonts w:ascii="Tahoma" w:eastAsia="Times New Roman" w:hAnsi="Tahoma" w:cs="Tahoma"/>
+          <w:color w:val="262626"/>
+          <w:kern w:val="0"/>
+          <w14:ligatures w14:val="none"/>
+        </w:rPr>
+      </w:pPr>
+      <w:hyperlink r:id="rId69" w:history="1">
+        <w:r>
+          <w:rPr>
+            <w:rFonts w:ascii="Tahoma" w:eastAsia="Times New Roman" w:hAnsi="Tahoma" w:cs="Tahoma"/>
+            <w:b/>
+            <w:bCs/>
+            <w:color w:val="0068B5"/>
+            <w:kern w:val="0"/>
+            <w14:ligatures w14:val="none"/>
+          </w:rPr>
+          <w:t>Compiler Reference</w:t>
+        </w:r>
+      </w:hyperlink>
+      <w:r>
+        <w:rPr>
+          <w:rFonts w:ascii="Tahoma" w:eastAsia="Times New Roman" w:hAnsi="Tahoma" w:cs="Tahoma"/>
+          <w:color w:val="262626"/>
+          <w:kern w:val="0"/>
+          <w14:ligatures w14:val="none"/>
+        </w:rPr>
+        <w:t>: Information on compiler reference, including: compiler options, compiler limits, libraries, and more.</w:t>
+      </w:r>
+    </w:p>
+    <w:p>
+      <w:pPr>
+        <w:numPr>
+          <w:ilvl w:val="0"/>
+          <w:numId w:val="30"/>
+        </w:numPr>
+        <w:spacing w:before="100" w:beforeAutospacing="1" w:after="100" w:afterAutospacing="1" w:line="240" w:lineRule="auto"/>
+        <w:rPr>
+          <w:rFonts w:ascii="Tahoma" w:eastAsia="Times New Roman" w:hAnsi="Tahoma" w:cs="Tahoma"/>
+          <w:color w:val="262626"/>
+          <w:kern w:val="0"/>
+          <w14:ligatures w14:val="none"/>
+        </w:rPr>
+      </w:pPr>
+      <w:hyperlink r:id="rId70" w:history="1">
+        <w:r>
+          <w:rPr>
+            <w:rFonts w:ascii="Tahoma" w:eastAsia="Times New Roman" w:hAnsi="Tahoma" w:cs="Tahoma"/>
+            <w:b/>
+            <w:bCs/>
+            <w:color w:val="0068B5"/>
+            <w:kern w:val="0"/>
+            <w14:ligatures w14:val="none"/>
+          </w:rPr>
+          <w:t>Compilation</w:t>
+        </w:r>
+      </w:hyperlink>
+      <w:r>
+        <w:rPr>
+          <w:rFonts w:ascii="Tahoma" w:eastAsia="Times New Roman" w:hAnsi="Tahoma" w:cs="Tahoma"/>
+          <w:color w:val="262626"/>
+          <w:kern w:val="0"/>
+          <w14:ligatures w14:val="none"/>
+        </w:rPr>
+        <w:t>: Information about features that can affect compilation, such as environment variables, and using configuration files.</w:t>
+      </w:r>
+    </w:p>
+    <w:p>
+      <w:pPr>
+        <w:numPr>
+          <w:ilvl w:val="0"/>
+          <w:numId w:val="30"/>
+        </w:numPr>
+        <w:spacing w:before="100" w:beforeAutospacing="1" w:after="100" w:afterAutospacing="1" w:line="240" w:lineRule="auto"/>
+        <w:rPr>
+          <w:rFonts w:ascii="Tahoma" w:eastAsia="Times New Roman" w:hAnsi="Tahoma" w:cs="Tahoma"/>
+          <w:color w:val="262626"/>
+          <w:kern w:val="0"/>
+          <w14:ligatures w14:val="none"/>
+        </w:rPr>
+      </w:pPr>
+      <w:hyperlink r:id="rId71" w:history="1">
+        <w:r>
+          <w:rPr>
+            <w:rFonts w:ascii="Tahoma" w:eastAsia="Times New Roman" w:hAnsi="Tahoma" w:cs="Tahoma"/>
+            <w:b/>
+            <w:bCs/>
+            <w:color w:val="0068B5"/>
+            <w:kern w:val="0"/>
+            <w14:ligatures w14:val="none"/>
+          </w:rPr>
+          <w:t>Optimization and Programming</w:t>
+        </w:r>
+      </w:hyperlink>
+      <w:r>
+        <w:rPr>
+          <w:rFonts w:ascii="Tahoma" w:eastAsia="Times New Roman" w:hAnsi="Tahoma" w:cs="Tahoma"/>
+          <w:color w:val="262626"/>
+          <w:kern w:val="0"/>
+          <w14:ligatures w14:val="none"/>
+        </w:rPr>
+        <w:t>: Information about features related to code optimization and program performance improvement.</w:t>
+      </w:r>
+    </w:p>
+    <w:p>
+      <w:pPr>
+        <w:numPr>
+          <w:ilvl w:val="0"/>
+          <w:numId w:val="30"/>
+        </w:numPr>
+        <w:spacing w:before="100" w:beforeAutospacing="1" w:after="100" w:afterAutospacing="1" w:line="240" w:lineRule="auto"/>
+        <w:rPr>
+          <w:rFonts w:ascii="Tahoma" w:eastAsia="Times New Roman" w:hAnsi="Tahoma" w:cs="Tahoma"/>
+          <w:color w:val="262626"/>
+          <w:kern w:val="0"/>
+          <w14:ligatures w14:val="none"/>
+        </w:rPr>
+      </w:pPr>
+      <w:hyperlink r:id="rId72" w:history="1">
+        <w:r>
+          <w:rPr>
+            <w:rFonts w:ascii="Tahoma" w:eastAsia="Times New Roman" w:hAnsi="Tahoma" w:cs="Tahoma"/>
+            <w:b/>
+            <w:bCs/>
+            <w:color w:val="0068B5"/>
+            <w:kern w:val="0"/>
+            <w14:ligatures w14:val="none"/>
+          </w:rPr>
+          <w:t>Compatibility and Portability</w:t>
+        </w:r>
+      </w:hyperlink>
+      <w:r>
+        <w:rPr>
+          <w:rFonts w:ascii="Tahoma" w:eastAsia="Times New Roman" w:hAnsi="Tahoma" w:cs="Tahoma"/>
+          <w:color w:val="262626"/>
+          <w:kern w:val="0"/>
+          <w14:ligatures w14:val="none"/>
+        </w:rPr>
+        <w:t>: Information about conformance to language standards, language compatibility, and portability.</w:t>
+      </w:r>
+    </w:p>
+    <w:p>
+      <w:pPr>
+        <w:spacing w:after="165" w:line="240" w:lineRule="auto"/>
+        <w:rPr>
+          <w:rFonts w:ascii="Tahoma" w:eastAsia="Times New Roman" w:hAnsi="Tahoma" w:cs="Tahoma"/>
+          <w:color w:val="262626"/>
+          <w:kern w:val="0"/>
+          <w14:ligatures w14:val="none"/>
+        </w:rPr>
+      </w:pPr>
+      <w:r>
+        <w:rPr>
+          <w:rFonts w:ascii="Tahoma" w:eastAsia="Times New Roman" w:hAnsi="Tahoma" w:cs="Tahoma"/>
+          <w:color w:val="262626"/>
+          <w:kern w:val="0"/>
+          <w14:ligatures w14:val="none"/>
+        </w:rPr>
+        <w:t>For more information, refer to </w:t>
+      </w:r>
+      <w:hyperlink r:id="rId73" w:history="1">
+        <w:r>
+          <w:rPr>
+            <w:rFonts w:ascii="Tahoma" w:eastAsia="Times New Roman" w:hAnsi="Tahoma" w:cs="Tahoma"/>
+            <w:color w:val="0068B5"/>
+            <w:kern w:val="0"/>
+            <w14:ligatures w14:val="none"/>
+          </w:rPr>
+          <w:t>Intel® oneAPI DPC++/C++ Compiler Introduction</w:t>
+        </w:r>
+      </w:hyperlink>
+      <w:r>
+        <w:rPr>
+          <w:rFonts w:ascii="Tahoma" w:eastAsia="Times New Roman" w:hAnsi="Tahoma" w:cs="Tahoma"/>
+          <w:color w:val="262626"/>
+          <w:kern w:val="0"/>
+          <w14:ligatures w14:val="none"/>
+        </w:rPr>
+        <w:t>.</w:t>
+      </w:r>
+    </w:p>
+    <w:p>
+      <w:pPr>
+        <w:spacing w:before="100" w:beforeAutospacing="1" w:after="100" w:afterAutospacing="1" w:line="240" w:lineRule="auto"/>
+        <w:outlineLvl w:val="2"/>
+        <w:rPr>
+          <w:rFonts w:ascii="Helvetica" w:eastAsia="Times New Roman" w:hAnsi="Helvetica" w:cs="Helvetica"/>
+          <w:color w:val="262626"/>
+          <w:kern w:val="0"/>
+          <w:sz w:val="27"/>
+          <w:szCs w:val="27"/>
+          <w14:ligatures w14:val="none"/>
+        </w:rPr>
+      </w:pPr>
+      <w:r>
+        <w:rPr>
+          <w:rFonts w:ascii="Helvetica" w:eastAsia="Times New Roman" w:hAnsi="Helvetica" w:cs="Helvetica"/>
+          <w:color w:val="262626"/>
+          <w:kern w:val="0"/>
+          <w:sz w:val="27"/>
+          <w:szCs w:val="27"/>
+          <w14:ligatures w14:val="none"/>
+        </w:rPr>
+        <w:t>Clang Option Support</w:t>
+      </w:r>
+    </w:p>
+    <w:p>
+      <w:pPr>
+        <w:spacing w:after="165" w:line="240" w:lineRule="auto"/>
+        <w:rPr>
+          <w:rFonts w:ascii="Tahoma" w:eastAsia="Times New Roman" w:hAnsi="Tahoma" w:cs="Tahoma"/>
+          <w:color w:val="262626"/>
+          <w:kern w:val="0"/>
+          <w14:ligatures w14:val="none"/>
+        </w:rPr>
+      </w:pPr>
+      <w:r>
+        <w:rPr>
+          <w:rFonts w:ascii="Tahoma" w:eastAsia="Times New Roman" w:hAnsi="Tahoma" w:cs="Tahoma"/>
+          <w:color w:val="262626"/>
+          <w:kern w:val="0"/>
+          <w14:ligatures w14:val="none"/>
+        </w:rPr>
+        <w:t>Clang compiler options are supported for this compiler. We do not document these options, but you can check </w:t>
+      </w:r>
+      <w:r>
+        <w:rPr>
+          <w:rFonts w:ascii="Courier New" w:eastAsia="Times New Roman" w:hAnsi="Courier New" w:cs="Courier New"/>
+          <w:color w:val="262626"/>
+          <w:kern w:val="0"/>
+          <w14:ligatures w14:val="none"/>
+        </w:rPr>
+        <w:t>-help</w:t>
+      </w:r>
+      <w:r>
+        <w:rPr>
+          <w:rFonts w:ascii="Tahoma" w:eastAsia="Times New Roman" w:hAnsi="Tahoma" w:cs="Tahoma"/>
+          <w:color w:val="262626"/>
+          <w:kern w:val="0"/>
+          <w14:ligatures w14:val="none"/>
+        </w:rPr>
+        <w:t> on the command line to see if a particular option is supported. For more information about Clang options, see the </w:t>
+      </w:r>
+      <w:hyperlink r:id="rId74" w:history="1">
+        <w:r>
+          <w:rPr>
+            <w:rFonts w:ascii="Tahoma" w:eastAsia="Times New Roman" w:hAnsi="Tahoma" w:cs="Tahoma"/>
+            <w:color w:val="0068B5"/>
+            <w:kern w:val="0"/>
+            <w14:ligatures w14:val="none"/>
+          </w:rPr>
+          <w:t>Clang documentation</w:t>
+        </w:r>
+      </w:hyperlink>
+      <w:r>
+        <w:rPr>
+          <w:rFonts w:ascii="Tahoma" w:eastAsia="Times New Roman" w:hAnsi="Tahoma" w:cs="Tahoma"/>
+          <w:color w:val="262626"/>
+          <w:kern w:val="0"/>
+          <w14:ligatures w14:val="none"/>
+        </w:rPr>
+        <w:t>.</w:t>
+      </w:r>
+    </w:p>
+    <w:p>
+      <w:pPr>
+        <w:spacing w:before="100" w:beforeAutospacing="1" w:after="100" w:afterAutospacing="1" w:line="240" w:lineRule="auto"/>
+        <w:outlineLvl w:val="2"/>
+        <w:rPr>
+          <w:rFonts w:ascii="Helvetica" w:eastAsia="Times New Roman" w:hAnsi="Helvetica" w:cs="Helvetica"/>
+          <w:color w:val="262626"/>
+          <w:kern w:val="0"/>
+          <w:sz w:val="27"/>
+          <w:szCs w:val="27"/>
+          <w14:ligatures w14:val="none"/>
+        </w:rPr>
+      </w:pPr>
+      <w:r>
+        <w:rPr>
+          <w:rFonts w:ascii="Helvetica" w:eastAsia="Times New Roman" w:hAnsi="Helvetica" w:cs="Helvetica"/>
+          <w:color w:val="262626"/>
+          <w:kern w:val="0"/>
+          <w:sz w:val="27"/>
+          <w:szCs w:val="27"/>
+          <w14:ligatures w14:val="none"/>
+        </w:rPr>
+        <w:t>Notices and Important Information</w:t>
+      </w:r>
+    </w:p>
+    <w:p>
+      <w:pPr>
+        <w:numPr>
+          <w:ilvl w:val="0"/>
+          <w:numId w:val="31"/>
+        </w:numPr>
+        <w:spacing w:before="100" w:beforeAutospacing="1" w:after="100" w:afterAutospacing="1" w:line="240" w:lineRule="auto"/>
+        <w:rPr>
+          <w:rFonts w:ascii="Tahoma" w:eastAsia="Times New Roman" w:hAnsi="Tahoma" w:cs="Tahoma"/>
+          <w:color w:val="262626"/>
+          <w:kern w:val="0"/>
+          <w14:ligatures w14:val="none"/>
+        </w:rPr>
+      </w:pPr>
+      <w:r>
+        <w:rPr>
+          <w:rFonts w:ascii="Tahoma" w:eastAsia="Times New Roman" w:hAnsi="Tahoma" w:cs="Tahoma"/>
+          <w:color w:val="262626"/>
+          <w:kern w:val="0"/>
+          <w14:ligatures w14:val="none"/>
+        </w:rPr>
+        <w:t>The </w:t>
+      </w:r>
+      <w:r>
+        <w:rPr>
+          <w:rFonts w:ascii="Courier New" w:eastAsia="Times New Roman" w:hAnsi="Courier New" w:cs="Courier New"/>
+          <w:color w:val="262626"/>
+          <w:kern w:val="0"/>
+          <w14:ligatures w14:val="none"/>
+        </w:rPr>
+        <w:t>dpcpp</w:t>
+      </w:r>
+      <w:r>
+        <w:rPr>
+          <w:rFonts w:ascii="Tahoma" w:eastAsia="Times New Roman" w:hAnsi="Tahoma" w:cs="Tahoma"/>
+          <w:color w:val="262626"/>
+          <w:kern w:val="0"/>
+          <w14:ligatures w14:val="none"/>
+        </w:rPr>
+        <w:t> driver is deprecated and will be removed in a future release. For SYCL compilation, use the </w:t>
+      </w:r>
+      <w:r>
+        <w:rPr>
+          <w:rFonts w:ascii="Courier New" w:eastAsia="Times New Roman" w:hAnsi="Courier New" w:cs="Courier New"/>
+          <w:color w:val="262626"/>
+          <w:kern w:val="0"/>
+          <w14:ligatures w14:val="none"/>
+        </w:rPr>
+        <w:t>-fsycl</w:t>
+      </w:r>
+      <w:r>
+        <w:rPr>
+          <w:rFonts w:ascii="Tahoma" w:eastAsia="Times New Roman" w:hAnsi="Tahoma" w:cs="Tahoma"/>
+          <w:color w:val="262626"/>
+          <w:kern w:val="0"/>
+          <w14:ligatures w14:val="none"/>
+        </w:rPr>
+        <w:t> option with the C++ driver.</w:t>
+      </w:r>
+    </w:p>
+    <w:p>
+      <w:pPr>
+        <w:numPr>
+          <w:ilvl w:val="0"/>
+          <w:numId w:val="31"/>
+        </w:numPr>
+        <w:spacing w:before="100" w:beforeAutospacing="1" w:after="100" w:afterAutospacing="1" w:line="240" w:lineRule="auto"/>
+        <w:rPr>
+          <w:rFonts w:ascii="Tahoma" w:eastAsia="Times New Roman" w:hAnsi="Tahoma" w:cs="Tahoma"/>
+          <w:color w:val="262626"/>
+          <w:kern w:val="0"/>
+          <w14:ligatures w14:val="none"/>
+        </w:rPr>
+      </w:pPr>
+      <w:r>
+        <w:rPr>
+          <w:rFonts w:ascii="Tahoma" w:eastAsia="Times New Roman" w:hAnsi="Tahoma" w:cs="Tahoma"/>
+          <w:color w:val="262626"/>
+          <w:kern w:val="0"/>
+          <w14:ligatures w14:val="none"/>
+        </w:rPr>
+        <w:t>In this document, you may see features labeled as experimental. An experimental feature is one that requires further testing and possible refinement. Depending on testing results, such features may be fully defined and implemented or they may be removed in a future release.</w:t>
+      </w:r>
+    </w:p>
+    <w:p>
+      <w:pPr>
+        <w:numPr>
+          <w:ilvl w:val="0"/>
+          <w:numId w:val="31"/>
+        </w:numPr>
+        <w:spacing w:before="100" w:beforeAutospacing="1" w:after="100" w:afterAutospacing="1" w:line="240" w:lineRule="auto"/>
+        <w:rPr>
+          <w:rFonts w:ascii="Tahoma" w:eastAsia="Times New Roman" w:hAnsi="Tahoma" w:cs="Tahoma"/>
+          <w:color w:val="262626"/>
+          <w:kern w:val="0"/>
+          <w14:ligatures w14:val="none"/>
+        </w:rPr>
+      </w:pPr>
+      <w:r>
+        <w:rPr>
+          <w:rFonts w:ascii="Tahoma" w:eastAsia="Times New Roman" w:hAnsi="Tahoma" w:cs="Tahoma"/>
+          <w:color w:val="262626"/>
+          <w:kern w:val="0"/>
+          <w14:ligatures w14:val="none"/>
+        </w:rPr>
+        <w:t>The Intel® oneAPI DPC++/C++ Compiler does not support macOS*. For macOS or Xcode* support use Intel® C++ Compiler Classic. For more information, visit the </w:t>
+      </w:r>
+      <w:hyperlink r:id="rId75" w:history="1">
+        <w:r>
+          <w:rPr>
+            <w:rFonts w:ascii="Tahoma" w:eastAsia="Times New Roman" w:hAnsi="Tahoma" w:cs="Tahoma"/>
+            <w:color w:val="0068B5"/>
+            <w:kern w:val="0"/>
+            <w14:ligatures w14:val="none"/>
+          </w:rPr>
+          <w:t>Intel® C++ Compiler Classic Developer Guide and Reference</w:t>
+        </w:r>
+      </w:hyperlink>
+      <w:r>
+        <w:rPr>
+          <w:rFonts w:ascii="Tahoma" w:eastAsia="Times New Roman" w:hAnsi="Tahoma" w:cs="Tahoma"/>
+          <w:color w:val="262626"/>
+          <w:kern w:val="0"/>
+          <w14:ligatures w14:val="none"/>
+        </w:rPr>
+        <w:t>.</w:t>
+      </w:r>
+    </w:p>
+    <w:p>
+      <w:pPr>
+        <w:spacing w:before="100" w:beforeAutospacing="1" w:after="100" w:afterAutospacing="1" w:line="240" w:lineRule="auto"/>
+        <w:outlineLvl w:val="2"/>
+        <w:rPr>
+          <w:rFonts w:ascii="Helvetica" w:eastAsia="Times New Roman" w:hAnsi="Helvetica" w:cs="Helvetica"/>
+          <w:color w:val="262626"/>
+          <w:kern w:val="0"/>
+          <w:sz w:val="27"/>
+          <w:szCs w:val="27"/>
+          <w14:ligatures w14:val="none"/>
+        </w:rPr>
+      </w:pPr>
+      <w:r>
+        <w:rPr>
+          <w:rFonts w:ascii="Helvetica" w:eastAsia="Times New Roman" w:hAnsi="Helvetica" w:cs="Helvetica"/>
+          <w:color w:val="262626"/>
+          <w:kern w:val="0"/>
+          <w:sz w:val="27"/>
+          <w:szCs w:val="27"/>
+          <w14:ligatures w14:val="none"/>
+        </w:rPr>
+        <w:t>Use the Compiler: Additional Resources</w:t>
+      </w:r>
+    </w:p>
+    <w:p>
+      <w:pPr>
+        <w:numPr>
+          <w:ilvl w:val="0"/>
+          <w:numId w:val="32"/>
+        </w:numPr>
+        <w:spacing w:before="100" w:beforeAutospacing="1" w:after="100" w:afterAutospacing="1" w:line="240" w:lineRule="auto"/>
+        <w:rPr>
+          <w:rFonts w:ascii="Tahoma" w:eastAsia="Times New Roman" w:hAnsi="Tahoma" w:cs="Tahoma"/>
+          <w:color w:val="262626"/>
+          <w:kern w:val="0"/>
+          <w14:ligatures w14:val="none"/>
+        </w:rPr>
+      </w:pPr>
+      <w:r>
+        <w:rPr>
+          <w:rFonts w:ascii="Tahoma" w:eastAsia="Times New Roman" w:hAnsi="Tahoma" w:cs="Tahoma"/>
+          <w:b/>
+          <w:bCs/>
+          <w:color w:val="262626"/>
+          <w:kern w:val="0"/>
+          <w14:ligatures w14:val="none"/>
+        </w:rPr>
+        <w:t>Context Sensitive/F1 Help</w:t>
+      </w:r>
+      <w:r>
+        <w:rPr>
+          <w:rFonts w:ascii="Tahoma" w:eastAsia="Times New Roman" w:hAnsi="Tahoma" w:cs="Tahoma"/>
+          <w:color w:val="262626"/>
+          <w:kern w:val="0"/>
+          <w14:ligatures w14:val="none"/>
+        </w:rPr>
+        <w:t>: To use the Context Sensitive/F1 Help feature, visit the </w:t>
+      </w:r>
+      <w:hyperlink r:id="rId76" w:history="1">
+        <w:r>
+          <w:rPr>
+            <w:rFonts w:ascii="Tahoma" w:eastAsia="Times New Roman" w:hAnsi="Tahoma" w:cs="Tahoma"/>
+            <w:color w:val="0068B5"/>
+            <w:kern w:val="0"/>
+            <w14:ligatures w14:val="none"/>
+          </w:rPr>
+          <w:t>Download Documentation: Intel® Compiler (Current and Previous)</w:t>
+        </w:r>
+      </w:hyperlink>
+      <w:r>
+        <w:rPr>
+          <w:rFonts w:ascii="Tahoma" w:eastAsia="Times New Roman" w:hAnsi="Tahoma" w:cs="Tahoma"/>
+          <w:color w:val="262626"/>
+          <w:kern w:val="0"/>
+          <w14:ligatures w14:val="none"/>
+        </w:rPr>
+        <w:t> page and follow the provided instructions.</w:t>
+      </w:r>
+    </w:p>
+    <w:p>
+      <w:pPr>
+        <w:numPr>
+          <w:ilvl w:val="0"/>
+          <w:numId w:val="32"/>
+        </w:numPr>
+        <w:spacing w:before="100" w:beforeAutospacing="1" w:after="100" w:afterAutospacing="1" w:line="240" w:lineRule="auto"/>
+        <w:rPr>
+          <w:rFonts w:ascii="Tahoma" w:eastAsia="Times New Roman" w:hAnsi="Tahoma" w:cs="Tahoma"/>
+          <w:color w:val="262626"/>
+          <w:kern w:val="0"/>
+          <w14:ligatures w14:val="none"/>
+        </w:rPr>
+      </w:pPr>
+      <w:r>
+        <w:rPr>
+          <w:rFonts w:ascii="Tahoma" w:eastAsia="Times New Roman" w:hAnsi="Tahoma" w:cs="Tahoma"/>
+          <w:b/>
+          <w:bCs/>
+          <w:color w:val="262626"/>
+          <w:kern w:val="0"/>
+          <w14:ligatures w14:val="none"/>
+        </w:rPr>
+        <w:lastRenderedPageBreak/>
+        <w:t>Previous Versions of the Developer Guide and Reference</w:t>
+      </w:r>
+      <w:r>
+        <w:rPr>
+          <w:rFonts w:ascii="Tahoma" w:eastAsia="Times New Roman" w:hAnsi="Tahoma" w:cs="Tahoma"/>
+          <w:color w:val="262626"/>
+          <w:kern w:val="0"/>
+          <w14:ligatures w14:val="none"/>
+        </w:rPr>
+        <w:t>: Visit the </w:t>
+      </w:r>
+      <w:hyperlink r:id="rId77" w:history="1">
+        <w:r>
+          <w:rPr>
+            <w:rFonts w:ascii="Tahoma" w:eastAsia="Times New Roman" w:hAnsi="Tahoma" w:cs="Tahoma"/>
+            <w:color w:val="0068B5"/>
+            <w:kern w:val="0"/>
+            <w14:ligatures w14:val="none"/>
+          </w:rPr>
+          <w:t>Download Documentation: Intel® Compiler (Current and Previous)</w:t>
+        </w:r>
+      </w:hyperlink>
+      <w:r>
+        <w:rPr>
+          <w:rFonts w:ascii="Tahoma" w:eastAsia="Times New Roman" w:hAnsi="Tahoma" w:cs="Tahoma"/>
+          <w:color w:val="262626"/>
+          <w:kern w:val="0"/>
+          <w14:ligatures w14:val="none"/>
+        </w:rPr>
+        <w:t> page to download PDF or FARHTML versions of previous compiler documentation.</w:t>
+      </w:r>
+    </w:p>
+    <w:p>
+      <w:pPr>
+        <w:spacing w:after="165" w:line="240" w:lineRule="auto"/>
+        <w:rPr>
+          <w:rFonts w:ascii="Tahoma" w:eastAsia="Times New Roman" w:hAnsi="Tahoma" w:cs="Tahoma"/>
+          <w:color w:val="262626"/>
+          <w:kern w:val="0"/>
+          <w14:ligatures w14:val="none"/>
+        </w:rPr>
+      </w:pPr>
+      <w:r>
+        <w:rPr>
+          <w:rFonts w:ascii="Tahoma" w:eastAsia="Times New Roman" w:hAnsi="Tahoma" w:cs="Tahoma"/>
+          <w:color w:val="262626"/>
+          <w:kern w:val="0"/>
+          <w14:ligatures w14:val="none"/>
+        </w:rPr>
+        <w:t>When searching HTML files, use a Google Chrome* browser to view your downloaded copy of the Developer Guide and Reference. If you use Mozilla Firefox*, you may encounter an issue where the </w:t>
+      </w:r>
+      <w:r>
+        <w:rPr>
+          <w:rFonts w:ascii="Tahoma" w:eastAsia="Times New Roman" w:hAnsi="Tahoma" w:cs="Tahoma"/>
+          <w:b/>
+          <w:bCs/>
+          <w:color w:val="262626"/>
+          <w:kern w:val="0"/>
+          <w14:ligatures w14:val="none"/>
+        </w:rPr>
+        <w:t>Search</w:t>
+      </w:r>
+      <w:r>
+        <w:rPr>
+          <w:rFonts w:ascii="Tahoma" w:eastAsia="Times New Roman" w:hAnsi="Tahoma" w:cs="Tahoma"/>
+          <w:color w:val="262626"/>
+          <w:kern w:val="0"/>
+          <w14:ligatures w14:val="none"/>
+        </w:rPr>
+        <w:t> tab does not work. As a workaround, you can use the </w:t>
+      </w:r>
+      <w:r>
+        <w:rPr>
+          <w:rFonts w:ascii="Tahoma" w:eastAsia="Times New Roman" w:hAnsi="Tahoma" w:cs="Tahoma"/>
+          <w:b/>
+          <w:bCs/>
+          <w:color w:val="262626"/>
+          <w:kern w:val="0"/>
+          <w14:ligatures w14:val="none"/>
+        </w:rPr>
+        <w:t>Contents</w:t>
+      </w:r>
+      <w:r>
+        <w:rPr>
+          <w:rFonts w:ascii="Tahoma" w:eastAsia="Times New Roman" w:hAnsi="Tahoma" w:cs="Tahoma"/>
+          <w:color w:val="262626"/>
+          <w:kern w:val="0"/>
+          <w14:ligatures w14:val="none"/>
+        </w:rPr>
+        <w:t> and </w:t>
+      </w:r>
+      <w:r>
+        <w:rPr>
+          <w:rFonts w:ascii="Tahoma" w:eastAsia="Times New Roman" w:hAnsi="Tahoma" w:cs="Tahoma"/>
+          <w:b/>
+          <w:bCs/>
+          <w:color w:val="262626"/>
+          <w:kern w:val="0"/>
+          <w14:ligatures w14:val="none"/>
+        </w:rPr>
+        <w:t>Index</w:t>
+      </w:r>
+      <w:r>
+        <w:rPr>
+          <w:rFonts w:ascii="Tahoma" w:eastAsia="Times New Roman" w:hAnsi="Tahoma" w:cs="Tahoma"/>
+          <w:color w:val="262626"/>
+          <w:kern w:val="0"/>
+          <w14:ligatures w14:val="none"/>
+        </w:rPr>
+        <w:t> tabs or a third-party search tool to find your content.</w:t>
+      </w:r>
+    </w:p>
+    <w:p/>
     <w:sectPr>
+      <w:footerReference w:type="default" r:id="rId78"/>
       <w:pgSz w:w="12240" w:h="15840"/>
       <w:pgMar w:top="1440" w:right="1440" w:bottom="1440" w:left="1440" w:header="720" w:footer="720" w:gutter="0"/>
       <w:cols w:space="720"/>
@@ -8592,6 +8820,109 @@
 </w:document>
 </file>
 
+<file path=word/endnotes.xml><?xml version="1.0" encoding="utf-8"?>
+<w:endnotes xmlns:wpc="http://schemas.microsoft.com/office/word/2010/wordprocessingCanvas" xmlns:cx="http://schemas.microsoft.com/office/drawing/2014/chartex" xmlns:cx1="http://schemas.microsoft.com/office/drawing/2015/9/8/chartex" xmlns:cx2="http://schemas.microsoft.com/office/drawing/2015/10/21/chartex" xmlns:cx3="http://schemas.microsoft.com/office/drawing/2016/5/9/chartex" xmlns:cx4="http://schemas.microsoft.com/office/drawing/2016/5/10/chartex" xmlns:cx5="http://schemas.microsoft.com/office/drawing/2016/5/11/chartex" xmlns:cx6="http://schemas.microsoft.com/office/drawing/2016/5/12/chartex" xmlns:cx7="http://schemas.microsoft.com/office/drawing/2016/5/13/chartex" xmlns:cx8="http://schemas.microsoft.com/office/drawing/2016/5/14/chartex" xmlns:mc="http://schemas.openxmlformats.org/markup-compatibility/2006" xmlns:aink="http://schemas.microsoft.com/office/drawing/2016/ink" xmlns:am3d="http://schemas.microsoft.com/office/drawing/2017/model3d" xmlns:o="urn:schemas-microsoft-com:office:office" xmlns:oel="http://schemas.microsoft.com/office/2019/extlst" xmlns:r="http://schemas.openxmlformats.org/officeDocument/2006/relationships" xmlns:m="http://schemas.openxmlformats.org/officeDocument/2006/math" xmlns:v="urn:schemas-microsoft-com:vml" xmlns:wp14="http://schemas.microsoft.com/office/word/2010/wordprocessingDrawing" xmlns:wp="http://schemas.openxmlformats.org/drawingml/2006/wordprocessingDrawing" xmlns:w10="urn:schemas-microsoft-com:office:word" xmlns:w="http://schemas.openxmlformats.org/wordprocessingml/2006/main" xmlns:w14="http://schemas.microsoft.com/office/word/2010/wordml" xmlns:w15="http://schemas.microsoft.com/office/word/2012/wordml" xmlns:w16cex="http://schemas.microsoft.com/office/word/2018/wordml/cex" xmlns:w16cid="http://schemas.microsoft.com/office/word/2016/wordml/cid" xmlns:w16="http://schemas.microsoft.com/office/word/2018/wordml" xmlns:w16du="http://schemas.microsoft.com/office/word/2023/wordml/word16du" xmlns:w16sdtdh="http://schemas.microsoft.com/office/word/2020/wordml/sdtdatahash" xmlns:w16sdtfl="http://schemas.microsoft.com/office/word/2024/wordml/sdtformatlock" xmlns:w16se="http://schemas.microsoft.com/office/word/2015/wordml/symex" xmlns:wpg="http://schemas.microsoft.com/office/word/2010/wordprocessingGroup" xmlns:wpi="http://schemas.microsoft.com/office/word/2010/wordprocessingInk" xmlns:wne="http://schemas.microsoft.com/office/word/2006/wordml" xmlns:wps="http://schemas.microsoft.com/office/word/2010/wordprocessingShape" mc:Ignorable="w14 w15 w16se w16cid w16 w16cex w16sdtdh w16sdtfl w16du wp14">
+  <w:endnote w:type="separator" w:id="-1">
+    <w:p>
+      <w:pPr>
+        <w:spacing w:after="0" w:line="240" w:lineRule="auto"/>
+      </w:pPr>
+      <w:r>
+        <w:separator/>
+      </w:r>
+    </w:p>
+  </w:endnote>
+  <w:endnote w:type="continuationSeparator" w:id="0">
+    <w:p>
+      <w:pPr>
+        <w:spacing w:after="0" w:line="240" w:lineRule="auto"/>
+      </w:pPr>
+      <w:r>
+        <w:continuationSeparator/>
+      </w:r>
+    </w:p>
+  </w:endnote>
+</w:endnotes>
+</file>
+
+<file path=word/footer1.xml><?xml version="1.0" encoding="utf-8"?>
+<w:ftr xmlns:wpc="http://schemas.microsoft.com/office/word/2010/wordprocessingCanvas" xmlns:cx="http://schemas.microsoft.com/office/drawing/2014/chartex" xmlns:cx1="http://schemas.microsoft.com/office/drawing/2015/9/8/chartex" xmlns:cx2="http://schemas.microsoft.com/office/drawing/2015/10/21/chartex" xmlns:cx3="http://schemas.microsoft.com/office/drawing/2016/5/9/chartex" xmlns:cx4="http://schemas.microsoft.com/office/drawing/2016/5/10/chartex" xmlns:cx5="http://schemas.microsoft.com/office/drawing/2016/5/11/chartex" xmlns:cx6="http://schemas.microsoft.com/office/drawing/2016/5/12/chartex" xmlns:cx7="http://schemas.microsoft.com/office/drawing/2016/5/13/chartex" xmlns:cx8="http://schemas.microsoft.com/office/drawing/2016/5/14/chartex" xmlns:mc="http://schemas.openxmlformats.org/markup-compatibility/2006" xmlns:aink="http://schemas.microsoft.com/office/drawing/2016/ink" xmlns:am3d="http://schemas.microsoft.com/office/drawing/2017/model3d" xmlns:o="urn:schemas-microsoft-com:office:office" xmlns:oel="http://schemas.microsoft.com/office/2019/extlst" xmlns:r="http://schemas.openxmlformats.org/officeDocument/2006/relationships" xmlns:m="http://schemas.openxmlformats.org/officeDocument/2006/math" xmlns:v="urn:schemas-microsoft-com:vml" xmlns:wp14="http://schemas.microsoft.com/office/word/2010/wordprocessingDrawing" xmlns:wp="http://schemas.openxmlformats.org/drawingml/2006/wordprocessingDrawing" xmlns:w10="urn:schemas-microsoft-com:office:word" xmlns:w="http://schemas.openxmlformats.org/wordprocessingml/2006/main" xmlns:w14="http://schemas.microsoft.com/office/word/2010/wordml" xmlns:w15="http://schemas.microsoft.com/office/word/2012/wordml" xmlns:w16cex="http://schemas.microsoft.com/office/word/2018/wordml/cex" xmlns:w16cid="http://schemas.microsoft.com/office/word/2016/wordml/cid" xmlns:w16="http://schemas.microsoft.com/office/word/2018/wordml" xmlns:w16du="http://schemas.microsoft.com/office/word/2023/wordml/word16du" xmlns:w16sdtdh="http://schemas.microsoft.com/office/word/2020/wordml/sdtdatahash" xmlns:w16sdtfl="http://schemas.microsoft.com/office/word/2024/wordml/sdtformatlock" xmlns:w16se="http://schemas.microsoft.com/office/word/2015/wordml/symex" xmlns:wpg="http://schemas.microsoft.com/office/word/2010/wordprocessingGroup" xmlns:wpi="http://schemas.microsoft.com/office/word/2010/wordprocessingInk" xmlns:wne="http://schemas.microsoft.com/office/word/2006/wordml" xmlns:wps="http://schemas.microsoft.com/office/word/2010/wordprocessingShape" mc:Ignorable="w14 w15 w16se w16cid w16 w16cex w16sdtdh w16sdtfl w16du wp14">
+  <w:sdt>
+    <w:sdtPr>
+      <w:id w:val="276922298"/>
+      <w:docPartObj>
+        <w:docPartGallery w:val="Page Numbers (Bottom of Page)"/>
+        <w:docPartUnique/>
+      </w:docPartObj>
+    </w:sdtPr>
+    <w:sdtEndPr>
+      <w:rPr>
+        <w:noProof/>
+      </w:rPr>
+    </w:sdtEndPr>
+    <w:sdtContent>
+      <w:p>
+        <w:pPr>
+          <w:pStyle w:val="Footer"/>
+          <w:jc w:val="right"/>
+        </w:pPr>
+        <w:r>
+          <w:fldChar w:fldCharType="begin"/>
+        </w:r>
+        <w:r>
+          <w:instrText xml:space="preserve"> PAGE   \* MERGEFORMAT </w:instrText>
+        </w:r>
+        <w:r>
+          <w:fldChar w:fldCharType="separate"/>
+        </w:r>
+        <w:r>
+          <w:rPr>
+            <w:noProof/>
+          </w:rPr>
+          <w:t>2</w:t>
+        </w:r>
+        <w:r>
+          <w:rPr>
+            <w:noProof/>
+          </w:rPr>
+          <w:fldChar w:fldCharType="end"/>
+        </w:r>
+      </w:p>
+    </w:sdtContent>
+  </w:sdt>
+  <w:p>
+    <w:pPr>
+      <w:pStyle w:val="Footer"/>
+    </w:pPr>
+  </w:p>
+</w:ftr>
+</file>
+
+<file path=word/footnotes.xml><?xml version="1.0" encoding="utf-8"?>
+<w:footnotes xmlns:wpc="http://schemas.microsoft.com/office/word/2010/wordprocessingCanvas" xmlns:cx="http://schemas.microsoft.com/office/drawing/2014/chartex" xmlns:cx1="http://schemas.microsoft.com/office/drawing/2015/9/8/chartex" xmlns:cx2="http://schemas.microsoft.com/office/drawing/2015/10/21/chartex" xmlns:cx3="http://schemas.microsoft.com/office/drawing/2016/5/9/chartex" xmlns:cx4="http://schemas.microsoft.com/office/drawing/2016/5/10/chartex" xmlns:cx5="http://schemas.microsoft.com/office/drawing/2016/5/11/chartex" xmlns:cx6="http://schemas.microsoft.com/office/drawing/2016/5/12/chartex" xmlns:cx7="http://schemas.microsoft.com/office/drawing/2016/5/13/chartex" xmlns:cx8="http://schemas.microsoft.com/office/drawing/2016/5/14/chartex" xmlns:mc="http://schemas.openxmlformats.org/markup-compatibility/2006" xmlns:aink="http://schemas.microsoft.com/office/drawing/2016/ink" xmlns:am3d="http://schemas.microsoft.com/office/drawing/2017/model3d" xmlns:o="urn:schemas-microsoft-com:office:office" xmlns:oel="http://schemas.microsoft.com/office/2019/extlst" xmlns:r="http://schemas.openxmlformats.org/officeDocument/2006/relationships" xmlns:m="http://schemas.openxmlformats.org/officeDocument/2006/math" xmlns:v="urn:schemas-microsoft-com:vml" xmlns:wp14="http://schemas.microsoft.com/office/word/2010/wordprocessingDrawing" xmlns:wp="http://schemas.openxmlformats.org/drawingml/2006/wordprocessingDrawing" xmlns:w10="urn:schemas-microsoft-com:office:word" xmlns:w="http://schemas.openxmlformats.org/wordprocessingml/2006/main" xmlns:w14="http://schemas.microsoft.com/office/word/2010/wordml" xmlns:w15="http://schemas.microsoft.com/office/word/2012/wordml" xmlns:w16cex="http://schemas.microsoft.com/office/word/2018/wordml/cex" xmlns:w16cid="http://schemas.microsoft.com/office/word/2016/wordml/cid" xmlns:w16="http://schemas.microsoft.com/office/word/2018/wordml" xmlns:w16du="http://schemas.microsoft.com/office/word/2023/wordml/word16du" xmlns:w16sdtdh="http://schemas.microsoft.com/office/word/2020/wordml/sdtdatahash" xmlns:w16sdtfl="http://schemas.microsoft.com/office/word/2024/wordml/sdtformatlock" xmlns:w16se="http://schemas.microsoft.com/office/word/2015/wordml/symex" xmlns:wpg="http://schemas.microsoft.com/office/word/2010/wordprocessingGroup" xmlns:wpi="http://schemas.microsoft.com/office/word/2010/wordprocessingInk" xmlns:wne="http://schemas.microsoft.com/office/word/2006/wordml" xmlns:wps="http://schemas.microsoft.com/office/word/2010/wordprocessingShape" mc:Ignorable="w14 w15 w16se w16cid w16 w16cex w16sdtdh w16sdtfl w16du wp14">
+  <w:footnote w:type="separator" w:id="-1">
+    <w:p>
+      <w:pPr>
+        <w:spacing w:after="0" w:line="240" w:lineRule="auto"/>
+      </w:pPr>
+      <w:r>
+        <w:separator/>
+      </w:r>
+    </w:p>
+  </w:footnote>
+  <w:footnote w:type="continuationSeparator" w:id="0">
+    <w:p>
+      <w:pPr>
+        <w:spacing w:after="0" w:line="240" w:lineRule="auto"/>
+      </w:pPr>
+      <w:r>
+        <w:continuationSeparator/>
+      </w:r>
+    </w:p>
+  </w:footnote>
+</w:footnotes>
+</file>
+
 <file path=word/numbering.xml><?xml version="1.0" encoding="utf-8"?>
 <w:numbering xmlns:wpc="http://schemas.microsoft.com/office/word/2010/wordprocessingCanvas" xmlns:cx="http://schemas.microsoft.com/office/drawing/2014/chartex" xmlns:cx1="http://schemas.microsoft.com/office/drawing/2015/9/8/chartex" xmlns:cx2="http://schemas.microsoft.com/office/drawing/2015/10/21/chartex" xmlns:cx3="http://schemas.microsoft.com/office/drawing/2016/5/9/chartex" xmlns:cx4="http://schemas.microsoft.com/office/drawing/2016/5/10/chartex" xmlns:cx5="http://schemas.microsoft.com/office/drawing/2016/5/11/chartex" xmlns:cx6="http://schemas.microsoft.com/office/drawing/2016/5/12/chartex" xmlns:cx7="http://schemas.microsoft.com/office/drawing/2016/5/13/chartex" xmlns:cx8="http://schemas.microsoft.com/office/drawing/2016/5/14/chartex" xmlns:mc="http://schemas.openxmlformats.org/markup-compatibility/2006" xmlns:aink="http://schemas.microsoft.com/office/drawing/2016/ink" xmlns:am3d="http://schemas.microsoft.com/office/drawing/2017/model3d" xmlns:o="urn:schemas-microsoft-com:office:office" xmlns:oel="http://schemas.microsoft.com/office/2019/extlst" xmlns:r="http://schemas.openxmlformats.org/officeDocument/2006/relationships" xmlns:m="http://schemas.openxmlformats.org/officeDocument/2006/math" xmlns:v="urn:schemas-microsoft-com:vml" xmlns:wp14="http://schemas.microsoft.com/office/word/2010/wordprocessingDrawing" xmlns:wp="http://schemas.openxmlformats.org/drawingml/2006/wordprocessingDrawing" xmlns:w10="urn:schemas-microsoft-com:office:word" xmlns:w="http://schemas.openxmlformats.org/wordprocessingml/2006/main" xmlns:w14="http://schemas.microsoft.com/office/word/2010/wordml" xmlns:w15="http://schemas.microsoft.com/office/word/2012/wordml" xmlns:w16cex="http://schemas.microsoft.com/office/word/2018/wordml/cex" xmlns:w16cid="http://schemas.microsoft.com/office/word/2016/wordml/cid" xmlns:w16="http://schemas.microsoft.com/office/word/2018/wordml" xmlns:w16du="http://schemas.microsoft.com/office/word/2023/wordml/word16du" xmlns:w16sdtdh="http://schemas.microsoft.com/office/word/2020/wordml/sdtdatahash" xmlns:w16sdtfl="http://schemas.microsoft.com/office/word/2024/wordml/sdtformatlock" xmlns:w16se="http://schemas.microsoft.com/office/word/2015/wordml/symex" xmlns:wpg="http://schemas.microsoft.com/office/word/2010/wordprocessingGroup" xmlns:wpi="http://schemas.microsoft.com/office/word/2010/wordprocessingInk" xmlns:wne="http://schemas.microsoft.com/office/word/2006/wordml" xmlns:wps="http://schemas.microsoft.com/office/word/2010/wordprocessingShape" mc:Ignorable="w14 w15 w16se w16cid w16 w16cex w16sdtdh w16sdtfl w16du wp14">
   <w:abstractNum w:abstractNumId="0" w15:restartNumberingAfterBreak="0">
@@ -9602,6 +9933,155 @@
     </w:lvl>
   </w:abstractNum>
   <w:abstractNum w:abstractNumId="7" w15:restartNumberingAfterBreak="0">
+    <w:nsid w:val="1C620E82"/>
+    <w:multiLevelType w:val="multilevel"/>
+    <w:tmpl w:val="95B4AD3A"/>
+    <w:lvl w:ilvl="0">
+      <w:start w:val="1"/>
+      <w:numFmt w:val="bullet"/>
+      <w:lvlText w:val=""/>
+      <w:lvlJc w:val="left"/>
+      <w:pPr>
+        <w:tabs>
+          <w:tab w:val="num" w:pos="720"/>
+        </w:tabs>
+        <w:ind w:left="720" w:hanging="360"/>
+      </w:pPr>
+      <w:rPr>
+        <w:rFonts w:ascii="Symbol" w:hAnsi="Symbol" w:hint="default"/>
+        <w:sz w:val="20"/>
+      </w:rPr>
+    </w:lvl>
+    <w:lvl w:ilvl="1" w:tentative="1">
+      <w:start w:val="1"/>
+      <w:numFmt w:val="bullet"/>
+      <w:lvlText w:val="o"/>
+      <w:lvlJc w:val="left"/>
+      <w:pPr>
+        <w:tabs>
+          <w:tab w:val="num" w:pos="1440"/>
+        </w:tabs>
+        <w:ind w:left="1440" w:hanging="360"/>
+      </w:pPr>
+      <w:rPr>
+        <w:rFonts w:ascii="Courier New" w:hAnsi="Courier New" w:hint="default"/>
+        <w:sz w:val="20"/>
+      </w:rPr>
+    </w:lvl>
+    <w:lvl w:ilvl="2" w:tentative="1">
+      <w:start w:val="1"/>
+      <w:numFmt w:val="bullet"/>
+      <w:lvlText w:val=""/>
+      <w:lvlJc w:val="left"/>
+      <w:pPr>
+        <w:tabs>
+          <w:tab w:val="num" w:pos="2160"/>
+        </w:tabs>
+        <w:ind w:left="2160" w:hanging="360"/>
+      </w:pPr>
+      <w:rPr>
+        <w:rFonts w:ascii="Wingdings" w:hAnsi="Wingdings" w:hint="default"/>
+        <w:sz w:val="20"/>
+      </w:rPr>
+    </w:lvl>
+    <w:lvl w:ilvl="3" w:tentative="1">
+      <w:start w:val="1"/>
+      <w:numFmt w:val="bullet"/>
+      <w:lvlText w:val=""/>
+      <w:lvlJc w:val="left"/>
+      <w:pPr>
+        <w:tabs>
+          <w:tab w:val="num" w:pos="2880"/>
+        </w:tabs>
+        <w:ind w:left="2880" w:hanging="360"/>
+      </w:pPr>
+      <w:rPr>
+        <w:rFonts w:ascii="Wingdings" w:hAnsi="Wingdings" w:hint="default"/>
+        <w:sz w:val="20"/>
+      </w:rPr>
+    </w:lvl>
+    <w:lvl w:ilvl="4" w:tentative="1">
+      <w:start w:val="1"/>
+      <w:numFmt w:val="bullet"/>
+      <w:lvlText w:val=""/>
+      <w:lvlJc w:val="left"/>
+      <w:pPr>
+        <w:tabs>
+          <w:tab w:val="num" w:pos="3600"/>
+        </w:tabs>
+        <w:ind w:left="3600" w:hanging="360"/>
+      </w:pPr>
+      <w:rPr>
+        <w:rFonts w:ascii="Wingdings" w:hAnsi="Wingdings" w:hint="default"/>
+        <w:sz w:val="20"/>
+      </w:rPr>
+    </w:lvl>
+    <w:lvl w:ilvl="5" w:tentative="1">
+      <w:start w:val="1"/>
+      <w:numFmt w:val="bullet"/>
+      <w:lvlText w:val=""/>
+      <w:lvlJc w:val="left"/>
+      <w:pPr>
+        <w:tabs>
+          <w:tab w:val="num" w:pos="4320"/>
+        </w:tabs>
+        <w:ind w:left="4320" w:hanging="360"/>
+      </w:pPr>
+      <w:rPr>
+        <w:rFonts w:ascii="Wingdings" w:hAnsi="Wingdings" w:hint="default"/>
+        <w:sz w:val="20"/>
+      </w:rPr>
+    </w:lvl>
+    <w:lvl w:ilvl="6" w:tentative="1">
+      <w:start w:val="1"/>
+      <w:numFmt w:val="bullet"/>
+      <w:lvlText w:val=""/>
+      <w:lvlJc w:val="left"/>
+      <w:pPr>
+        <w:tabs>
+          <w:tab w:val="num" w:pos="5040"/>
+        </w:tabs>
+        <w:ind w:left="5040" w:hanging="360"/>
+      </w:pPr>
+      <w:rPr>
+        <w:rFonts w:ascii="Wingdings" w:hAnsi="Wingdings" w:hint="default"/>
+        <w:sz w:val="20"/>
+      </w:rPr>
+    </w:lvl>
+    <w:lvl w:ilvl="7" w:tentative="1">
+      <w:start w:val="1"/>
+      <w:numFmt w:val="bullet"/>
+      <w:lvlText w:val=""/>
+      <w:lvlJc w:val="left"/>
+      <w:pPr>
+        <w:tabs>
+          <w:tab w:val="num" w:pos="5760"/>
+        </w:tabs>
+        <w:ind w:left="5760" w:hanging="360"/>
+      </w:pPr>
+      <w:rPr>
+        <w:rFonts w:ascii="Wingdings" w:hAnsi="Wingdings" w:hint="default"/>
+        <w:sz w:val="20"/>
+      </w:rPr>
+    </w:lvl>
+    <w:lvl w:ilvl="8" w:tentative="1">
+      <w:start w:val="1"/>
+      <w:numFmt w:val="bullet"/>
+      <w:lvlText w:val=""/>
+      <w:lvlJc w:val="left"/>
+      <w:pPr>
+        <w:tabs>
+          <w:tab w:val="num" w:pos="6480"/>
+        </w:tabs>
+        <w:ind w:left="6480" w:hanging="360"/>
+      </w:pPr>
+      <w:rPr>
+        <w:rFonts w:ascii="Wingdings" w:hAnsi="Wingdings" w:hint="default"/>
+        <w:sz w:val="20"/>
+      </w:rPr>
+    </w:lvl>
+  </w:abstractNum>
+  <w:abstractNum w:abstractNumId="8" w15:restartNumberingAfterBreak="0">
     <w:nsid w:val="1D173860"/>
     <w:multiLevelType w:val="multilevel"/>
     <w:tmpl w:val="D03E9044"/>
@@ -9714,7 +10194,7 @@
       </w:pPr>
     </w:lvl>
   </w:abstractNum>
-  <w:abstractNum w:abstractNumId="8" w15:restartNumberingAfterBreak="0">
+  <w:abstractNum w:abstractNumId="9" w15:restartNumberingAfterBreak="0">
     <w:nsid w:val="2C265DFA"/>
     <w:multiLevelType w:val="multilevel"/>
     <w:tmpl w:val="F38CD910"/>
@@ -9863,7 +10343,7 @@
       </w:rPr>
     </w:lvl>
   </w:abstractNum>
-  <w:abstractNum w:abstractNumId="9" w15:restartNumberingAfterBreak="0">
+  <w:abstractNum w:abstractNumId="10" w15:restartNumberingAfterBreak="0">
     <w:nsid w:val="2F7967C8"/>
     <w:multiLevelType w:val="multilevel"/>
     <w:tmpl w:val="60C832D0"/>
@@ -10012,7 +10492,7 @@
       </w:rPr>
     </w:lvl>
   </w:abstractNum>
-  <w:abstractNum w:abstractNumId="10" w15:restartNumberingAfterBreak="0">
+  <w:abstractNum w:abstractNumId="11" w15:restartNumberingAfterBreak="0">
     <w:nsid w:val="30AB4FB1"/>
     <w:multiLevelType w:val="multilevel"/>
     <w:tmpl w:val="0C1854C4"/>
@@ -10161,7 +10641,7 @@
       </w:rPr>
     </w:lvl>
   </w:abstractNum>
-  <w:abstractNum w:abstractNumId="11" w15:restartNumberingAfterBreak="0">
+  <w:abstractNum w:abstractNumId="12" w15:restartNumberingAfterBreak="0">
     <w:nsid w:val="35012968"/>
     <w:multiLevelType w:val="multilevel"/>
     <w:tmpl w:val="4504F634"/>
@@ -10310,7 +10790,156 @@
       </w:rPr>
     </w:lvl>
   </w:abstractNum>
-  <w:abstractNum w:abstractNumId="12" w15:restartNumberingAfterBreak="0">
+  <w:abstractNum w:abstractNumId="13" w15:restartNumberingAfterBreak="0">
+    <w:nsid w:val="3B3C3886"/>
+    <w:multiLevelType w:val="multilevel"/>
+    <w:tmpl w:val="6F28EDD8"/>
+    <w:lvl w:ilvl="0">
+      <w:start w:val="1"/>
+      <w:numFmt w:val="bullet"/>
+      <w:lvlText w:val=""/>
+      <w:lvlJc w:val="left"/>
+      <w:pPr>
+        <w:tabs>
+          <w:tab w:val="num" w:pos="720"/>
+        </w:tabs>
+        <w:ind w:left="720" w:hanging="360"/>
+      </w:pPr>
+      <w:rPr>
+        <w:rFonts w:ascii="Symbol" w:hAnsi="Symbol" w:hint="default"/>
+        <w:sz w:val="20"/>
+      </w:rPr>
+    </w:lvl>
+    <w:lvl w:ilvl="1" w:tentative="1">
+      <w:start w:val="1"/>
+      <w:numFmt w:val="bullet"/>
+      <w:lvlText w:val="o"/>
+      <w:lvlJc w:val="left"/>
+      <w:pPr>
+        <w:tabs>
+          <w:tab w:val="num" w:pos="1440"/>
+        </w:tabs>
+        <w:ind w:left="1440" w:hanging="360"/>
+      </w:pPr>
+      <w:rPr>
+        <w:rFonts w:ascii="Courier New" w:hAnsi="Courier New" w:hint="default"/>
+        <w:sz w:val="20"/>
+      </w:rPr>
+    </w:lvl>
+    <w:lvl w:ilvl="2" w:tentative="1">
+      <w:start w:val="1"/>
+      <w:numFmt w:val="bullet"/>
+      <w:lvlText w:val=""/>
+      <w:lvlJc w:val="left"/>
+      <w:pPr>
+        <w:tabs>
+          <w:tab w:val="num" w:pos="2160"/>
+        </w:tabs>
+        <w:ind w:left="2160" w:hanging="360"/>
+      </w:pPr>
+      <w:rPr>
+        <w:rFonts w:ascii="Wingdings" w:hAnsi="Wingdings" w:hint="default"/>
+        <w:sz w:val="20"/>
+      </w:rPr>
+    </w:lvl>
+    <w:lvl w:ilvl="3" w:tentative="1">
+      <w:start w:val="1"/>
+      <w:numFmt w:val="bullet"/>
+      <w:lvlText w:val=""/>
+      <w:lvlJc w:val="left"/>
+      <w:pPr>
+        <w:tabs>
+          <w:tab w:val="num" w:pos="2880"/>
+        </w:tabs>
+        <w:ind w:left="2880" w:hanging="360"/>
+      </w:pPr>
+      <w:rPr>
+        <w:rFonts w:ascii="Wingdings" w:hAnsi="Wingdings" w:hint="default"/>
+        <w:sz w:val="20"/>
+      </w:rPr>
+    </w:lvl>
+    <w:lvl w:ilvl="4" w:tentative="1">
+      <w:start w:val="1"/>
+      <w:numFmt w:val="bullet"/>
+      <w:lvlText w:val=""/>
+      <w:lvlJc w:val="left"/>
+      <w:pPr>
+        <w:tabs>
+          <w:tab w:val="num" w:pos="3600"/>
+        </w:tabs>
+        <w:ind w:left="3600" w:hanging="360"/>
+      </w:pPr>
+      <w:rPr>
+        <w:rFonts w:ascii="Wingdings" w:hAnsi="Wingdings" w:hint="default"/>
+        <w:sz w:val="20"/>
+      </w:rPr>
+    </w:lvl>
+    <w:lvl w:ilvl="5" w:tentative="1">
+      <w:start w:val="1"/>
+      <w:numFmt w:val="bullet"/>
+      <w:lvlText w:val=""/>
+      <w:lvlJc w:val="left"/>
+      <w:pPr>
+        <w:tabs>
+          <w:tab w:val="num" w:pos="4320"/>
+        </w:tabs>
+        <w:ind w:left="4320" w:hanging="360"/>
+      </w:pPr>
+      <w:rPr>
+        <w:rFonts w:ascii="Wingdings" w:hAnsi="Wingdings" w:hint="default"/>
+        <w:sz w:val="20"/>
+      </w:rPr>
+    </w:lvl>
+    <w:lvl w:ilvl="6" w:tentative="1">
+      <w:start w:val="1"/>
+      <w:numFmt w:val="bullet"/>
+      <w:lvlText w:val=""/>
+      <w:lvlJc w:val="left"/>
+      <w:pPr>
+        <w:tabs>
+          <w:tab w:val="num" w:pos="5040"/>
+        </w:tabs>
+        <w:ind w:left="5040" w:hanging="360"/>
+      </w:pPr>
+      <w:rPr>
+        <w:rFonts w:ascii="Wingdings" w:hAnsi="Wingdings" w:hint="default"/>
+        <w:sz w:val="20"/>
+      </w:rPr>
+    </w:lvl>
+    <w:lvl w:ilvl="7" w:tentative="1">
+      <w:start w:val="1"/>
+      <w:numFmt w:val="bullet"/>
+      <w:lvlText w:val=""/>
+      <w:lvlJc w:val="left"/>
+      <w:pPr>
+        <w:tabs>
+          <w:tab w:val="num" w:pos="5760"/>
+        </w:tabs>
+        <w:ind w:left="5760" w:hanging="360"/>
+      </w:pPr>
+      <w:rPr>
+        <w:rFonts w:ascii="Wingdings" w:hAnsi="Wingdings" w:hint="default"/>
+        <w:sz w:val="20"/>
+      </w:rPr>
+    </w:lvl>
+    <w:lvl w:ilvl="8" w:tentative="1">
+      <w:start w:val="1"/>
+      <w:numFmt w:val="bullet"/>
+      <w:lvlText w:val=""/>
+      <w:lvlJc w:val="left"/>
+      <w:pPr>
+        <w:tabs>
+          <w:tab w:val="num" w:pos="6480"/>
+        </w:tabs>
+        <w:ind w:left="6480" w:hanging="360"/>
+      </w:pPr>
+      <w:rPr>
+        <w:rFonts w:ascii="Wingdings" w:hAnsi="Wingdings" w:hint="default"/>
+        <w:sz w:val="20"/>
+      </w:rPr>
+    </w:lvl>
+  </w:abstractNum>
+  <w:abstractNum w:abstractNumId="14" w15:restartNumberingAfterBreak="0">
     <w:nsid w:val="3CA5572D"/>
     <w:multiLevelType w:val="multilevel"/>
     <w:tmpl w:val="52141954"/>
@@ -10423,7 +11052,7 @@
       </w:pPr>
     </w:lvl>
   </w:abstractNum>
-  <w:abstractNum w:abstractNumId="13" w15:restartNumberingAfterBreak="0">
+  <w:abstractNum w:abstractNumId="15" w15:restartNumberingAfterBreak="0">
     <w:nsid w:val="3DAE6C2E"/>
     <w:multiLevelType w:val="multilevel"/>
     <w:tmpl w:val="DA02FD1E"/>
@@ -10572,7 +11201,7 @@
       </w:rPr>
     </w:lvl>
   </w:abstractNum>
-  <w:abstractNum w:abstractNumId="14" w15:restartNumberingAfterBreak="0">
+  <w:abstractNum w:abstractNumId="16" w15:restartNumberingAfterBreak="0">
     <w:nsid w:val="3EDF2C78"/>
     <w:multiLevelType w:val="multilevel"/>
     <w:tmpl w:val="71484A56"/>
@@ -10721,7 +11350,7 @@
       </w:rPr>
     </w:lvl>
   </w:abstractNum>
-  <w:abstractNum w:abstractNumId="15" w15:restartNumberingAfterBreak="0">
+  <w:abstractNum w:abstractNumId="17" w15:restartNumberingAfterBreak="0">
     <w:nsid w:val="439E4F9E"/>
     <w:multiLevelType w:val="multilevel"/>
     <w:tmpl w:val="6B760684"/>
@@ -10870,7 +11499,7 @@
       </w:rPr>
     </w:lvl>
   </w:abstractNum>
-  <w:abstractNum w:abstractNumId="16" w15:restartNumberingAfterBreak="0">
+  <w:abstractNum w:abstractNumId="18" w15:restartNumberingAfterBreak="0">
     <w:nsid w:val="48233690"/>
     <w:multiLevelType w:val="multilevel"/>
     <w:tmpl w:val="E4D4605A"/>
@@ -11019,7 +11648,7 @@
       </w:rPr>
     </w:lvl>
   </w:abstractNum>
-  <w:abstractNum w:abstractNumId="17" w15:restartNumberingAfterBreak="0">
+  <w:abstractNum w:abstractNumId="19" w15:restartNumberingAfterBreak="0">
     <w:nsid w:val="4A1D089F"/>
     <w:multiLevelType w:val="multilevel"/>
     <w:tmpl w:val="DFDA5F5A"/>
@@ -11168,7 +11797,156 @@
       </w:rPr>
     </w:lvl>
   </w:abstractNum>
-  <w:abstractNum w:abstractNumId="18" w15:restartNumberingAfterBreak="0">
+  <w:abstractNum w:abstractNumId="20" w15:restartNumberingAfterBreak="0">
+    <w:nsid w:val="4F193FDA"/>
+    <w:multiLevelType w:val="multilevel"/>
+    <w:tmpl w:val="9C8AF9A0"/>
+    <w:lvl w:ilvl="0">
+      <w:start w:val="1"/>
+      <w:numFmt w:val="bullet"/>
+      <w:lvlText w:val=""/>
+      <w:lvlJc w:val="left"/>
+      <w:pPr>
+        <w:tabs>
+          <w:tab w:val="num" w:pos="720"/>
+        </w:tabs>
+        <w:ind w:left="720" w:hanging="360"/>
+      </w:pPr>
+      <w:rPr>
+        <w:rFonts w:ascii="Symbol" w:hAnsi="Symbol" w:hint="default"/>
+        <w:sz w:val="20"/>
+      </w:rPr>
+    </w:lvl>
+    <w:lvl w:ilvl="1" w:tentative="1">
+      <w:start w:val="1"/>
+      <w:numFmt w:val="bullet"/>
+      <w:lvlText w:val="o"/>
+      <w:lvlJc w:val="left"/>
+      <w:pPr>
+        <w:tabs>
+          <w:tab w:val="num" w:pos="1440"/>
+        </w:tabs>
+        <w:ind w:left="1440" w:hanging="360"/>
+      </w:pPr>
+      <w:rPr>
+        <w:rFonts w:ascii="Courier New" w:hAnsi="Courier New" w:hint="default"/>
+        <w:sz w:val="20"/>
+      </w:rPr>
+    </w:lvl>
+    <w:lvl w:ilvl="2" w:tentative="1">
+      <w:start w:val="1"/>
+      <w:numFmt w:val="bullet"/>
+      <w:lvlText w:val=""/>
+      <w:lvlJc w:val="left"/>
+      <w:pPr>
+        <w:tabs>
+          <w:tab w:val="num" w:pos="2160"/>
+        </w:tabs>
+        <w:ind w:left="2160" w:hanging="360"/>
+      </w:pPr>
+      <w:rPr>
+        <w:rFonts w:ascii="Wingdings" w:hAnsi="Wingdings" w:hint="default"/>
+        <w:sz w:val="20"/>
+      </w:rPr>
+    </w:lvl>
+    <w:lvl w:ilvl="3" w:tentative="1">
+      <w:start w:val="1"/>
+      <w:numFmt w:val="bullet"/>
+      <w:lvlText w:val=""/>
+      <w:lvlJc w:val="left"/>
+      <w:pPr>
+        <w:tabs>
+          <w:tab w:val="num" w:pos="2880"/>
+        </w:tabs>
+        <w:ind w:left="2880" w:hanging="360"/>
+      </w:pPr>
+      <w:rPr>
+        <w:rFonts w:ascii="Wingdings" w:hAnsi="Wingdings" w:hint="default"/>
+        <w:sz w:val="20"/>
+      </w:rPr>
+    </w:lvl>
+    <w:lvl w:ilvl="4" w:tentative="1">
+      <w:start w:val="1"/>
+      <w:numFmt w:val="bullet"/>
+      <w:lvlText w:val=""/>
+      <w:lvlJc w:val="left"/>
+      <w:pPr>
+        <w:tabs>
+          <w:tab w:val="num" w:pos="3600"/>
+        </w:tabs>
+        <w:ind w:left="3600" w:hanging="360"/>
+      </w:pPr>
+      <w:rPr>
+        <w:rFonts w:ascii="Wingdings" w:hAnsi="Wingdings" w:hint="default"/>
+        <w:sz w:val="20"/>
+      </w:rPr>
+    </w:lvl>
+    <w:lvl w:ilvl="5" w:tentative="1">
+      <w:start w:val="1"/>
+      <w:numFmt w:val="bullet"/>
+      <w:lvlText w:val=""/>
+      <w:lvlJc w:val="left"/>
+      <w:pPr>
+        <w:tabs>
+          <w:tab w:val="num" w:pos="4320"/>
+        </w:tabs>
+        <w:ind w:left="4320" w:hanging="360"/>
+      </w:pPr>
+      <w:rPr>
+        <w:rFonts w:ascii="Wingdings" w:hAnsi="Wingdings" w:hint="default"/>
+        <w:sz w:val="20"/>
+      </w:rPr>
+    </w:lvl>
+    <w:lvl w:ilvl="6" w:tentative="1">
+      <w:start w:val="1"/>
+      <w:numFmt w:val="bullet"/>
+      <w:lvlText w:val=""/>
+      <w:lvlJc w:val="left"/>
+      <w:pPr>
+        <w:tabs>
+          <w:tab w:val="num" w:pos="5040"/>
+        </w:tabs>
+        <w:ind w:left="5040" w:hanging="360"/>
+      </w:pPr>
+      <w:rPr>
+        <w:rFonts w:ascii="Wingdings" w:hAnsi="Wingdings" w:hint="default"/>
+        <w:sz w:val="20"/>
+      </w:rPr>
+    </w:lvl>
+    <w:lvl w:ilvl="7" w:tentative="1">
+      <w:start w:val="1"/>
+      <w:numFmt w:val="bullet"/>
+      <w:lvlText w:val=""/>
+      <w:lvlJc w:val="left"/>
+      <w:pPr>
+        <w:tabs>
+          <w:tab w:val="num" w:pos="5760"/>
+        </w:tabs>
+        <w:ind w:left="5760" w:hanging="360"/>
+      </w:pPr>
+      <w:rPr>
+        <w:rFonts w:ascii="Wingdings" w:hAnsi="Wingdings" w:hint="default"/>
+        <w:sz w:val="20"/>
+      </w:rPr>
+    </w:lvl>
+    <w:lvl w:ilvl="8" w:tentative="1">
+      <w:start w:val="1"/>
+      <w:numFmt w:val="bullet"/>
+      <w:lvlText w:val=""/>
+      <w:lvlJc w:val="left"/>
+      <w:pPr>
+        <w:tabs>
+          <w:tab w:val="num" w:pos="6480"/>
+        </w:tabs>
+        <w:ind w:left="6480" w:hanging="360"/>
+      </w:pPr>
+      <w:rPr>
+        <w:rFonts w:ascii="Wingdings" w:hAnsi="Wingdings" w:hint="default"/>
+        <w:sz w:val="20"/>
+      </w:rPr>
+    </w:lvl>
+  </w:abstractNum>
+  <w:abstractNum w:abstractNumId="21" w15:restartNumberingAfterBreak="0">
     <w:nsid w:val="535C4278"/>
     <w:multiLevelType w:val="multilevel"/>
     <w:tmpl w:val="5D0643B8"/>
@@ -11317,7 +12095,7 @@
       </w:rPr>
     </w:lvl>
   </w:abstractNum>
-  <w:abstractNum w:abstractNumId="19" w15:restartNumberingAfterBreak="0">
+  <w:abstractNum w:abstractNumId="22" w15:restartNumberingAfterBreak="0">
     <w:nsid w:val="5D9C7537"/>
     <w:multiLevelType w:val="multilevel"/>
     <w:tmpl w:val="1F4ABBB2"/>
@@ -11466,7 +12244,7 @@
       </w:rPr>
     </w:lvl>
   </w:abstractNum>
-  <w:abstractNum w:abstractNumId="20" w15:restartNumberingAfterBreak="0">
+  <w:abstractNum w:abstractNumId="23" w15:restartNumberingAfterBreak="0">
     <w:nsid w:val="5EB17B8F"/>
     <w:multiLevelType w:val="multilevel"/>
     <w:tmpl w:val="C9FA0B04"/>
@@ -11615,7 +12393,7 @@
       </w:rPr>
     </w:lvl>
   </w:abstractNum>
-  <w:abstractNum w:abstractNumId="21" w15:restartNumberingAfterBreak="0">
+  <w:abstractNum w:abstractNumId="24" w15:restartNumberingAfterBreak="0">
     <w:nsid w:val="604E4D67"/>
     <w:multiLevelType w:val="multilevel"/>
     <w:tmpl w:val="49F00008"/>
@@ -11764,7 +12542,7 @@
       </w:rPr>
     </w:lvl>
   </w:abstractNum>
-  <w:abstractNum w:abstractNumId="22" w15:restartNumberingAfterBreak="0">
+  <w:abstractNum w:abstractNumId="25" w15:restartNumberingAfterBreak="0">
     <w:nsid w:val="6E2D76F7"/>
     <w:multiLevelType w:val="multilevel"/>
     <w:tmpl w:val="564C1E52"/>
@@ -11913,7 +12691,7 @@
       </w:rPr>
     </w:lvl>
   </w:abstractNum>
-  <w:abstractNum w:abstractNumId="23" w15:restartNumberingAfterBreak="0">
+  <w:abstractNum w:abstractNumId="26" w15:restartNumberingAfterBreak="0">
     <w:nsid w:val="759B03F9"/>
     <w:multiLevelType w:val="multilevel"/>
     <w:tmpl w:val="36444C5A"/>
@@ -12062,7 +12840,7 @@
       </w:rPr>
     </w:lvl>
   </w:abstractNum>
-  <w:abstractNum w:abstractNumId="24" w15:restartNumberingAfterBreak="0">
+  <w:abstractNum w:abstractNumId="27" w15:restartNumberingAfterBreak="0">
     <w:nsid w:val="76ED44B6"/>
     <w:multiLevelType w:val="multilevel"/>
     <w:tmpl w:val="86A27BB4"/>
@@ -12175,7 +12953,156 @@
       </w:pPr>
     </w:lvl>
   </w:abstractNum>
-  <w:abstractNum w:abstractNumId="25" w15:restartNumberingAfterBreak="0">
+  <w:abstractNum w:abstractNumId="28" w15:restartNumberingAfterBreak="0">
+    <w:nsid w:val="77AB33C4"/>
+    <w:multiLevelType w:val="multilevel"/>
+    <w:tmpl w:val="419EA2F6"/>
+    <w:lvl w:ilvl="0">
+      <w:start w:val="1"/>
+      <w:numFmt w:val="bullet"/>
+      <w:lvlText w:val=""/>
+      <w:lvlJc w:val="left"/>
+      <w:pPr>
+        <w:tabs>
+          <w:tab w:val="num" w:pos="720"/>
+        </w:tabs>
+        <w:ind w:left="720" w:hanging="360"/>
+      </w:pPr>
+      <w:rPr>
+        <w:rFonts w:ascii="Symbol" w:hAnsi="Symbol" w:hint="default"/>
+        <w:sz w:val="20"/>
+      </w:rPr>
+    </w:lvl>
+    <w:lvl w:ilvl="1" w:tentative="1">
+      <w:start w:val="1"/>
+      <w:numFmt w:val="bullet"/>
+      <w:lvlText w:val="o"/>
+      <w:lvlJc w:val="left"/>
+      <w:pPr>
+        <w:tabs>
+          <w:tab w:val="num" w:pos="1440"/>
+        </w:tabs>
+        <w:ind w:left="1440" w:hanging="360"/>
+      </w:pPr>
+      <w:rPr>
+        <w:rFonts w:ascii="Courier New" w:hAnsi="Courier New" w:hint="default"/>
+        <w:sz w:val="20"/>
+      </w:rPr>
+    </w:lvl>
+    <w:lvl w:ilvl="2" w:tentative="1">
+      <w:start w:val="1"/>
+      <w:numFmt w:val="bullet"/>
+      <w:lvlText w:val=""/>
+      <w:lvlJc w:val="left"/>
+      <w:pPr>
+        <w:tabs>
+          <w:tab w:val="num" w:pos="2160"/>
+        </w:tabs>
+        <w:ind w:left="2160" w:hanging="360"/>
+      </w:pPr>
+      <w:rPr>
+        <w:rFonts w:ascii="Wingdings" w:hAnsi="Wingdings" w:hint="default"/>
+        <w:sz w:val="20"/>
+      </w:rPr>
+    </w:lvl>
+    <w:lvl w:ilvl="3" w:tentative="1">
+      <w:start w:val="1"/>
+      <w:numFmt w:val="bullet"/>
+      <w:lvlText w:val=""/>
+      <w:lvlJc w:val="left"/>
+      <w:pPr>
+        <w:tabs>
+          <w:tab w:val="num" w:pos="2880"/>
+        </w:tabs>
+        <w:ind w:left="2880" w:hanging="360"/>
+      </w:pPr>
+      <w:rPr>
+        <w:rFonts w:ascii="Wingdings" w:hAnsi="Wingdings" w:hint="default"/>
+        <w:sz w:val="20"/>
+      </w:rPr>
+    </w:lvl>
+    <w:lvl w:ilvl="4" w:tentative="1">
+      <w:start w:val="1"/>
+      <w:numFmt w:val="bullet"/>
+      <w:lvlText w:val=""/>
+      <w:lvlJc w:val="left"/>
+      <w:pPr>
+        <w:tabs>
+          <w:tab w:val="num" w:pos="3600"/>
+        </w:tabs>
+        <w:ind w:left="3600" w:hanging="360"/>
+      </w:pPr>
+      <w:rPr>
+        <w:rFonts w:ascii="Wingdings" w:hAnsi="Wingdings" w:hint="default"/>
+        <w:sz w:val="20"/>
+      </w:rPr>
+    </w:lvl>
+    <w:lvl w:ilvl="5" w:tentative="1">
+      <w:start w:val="1"/>
+      <w:numFmt w:val="bullet"/>
+      <w:lvlText w:val=""/>
+      <w:lvlJc w:val="left"/>
+      <w:pPr>
+        <w:tabs>
+          <w:tab w:val="num" w:pos="4320"/>
+        </w:tabs>
+        <w:ind w:left="4320" w:hanging="360"/>
+      </w:pPr>
+      <w:rPr>
+        <w:rFonts w:ascii="Wingdings" w:hAnsi="Wingdings" w:hint="default"/>
+        <w:sz w:val="20"/>
+      </w:rPr>
+    </w:lvl>
+    <w:lvl w:ilvl="6" w:tentative="1">
+      <w:start w:val="1"/>
+      <w:numFmt w:val="bullet"/>
+      <w:lvlText w:val=""/>
+      <w:lvlJc w:val="left"/>
+      <w:pPr>
+        <w:tabs>
+          <w:tab w:val="num" w:pos="5040"/>
+        </w:tabs>
+        <w:ind w:left="5040" w:hanging="360"/>
+      </w:pPr>
+      <w:rPr>
+        <w:rFonts w:ascii="Wingdings" w:hAnsi="Wingdings" w:hint="default"/>
+        <w:sz w:val="20"/>
+      </w:rPr>
+    </w:lvl>
+    <w:lvl w:ilvl="7" w:tentative="1">
+      <w:start w:val="1"/>
+      <w:numFmt w:val="bullet"/>
+      <w:lvlText w:val=""/>
+      <w:lvlJc w:val="left"/>
+      <w:pPr>
+        <w:tabs>
+          <w:tab w:val="num" w:pos="5760"/>
+        </w:tabs>
+        <w:ind w:left="5760" w:hanging="360"/>
+      </w:pPr>
+      <w:rPr>
+        <w:rFonts w:ascii="Wingdings" w:hAnsi="Wingdings" w:hint="default"/>
+        <w:sz w:val="20"/>
+      </w:rPr>
+    </w:lvl>
+    <w:lvl w:ilvl="8" w:tentative="1">
+      <w:start w:val="1"/>
+      <w:numFmt w:val="bullet"/>
+      <w:lvlText w:val=""/>
+      <w:lvlJc w:val="left"/>
+      <w:pPr>
+        <w:tabs>
+          <w:tab w:val="num" w:pos="6480"/>
+        </w:tabs>
+        <w:ind w:left="6480" w:hanging="360"/>
+      </w:pPr>
+      <w:rPr>
+        <w:rFonts w:ascii="Wingdings" w:hAnsi="Wingdings" w:hint="default"/>
+        <w:sz w:val="20"/>
+      </w:rPr>
+    </w:lvl>
+  </w:abstractNum>
+  <w:abstractNum w:abstractNumId="29" w15:restartNumberingAfterBreak="0">
     <w:nsid w:val="7D1E2B81"/>
     <w:multiLevelType w:val="multilevel"/>
     <w:tmpl w:val="7ECA733C"/>
@@ -12324,7 +13251,7 @@
       </w:rPr>
     </w:lvl>
   </w:abstractNum>
-  <w:abstractNum w:abstractNumId="26" w15:restartNumberingAfterBreak="0">
+  <w:abstractNum w:abstractNumId="30" w15:restartNumberingAfterBreak="0">
     <w:nsid w:val="7D753F51"/>
     <w:multiLevelType w:val="multilevel"/>
     <w:tmpl w:val="8578B70A"/>
@@ -12473,7 +13400,7 @@
       </w:rPr>
     </w:lvl>
   </w:abstractNum>
-  <w:abstractNum w:abstractNumId="27" w15:restartNumberingAfterBreak="0">
+  <w:abstractNum w:abstractNumId="31" w15:restartNumberingAfterBreak="0">
     <w:nsid w:val="7EC47885"/>
     <w:multiLevelType w:val="multilevel"/>
     <w:tmpl w:val="9662C332"/>
@@ -12593,82 +13520,94 @@
     <w:abstractNumId w:val="1"/>
   </w:num>
   <w:num w:numId="3" w16cid:durableId="442264838">
-    <w:abstractNumId w:val="13"/>
+    <w:abstractNumId w:val="15"/>
   </w:num>
   <w:num w:numId="4" w16cid:durableId="1492135215">
-    <w:abstractNumId w:val="16"/>
+    <w:abstractNumId w:val="18"/>
   </w:num>
   <w:num w:numId="5" w16cid:durableId="225997588">
-    <w:abstractNumId w:val="7"/>
+    <w:abstractNumId w:val="8"/>
   </w:num>
   <w:num w:numId="6" w16cid:durableId="484276058">
     <w:abstractNumId w:val="0"/>
   </w:num>
   <w:num w:numId="7" w16cid:durableId="2122609738">
-    <w:abstractNumId w:val="27"/>
+    <w:abstractNumId w:val="31"/>
   </w:num>
   <w:num w:numId="8" w16cid:durableId="1299413439">
     <w:abstractNumId w:val="5"/>
   </w:num>
   <w:num w:numId="9" w16cid:durableId="451019670">
-    <w:abstractNumId w:val="24"/>
+    <w:abstractNumId w:val="27"/>
   </w:num>
   <w:num w:numId="10" w16cid:durableId="398941082">
-    <w:abstractNumId w:val="12"/>
+    <w:abstractNumId w:val="14"/>
   </w:num>
   <w:num w:numId="11" w16cid:durableId="1051535538">
     <w:abstractNumId w:val="2"/>
   </w:num>
   <w:num w:numId="12" w16cid:durableId="2019771929">
-    <w:abstractNumId w:val="20"/>
+    <w:abstractNumId w:val="23"/>
   </w:num>
   <w:num w:numId="13" w16cid:durableId="1349411957">
-    <w:abstractNumId w:val="21"/>
+    <w:abstractNumId w:val="24"/>
   </w:num>
   <w:num w:numId="14" w16cid:durableId="1810130278">
-    <w:abstractNumId w:val="9"/>
+    <w:abstractNumId w:val="10"/>
   </w:num>
   <w:num w:numId="15" w16cid:durableId="701438746">
-    <w:abstractNumId w:val="15"/>
+    <w:abstractNumId w:val="17"/>
   </w:num>
   <w:num w:numId="16" w16cid:durableId="707416585">
-    <w:abstractNumId w:val="25"/>
+    <w:abstractNumId w:val="29"/>
   </w:num>
   <w:num w:numId="17" w16cid:durableId="477114451">
-    <w:abstractNumId w:val="19"/>
+    <w:abstractNumId w:val="22"/>
   </w:num>
   <w:num w:numId="18" w16cid:durableId="351805933">
     <w:abstractNumId w:val="3"/>
   </w:num>
   <w:num w:numId="19" w16cid:durableId="1285116829">
-    <w:abstractNumId w:val="17"/>
+    <w:abstractNumId w:val="19"/>
   </w:num>
   <w:num w:numId="20" w16cid:durableId="872618163">
-    <w:abstractNumId w:val="23"/>
+    <w:abstractNumId w:val="26"/>
   </w:num>
   <w:num w:numId="21" w16cid:durableId="1775664418">
-    <w:abstractNumId w:val="11"/>
+    <w:abstractNumId w:val="12"/>
   </w:num>
   <w:num w:numId="22" w16cid:durableId="527454305">
-    <w:abstractNumId w:val="18"/>
+    <w:abstractNumId w:val="21"/>
   </w:num>
   <w:num w:numId="23" w16cid:durableId="1252618080">
-    <w:abstractNumId w:val="26"/>
+    <w:abstractNumId w:val="30"/>
   </w:num>
   <w:num w:numId="24" w16cid:durableId="1425806348">
     <w:abstractNumId w:val="4"/>
   </w:num>
   <w:num w:numId="25" w16cid:durableId="651061052">
-    <w:abstractNumId w:val="10"/>
+    <w:abstractNumId w:val="11"/>
   </w:num>
   <w:num w:numId="26" w16cid:durableId="512691650">
-    <w:abstractNumId w:val="14"/>
+    <w:abstractNumId w:val="16"/>
   </w:num>
   <w:num w:numId="27" w16cid:durableId="1472675437">
-    <w:abstractNumId w:val="22"/>
+    <w:abstractNumId w:val="25"/>
   </w:num>
   <w:num w:numId="28" w16cid:durableId="1722288986">
-    <w:abstractNumId w:val="8"/>
+    <w:abstractNumId w:val="9"/>
+  </w:num>
+  <w:num w:numId="29" w16cid:durableId="51083436">
+    <w:abstractNumId w:val="7"/>
+  </w:num>
+  <w:num w:numId="30" w16cid:durableId="416635154">
+    <w:abstractNumId w:val="13"/>
+  </w:num>
+  <w:num w:numId="31" w16cid:durableId="289673326">
+    <w:abstractNumId w:val="20"/>
+  </w:num>
+  <w:num w:numId="32" w16cid:durableId="808204207">
+    <w:abstractNumId w:val="28"/>
   </w:num>
 </w:numbering>
 </file>
@@ -12694,7 +13633,7 @@
   </w:docDefaults>
   <w:latentStyles w:defLockedState="0" w:defUIPriority="99" w:defSemiHidden="0" w:defUnhideWhenUsed="0" w:defQFormat="0" w:count="376">
     <w:lsdException w:name="Normal" w:uiPriority="0" w:qFormat="1"/>
-    <w:lsdException w:name="heading 1" w:uiPriority="9" w:qFormat="1"/>
+    <w:lsdException w:name="heading 1" w:uiPriority="9"/>
     <w:lsdException w:name="heading 2" w:semiHidden="1" w:uiPriority="9" w:unhideWhenUsed="1" w:qFormat="1"/>
     <w:lsdException w:name="heading 3" w:semiHidden="1" w:uiPriority="9" w:unhideWhenUsed="1" w:qFormat="1"/>
     <w:lsdException w:name="heading 4" w:semiHidden="1" w:uiPriority="9" w:unhideWhenUsed="1" w:qFormat="1"/>
@@ -13080,8 +14019,7 @@
     <w:next w:val="Normal"/>
     <w:link w:val="Heading1Char"/>
     <w:uiPriority w:val="9"/>
-    <w:qFormat/>
-    <w:rsid w:val="002A6A55"/>
+    <w:rsid w:val="00836806"/>
     <w:pPr>
       <w:keepNext/>
       <w:keepLines/>
@@ -13089,7 +14027,8 @@
       <w:outlineLvl w:val="0"/>
     </w:pPr>
     <w:rPr>
-      <w:rFonts w:asciiTheme="majorHAnsi" w:eastAsiaTheme="majorEastAsia" w:hAnsiTheme="majorHAnsi" w:cstheme="majorBidi"/>
+      <w:rFonts w:ascii="Calibri" w:eastAsiaTheme="majorEastAsia" w:hAnsi="Calibri" w:cstheme="majorBidi"/>
+      <w:b/>
       <w:color w:val="0F4761" w:themeColor="accent1" w:themeShade="BF"/>
       <w:sz w:val="40"/>
       <w:szCs w:val="40"/>
@@ -13305,9 +14244,10 @@
     <w:basedOn w:val="DefaultParagraphFont"/>
     <w:link w:val="Heading1"/>
     <w:uiPriority w:val="9"/>
-    <w:rsid w:val="002A6A55"/>
+    <w:rsid w:val="00836806"/>
     <w:rPr>
-      <w:rFonts w:asciiTheme="majorHAnsi" w:eastAsiaTheme="majorEastAsia" w:hAnsiTheme="majorHAnsi" w:cstheme="majorBidi"/>
+      <w:rFonts w:ascii="Calibri" w:eastAsiaTheme="majorEastAsia" w:hAnsi="Calibri" w:cstheme="majorBidi"/>
+      <w:b/>
       <w:color w:val="0F4761" w:themeColor="accent1" w:themeShade="BF"/>
       <w:sz w:val="40"/>
       <w:szCs w:val="40"/>
@@ -13636,6 +14576,107 @@
       <w:rFonts w:ascii="Times New Roman" w:hAnsi="Times New Roman" w:cs="Times New Roman"/>
     </w:rPr>
   </w:style>
+  <w:style w:type="paragraph" w:styleId="TOCHeading">
+    <w:name w:val="TOC Heading"/>
+    <w:basedOn w:val="Heading1"/>
+    <w:next w:val="Normal"/>
+    <w:uiPriority w:val="39"/>
+    <w:unhideWhenUsed/>
+    <w:qFormat/>
+    <w:rsid w:val="00836806"/>
+    <w:pPr>
+      <w:spacing w:before="240" w:after="0" w:line="259" w:lineRule="auto"/>
+      <w:outlineLvl w:val="9"/>
+    </w:pPr>
+    <w:rPr>
+      <w:kern w:val="0"/>
+      <w:sz w:val="32"/>
+      <w:szCs w:val="32"/>
+      <w14:ligatures w14:val="none"/>
+    </w:rPr>
+  </w:style>
+  <w:style w:type="paragraph" w:styleId="TOC1">
+    <w:name w:val="toc 1"/>
+    <w:basedOn w:val="Normal"/>
+    <w:next w:val="Normal"/>
+    <w:autoRedefine/>
+    <w:uiPriority w:val="39"/>
+    <w:unhideWhenUsed/>
+    <w:rsid w:val="00836806"/>
+    <w:pPr>
+      <w:spacing w:after="100"/>
+    </w:pPr>
+  </w:style>
+  <w:style w:type="paragraph" w:styleId="TOC2">
+    <w:name w:val="toc 2"/>
+    <w:basedOn w:val="Normal"/>
+    <w:next w:val="Normal"/>
+    <w:autoRedefine/>
+    <w:uiPriority w:val="39"/>
+    <w:unhideWhenUsed/>
+    <w:rsid w:val="00836806"/>
+    <w:pPr>
+      <w:spacing w:after="100"/>
+      <w:ind w:left="240"/>
+    </w:pPr>
+  </w:style>
+  <w:style w:type="paragraph" w:styleId="TOC3">
+    <w:name w:val="toc 3"/>
+    <w:basedOn w:val="Normal"/>
+    <w:next w:val="Normal"/>
+    <w:autoRedefine/>
+    <w:uiPriority w:val="39"/>
+    <w:unhideWhenUsed/>
+    <w:rsid w:val="00836806"/>
+    <w:pPr>
+      <w:spacing w:after="100"/>
+      <w:ind w:left="480"/>
+    </w:pPr>
+  </w:style>
+  <w:style w:type="paragraph" w:styleId="Header">
+    <w:name w:val="header"/>
+    <w:basedOn w:val="Normal"/>
+    <w:link w:val="HeaderChar"/>
+    <w:uiPriority w:val="99"/>
+    <w:unhideWhenUsed/>
+    <w:rsid w:val="008B5852"/>
+    <w:pPr>
+      <w:tabs>
+        <w:tab w:val="center" w:pos="4680"/>
+        <w:tab w:val="right" w:pos="9360"/>
+      </w:tabs>
+      <w:spacing w:after="0" w:line="240" w:lineRule="auto"/>
+    </w:pPr>
+  </w:style>
+  <w:style w:type="character" w:customStyle="1" w:styleId="HeaderChar">
+    <w:name w:val="Header Char"/>
+    <w:basedOn w:val="DefaultParagraphFont"/>
+    <w:link w:val="Header"/>
+    <w:uiPriority w:val="99"/>
+    <w:rsid w:val="008B5852"/>
+  </w:style>
+  <w:style w:type="paragraph" w:styleId="Footer">
+    <w:name w:val="footer"/>
+    <w:basedOn w:val="Normal"/>
+    <w:link w:val="FooterChar"/>
+    <w:uiPriority w:val="99"/>
+    <w:unhideWhenUsed/>
+    <w:rsid w:val="008B5852"/>
+    <w:pPr>
+      <w:tabs>
+        <w:tab w:val="center" w:pos="4680"/>
+        <w:tab w:val="right" w:pos="9360"/>
+      </w:tabs>
+      <w:spacing w:after="0" w:line="240" w:lineRule="auto"/>
+    </w:pPr>
+  </w:style>
+  <w:style w:type="character" w:customStyle="1" w:styleId="FooterChar">
+    <w:name w:val="Footer Char"/>
+    <w:basedOn w:val="DefaultParagraphFont"/>
+    <w:link w:val="Footer"/>
+    <w:uiPriority w:val="99"/>
+    <w:rsid w:val="008B5852"/>
+  </w:style>
 </w:styles>
 </file>
 
@@ -13932,4 +14973,16 @@
     </a:ext>
   </a:extLst>
 </a:theme>
+</file>
+
+<file path=customXml/item1.xml><?xml version="1.0" encoding="utf-8"?>
+<b:Sources xmlns:b="http://schemas.openxmlformats.org/officeDocument/2006/bibliography" xmlns="http://schemas.openxmlformats.org/officeDocument/2006/bibliography" SelectedStyle="\APASixthEditionOfficeOnline.xsl" StyleName="APA" Version="6"/>
+</file>
+
+<file path=customXml/itemProps1.xml><?xml version="1.0" encoding="utf-8"?>
+<ds:datastoreItem xmlns:ds="http://schemas.openxmlformats.org/officeDocument/2006/customXml" ds:itemID="{2AA6E0A0-7037-4478-BD78-1F64D26B0F04}">
+  <ds:schemaRefs>
+    <ds:schemaRef ds:uri="http://schemas.openxmlformats.org/officeDocument/2006/bibliography"/>
+  </ds:schemaRefs>
+</ds:datastoreItem>
 </file>
--- a/writing samples.docx
+++ b/writing samples.docx
@@ -68,13 +68,13 @@
       <w:r>
         <w:fldChar w:fldCharType="separate"/>
       </w:r>
-      <w:hyperlink w:anchor="_Toc214008531" w:history="1">
+      <w:hyperlink w:anchor="_Toc214008955" w:history="1">
         <w:r>
           <w:rPr>
             <w:rStyle w:val="Hyperlink"/>
             <w:noProof/>
           </w:rPr>
-          <w:t>Portfolio Location</w:t>
+          <w:t>Writing Sample Portfolio Location</w:t>
         </w:r>
         <w:r>
           <w:rPr>
@@ -95,7 +95,7 @@
             <w:noProof/>
             <w:webHidden/>
           </w:rPr>
-          <w:instrText xml:space="preserve"> PAGEREF _Toc214008531 \h </w:instrText>
+          <w:instrText xml:space="preserve"> PAGEREF _Toc214008955 \h </w:instrText>
         </w:r>
         <w:r>
           <w:rPr>
@@ -137,7 +137,7 @@
           <w:noProof/>
         </w:rPr>
       </w:pPr>
-      <w:hyperlink w:anchor="_Toc214008532" w:history="1">
+      <w:hyperlink w:anchor="_Toc214008956" w:history="1">
         <w:r>
           <w:rPr>
             <w:rStyle w:val="Hyperlink"/>
@@ -164,7 +164,7 @@
             <w:noProof/>
             <w:webHidden/>
           </w:rPr>
-          <w:instrText xml:space="preserve"> PAGEREF _Toc214008532 \h </w:instrText>
+          <w:instrText xml:space="preserve"> PAGEREF _Toc214008956 \h </w:instrText>
         </w:r>
         <w:r>
           <w:rPr>
@@ -206,7 +206,7 @@
           <w:noProof/>
         </w:rPr>
       </w:pPr>
-      <w:hyperlink w:anchor="_Toc214008533" w:history="1">
+      <w:hyperlink w:anchor="_Toc214008957" w:history="1">
         <w:r>
           <w:rPr>
             <w:rStyle w:val="Hyperlink"/>
@@ -233,7 +233,7 @@
             <w:noProof/>
             <w:webHidden/>
           </w:rPr>
-          <w:instrText xml:space="preserve"> PAGEREF _Toc214008533 \h </w:instrText>
+          <w:instrText xml:space="preserve"> PAGEREF _Toc214008957 \h </w:instrText>
         </w:r>
         <w:r>
           <w:rPr>
@@ -275,7 +275,7 @@
           <w:noProof/>
         </w:rPr>
       </w:pPr>
-      <w:hyperlink w:anchor="_Toc214008534" w:history="1">
+      <w:hyperlink w:anchor="_Toc214008958" w:history="1">
         <w:r>
           <w:rPr>
             <w:rStyle w:val="Hyperlink"/>
@@ -302,7 +302,7 @@
             <w:noProof/>
             <w:webHidden/>
           </w:rPr>
-          <w:instrText xml:space="preserve"> PAGEREF _Toc214008534 \h </w:instrText>
+          <w:instrText xml:space="preserve"> PAGEREF _Toc214008958 \h </w:instrText>
         </w:r>
         <w:r>
           <w:rPr>
@@ -344,7 +344,7 @@
           <w:noProof/>
         </w:rPr>
       </w:pPr>
-      <w:hyperlink w:anchor="_Toc214008535" w:history="1">
+      <w:hyperlink w:anchor="_Toc214008959" w:history="1">
         <w:r>
           <w:rPr>
             <w:rStyle w:val="Hyperlink"/>
@@ -371,7 +371,7 @@
             <w:noProof/>
             <w:webHidden/>
           </w:rPr>
-          <w:instrText xml:space="preserve"> PAGEREF _Toc214008535 \h </w:instrText>
+          <w:instrText xml:space="preserve"> PAGEREF _Toc214008959 \h </w:instrText>
         </w:r>
         <w:r>
           <w:rPr>
@@ -413,13 +413,13 @@
           <w:noProof/>
         </w:rPr>
       </w:pPr>
-      <w:hyperlink w:anchor="_Toc214008536" w:history="1">
+      <w:hyperlink w:anchor="_Toc214008960" w:history="1">
         <w:r>
           <w:rPr>
             <w:rStyle w:val="Hyperlink"/>
             <w:noProof/>
           </w:rPr>
-          <w:t>Example 5 – Compiler Developer Guide Overview</w:t>
+          <w:t>Example 5 – C++ Compiler Developer Guide Overview</w:t>
         </w:r>
         <w:r>
           <w:rPr>
@@ -440,7 +440,7 @@
             <w:noProof/>
             <w:webHidden/>
           </w:rPr>
-          <w:instrText xml:space="preserve"> PAGEREF _Toc214008536 \h </w:instrText>
+          <w:instrText xml:space="preserve"> PAGEREF _Toc214008960 \h </w:instrText>
         </w:r>
         <w:r>
           <w:rPr>
@@ -483,7 +483,10 @@
       <w:pPr>
         <w:pStyle w:val="Heading1"/>
       </w:pPr>
-      <w:bookmarkStart w:id="0" w:name="_Toc214008531"/>
+      <w:bookmarkStart w:id="0" w:name="_Toc214008955"/>
+      <w:r>
+        <w:t xml:space="preserve">Writing Sample </w:t>
+      </w:r>
       <w:r>
         <w:t xml:space="preserve">Portfolio </w:t>
       </w:r>
@@ -494,18 +497,34 @@
     </w:p>
     <w:p>
       <w:r>
-        <w:t xml:space="preserve">This sample file is available from </w:t>
+        <w:t xml:space="preserve">This </w:t>
+      </w:r>
+      <w:r>
+        <w:t>portfolio</w:t>
+      </w:r>
+      <w:r>
+        <w:t xml:space="preserve"> file is available from </w:t>
       </w:r>
       <w:hyperlink r:id="rId8" w:history="1">
         <w:r>
           <w:rPr>
             <w:rStyle w:val="Hyperlink"/>
           </w:rPr>
-          <w:t>https://github.com/johnkinsky/book/blob/main/writing%20samples.docx</w:t>
+          <w:t>https://github.com/johnkinsky/book/blob/main/writing_samples.pdf</w:t>
         </w:r>
       </w:hyperlink>
       <w:r>
-        <w:t xml:space="preserve">. My GitHub repo </w:t>
+        <w:t xml:space="preserve">. </w:t>
+      </w:r>
+    </w:p>
+    <w:p>
+      <w:r>
+        <w:t>I’ve included a link to the original source for each example and I’ve included some context to explain the reason for the sample and how the writing impacted the developer audience.</w:t>
+      </w:r>
+    </w:p>
+    <w:p>
+      <w:r>
+        <w:t xml:space="preserve">My GitHub repo </w:t>
       </w:r>
       <w:r>
         <w:t>(</w:t>
@@ -543,7 +562,7 @@
       <w:pPr>
         <w:pStyle w:val="Heading1"/>
       </w:pPr>
-      <w:bookmarkStart w:id="1" w:name="_Toc214008532"/>
+      <w:bookmarkStart w:id="1" w:name="_Toc214008956"/>
       <w:r>
         <w:lastRenderedPageBreak/>
         <w:t xml:space="preserve">Example 1 – Blog </w:t>
@@ -2187,7 +2206,7 @@
       <w:pPr>
         <w:pStyle w:val="Heading1"/>
       </w:pPr>
-      <w:bookmarkStart w:id="2" w:name="_Toc214008533"/>
+      <w:bookmarkStart w:id="2" w:name="_Toc214008957"/>
       <w:r>
         <w:lastRenderedPageBreak/>
         <w:t xml:space="preserve">Example </w:t>
@@ -3713,7 +3732,7 @@
       <w:pPr>
         <w:pStyle w:val="Heading1"/>
       </w:pPr>
-      <w:bookmarkStart w:id="3" w:name="_Toc214008534"/>
+      <w:bookmarkStart w:id="3" w:name="_Toc214008958"/>
       <w:r>
         <w:lastRenderedPageBreak/>
         <w:t xml:space="preserve">Example </w:t>
@@ -5395,7 +5414,7 @@
       <w:pPr>
         <w:pStyle w:val="Heading1"/>
       </w:pPr>
-      <w:bookmarkStart w:id="4" w:name="_Toc214008535"/>
+      <w:bookmarkStart w:id="4" w:name="_Toc214008959"/>
       <w:r>
         <w:lastRenderedPageBreak/>
         <w:t xml:space="preserve">Example </w:t>
@@ -7458,7 +7477,7 @@
       <w:pPr>
         <w:pStyle w:val="Heading1"/>
       </w:pPr>
-      <w:bookmarkStart w:id="5" w:name="_Toc214008536"/>
+      <w:bookmarkStart w:id="5" w:name="_Toc214008960"/>
       <w:r>
         <w:lastRenderedPageBreak/>
         <w:t xml:space="preserve">Example 5 – </w:t>
